--- a/4.质量管理/1.流程制度规范类文件/JXTX-04-02-运维服务沟通管理制度.docx
+++ b/4.质量管理/1.流程制度规范类文件/JXTX-04-02-运维服务沟通管理制度.docx
@@ -22,6 +22,59 @@
         <w:textAlignment w:val="baseline"/>
       </w:pPr>
       <w:bookmarkStart w:id="0" w:name="_Toc31244"/>
+      <w:bookmarkStart w:id="19" w:name="_GoBack"/>
+      <w:r>
+        <w:drawing>
+          <wp:anchor distT="0" distB="0" distL="114300" distR="114300" simplePos="0" relativeHeight="251661312" behindDoc="1" locked="0" layoutInCell="1" allowOverlap="1">
+            <wp:simplePos x="0" y="0"/>
+            <wp:positionH relativeFrom="column">
+              <wp:posOffset>-19050</wp:posOffset>
+            </wp:positionH>
+            <wp:positionV relativeFrom="paragraph">
+              <wp:posOffset>-22225</wp:posOffset>
+            </wp:positionV>
+            <wp:extent cx="5304790" cy="8893810"/>
+            <wp:effectExtent l="0" t="0" r="13970" b="6350"/>
+            <wp:wrapNone/>
+            <wp:docPr id="1" name="图片 1"/>
+            <wp:cNvGraphicFramePr>
+              <a:graphicFrameLocks xmlns:a="http://schemas.openxmlformats.org/drawingml/2006/main" noChangeAspect="1"/>
+            </wp:cNvGraphicFramePr>
+            <a:graphic xmlns:a="http://schemas.openxmlformats.org/drawingml/2006/main">
+              <a:graphicData uri="http://schemas.openxmlformats.org/drawingml/2006/picture">
+                <pic:pic xmlns:pic="http://schemas.openxmlformats.org/drawingml/2006/picture">
+                  <pic:nvPicPr>
+                    <pic:cNvPr id="1" name="图片 1"/>
+                    <pic:cNvPicPr>
+                      <a:picLocks noChangeAspect="1"/>
+                    </pic:cNvPicPr>
+                  </pic:nvPicPr>
+                  <pic:blipFill>
+                    <a:blip r:embed="rId7"/>
+                    <a:stretch>
+                      <a:fillRect/>
+                    </a:stretch>
+                  </pic:blipFill>
+                  <pic:spPr>
+                    <a:xfrm>
+                      <a:off x="0" y="0"/>
+                      <a:ext cx="5304790" cy="8893810"/>
+                    </a:xfrm>
+                    <a:prstGeom prst="rect">
+                      <a:avLst/>
+                    </a:prstGeom>
+                    <a:noFill/>
+                    <a:ln>
+                      <a:noFill/>
+                    </a:ln>
+                  </pic:spPr>
+                </pic:pic>
+              </a:graphicData>
+            </a:graphic>
+          </wp:anchor>
+        </w:drawing>
+      </w:r>
+      <w:bookmarkEnd w:id="19"/>
       <w:r>
         <w:drawing>
           <wp:anchor distT="0" distB="0" distL="114300" distR="114300" simplePos="0" relativeHeight="251660288" behindDoc="1" locked="0" layoutInCell="1" allowOverlap="1">
@@ -49,7 +102,7 @@
                     </pic:cNvPicPr>
                   </pic:nvPicPr>
                   <pic:blipFill>
-                    <a:blip r:embed="rId7"/>
+                    <a:blip r:embed="rId8"/>
                     <a:stretch>
                       <a:fillRect/>
                     </a:stretch>
@@ -104,7 +157,7 @@
                     </pic:cNvPicPr>
                   </pic:nvPicPr>
                   <pic:blipFill>
-                    <a:blip r:embed="rId8">
+                    <a:blip r:embed="rId9">
                       <a:alphaModFix amt="58000"/>
                       <a:lum contrast="-52000"/>
                     </a:blip>
@@ -1919,8 +1972,6 @@
         <w:snapToGrid w:val="0"/>
         <w:textAlignment w:val="baseline"/>
       </w:pPr>
-      <w:bookmarkStart w:id="19" w:name="_GoBack"/>
-      <w:bookmarkEnd w:id="19"/>
       <w:r>
         <w:br w:type="page"/>
       </w:r>

--- a/4.质量管理/1.流程制度规范类文件/JXTX-04-02-运维服务沟通管理制度.docx
+++ b/4.质量管理/1.流程制度规范类文件/JXTX-04-02-运维服务沟通管理制度.docx
@@ -21,8 +21,7 @@
         <w:spacing w:before="3120" w:beforeLines="1000"/>
         <w:textAlignment w:val="baseline"/>
       </w:pPr>
-      <w:bookmarkStart w:id="0" w:name="_Toc31244"/>
-      <w:bookmarkStart w:id="19" w:name="_GoBack"/>
+      <w:bookmarkStart w:id="0" w:name="_Toc7190"/>
       <w:r>
         <w:drawing>
           <wp:anchor distT="0" distB="0" distL="114300" distR="114300" simplePos="0" relativeHeight="251661312" behindDoc="1" locked="0" layoutInCell="1" allowOverlap="1">
@@ -74,7 +73,6 @@
           </wp:anchor>
         </w:drawing>
       </w:r>
-      <w:bookmarkEnd w:id="19"/>
       <w:r>
         <w:drawing>
           <wp:anchor distT="0" distB="0" distL="114300" distR="114300" simplePos="0" relativeHeight="251660288" behindDoc="1" locked="0" layoutInCell="1" allowOverlap="1">
@@ -212,7 +210,7 @@
           <w:lang w:val="en-US" w:eastAsia="zh-CN"/>
         </w:rPr>
       </w:pPr>
-      <w:bookmarkStart w:id="1" w:name="_Toc11100"/>
+      <w:bookmarkStart w:id="1" w:name="_Toc4349"/>
       <w:r>
         <w:rPr>
           <w:rFonts w:hint="eastAsia"/>
@@ -377,6 +375,7 @@
               <w:kinsoku w:val="0"/>
               <w:wordWrap/>
               <w:overflowPunct/>
+              <w:topLinePunct w:val="0"/>
               <w:autoSpaceDE w:val="0"/>
               <w:autoSpaceDN w:val="0"/>
               <w:bidi w:val="0"/>
@@ -431,6 +430,7 @@
               <w:kinsoku w:val="0"/>
               <w:wordWrap/>
               <w:overflowPunct/>
+              <w:topLinePunct w:val="0"/>
               <w:autoSpaceDE w:val="0"/>
               <w:autoSpaceDN w:val="0"/>
               <w:bidi w:val="0"/>
@@ -508,6 +508,7 @@
               <w:kinsoku w:val="0"/>
               <w:wordWrap/>
               <w:overflowPunct/>
+              <w:topLinePunct w:val="0"/>
               <w:autoSpaceDE w:val="0"/>
               <w:autoSpaceDN w:val="0"/>
               <w:bidi w:val="0"/>
@@ -593,6 +594,7 @@
               <w:kinsoku w:val="0"/>
               <w:wordWrap/>
               <w:overflowPunct/>
+              <w:topLinePunct w:val="0"/>
               <w:autoSpaceDE w:val="0"/>
               <w:autoSpaceDN w:val="0"/>
               <w:bidi w:val="0"/>
@@ -674,6 +676,7 @@
               <w:kinsoku w:val="0"/>
               <w:wordWrap/>
               <w:overflowPunct/>
+              <w:topLinePunct w:val="0"/>
               <w:autoSpaceDE w:val="0"/>
               <w:autoSpaceDN w:val="0"/>
               <w:bidi w:val="0"/>
@@ -739,6 +742,7 @@
               <w:kinsoku w:val="0"/>
               <w:wordWrap/>
               <w:overflowPunct/>
+              <w:topLinePunct w:val="0"/>
               <w:autoSpaceDE w:val="0"/>
               <w:autoSpaceDN w:val="0"/>
               <w:bidi w:val="0"/>
@@ -791,6 +795,7 @@
         <w:kinsoku w:val="0"/>
         <w:wordWrap/>
         <w:overflowPunct/>
+        <w:topLinePunct w:val="0"/>
         <w:autoSpaceDE w:val="0"/>
         <w:autoSpaceDN w:val="0"/>
         <w:bidi w:val="0"/>
@@ -811,6 +816,7 @@
         <w:kinsoku w:val="0"/>
         <w:wordWrap/>
         <w:overflowPunct/>
+        <w:topLinePunct w:val="0"/>
         <w:autoSpaceDE w:val="0"/>
         <w:autoSpaceDN w:val="0"/>
         <w:bidi w:val="0"/>
@@ -900,6 +906,7 @@
               <w:kinsoku w:val="0"/>
               <w:wordWrap/>
               <w:overflowPunct/>
+              <w:topLinePunct w:val="0"/>
               <w:autoSpaceDE w:val="0"/>
               <w:autoSpaceDN w:val="0"/>
               <w:bidi w:val="0"/>
@@ -949,6 +956,7 @@
               <w:kinsoku w:val="0"/>
               <w:wordWrap/>
               <w:overflowPunct/>
+              <w:topLinePunct w:val="0"/>
               <w:autoSpaceDE w:val="0"/>
               <w:autoSpaceDN w:val="0"/>
               <w:bidi w:val="0"/>
@@ -988,6 +996,7 @@
               <w:kinsoku w:val="0"/>
               <w:wordWrap/>
               <w:overflowPunct/>
+              <w:topLinePunct w:val="0"/>
               <w:autoSpaceDE w:val="0"/>
               <w:autoSpaceDN w:val="0"/>
               <w:bidi w:val="0"/>
@@ -1027,6 +1036,7 @@
               <w:kinsoku w:val="0"/>
               <w:wordWrap/>
               <w:overflowPunct/>
+              <w:topLinePunct w:val="0"/>
               <w:autoSpaceDE w:val="0"/>
               <w:autoSpaceDN w:val="0"/>
               <w:bidi w:val="0"/>
@@ -1069,6 +1079,7 @@
               <w:kinsoku w:val="0"/>
               <w:wordWrap/>
               <w:overflowPunct/>
+              <w:topLinePunct w:val="0"/>
               <w:autoSpaceDE w:val="0"/>
               <w:autoSpaceDN w:val="0"/>
               <w:bidi w:val="0"/>
@@ -1111,6 +1122,7 @@
               <w:kinsoku w:val="0"/>
               <w:wordWrap/>
               <w:overflowPunct/>
+              <w:topLinePunct w:val="0"/>
               <w:autoSpaceDE w:val="0"/>
               <w:autoSpaceDN w:val="0"/>
               <w:bidi w:val="0"/>
@@ -1172,6 +1184,7 @@
               <w:kinsoku w:val="0"/>
               <w:wordWrap/>
               <w:overflowPunct/>
+              <w:topLinePunct w:val="0"/>
               <w:autoSpaceDE w:val="0"/>
               <w:autoSpaceDN w:val="0"/>
               <w:bidi w:val="0"/>
@@ -1224,6 +1237,7 @@
               <w:kinsoku w:val="0"/>
               <w:wordWrap/>
               <w:overflowPunct/>
+              <w:topLinePunct w:val="0"/>
               <w:autoSpaceDE w:val="0"/>
               <w:autoSpaceDN w:val="0"/>
               <w:bidi w:val="0"/>
@@ -1264,6 +1278,7 @@
               <w:kinsoku w:val="0"/>
               <w:wordWrap/>
               <w:overflowPunct/>
+              <w:topLinePunct w:val="0"/>
               <w:autoSpaceDE w:val="0"/>
               <w:autoSpaceDN w:val="0"/>
               <w:bidi w:val="0"/>
@@ -1314,6 +1329,7 @@
               <w:kinsoku w:val="0"/>
               <w:wordWrap/>
               <w:overflowPunct/>
+              <w:topLinePunct w:val="0"/>
               <w:autoSpaceDE w:val="0"/>
               <w:autoSpaceDN w:val="0"/>
               <w:bidi w:val="0"/>
@@ -1357,6 +1373,7 @@
               <w:kinsoku w:val="0"/>
               <w:wordWrap/>
               <w:overflowPunct/>
+              <w:topLinePunct w:val="0"/>
               <w:autoSpaceDE w:val="0"/>
               <w:autoSpaceDN w:val="0"/>
               <w:bidi w:val="0"/>
@@ -1410,6 +1427,7 @@
               <w:kinsoku w:val="0"/>
               <w:wordWrap/>
               <w:overflowPunct/>
+              <w:topLinePunct w:val="0"/>
               <w:autoSpaceDE w:val="0"/>
               <w:autoSpaceDN w:val="0"/>
               <w:bidi w:val="0"/>
@@ -1474,6 +1492,7 @@
               <w:kinsoku w:val="0"/>
               <w:wordWrap/>
               <w:overflowPunct/>
+              <w:topLinePunct w:val="0"/>
               <w:autoSpaceDE w:val="0"/>
               <w:autoSpaceDN w:val="0"/>
               <w:bidi w:val="0"/>
@@ -1499,6 +1518,7 @@
               <w:kinsoku w:val="0"/>
               <w:wordWrap/>
               <w:overflowPunct/>
+              <w:topLinePunct w:val="0"/>
               <w:autoSpaceDE w:val="0"/>
               <w:autoSpaceDN w:val="0"/>
               <w:bidi w:val="0"/>
@@ -1524,6 +1544,7 @@
               <w:kinsoku w:val="0"/>
               <w:wordWrap/>
               <w:overflowPunct/>
+              <w:topLinePunct w:val="0"/>
               <w:autoSpaceDE w:val="0"/>
               <w:autoSpaceDN w:val="0"/>
               <w:bidi w:val="0"/>
@@ -1549,6 +1570,7 @@
               <w:kinsoku w:val="0"/>
               <w:wordWrap/>
               <w:overflowPunct/>
+              <w:topLinePunct w:val="0"/>
               <w:autoSpaceDE w:val="0"/>
               <w:autoSpaceDN w:val="0"/>
               <w:bidi w:val="0"/>
@@ -1574,6 +1596,7 @@
               <w:kinsoku w:val="0"/>
               <w:wordWrap/>
               <w:overflowPunct/>
+              <w:topLinePunct w:val="0"/>
               <w:autoSpaceDE w:val="0"/>
               <w:autoSpaceDN w:val="0"/>
               <w:bidi w:val="0"/>
@@ -1599,6 +1622,7 @@
               <w:kinsoku w:val="0"/>
               <w:wordWrap/>
               <w:overflowPunct/>
+              <w:topLinePunct w:val="0"/>
               <w:autoSpaceDE w:val="0"/>
               <w:autoSpaceDN w:val="0"/>
               <w:bidi w:val="0"/>
@@ -1646,6 +1670,7 @@
               <w:kinsoku w:val="0"/>
               <w:wordWrap/>
               <w:overflowPunct/>
+              <w:topLinePunct w:val="0"/>
               <w:autoSpaceDE w:val="0"/>
               <w:autoSpaceDN w:val="0"/>
               <w:bidi w:val="0"/>
@@ -1671,6 +1696,7 @@
               <w:kinsoku w:val="0"/>
               <w:wordWrap/>
               <w:overflowPunct/>
+              <w:topLinePunct w:val="0"/>
               <w:autoSpaceDE w:val="0"/>
               <w:autoSpaceDN w:val="0"/>
               <w:bidi w:val="0"/>
@@ -1696,6 +1722,7 @@
               <w:kinsoku w:val="0"/>
               <w:wordWrap/>
               <w:overflowPunct/>
+              <w:topLinePunct w:val="0"/>
               <w:autoSpaceDE w:val="0"/>
               <w:autoSpaceDN w:val="0"/>
               <w:bidi w:val="0"/>
@@ -1721,6 +1748,7 @@
               <w:kinsoku w:val="0"/>
               <w:wordWrap/>
               <w:overflowPunct/>
+              <w:topLinePunct w:val="0"/>
               <w:autoSpaceDE w:val="0"/>
               <w:autoSpaceDN w:val="0"/>
               <w:bidi w:val="0"/>
@@ -1746,6 +1774,7 @@
               <w:kinsoku w:val="0"/>
               <w:wordWrap/>
               <w:overflowPunct/>
+              <w:topLinePunct w:val="0"/>
               <w:autoSpaceDE w:val="0"/>
               <w:autoSpaceDN w:val="0"/>
               <w:bidi w:val="0"/>
@@ -1771,6 +1800,7 @@
               <w:kinsoku w:val="0"/>
               <w:wordWrap/>
               <w:overflowPunct/>
+              <w:topLinePunct w:val="0"/>
               <w:autoSpaceDE w:val="0"/>
               <w:autoSpaceDN w:val="0"/>
               <w:bidi w:val="0"/>
@@ -1818,6 +1848,7 @@
               <w:kinsoku w:val="0"/>
               <w:wordWrap/>
               <w:overflowPunct/>
+              <w:topLinePunct w:val="0"/>
               <w:autoSpaceDE w:val="0"/>
               <w:autoSpaceDN w:val="0"/>
               <w:bidi w:val="0"/>
@@ -1843,6 +1874,7 @@
               <w:kinsoku w:val="0"/>
               <w:wordWrap/>
               <w:overflowPunct/>
+              <w:topLinePunct w:val="0"/>
               <w:autoSpaceDE w:val="0"/>
               <w:autoSpaceDN w:val="0"/>
               <w:bidi w:val="0"/>
@@ -1868,6 +1900,7 @@
               <w:kinsoku w:val="0"/>
               <w:wordWrap/>
               <w:overflowPunct/>
+              <w:topLinePunct w:val="0"/>
               <w:autoSpaceDE w:val="0"/>
               <w:autoSpaceDN w:val="0"/>
               <w:bidi w:val="0"/>
@@ -1893,6 +1926,7 @@
               <w:kinsoku w:val="0"/>
               <w:wordWrap/>
               <w:overflowPunct/>
+              <w:topLinePunct w:val="0"/>
               <w:autoSpaceDE w:val="0"/>
               <w:autoSpaceDN w:val="0"/>
               <w:bidi w:val="0"/>
@@ -1918,6 +1952,7 @@
               <w:kinsoku w:val="0"/>
               <w:wordWrap/>
               <w:overflowPunct/>
+              <w:topLinePunct w:val="0"/>
               <w:autoSpaceDE w:val="0"/>
               <w:autoSpaceDN w:val="0"/>
               <w:bidi w:val="0"/>
@@ -1943,6 +1978,7 @@
               <w:kinsoku w:val="0"/>
               <w:wordWrap/>
               <w:overflowPunct/>
+              <w:topLinePunct w:val="0"/>
               <w:autoSpaceDE w:val="0"/>
               <w:autoSpaceDN w:val="0"/>
               <w:bidi w:val="0"/>
@@ -1965,6 +2001,7 @@
         <w:kinsoku w:val="0"/>
         <w:wordWrap/>
         <w:overflowPunct/>
+        <w:topLinePunct w:val="0"/>
         <w:autoSpaceDE w:val="0"/>
         <w:autoSpaceDN w:val="0"/>
         <w:bidi w:val="0"/>
@@ -2014,6 +2051,7 @@
             <w:kinsoku w:val="0"/>
             <w:wordWrap/>
             <w:overflowPunct/>
+            <w:topLinePunct w:val="0"/>
             <w:autoSpaceDE w:val="0"/>
             <w:autoSpaceDN w:val="0"/>
             <w:bidi w:val="0"/>
@@ -2041,9 +2079,23 @@
         <w:p>
           <w:pPr>
             <w:pStyle w:val="16"/>
+            <w:keepNext w:val="0"/>
+            <w:keepLines w:val="0"/>
+            <w:pageBreakBefore w:val="0"/>
+            <w:widowControl w:val="0"/>
             <w:tabs>
               <w:tab w:val="right" w:leader="dot" w:pos="8306"/>
             </w:tabs>
+            <w:kinsoku w:val="0"/>
+            <w:wordWrap/>
+            <w:overflowPunct/>
+            <w:topLinePunct w:val="0"/>
+            <w:autoSpaceDE w:val="0"/>
+            <w:autoSpaceDN w:val="0"/>
+            <w:bidi w:val="0"/>
+            <w:adjustRightInd w:val="0"/>
+            <w:snapToGrid w:val="0"/>
+            <w:textAlignment w:val="baseline"/>
           </w:pPr>
           <w:r>
             <w:rPr>
@@ -2081,7 +2133,7 @@
               <w:rFonts w:hint="eastAsia" w:ascii="宋体" w:hAnsi="宋体" w:eastAsia="宋体" w:cs="宋体"/>
               <w:szCs w:val="24"/>
             </w:rPr>
-            <w:instrText xml:space="preserve"> HYPERLINK \l _Toc31244 </w:instrText>
+            <w:instrText xml:space="preserve"> HYPERLINK \l _Toc7190 </w:instrText>
           </w:r>
           <w:r>
             <w:rPr>
@@ -2104,7 +2156,7 @@
             <w:fldChar w:fldCharType="begin"/>
           </w:r>
           <w:r>
-            <w:instrText xml:space="preserve"> PAGEREF _Toc31244 \h </w:instrText>
+            <w:instrText xml:space="preserve"> PAGEREF _Toc7190 \h </w:instrText>
           </w:r>
           <w:r>
             <w:fldChar w:fldCharType="separate"/>
@@ -2126,9 +2178,23 @@
         <w:p>
           <w:pPr>
             <w:pStyle w:val="16"/>
+            <w:keepNext w:val="0"/>
+            <w:keepLines w:val="0"/>
+            <w:pageBreakBefore w:val="0"/>
+            <w:widowControl w:val="0"/>
             <w:tabs>
               <w:tab w:val="right" w:leader="dot" w:pos="8306"/>
             </w:tabs>
+            <w:kinsoku w:val="0"/>
+            <w:wordWrap/>
+            <w:overflowPunct/>
+            <w:topLinePunct w:val="0"/>
+            <w:autoSpaceDE w:val="0"/>
+            <w:autoSpaceDN w:val="0"/>
+            <w:bidi w:val="0"/>
+            <w:adjustRightInd w:val="0"/>
+            <w:snapToGrid w:val="0"/>
+            <w:textAlignment w:val="baseline"/>
           </w:pPr>
           <w:r>
             <w:rPr>
@@ -2142,7 +2208,7 @@
               <w:rFonts w:hint="eastAsia" w:ascii="宋体" w:hAnsi="宋体" w:eastAsia="宋体" w:cs="宋体"/>
               <w:szCs w:val="24"/>
             </w:rPr>
-            <w:instrText xml:space="preserve"> HYPERLINK \l _Toc11100 </w:instrText>
+            <w:instrText xml:space="preserve"> HYPERLINK \l _Toc4349 </w:instrText>
           </w:r>
           <w:r>
             <w:rPr>
@@ -2165,7 +2231,7 @@
             <w:fldChar w:fldCharType="begin"/>
           </w:r>
           <w:r>
-            <w:instrText xml:space="preserve"> PAGEREF _Toc11100 \h </w:instrText>
+            <w:instrText xml:space="preserve"> PAGEREF _Toc4349 \h </w:instrText>
           </w:r>
           <w:r>
             <w:fldChar w:fldCharType="separate"/>
@@ -2187,9 +2253,23 @@
         <w:p>
           <w:pPr>
             <w:pStyle w:val="16"/>
+            <w:keepNext w:val="0"/>
+            <w:keepLines w:val="0"/>
+            <w:pageBreakBefore w:val="0"/>
+            <w:widowControl w:val="0"/>
             <w:tabs>
               <w:tab w:val="right" w:leader="dot" w:pos="8306"/>
             </w:tabs>
+            <w:kinsoku w:val="0"/>
+            <w:wordWrap/>
+            <w:overflowPunct/>
+            <w:topLinePunct w:val="0"/>
+            <w:autoSpaceDE w:val="0"/>
+            <w:autoSpaceDN w:val="0"/>
+            <w:bidi w:val="0"/>
+            <w:adjustRightInd w:val="0"/>
+            <w:snapToGrid w:val="0"/>
+            <w:textAlignment w:val="baseline"/>
           </w:pPr>
           <w:r>
             <w:rPr>
@@ -2203,7 +2283,7 @@
               <w:rFonts w:hint="eastAsia" w:ascii="宋体" w:hAnsi="宋体" w:eastAsia="宋体" w:cs="宋体"/>
               <w:szCs w:val="24"/>
             </w:rPr>
-            <w:instrText xml:space="preserve"> HYPERLINK \l _Toc29201 </w:instrText>
+            <w:instrText xml:space="preserve"> HYPERLINK \l _Toc8616 </w:instrText>
           </w:r>
           <w:r>
             <w:rPr>
@@ -2233,7 +2313,7 @@
             <w:fldChar w:fldCharType="begin"/>
           </w:r>
           <w:r>
-            <w:instrText xml:space="preserve"> PAGEREF _Toc29201 \h </w:instrText>
+            <w:instrText xml:space="preserve"> PAGEREF _Toc8616 \h </w:instrText>
           </w:r>
           <w:r>
             <w:fldChar w:fldCharType="separate"/>
@@ -2255,9 +2335,23 @@
         <w:p>
           <w:pPr>
             <w:pStyle w:val="16"/>
+            <w:keepNext w:val="0"/>
+            <w:keepLines w:val="0"/>
+            <w:pageBreakBefore w:val="0"/>
+            <w:widowControl w:val="0"/>
             <w:tabs>
               <w:tab w:val="right" w:leader="dot" w:pos="8306"/>
             </w:tabs>
+            <w:kinsoku w:val="0"/>
+            <w:wordWrap/>
+            <w:overflowPunct/>
+            <w:topLinePunct w:val="0"/>
+            <w:autoSpaceDE w:val="0"/>
+            <w:autoSpaceDN w:val="0"/>
+            <w:bidi w:val="0"/>
+            <w:adjustRightInd w:val="0"/>
+            <w:snapToGrid w:val="0"/>
+            <w:textAlignment w:val="baseline"/>
           </w:pPr>
           <w:r>
             <w:rPr>
@@ -2271,7 +2365,7 @@
               <w:rFonts w:hint="eastAsia" w:ascii="宋体" w:hAnsi="宋体" w:eastAsia="宋体" w:cs="宋体"/>
               <w:szCs w:val="24"/>
             </w:rPr>
-            <w:instrText xml:space="preserve"> HYPERLINK \l _Toc29108 </w:instrText>
+            <w:instrText xml:space="preserve"> HYPERLINK \l _Toc13940 </w:instrText>
           </w:r>
           <w:r>
             <w:rPr>
@@ -2301,7 +2395,7 @@
             <w:fldChar w:fldCharType="begin"/>
           </w:r>
           <w:r>
-            <w:instrText xml:space="preserve"> PAGEREF _Toc29108 \h </w:instrText>
+            <w:instrText xml:space="preserve"> PAGEREF _Toc13940 \h </w:instrText>
           </w:r>
           <w:r>
             <w:fldChar w:fldCharType="separate"/>
@@ -2323,9 +2417,23 @@
         <w:p>
           <w:pPr>
             <w:pStyle w:val="16"/>
+            <w:keepNext w:val="0"/>
+            <w:keepLines w:val="0"/>
+            <w:pageBreakBefore w:val="0"/>
+            <w:widowControl w:val="0"/>
             <w:tabs>
               <w:tab w:val="right" w:leader="dot" w:pos="8306"/>
             </w:tabs>
+            <w:kinsoku w:val="0"/>
+            <w:wordWrap/>
+            <w:overflowPunct/>
+            <w:topLinePunct w:val="0"/>
+            <w:autoSpaceDE w:val="0"/>
+            <w:autoSpaceDN w:val="0"/>
+            <w:bidi w:val="0"/>
+            <w:adjustRightInd w:val="0"/>
+            <w:snapToGrid w:val="0"/>
+            <w:textAlignment w:val="baseline"/>
           </w:pPr>
           <w:r>
             <w:rPr>
@@ -2339,7 +2447,7 @@
               <w:rFonts w:hint="eastAsia" w:ascii="宋体" w:hAnsi="宋体" w:eastAsia="宋体" w:cs="宋体"/>
               <w:szCs w:val="24"/>
             </w:rPr>
-            <w:instrText xml:space="preserve"> HYPERLINK \l _Toc3194 </w:instrText>
+            <w:instrText xml:space="preserve"> HYPERLINK \l _Toc9428 </w:instrText>
           </w:r>
           <w:r>
             <w:rPr>
@@ -2369,7 +2477,7 @@
             <w:fldChar w:fldCharType="begin"/>
           </w:r>
           <w:r>
-            <w:instrText xml:space="preserve"> PAGEREF _Toc3194 \h </w:instrText>
+            <w:instrText xml:space="preserve"> PAGEREF _Toc9428 \h </w:instrText>
           </w:r>
           <w:r>
             <w:fldChar w:fldCharType="separate"/>
@@ -2391,9 +2499,23 @@
         <w:p>
           <w:pPr>
             <w:pStyle w:val="17"/>
+            <w:keepNext w:val="0"/>
+            <w:keepLines w:val="0"/>
+            <w:pageBreakBefore w:val="0"/>
+            <w:widowControl w:val="0"/>
             <w:tabs>
               <w:tab w:val="right" w:leader="dot" w:pos="8306"/>
             </w:tabs>
+            <w:kinsoku w:val="0"/>
+            <w:wordWrap/>
+            <w:overflowPunct/>
+            <w:topLinePunct w:val="0"/>
+            <w:autoSpaceDE w:val="0"/>
+            <w:autoSpaceDN w:val="0"/>
+            <w:bidi w:val="0"/>
+            <w:adjustRightInd w:val="0"/>
+            <w:snapToGrid w:val="0"/>
+            <w:textAlignment w:val="baseline"/>
           </w:pPr>
           <w:r>
             <w:rPr>
@@ -2407,7 +2529,7 @@
               <w:rFonts w:hint="eastAsia" w:ascii="宋体" w:hAnsi="宋体" w:eastAsia="宋体" w:cs="宋体"/>
               <w:szCs w:val="24"/>
             </w:rPr>
-            <w:instrText xml:space="preserve"> HYPERLINK \l _Toc28747 </w:instrText>
+            <w:instrText xml:space="preserve"> HYPERLINK \l _Toc4056 </w:instrText>
           </w:r>
           <w:r>
             <w:rPr>
@@ -2437,7 +2559,7 @@
             <w:fldChar w:fldCharType="begin"/>
           </w:r>
           <w:r>
-            <w:instrText xml:space="preserve"> PAGEREF _Toc28747 \h </w:instrText>
+            <w:instrText xml:space="preserve"> PAGEREF _Toc4056 \h </w:instrText>
           </w:r>
           <w:r>
             <w:fldChar w:fldCharType="separate"/>
@@ -2459,9 +2581,23 @@
         <w:p>
           <w:pPr>
             <w:pStyle w:val="17"/>
+            <w:keepNext w:val="0"/>
+            <w:keepLines w:val="0"/>
+            <w:pageBreakBefore w:val="0"/>
+            <w:widowControl w:val="0"/>
             <w:tabs>
               <w:tab w:val="right" w:leader="dot" w:pos="8306"/>
             </w:tabs>
+            <w:kinsoku w:val="0"/>
+            <w:wordWrap/>
+            <w:overflowPunct/>
+            <w:topLinePunct w:val="0"/>
+            <w:autoSpaceDE w:val="0"/>
+            <w:autoSpaceDN w:val="0"/>
+            <w:bidi w:val="0"/>
+            <w:adjustRightInd w:val="0"/>
+            <w:snapToGrid w:val="0"/>
+            <w:textAlignment w:val="baseline"/>
           </w:pPr>
           <w:r>
             <w:rPr>
@@ -2475,7 +2611,7 @@
               <w:rFonts w:hint="eastAsia" w:ascii="宋体" w:hAnsi="宋体" w:eastAsia="宋体" w:cs="宋体"/>
               <w:szCs w:val="24"/>
             </w:rPr>
-            <w:instrText xml:space="preserve"> HYPERLINK \l _Toc25820 </w:instrText>
+            <w:instrText xml:space="preserve"> HYPERLINK \l _Toc14098 </w:instrText>
           </w:r>
           <w:r>
             <w:rPr>
@@ -2505,7 +2641,7 @@
             <w:fldChar w:fldCharType="begin"/>
           </w:r>
           <w:r>
-            <w:instrText xml:space="preserve"> PAGEREF _Toc25820 \h </w:instrText>
+            <w:instrText xml:space="preserve"> PAGEREF _Toc14098 \h </w:instrText>
           </w:r>
           <w:r>
             <w:fldChar w:fldCharType="separate"/>
@@ -2527,9 +2663,23 @@
         <w:p>
           <w:pPr>
             <w:pStyle w:val="17"/>
+            <w:keepNext w:val="0"/>
+            <w:keepLines w:val="0"/>
+            <w:pageBreakBefore w:val="0"/>
+            <w:widowControl w:val="0"/>
             <w:tabs>
               <w:tab w:val="right" w:leader="dot" w:pos="8306"/>
             </w:tabs>
+            <w:kinsoku w:val="0"/>
+            <w:wordWrap/>
+            <w:overflowPunct/>
+            <w:topLinePunct w:val="0"/>
+            <w:autoSpaceDE w:val="0"/>
+            <w:autoSpaceDN w:val="0"/>
+            <w:bidi w:val="0"/>
+            <w:adjustRightInd w:val="0"/>
+            <w:snapToGrid w:val="0"/>
+            <w:textAlignment w:val="baseline"/>
           </w:pPr>
           <w:r>
             <w:rPr>
@@ -2543,7 +2693,7 @@
               <w:rFonts w:hint="eastAsia" w:ascii="宋体" w:hAnsi="宋体" w:eastAsia="宋体" w:cs="宋体"/>
               <w:szCs w:val="24"/>
             </w:rPr>
-            <w:instrText xml:space="preserve"> HYPERLINK \l _Toc12751 </w:instrText>
+            <w:instrText xml:space="preserve"> HYPERLINK \l _Toc10368 </w:instrText>
           </w:r>
           <w:r>
             <w:rPr>
@@ -2573,7 +2723,7 @@
             <w:fldChar w:fldCharType="begin"/>
           </w:r>
           <w:r>
-            <w:instrText xml:space="preserve"> PAGEREF _Toc12751 \h </w:instrText>
+            <w:instrText xml:space="preserve"> PAGEREF _Toc10368 \h </w:instrText>
           </w:r>
           <w:r>
             <w:fldChar w:fldCharType="separate"/>
@@ -2595,9 +2745,23 @@
         <w:p>
           <w:pPr>
             <w:pStyle w:val="17"/>
+            <w:keepNext w:val="0"/>
+            <w:keepLines w:val="0"/>
+            <w:pageBreakBefore w:val="0"/>
+            <w:widowControl w:val="0"/>
             <w:tabs>
               <w:tab w:val="right" w:leader="dot" w:pos="8306"/>
             </w:tabs>
+            <w:kinsoku w:val="0"/>
+            <w:wordWrap/>
+            <w:overflowPunct/>
+            <w:topLinePunct w:val="0"/>
+            <w:autoSpaceDE w:val="0"/>
+            <w:autoSpaceDN w:val="0"/>
+            <w:bidi w:val="0"/>
+            <w:adjustRightInd w:val="0"/>
+            <w:snapToGrid w:val="0"/>
+            <w:textAlignment w:val="baseline"/>
           </w:pPr>
           <w:r>
             <w:rPr>
@@ -2611,7 +2775,7 @@
               <w:rFonts w:hint="eastAsia" w:ascii="宋体" w:hAnsi="宋体" w:eastAsia="宋体" w:cs="宋体"/>
               <w:szCs w:val="24"/>
             </w:rPr>
-            <w:instrText xml:space="preserve"> HYPERLINK \l _Toc27378 </w:instrText>
+            <w:instrText xml:space="preserve"> HYPERLINK \l _Toc32536 </w:instrText>
           </w:r>
           <w:r>
             <w:rPr>
@@ -2641,7 +2805,7 @@
             <w:fldChar w:fldCharType="begin"/>
           </w:r>
           <w:r>
-            <w:instrText xml:space="preserve"> PAGEREF _Toc27378 \h </w:instrText>
+            <w:instrText xml:space="preserve"> PAGEREF _Toc32536 \h </w:instrText>
           </w:r>
           <w:r>
             <w:fldChar w:fldCharType="separate"/>
@@ -2663,9 +2827,23 @@
         <w:p>
           <w:pPr>
             <w:pStyle w:val="16"/>
+            <w:keepNext w:val="0"/>
+            <w:keepLines w:val="0"/>
+            <w:pageBreakBefore w:val="0"/>
+            <w:widowControl w:val="0"/>
             <w:tabs>
               <w:tab w:val="right" w:leader="dot" w:pos="8306"/>
             </w:tabs>
+            <w:kinsoku w:val="0"/>
+            <w:wordWrap/>
+            <w:overflowPunct/>
+            <w:topLinePunct w:val="0"/>
+            <w:autoSpaceDE w:val="0"/>
+            <w:autoSpaceDN w:val="0"/>
+            <w:bidi w:val="0"/>
+            <w:adjustRightInd w:val="0"/>
+            <w:snapToGrid w:val="0"/>
+            <w:textAlignment w:val="baseline"/>
           </w:pPr>
           <w:r>
             <w:rPr>
@@ -2679,7 +2857,7 @@
               <w:rFonts w:hint="eastAsia" w:ascii="宋体" w:hAnsi="宋体" w:eastAsia="宋体" w:cs="宋体"/>
               <w:szCs w:val="24"/>
             </w:rPr>
-            <w:instrText xml:space="preserve"> HYPERLINK \l _Toc16329 </w:instrText>
+            <w:instrText xml:space="preserve"> HYPERLINK \l _Toc6684 </w:instrText>
           </w:r>
           <w:r>
             <w:rPr>
@@ -2709,7 +2887,7 @@
             <w:fldChar w:fldCharType="begin"/>
           </w:r>
           <w:r>
-            <w:instrText xml:space="preserve"> PAGEREF _Toc16329 \h </w:instrText>
+            <w:instrText xml:space="preserve"> PAGEREF _Toc6684 \h </w:instrText>
           </w:r>
           <w:r>
             <w:fldChar w:fldCharType="separate"/>
@@ -2731,9 +2909,23 @@
         <w:p>
           <w:pPr>
             <w:pStyle w:val="17"/>
+            <w:keepNext w:val="0"/>
+            <w:keepLines w:val="0"/>
+            <w:pageBreakBefore w:val="0"/>
+            <w:widowControl w:val="0"/>
             <w:tabs>
               <w:tab w:val="right" w:leader="dot" w:pos="8306"/>
             </w:tabs>
+            <w:kinsoku w:val="0"/>
+            <w:wordWrap/>
+            <w:overflowPunct/>
+            <w:topLinePunct w:val="0"/>
+            <w:autoSpaceDE w:val="0"/>
+            <w:autoSpaceDN w:val="0"/>
+            <w:bidi w:val="0"/>
+            <w:adjustRightInd w:val="0"/>
+            <w:snapToGrid w:val="0"/>
+            <w:textAlignment w:val="baseline"/>
           </w:pPr>
           <w:r>
             <w:rPr>
@@ -2747,7 +2939,7 @@
               <w:rFonts w:hint="eastAsia" w:ascii="宋体" w:hAnsi="宋体" w:eastAsia="宋体" w:cs="宋体"/>
               <w:szCs w:val="24"/>
             </w:rPr>
-            <w:instrText xml:space="preserve"> HYPERLINK \l _Toc24562 </w:instrText>
+            <w:instrText xml:space="preserve"> HYPERLINK \l _Toc20057 </w:instrText>
           </w:r>
           <w:r>
             <w:rPr>
@@ -2777,7 +2969,7 @@
             <w:fldChar w:fldCharType="begin"/>
           </w:r>
           <w:r>
-            <w:instrText xml:space="preserve"> PAGEREF _Toc24562 \h </w:instrText>
+            <w:instrText xml:space="preserve"> PAGEREF _Toc20057 \h </w:instrText>
           </w:r>
           <w:r>
             <w:fldChar w:fldCharType="separate"/>
@@ -2799,9 +2991,23 @@
         <w:p>
           <w:pPr>
             <w:pStyle w:val="17"/>
+            <w:keepNext w:val="0"/>
+            <w:keepLines w:val="0"/>
+            <w:pageBreakBefore w:val="0"/>
+            <w:widowControl w:val="0"/>
             <w:tabs>
               <w:tab w:val="right" w:leader="dot" w:pos="8306"/>
             </w:tabs>
+            <w:kinsoku w:val="0"/>
+            <w:wordWrap/>
+            <w:overflowPunct/>
+            <w:topLinePunct w:val="0"/>
+            <w:autoSpaceDE w:val="0"/>
+            <w:autoSpaceDN w:val="0"/>
+            <w:bidi w:val="0"/>
+            <w:adjustRightInd w:val="0"/>
+            <w:snapToGrid w:val="0"/>
+            <w:textAlignment w:val="baseline"/>
           </w:pPr>
           <w:r>
             <w:rPr>
@@ -2815,7 +3021,7 @@
               <w:rFonts w:hint="eastAsia" w:ascii="宋体" w:hAnsi="宋体" w:eastAsia="宋体" w:cs="宋体"/>
               <w:szCs w:val="24"/>
             </w:rPr>
-            <w:instrText xml:space="preserve"> HYPERLINK \l _Toc1312 </w:instrText>
+            <w:instrText xml:space="preserve"> HYPERLINK \l _Toc15541 </w:instrText>
           </w:r>
           <w:r>
             <w:rPr>
@@ -2845,7 +3051,7 @@
             <w:fldChar w:fldCharType="begin"/>
           </w:r>
           <w:r>
-            <w:instrText xml:space="preserve"> PAGEREF _Toc1312 \h </w:instrText>
+            <w:instrText xml:space="preserve"> PAGEREF _Toc15541 \h </w:instrText>
           </w:r>
           <w:r>
             <w:fldChar w:fldCharType="separate"/>
@@ -2867,9 +3073,23 @@
         <w:p>
           <w:pPr>
             <w:pStyle w:val="17"/>
+            <w:keepNext w:val="0"/>
+            <w:keepLines w:val="0"/>
+            <w:pageBreakBefore w:val="0"/>
+            <w:widowControl w:val="0"/>
             <w:tabs>
               <w:tab w:val="right" w:leader="dot" w:pos="8306"/>
             </w:tabs>
+            <w:kinsoku w:val="0"/>
+            <w:wordWrap/>
+            <w:overflowPunct/>
+            <w:topLinePunct w:val="0"/>
+            <w:autoSpaceDE w:val="0"/>
+            <w:autoSpaceDN w:val="0"/>
+            <w:bidi w:val="0"/>
+            <w:adjustRightInd w:val="0"/>
+            <w:snapToGrid w:val="0"/>
+            <w:textAlignment w:val="baseline"/>
           </w:pPr>
           <w:r>
             <w:rPr>
@@ -2883,7 +3103,7 @@
               <w:rFonts w:hint="eastAsia" w:ascii="宋体" w:hAnsi="宋体" w:eastAsia="宋体" w:cs="宋体"/>
               <w:szCs w:val="24"/>
             </w:rPr>
-            <w:instrText xml:space="preserve"> HYPERLINK \l _Toc8070 </w:instrText>
+            <w:instrText xml:space="preserve"> HYPERLINK \l _Toc16282 </w:instrText>
           </w:r>
           <w:r>
             <w:rPr>
@@ -2913,7 +3133,7 @@
             <w:fldChar w:fldCharType="begin"/>
           </w:r>
           <w:r>
-            <w:instrText xml:space="preserve"> PAGEREF _Toc8070 \h </w:instrText>
+            <w:instrText xml:space="preserve"> PAGEREF _Toc16282 \h </w:instrText>
           </w:r>
           <w:r>
             <w:fldChar w:fldCharType="separate"/>
@@ -2935,9 +3155,23 @@
         <w:p>
           <w:pPr>
             <w:pStyle w:val="17"/>
+            <w:keepNext w:val="0"/>
+            <w:keepLines w:val="0"/>
+            <w:pageBreakBefore w:val="0"/>
+            <w:widowControl w:val="0"/>
             <w:tabs>
               <w:tab w:val="right" w:leader="dot" w:pos="8306"/>
             </w:tabs>
+            <w:kinsoku w:val="0"/>
+            <w:wordWrap/>
+            <w:overflowPunct/>
+            <w:topLinePunct w:val="0"/>
+            <w:autoSpaceDE w:val="0"/>
+            <w:autoSpaceDN w:val="0"/>
+            <w:bidi w:val="0"/>
+            <w:adjustRightInd w:val="0"/>
+            <w:snapToGrid w:val="0"/>
+            <w:textAlignment w:val="baseline"/>
           </w:pPr>
           <w:r>
             <w:rPr>
@@ -2951,7 +3185,7 @@
               <w:rFonts w:hint="eastAsia" w:ascii="宋体" w:hAnsi="宋体" w:eastAsia="宋体" w:cs="宋体"/>
               <w:szCs w:val="24"/>
             </w:rPr>
-            <w:instrText xml:space="preserve"> HYPERLINK \l _Toc8623 </w:instrText>
+            <w:instrText xml:space="preserve"> HYPERLINK \l _Toc16236 </w:instrText>
           </w:r>
           <w:r>
             <w:rPr>
@@ -2981,7 +3215,7 @@
             <w:fldChar w:fldCharType="begin"/>
           </w:r>
           <w:r>
-            <w:instrText xml:space="preserve"> PAGEREF _Toc8623 \h </w:instrText>
+            <w:instrText xml:space="preserve"> PAGEREF _Toc16236 \h </w:instrText>
           </w:r>
           <w:r>
             <w:fldChar w:fldCharType="separate"/>
@@ -3003,9 +3237,23 @@
         <w:p>
           <w:pPr>
             <w:pStyle w:val="13"/>
+            <w:keepNext w:val="0"/>
+            <w:keepLines w:val="0"/>
+            <w:pageBreakBefore w:val="0"/>
+            <w:widowControl w:val="0"/>
             <w:tabs>
               <w:tab w:val="right" w:leader="dot" w:pos="8306"/>
             </w:tabs>
+            <w:kinsoku w:val="0"/>
+            <w:wordWrap/>
+            <w:overflowPunct/>
+            <w:topLinePunct w:val="0"/>
+            <w:autoSpaceDE w:val="0"/>
+            <w:autoSpaceDN w:val="0"/>
+            <w:bidi w:val="0"/>
+            <w:adjustRightInd w:val="0"/>
+            <w:snapToGrid w:val="0"/>
+            <w:textAlignment w:val="baseline"/>
           </w:pPr>
           <w:r>
             <w:rPr>
@@ -3019,7 +3267,7 @@
               <w:rFonts w:hint="eastAsia" w:ascii="宋体" w:hAnsi="宋体" w:eastAsia="宋体" w:cs="宋体"/>
               <w:szCs w:val="24"/>
             </w:rPr>
-            <w:instrText xml:space="preserve"> HYPERLINK \l _Toc6549 </w:instrText>
+            <w:instrText xml:space="preserve"> HYPERLINK \l _Toc3871 </w:instrText>
           </w:r>
           <w:r>
             <w:rPr>
@@ -3049,7 +3297,7 @@
             <w:fldChar w:fldCharType="begin"/>
           </w:r>
           <w:r>
-            <w:instrText xml:space="preserve"> PAGEREF _Toc6549 \h </w:instrText>
+            <w:instrText xml:space="preserve"> PAGEREF _Toc3871 \h </w:instrText>
           </w:r>
           <w:r>
             <w:fldChar w:fldCharType="separate"/>
@@ -3071,9 +3319,23 @@
         <w:p>
           <w:pPr>
             <w:pStyle w:val="13"/>
+            <w:keepNext w:val="0"/>
+            <w:keepLines w:val="0"/>
+            <w:pageBreakBefore w:val="0"/>
+            <w:widowControl w:val="0"/>
             <w:tabs>
               <w:tab w:val="right" w:leader="dot" w:pos="8306"/>
             </w:tabs>
+            <w:kinsoku w:val="0"/>
+            <w:wordWrap/>
+            <w:overflowPunct/>
+            <w:topLinePunct w:val="0"/>
+            <w:autoSpaceDE w:val="0"/>
+            <w:autoSpaceDN w:val="0"/>
+            <w:bidi w:val="0"/>
+            <w:adjustRightInd w:val="0"/>
+            <w:snapToGrid w:val="0"/>
+            <w:textAlignment w:val="baseline"/>
           </w:pPr>
           <w:r>
             <w:rPr>
@@ -3087,7 +3349,7 @@
               <w:rFonts w:hint="eastAsia" w:ascii="宋体" w:hAnsi="宋体" w:eastAsia="宋体" w:cs="宋体"/>
               <w:szCs w:val="24"/>
             </w:rPr>
-            <w:instrText xml:space="preserve"> HYPERLINK \l _Toc8044 </w:instrText>
+            <w:instrText xml:space="preserve"> HYPERLINK \l _Toc14460 </w:instrText>
           </w:r>
           <w:r>
             <w:rPr>
@@ -3117,7 +3379,7 @@
             <w:fldChar w:fldCharType="begin"/>
           </w:r>
           <w:r>
-            <w:instrText xml:space="preserve"> PAGEREF _Toc8044 \h </w:instrText>
+            <w:instrText xml:space="preserve"> PAGEREF _Toc14460 \h </w:instrText>
           </w:r>
           <w:r>
             <w:fldChar w:fldCharType="separate"/>
@@ -3139,9 +3401,23 @@
         <w:p>
           <w:pPr>
             <w:pStyle w:val="13"/>
+            <w:keepNext w:val="0"/>
+            <w:keepLines w:val="0"/>
+            <w:pageBreakBefore w:val="0"/>
+            <w:widowControl w:val="0"/>
             <w:tabs>
               <w:tab w:val="right" w:leader="dot" w:pos="8306"/>
             </w:tabs>
+            <w:kinsoku w:val="0"/>
+            <w:wordWrap/>
+            <w:overflowPunct/>
+            <w:topLinePunct w:val="0"/>
+            <w:autoSpaceDE w:val="0"/>
+            <w:autoSpaceDN w:val="0"/>
+            <w:bidi w:val="0"/>
+            <w:adjustRightInd w:val="0"/>
+            <w:snapToGrid w:val="0"/>
+            <w:textAlignment w:val="baseline"/>
           </w:pPr>
           <w:r>
             <w:rPr>
@@ -3155,7 +3431,7 @@
               <w:rFonts w:hint="eastAsia" w:ascii="宋体" w:hAnsi="宋体" w:eastAsia="宋体" w:cs="宋体"/>
               <w:szCs w:val="24"/>
             </w:rPr>
-            <w:instrText xml:space="preserve"> HYPERLINK \l _Toc19261 </w:instrText>
+            <w:instrText xml:space="preserve"> HYPERLINK \l _Toc8501 </w:instrText>
           </w:r>
           <w:r>
             <w:rPr>
@@ -3185,7 +3461,7 @@
             <w:fldChar w:fldCharType="begin"/>
           </w:r>
           <w:r>
-            <w:instrText xml:space="preserve"> PAGEREF _Toc19261 \h </w:instrText>
+            <w:instrText xml:space="preserve"> PAGEREF _Toc8501 \h </w:instrText>
           </w:r>
           <w:r>
             <w:fldChar w:fldCharType="separate"/>
@@ -3207,9 +3483,23 @@
         <w:p>
           <w:pPr>
             <w:pStyle w:val="17"/>
+            <w:keepNext w:val="0"/>
+            <w:keepLines w:val="0"/>
+            <w:pageBreakBefore w:val="0"/>
+            <w:widowControl w:val="0"/>
             <w:tabs>
               <w:tab w:val="right" w:leader="dot" w:pos="8306"/>
             </w:tabs>
+            <w:kinsoku w:val="0"/>
+            <w:wordWrap/>
+            <w:overflowPunct/>
+            <w:topLinePunct w:val="0"/>
+            <w:autoSpaceDE w:val="0"/>
+            <w:autoSpaceDN w:val="0"/>
+            <w:bidi w:val="0"/>
+            <w:adjustRightInd w:val="0"/>
+            <w:snapToGrid w:val="0"/>
+            <w:textAlignment w:val="baseline"/>
           </w:pPr>
           <w:r>
             <w:rPr>
@@ -3223,7 +3513,7 @@
               <w:rFonts w:hint="eastAsia" w:ascii="宋体" w:hAnsi="宋体" w:eastAsia="宋体" w:cs="宋体"/>
               <w:szCs w:val="24"/>
             </w:rPr>
-            <w:instrText xml:space="preserve"> HYPERLINK \l _Toc15865 </w:instrText>
+            <w:instrText xml:space="preserve"> HYPERLINK \l _Toc28172 </w:instrText>
           </w:r>
           <w:r>
             <w:rPr>
@@ -3253,7 +3543,7 @@
             <w:fldChar w:fldCharType="begin"/>
           </w:r>
           <w:r>
-            <w:instrText xml:space="preserve"> PAGEREF _Toc15865 \h </w:instrText>
+            <w:instrText xml:space="preserve"> PAGEREF _Toc28172 \h </w:instrText>
           </w:r>
           <w:r>
             <w:fldChar w:fldCharType="separate"/>
@@ -3275,9 +3565,23 @@
         <w:p>
           <w:pPr>
             <w:pStyle w:val="16"/>
+            <w:keepNext w:val="0"/>
+            <w:keepLines w:val="0"/>
+            <w:pageBreakBefore w:val="0"/>
+            <w:widowControl w:val="0"/>
             <w:tabs>
               <w:tab w:val="right" w:leader="dot" w:pos="8306"/>
             </w:tabs>
+            <w:kinsoku w:val="0"/>
+            <w:wordWrap/>
+            <w:overflowPunct/>
+            <w:topLinePunct w:val="0"/>
+            <w:autoSpaceDE w:val="0"/>
+            <w:autoSpaceDN w:val="0"/>
+            <w:bidi w:val="0"/>
+            <w:adjustRightInd w:val="0"/>
+            <w:snapToGrid w:val="0"/>
+            <w:textAlignment w:val="baseline"/>
           </w:pPr>
           <w:r>
             <w:rPr>
@@ -3291,7 +3595,7 @@
               <w:rFonts w:hint="eastAsia" w:ascii="宋体" w:hAnsi="宋体" w:eastAsia="宋体" w:cs="宋体"/>
               <w:szCs w:val="24"/>
             </w:rPr>
-            <w:instrText xml:space="preserve"> HYPERLINK \l _Toc14507 </w:instrText>
+            <w:instrText xml:space="preserve"> HYPERLINK \l _Toc4651 </w:instrText>
           </w:r>
           <w:r>
             <w:rPr>
@@ -3321,7 +3625,7 @@
             <w:fldChar w:fldCharType="begin"/>
           </w:r>
           <w:r>
-            <w:instrText xml:space="preserve"> PAGEREF _Toc14507 \h </w:instrText>
+            <w:instrText xml:space="preserve"> PAGEREF _Toc4651 \h </w:instrText>
           </w:r>
           <w:r>
             <w:fldChar w:fldCharType="separate"/>
@@ -3349,6 +3653,7 @@
             <w:kinsoku w:val="0"/>
             <w:wordWrap/>
             <w:overflowPunct/>
+            <w:topLinePunct w:val="0"/>
             <w:autoSpaceDE w:val="0"/>
             <w:autoSpaceDN w:val="0"/>
             <w:bidi w:val="0"/>
@@ -3384,6 +3689,7 @@
         <w:kinsoku w:val="0"/>
         <w:wordWrap/>
         <w:overflowPunct/>
+        <w:topLinePunct w:val="0"/>
         <w:autoSpaceDE w:val="0"/>
         <w:autoSpaceDN w:val="0"/>
         <w:bidi w:val="0"/>
@@ -3416,13 +3722,26 @@
     <w:p>
       <w:pPr>
         <w:pStyle w:val="28"/>
+        <w:keepNext w:val="0"/>
+        <w:keepLines w:val="0"/>
+        <w:pageBreakBefore w:val="0"/>
+        <w:widowControl w:val="0"/>
+        <w:kinsoku w:val="0"/>
+        <w:wordWrap/>
+        <w:overflowPunct/>
+        <w:topLinePunct w:val="0"/>
+        <w:autoSpaceDE w:val="0"/>
+        <w:autoSpaceDN w:val="0"/>
         <w:bidi w:val="0"/>
-        <w:rPr>
-          <w:rFonts w:hint="eastAsia"/>
-          <w:lang w:val="en-US" w:eastAsia="zh-CN"/>
-        </w:rPr>
-      </w:pPr>
-      <w:bookmarkStart w:id="2" w:name="_Toc29201"/>
+        <w:adjustRightInd w:val="0"/>
+        <w:snapToGrid w:val="0"/>
+        <w:textAlignment w:val="baseline"/>
+        <w:rPr>
+          <w:rFonts w:hint="eastAsia"/>
+          <w:lang w:val="en-US" w:eastAsia="zh-CN"/>
+        </w:rPr>
+      </w:pPr>
+      <w:bookmarkStart w:id="2" w:name="_Toc8616"/>
       <w:r>
         <w:rPr>
           <w:rFonts w:hint="eastAsia"/>
@@ -3435,6 +3754,20 @@
     <w:p>
       <w:pPr>
         <w:pStyle w:val="29"/>
+        <w:keepNext w:val="0"/>
+        <w:keepLines w:val="0"/>
+        <w:pageBreakBefore w:val="0"/>
+        <w:widowControl w:val="0"/>
+        <w:kinsoku w:val="0"/>
+        <w:wordWrap/>
+        <w:overflowPunct/>
+        <w:topLinePunct w:val="0"/>
+        <w:autoSpaceDE w:val="0"/>
+        <w:autoSpaceDN w:val="0"/>
+        <w:bidi w:val="0"/>
+        <w:adjustRightInd w:val="0"/>
+        <w:snapToGrid w:val="0"/>
+        <w:textAlignment w:val="baseline"/>
         <w:rPr>
           <w:rFonts w:hint="eastAsia"/>
           <w:lang w:val="en-US" w:eastAsia="zh-CN"/>
@@ -3451,13 +3784,26 @@
     <w:p>
       <w:pPr>
         <w:pStyle w:val="28"/>
+        <w:keepNext w:val="0"/>
+        <w:keepLines w:val="0"/>
+        <w:pageBreakBefore w:val="0"/>
+        <w:widowControl w:val="0"/>
+        <w:kinsoku w:val="0"/>
+        <w:wordWrap/>
+        <w:overflowPunct/>
+        <w:topLinePunct w:val="0"/>
+        <w:autoSpaceDE w:val="0"/>
+        <w:autoSpaceDN w:val="0"/>
         <w:bidi w:val="0"/>
-        <w:rPr>
-          <w:rFonts w:hint="eastAsia"/>
-          <w:lang w:val="en-US" w:eastAsia="zh-CN"/>
-        </w:rPr>
-      </w:pPr>
-      <w:bookmarkStart w:id="3" w:name="_Toc29108"/>
+        <w:adjustRightInd w:val="0"/>
+        <w:snapToGrid w:val="0"/>
+        <w:textAlignment w:val="baseline"/>
+        <w:rPr>
+          <w:rFonts w:hint="eastAsia"/>
+          <w:lang w:val="en-US" w:eastAsia="zh-CN"/>
+        </w:rPr>
+      </w:pPr>
+      <w:bookmarkStart w:id="3" w:name="_Toc13940"/>
       <w:r>
         <w:rPr>
           <w:rFonts w:hint="eastAsia"/>
@@ -3470,6 +3816,20 @@
     <w:p>
       <w:pPr>
         <w:pStyle w:val="29"/>
+        <w:keepNext w:val="0"/>
+        <w:keepLines w:val="0"/>
+        <w:pageBreakBefore w:val="0"/>
+        <w:widowControl w:val="0"/>
+        <w:kinsoku w:val="0"/>
+        <w:wordWrap/>
+        <w:overflowPunct/>
+        <w:topLinePunct w:val="0"/>
+        <w:autoSpaceDE w:val="0"/>
+        <w:autoSpaceDN w:val="0"/>
+        <w:bidi w:val="0"/>
+        <w:adjustRightInd w:val="0"/>
+        <w:snapToGrid w:val="0"/>
+        <w:textAlignment w:val="baseline"/>
         <w:rPr>
           <w:rFonts w:hint="eastAsia"/>
           <w:lang w:val="en-US" w:eastAsia="zh-CN"/>
@@ -3486,13 +3846,26 @@
     <w:p>
       <w:pPr>
         <w:pStyle w:val="28"/>
+        <w:keepNext w:val="0"/>
+        <w:keepLines w:val="0"/>
+        <w:pageBreakBefore w:val="0"/>
+        <w:widowControl w:val="0"/>
+        <w:kinsoku w:val="0"/>
+        <w:wordWrap/>
+        <w:overflowPunct/>
+        <w:topLinePunct w:val="0"/>
+        <w:autoSpaceDE w:val="0"/>
+        <w:autoSpaceDN w:val="0"/>
         <w:bidi w:val="0"/>
-        <w:rPr>
-          <w:rFonts w:hint="eastAsia"/>
-          <w:lang w:val="en-US" w:eastAsia="zh-CN"/>
-        </w:rPr>
-      </w:pPr>
-      <w:bookmarkStart w:id="4" w:name="_Toc3194"/>
+        <w:adjustRightInd w:val="0"/>
+        <w:snapToGrid w:val="0"/>
+        <w:textAlignment w:val="baseline"/>
+        <w:rPr>
+          <w:rFonts w:hint="eastAsia"/>
+          <w:lang w:val="en-US" w:eastAsia="zh-CN"/>
+        </w:rPr>
+      </w:pPr>
+      <w:bookmarkStart w:id="4" w:name="_Toc9428"/>
       <w:r>
         <w:rPr>
           <w:rFonts w:hint="eastAsia"/>
@@ -3505,13 +3878,26 @@
     <w:p>
       <w:pPr>
         <w:pStyle w:val="30"/>
+        <w:keepNext w:val="0"/>
+        <w:keepLines w:val="0"/>
+        <w:pageBreakBefore w:val="0"/>
+        <w:widowControl w:val="0"/>
+        <w:kinsoku w:val="0"/>
+        <w:wordWrap/>
+        <w:overflowPunct/>
+        <w:topLinePunct w:val="0"/>
+        <w:autoSpaceDE w:val="0"/>
+        <w:autoSpaceDN w:val="0"/>
         <w:bidi w:val="0"/>
-        <w:rPr>
-          <w:rFonts w:hint="eastAsia"/>
-          <w:lang w:val="en-US" w:eastAsia="zh-CN"/>
-        </w:rPr>
-      </w:pPr>
-      <w:bookmarkStart w:id="5" w:name="_Toc28747"/>
+        <w:adjustRightInd w:val="0"/>
+        <w:snapToGrid w:val="0"/>
+        <w:textAlignment w:val="baseline"/>
+        <w:rPr>
+          <w:rFonts w:hint="eastAsia"/>
+          <w:lang w:val="en-US" w:eastAsia="zh-CN"/>
+        </w:rPr>
+      </w:pPr>
+      <w:bookmarkStart w:id="5" w:name="_Toc4056"/>
       <w:r>
         <w:rPr>
           <w:rFonts w:hint="eastAsia"/>
@@ -3524,6 +3910,20 @@
     <w:p>
       <w:pPr>
         <w:pStyle w:val="29"/>
+        <w:keepNext w:val="0"/>
+        <w:keepLines w:val="0"/>
+        <w:pageBreakBefore w:val="0"/>
+        <w:widowControl w:val="0"/>
+        <w:kinsoku w:val="0"/>
+        <w:wordWrap/>
+        <w:overflowPunct/>
+        <w:topLinePunct w:val="0"/>
+        <w:autoSpaceDE w:val="0"/>
+        <w:autoSpaceDN w:val="0"/>
+        <w:bidi w:val="0"/>
+        <w:adjustRightInd w:val="0"/>
+        <w:snapToGrid w:val="0"/>
+        <w:textAlignment w:val="baseline"/>
         <w:rPr>
           <w:rFonts w:hint="eastAsia"/>
           <w:lang w:val="en-US" w:eastAsia="zh-CN"/>
@@ -3540,13 +3940,26 @@
     <w:p>
       <w:pPr>
         <w:pStyle w:val="30"/>
+        <w:keepNext w:val="0"/>
+        <w:keepLines w:val="0"/>
+        <w:pageBreakBefore w:val="0"/>
+        <w:widowControl w:val="0"/>
+        <w:kinsoku w:val="0"/>
+        <w:wordWrap/>
+        <w:overflowPunct/>
+        <w:topLinePunct w:val="0"/>
+        <w:autoSpaceDE w:val="0"/>
+        <w:autoSpaceDN w:val="0"/>
         <w:bidi w:val="0"/>
-        <w:rPr>
-          <w:rFonts w:hint="eastAsia"/>
-          <w:lang w:val="en-US" w:eastAsia="zh-CN"/>
-        </w:rPr>
-      </w:pPr>
-      <w:bookmarkStart w:id="6" w:name="_Toc25820"/>
+        <w:adjustRightInd w:val="0"/>
+        <w:snapToGrid w:val="0"/>
+        <w:textAlignment w:val="baseline"/>
+        <w:rPr>
+          <w:rFonts w:hint="eastAsia"/>
+          <w:lang w:val="en-US" w:eastAsia="zh-CN"/>
+        </w:rPr>
+      </w:pPr>
+      <w:bookmarkStart w:id="6" w:name="_Toc14098"/>
       <w:r>
         <w:rPr>
           <w:rFonts w:hint="eastAsia"/>
@@ -3559,6 +3972,20 @@
     <w:p>
       <w:pPr>
         <w:pStyle w:val="29"/>
+        <w:keepNext w:val="0"/>
+        <w:keepLines w:val="0"/>
+        <w:pageBreakBefore w:val="0"/>
+        <w:widowControl w:val="0"/>
+        <w:kinsoku w:val="0"/>
+        <w:wordWrap/>
+        <w:overflowPunct/>
+        <w:topLinePunct w:val="0"/>
+        <w:autoSpaceDE w:val="0"/>
+        <w:autoSpaceDN w:val="0"/>
+        <w:bidi w:val="0"/>
+        <w:adjustRightInd w:val="0"/>
+        <w:snapToGrid w:val="0"/>
+        <w:textAlignment w:val="baseline"/>
         <w:rPr>
           <w:rFonts w:hint="eastAsia"/>
           <w:lang w:val="en-US" w:eastAsia="zh-CN"/>
@@ -3575,13 +4002,26 @@
     <w:p>
       <w:pPr>
         <w:pStyle w:val="30"/>
+        <w:keepNext w:val="0"/>
+        <w:keepLines w:val="0"/>
+        <w:pageBreakBefore w:val="0"/>
+        <w:widowControl w:val="0"/>
+        <w:kinsoku w:val="0"/>
+        <w:wordWrap/>
+        <w:overflowPunct/>
+        <w:topLinePunct w:val="0"/>
+        <w:autoSpaceDE w:val="0"/>
+        <w:autoSpaceDN w:val="0"/>
         <w:bidi w:val="0"/>
-        <w:rPr>
-          <w:rFonts w:hint="eastAsia"/>
-          <w:lang w:val="en-US" w:eastAsia="zh-CN"/>
-        </w:rPr>
-      </w:pPr>
-      <w:bookmarkStart w:id="7" w:name="_Toc12751"/>
+        <w:adjustRightInd w:val="0"/>
+        <w:snapToGrid w:val="0"/>
+        <w:textAlignment w:val="baseline"/>
+        <w:rPr>
+          <w:rFonts w:hint="eastAsia"/>
+          <w:lang w:val="en-US" w:eastAsia="zh-CN"/>
+        </w:rPr>
+      </w:pPr>
+      <w:bookmarkStart w:id="7" w:name="_Toc10368"/>
       <w:r>
         <w:rPr>
           <w:rFonts w:hint="eastAsia"/>
@@ -3594,6 +4034,20 @@
     <w:p>
       <w:pPr>
         <w:pStyle w:val="29"/>
+        <w:keepNext w:val="0"/>
+        <w:keepLines w:val="0"/>
+        <w:pageBreakBefore w:val="0"/>
+        <w:widowControl w:val="0"/>
+        <w:kinsoku w:val="0"/>
+        <w:wordWrap/>
+        <w:overflowPunct/>
+        <w:topLinePunct w:val="0"/>
+        <w:autoSpaceDE w:val="0"/>
+        <w:autoSpaceDN w:val="0"/>
+        <w:bidi w:val="0"/>
+        <w:adjustRightInd w:val="0"/>
+        <w:snapToGrid w:val="0"/>
+        <w:textAlignment w:val="baseline"/>
         <w:rPr>
           <w:rFonts w:hint="eastAsia"/>
           <w:lang w:val="en-US" w:eastAsia="zh-CN"/>
@@ -3610,13 +4064,26 @@
     <w:p>
       <w:pPr>
         <w:pStyle w:val="30"/>
+        <w:keepNext w:val="0"/>
+        <w:keepLines w:val="0"/>
+        <w:pageBreakBefore w:val="0"/>
+        <w:widowControl w:val="0"/>
+        <w:kinsoku w:val="0"/>
+        <w:wordWrap/>
+        <w:overflowPunct/>
+        <w:topLinePunct w:val="0"/>
+        <w:autoSpaceDE w:val="0"/>
+        <w:autoSpaceDN w:val="0"/>
         <w:bidi w:val="0"/>
-        <w:rPr>
-          <w:rFonts w:hint="eastAsia"/>
-          <w:lang w:val="en-US" w:eastAsia="zh-CN"/>
-        </w:rPr>
-      </w:pPr>
-      <w:bookmarkStart w:id="8" w:name="_Toc27378"/>
+        <w:adjustRightInd w:val="0"/>
+        <w:snapToGrid w:val="0"/>
+        <w:textAlignment w:val="baseline"/>
+        <w:rPr>
+          <w:rFonts w:hint="eastAsia"/>
+          <w:lang w:val="en-US" w:eastAsia="zh-CN"/>
+        </w:rPr>
+      </w:pPr>
+      <w:bookmarkStart w:id="8" w:name="_Toc32536"/>
       <w:r>
         <w:rPr>
           <w:rFonts w:hint="eastAsia"/>
@@ -3629,6 +4096,20 @@
     <w:p>
       <w:pPr>
         <w:pStyle w:val="29"/>
+        <w:keepNext w:val="0"/>
+        <w:keepLines w:val="0"/>
+        <w:pageBreakBefore w:val="0"/>
+        <w:widowControl w:val="0"/>
+        <w:kinsoku w:val="0"/>
+        <w:wordWrap/>
+        <w:overflowPunct/>
+        <w:topLinePunct w:val="0"/>
+        <w:autoSpaceDE w:val="0"/>
+        <w:autoSpaceDN w:val="0"/>
+        <w:bidi w:val="0"/>
+        <w:adjustRightInd w:val="0"/>
+        <w:snapToGrid w:val="0"/>
+        <w:textAlignment w:val="baseline"/>
         <w:rPr>
           <w:rFonts w:hint="eastAsia"/>
           <w:lang w:val="en-US" w:eastAsia="zh-CN"/>
@@ -3645,13 +4126,26 @@
     <w:p>
       <w:pPr>
         <w:pStyle w:val="28"/>
+        <w:keepNext w:val="0"/>
+        <w:keepLines w:val="0"/>
+        <w:pageBreakBefore w:val="0"/>
+        <w:widowControl w:val="0"/>
+        <w:kinsoku w:val="0"/>
+        <w:wordWrap/>
+        <w:overflowPunct/>
+        <w:topLinePunct w:val="0"/>
+        <w:autoSpaceDE w:val="0"/>
+        <w:autoSpaceDN w:val="0"/>
         <w:bidi w:val="0"/>
-        <w:rPr>
-          <w:rFonts w:hint="eastAsia"/>
-          <w:lang w:val="en-US" w:eastAsia="zh-CN"/>
-        </w:rPr>
-      </w:pPr>
-      <w:bookmarkStart w:id="9" w:name="_Toc16329"/>
+        <w:adjustRightInd w:val="0"/>
+        <w:snapToGrid w:val="0"/>
+        <w:textAlignment w:val="baseline"/>
+        <w:rPr>
+          <w:rFonts w:hint="eastAsia"/>
+          <w:lang w:val="en-US" w:eastAsia="zh-CN"/>
+        </w:rPr>
+      </w:pPr>
+      <w:bookmarkStart w:id="9" w:name="_Toc6684"/>
       <w:r>
         <w:rPr>
           <w:rFonts w:hint="eastAsia"/>
@@ -3664,13 +4158,26 @@
     <w:p>
       <w:pPr>
         <w:pStyle w:val="30"/>
+        <w:keepNext w:val="0"/>
+        <w:keepLines w:val="0"/>
+        <w:pageBreakBefore w:val="0"/>
+        <w:widowControl w:val="0"/>
+        <w:kinsoku w:val="0"/>
+        <w:wordWrap/>
+        <w:overflowPunct/>
+        <w:topLinePunct w:val="0"/>
+        <w:autoSpaceDE w:val="0"/>
+        <w:autoSpaceDN w:val="0"/>
         <w:bidi w:val="0"/>
-        <w:rPr>
-          <w:rFonts w:hint="eastAsia"/>
-          <w:lang w:val="en-US" w:eastAsia="zh-CN"/>
-        </w:rPr>
-      </w:pPr>
-      <w:bookmarkStart w:id="10" w:name="_Toc24562"/>
+        <w:adjustRightInd w:val="0"/>
+        <w:snapToGrid w:val="0"/>
+        <w:textAlignment w:val="baseline"/>
+        <w:rPr>
+          <w:rFonts w:hint="eastAsia"/>
+          <w:lang w:val="en-US" w:eastAsia="zh-CN"/>
+        </w:rPr>
+      </w:pPr>
+      <w:bookmarkStart w:id="10" w:name="_Toc20057"/>
       <w:r>
         <w:rPr>
           <w:rFonts w:hint="eastAsia"/>
@@ -3683,6 +4190,20 @@
     <w:p>
       <w:pPr>
         <w:pStyle w:val="29"/>
+        <w:keepNext w:val="0"/>
+        <w:keepLines w:val="0"/>
+        <w:pageBreakBefore w:val="0"/>
+        <w:widowControl w:val="0"/>
+        <w:kinsoku w:val="0"/>
+        <w:wordWrap/>
+        <w:overflowPunct/>
+        <w:topLinePunct w:val="0"/>
+        <w:autoSpaceDE w:val="0"/>
+        <w:autoSpaceDN w:val="0"/>
+        <w:bidi w:val="0"/>
+        <w:adjustRightInd w:val="0"/>
+        <w:snapToGrid w:val="0"/>
+        <w:textAlignment w:val="baseline"/>
         <w:rPr>
           <w:rFonts w:hint="eastAsia"/>
           <w:lang w:val="en-US" w:eastAsia="zh-CN"/>
@@ -3699,11 +4220,25 @@
     <w:p>
       <w:pPr>
         <w:pStyle w:val="29"/>
+        <w:keepNext w:val="0"/>
+        <w:keepLines w:val="0"/>
+        <w:pageBreakBefore w:val="0"/>
+        <w:widowControl w:val="0"/>
         <w:numPr>
           <w:ilvl w:val="0"/>
           <w:numId w:val="2"/>
         </w:numPr>
+        <w:kinsoku w:val="0"/>
+        <w:wordWrap/>
+        <w:overflowPunct/>
+        <w:topLinePunct w:val="0"/>
+        <w:autoSpaceDE w:val="0"/>
+        <w:autoSpaceDN w:val="0"/>
+        <w:bidi w:val="0"/>
+        <w:adjustRightInd w:val="0"/>
+        <w:snapToGrid w:val="0"/>
         <w:ind w:left="425" w:leftChars="0" w:hanging="425" w:firstLineChars="0"/>
+        <w:textAlignment w:val="baseline"/>
         <w:rPr>
           <w:rFonts w:hint="eastAsia"/>
           <w:lang w:val="en-US" w:eastAsia="zh-CN"/>
@@ -3720,11 +4255,25 @@
     <w:p>
       <w:pPr>
         <w:pStyle w:val="29"/>
+        <w:keepNext w:val="0"/>
+        <w:keepLines w:val="0"/>
+        <w:pageBreakBefore w:val="0"/>
+        <w:widowControl w:val="0"/>
         <w:numPr>
           <w:ilvl w:val="0"/>
           <w:numId w:val="2"/>
         </w:numPr>
+        <w:kinsoku w:val="0"/>
+        <w:wordWrap/>
+        <w:overflowPunct/>
+        <w:topLinePunct w:val="0"/>
+        <w:autoSpaceDE w:val="0"/>
+        <w:autoSpaceDN w:val="0"/>
+        <w:bidi w:val="0"/>
+        <w:adjustRightInd w:val="0"/>
+        <w:snapToGrid w:val="0"/>
         <w:ind w:left="425" w:leftChars="0" w:hanging="425" w:firstLineChars="0"/>
+        <w:textAlignment w:val="baseline"/>
         <w:rPr>
           <w:rFonts w:hint="eastAsia"/>
           <w:lang w:val="en-US" w:eastAsia="zh-CN"/>
@@ -3741,11 +4290,25 @@
     <w:p>
       <w:pPr>
         <w:pStyle w:val="29"/>
+        <w:keepNext w:val="0"/>
+        <w:keepLines w:val="0"/>
+        <w:pageBreakBefore w:val="0"/>
+        <w:widowControl w:val="0"/>
         <w:numPr>
           <w:ilvl w:val="0"/>
           <w:numId w:val="2"/>
         </w:numPr>
+        <w:kinsoku w:val="0"/>
+        <w:wordWrap/>
+        <w:overflowPunct/>
+        <w:topLinePunct w:val="0"/>
+        <w:autoSpaceDE w:val="0"/>
+        <w:autoSpaceDN w:val="0"/>
+        <w:bidi w:val="0"/>
+        <w:adjustRightInd w:val="0"/>
+        <w:snapToGrid w:val="0"/>
         <w:ind w:left="425" w:leftChars="0" w:hanging="425" w:firstLineChars="0"/>
+        <w:textAlignment w:val="baseline"/>
         <w:rPr>
           <w:rFonts w:hint="eastAsia"/>
           <w:lang w:val="en-US" w:eastAsia="zh-CN"/>
@@ -3762,11 +4325,25 @@
     <w:p>
       <w:pPr>
         <w:pStyle w:val="29"/>
+        <w:keepNext w:val="0"/>
+        <w:keepLines w:val="0"/>
+        <w:pageBreakBefore w:val="0"/>
+        <w:widowControl w:val="0"/>
         <w:numPr>
           <w:ilvl w:val="0"/>
           <w:numId w:val="2"/>
         </w:numPr>
+        <w:kinsoku w:val="0"/>
+        <w:wordWrap/>
+        <w:overflowPunct/>
+        <w:topLinePunct w:val="0"/>
+        <w:autoSpaceDE w:val="0"/>
+        <w:autoSpaceDN w:val="0"/>
+        <w:bidi w:val="0"/>
+        <w:adjustRightInd w:val="0"/>
+        <w:snapToGrid w:val="0"/>
         <w:ind w:left="425" w:leftChars="0" w:hanging="425" w:firstLineChars="0"/>
+        <w:textAlignment w:val="baseline"/>
         <w:rPr>
           <w:rFonts w:hint="eastAsia"/>
           <w:lang w:val="en-US" w:eastAsia="zh-CN"/>
@@ -3783,11 +4360,25 @@
     <w:p>
       <w:pPr>
         <w:pStyle w:val="29"/>
+        <w:keepNext w:val="0"/>
+        <w:keepLines w:val="0"/>
+        <w:pageBreakBefore w:val="0"/>
+        <w:widowControl w:val="0"/>
         <w:numPr>
           <w:ilvl w:val="0"/>
           <w:numId w:val="2"/>
         </w:numPr>
+        <w:kinsoku w:val="0"/>
+        <w:wordWrap/>
+        <w:overflowPunct/>
+        <w:topLinePunct w:val="0"/>
+        <w:autoSpaceDE w:val="0"/>
+        <w:autoSpaceDN w:val="0"/>
+        <w:bidi w:val="0"/>
+        <w:adjustRightInd w:val="0"/>
+        <w:snapToGrid w:val="0"/>
         <w:ind w:left="425" w:leftChars="0" w:hanging="425" w:firstLineChars="0"/>
+        <w:textAlignment w:val="baseline"/>
         <w:rPr>
           <w:rFonts w:hint="eastAsia"/>
           <w:lang w:val="en-US" w:eastAsia="zh-CN"/>
@@ -3804,11 +4395,25 @@
     <w:p>
       <w:pPr>
         <w:pStyle w:val="29"/>
+        <w:keepNext w:val="0"/>
+        <w:keepLines w:val="0"/>
+        <w:pageBreakBefore w:val="0"/>
+        <w:widowControl w:val="0"/>
         <w:numPr>
           <w:ilvl w:val="0"/>
           <w:numId w:val="2"/>
         </w:numPr>
+        <w:kinsoku w:val="0"/>
+        <w:wordWrap/>
+        <w:overflowPunct/>
+        <w:topLinePunct w:val="0"/>
+        <w:autoSpaceDE w:val="0"/>
+        <w:autoSpaceDN w:val="0"/>
+        <w:bidi w:val="0"/>
+        <w:adjustRightInd w:val="0"/>
+        <w:snapToGrid w:val="0"/>
         <w:ind w:left="425" w:leftChars="0" w:hanging="425" w:firstLineChars="0"/>
+        <w:textAlignment w:val="baseline"/>
         <w:rPr>
           <w:rFonts w:hint="eastAsia"/>
           <w:lang w:val="en-US" w:eastAsia="zh-CN"/>
@@ -3825,11 +4430,25 @@
     <w:p>
       <w:pPr>
         <w:pStyle w:val="29"/>
+        <w:keepNext w:val="0"/>
+        <w:keepLines w:val="0"/>
+        <w:pageBreakBefore w:val="0"/>
+        <w:widowControl w:val="0"/>
         <w:numPr>
           <w:ilvl w:val="0"/>
           <w:numId w:val="2"/>
         </w:numPr>
+        <w:kinsoku w:val="0"/>
+        <w:wordWrap/>
+        <w:overflowPunct/>
+        <w:topLinePunct w:val="0"/>
+        <w:autoSpaceDE w:val="0"/>
+        <w:autoSpaceDN w:val="0"/>
+        <w:bidi w:val="0"/>
+        <w:adjustRightInd w:val="0"/>
+        <w:snapToGrid w:val="0"/>
         <w:ind w:left="425" w:leftChars="0" w:hanging="425" w:firstLineChars="0"/>
+        <w:textAlignment w:val="baseline"/>
         <w:rPr>
           <w:rFonts w:hint="eastAsia"/>
           <w:lang w:val="en-US" w:eastAsia="zh-CN"/>
@@ -3846,22 +4465,52 @@
     <w:p>
       <w:pPr>
         <w:pStyle w:val="29"/>
-        <w:rPr>
-          <w:rFonts w:hint="eastAsia"/>
-          <w:lang w:val="en-US" w:eastAsia="zh-CN"/>
-        </w:rPr>
-      </w:pPr>
-      <w:r>
-        <w:rPr>
-          <w:rFonts w:hint="eastAsia"/>
-          <w:lang w:val="en-US" w:eastAsia="zh-CN"/>
-        </w:rPr>
-        <w:t>4.1.2 外部沟通（与需方及相关方）主要信息包括：</w:t>
+        <w:keepNext w:val="0"/>
+        <w:keepLines w:val="0"/>
+        <w:pageBreakBefore w:val="0"/>
+        <w:widowControl w:val="0"/>
+        <w:kinsoku w:val="0"/>
+        <w:wordWrap/>
+        <w:overflowPunct/>
+        <w:topLinePunct w:val="0"/>
+        <w:autoSpaceDE w:val="0"/>
+        <w:autoSpaceDN w:val="0"/>
+        <w:bidi w:val="0"/>
+        <w:adjustRightInd w:val="0"/>
+        <w:snapToGrid w:val="0"/>
+        <w:textAlignment w:val="baseline"/>
+        <w:rPr>
+          <w:rFonts w:hint="eastAsia"/>
+          <w:lang w:val="en-US" w:eastAsia="zh-CN"/>
+        </w:rPr>
+      </w:pPr>
+      <w:bookmarkStart w:id="19" w:name="_GoBack"/>
+      <w:bookmarkEnd w:id="19"/>
+      <w:r>
+        <w:rPr>
+          <w:rFonts w:hint="eastAsia"/>
+          <w:lang w:val="en-US" w:eastAsia="zh-CN"/>
+        </w:rPr>
+        <w:t>外部沟通（与需方及相关方）主要信息包括：</w:t>
       </w:r>
     </w:p>
     <w:p>
       <w:pPr>
         <w:pStyle w:val="29"/>
+        <w:keepNext w:val="0"/>
+        <w:keepLines w:val="0"/>
+        <w:pageBreakBefore w:val="0"/>
+        <w:widowControl w:val="0"/>
+        <w:kinsoku w:val="0"/>
+        <w:wordWrap/>
+        <w:overflowPunct/>
+        <w:topLinePunct w:val="0"/>
+        <w:autoSpaceDE w:val="0"/>
+        <w:autoSpaceDN w:val="0"/>
+        <w:bidi w:val="0"/>
+        <w:adjustRightInd w:val="0"/>
+        <w:snapToGrid w:val="0"/>
+        <w:textAlignment w:val="baseline"/>
         <w:rPr>
           <w:rFonts w:hint="eastAsia"/>
           <w:lang w:val="en-US" w:eastAsia="zh-CN"/>
@@ -3878,6 +4527,20 @@
     <w:p>
       <w:pPr>
         <w:pStyle w:val="29"/>
+        <w:keepNext w:val="0"/>
+        <w:keepLines w:val="0"/>
+        <w:pageBreakBefore w:val="0"/>
+        <w:widowControl w:val="0"/>
+        <w:kinsoku w:val="0"/>
+        <w:wordWrap/>
+        <w:overflowPunct/>
+        <w:topLinePunct w:val="0"/>
+        <w:autoSpaceDE w:val="0"/>
+        <w:autoSpaceDN w:val="0"/>
+        <w:bidi w:val="0"/>
+        <w:adjustRightInd w:val="0"/>
+        <w:snapToGrid w:val="0"/>
+        <w:textAlignment w:val="baseline"/>
         <w:rPr>
           <w:rFonts w:hint="eastAsia"/>
           <w:lang w:val="en-US" w:eastAsia="zh-CN"/>
@@ -3894,6 +4557,20 @@
     <w:p>
       <w:pPr>
         <w:pStyle w:val="29"/>
+        <w:keepNext w:val="0"/>
+        <w:keepLines w:val="0"/>
+        <w:pageBreakBefore w:val="0"/>
+        <w:widowControl w:val="0"/>
+        <w:kinsoku w:val="0"/>
+        <w:wordWrap/>
+        <w:overflowPunct/>
+        <w:topLinePunct w:val="0"/>
+        <w:autoSpaceDE w:val="0"/>
+        <w:autoSpaceDN w:val="0"/>
+        <w:bidi w:val="0"/>
+        <w:adjustRightInd w:val="0"/>
+        <w:snapToGrid w:val="0"/>
+        <w:textAlignment w:val="baseline"/>
         <w:rPr>
           <w:rFonts w:hint="eastAsia"/>
           <w:lang w:val="en-US" w:eastAsia="zh-CN"/>
@@ -3910,6 +4587,20 @@
     <w:p>
       <w:pPr>
         <w:pStyle w:val="29"/>
+        <w:keepNext w:val="0"/>
+        <w:keepLines w:val="0"/>
+        <w:pageBreakBefore w:val="0"/>
+        <w:widowControl w:val="0"/>
+        <w:kinsoku w:val="0"/>
+        <w:wordWrap/>
+        <w:overflowPunct/>
+        <w:topLinePunct w:val="0"/>
+        <w:autoSpaceDE w:val="0"/>
+        <w:autoSpaceDN w:val="0"/>
+        <w:bidi w:val="0"/>
+        <w:adjustRightInd w:val="0"/>
+        <w:snapToGrid w:val="0"/>
+        <w:textAlignment w:val="baseline"/>
         <w:rPr>
           <w:rFonts w:hint="eastAsia"/>
           <w:lang w:val="en-US" w:eastAsia="zh-CN"/>
@@ -3926,6 +4617,20 @@
     <w:p>
       <w:pPr>
         <w:pStyle w:val="29"/>
+        <w:keepNext w:val="0"/>
+        <w:keepLines w:val="0"/>
+        <w:pageBreakBefore w:val="0"/>
+        <w:widowControl w:val="0"/>
+        <w:kinsoku w:val="0"/>
+        <w:wordWrap/>
+        <w:overflowPunct/>
+        <w:topLinePunct w:val="0"/>
+        <w:autoSpaceDE w:val="0"/>
+        <w:autoSpaceDN w:val="0"/>
+        <w:bidi w:val="0"/>
+        <w:adjustRightInd w:val="0"/>
+        <w:snapToGrid w:val="0"/>
+        <w:textAlignment w:val="baseline"/>
         <w:rPr>
           <w:rFonts w:hint="eastAsia"/>
           <w:lang w:val="en-US" w:eastAsia="zh-CN"/>
@@ -3942,6 +4647,20 @@
     <w:p>
       <w:pPr>
         <w:pStyle w:val="29"/>
+        <w:keepNext w:val="0"/>
+        <w:keepLines w:val="0"/>
+        <w:pageBreakBefore w:val="0"/>
+        <w:widowControl w:val="0"/>
+        <w:kinsoku w:val="0"/>
+        <w:wordWrap/>
+        <w:overflowPunct/>
+        <w:topLinePunct w:val="0"/>
+        <w:autoSpaceDE w:val="0"/>
+        <w:autoSpaceDN w:val="0"/>
+        <w:bidi w:val="0"/>
+        <w:adjustRightInd w:val="0"/>
+        <w:snapToGrid w:val="0"/>
+        <w:textAlignment w:val="baseline"/>
         <w:rPr>
           <w:rFonts w:hint="eastAsia"/>
           <w:lang w:val="en-US" w:eastAsia="zh-CN"/>
@@ -3958,6 +4677,20 @@
     <w:p>
       <w:pPr>
         <w:pStyle w:val="29"/>
+        <w:keepNext w:val="0"/>
+        <w:keepLines w:val="0"/>
+        <w:pageBreakBefore w:val="0"/>
+        <w:widowControl w:val="0"/>
+        <w:kinsoku w:val="0"/>
+        <w:wordWrap/>
+        <w:overflowPunct/>
+        <w:topLinePunct w:val="0"/>
+        <w:autoSpaceDE w:val="0"/>
+        <w:autoSpaceDN w:val="0"/>
+        <w:bidi w:val="0"/>
+        <w:adjustRightInd w:val="0"/>
+        <w:snapToGrid w:val="0"/>
+        <w:textAlignment w:val="baseline"/>
         <w:rPr>
           <w:rFonts w:hint="eastAsia"/>
           <w:lang w:val="en-US" w:eastAsia="zh-CN"/>
@@ -3974,13 +4707,26 @@
     <w:p>
       <w:pPr>
         <w:pStyle w:val="30"/>
+        <w:keepNext w:val="0"/>
+        <w:keepLines w:val="0"/>
+        <w:pageBreakBefore w:val="0"/>
+        <w:widowControl w:val="0"/>
+        <w:kinsoku w:val="0"/>
+        <w:wordWrap/>
+        <w:overflowPunct/>
+        <w:topLinePunct w:val="0"/>
+        <w:autoSpaceDE w:val="0"/>
+        <w:autoSpaceDN w:val="0"/>
         <w:bidi w:val="0"/>
-        <w:rPr>
-          <w:rFonts w:hint="eastAsia"/>
-          <w:lang w:val="en-US" w:eastAsia="zh-CN"/>
-        </w:rPr>
-      </w:pPr>
-      <w:bookmarkStart w:id="11" w:name="_Toc1312"/>
+        <w:adjustRightInd w:val="0"/>
+        <w:snapToGrid w:val="0"/>
+        <w:textAlignment w:val="baseline"/>
+        <w:rPr>
+          <w:rFonts w:hint="eastAsia"/>
+          <w:lang w:val="en-US" w:eastAsia="zh-CN"/>
+        </w:rPr>
+      </w:pPr>
+      <w:bookmarkStart w:id="11" w:name="_Toc15541"/>
       <w:r>
         <w:rPr>
           <w:rFonts w:hint="eastAsia"/>
@@ -3993,6 +4739,20 @@
     <w:p>
       <w:pPr>
         <w:pStyle w:val="29"/>
+        <w:keepNext w:val="0"/>
+        <w:keepLines w:val="0"/>
+        <w:pageBreakBefore w:val="0"/>
+        <w:widowControl w:val="0"/>
+        <w:kinsoku w:val="0"/>
+        <w:wordWrap/>
+        <w:overflowPunct/>
+        <w:topLinePunct w:val="0"/>
+        <w:autoSpaceDE w:val="0"/>
+        <w:autoSpaceDN w:val="0"/>
+        <w:bidi w:val="0"/>
+        <w:adjustRightInd w:val="0"/>
+        <w:snapToGrid w:val="0"/>
+        <w:textAlignment w:val="baseline"/>
         <w:rPr>
           <w:rFonts w:hint="eastAsia"/>
           <w:lang w:val="en-US" w:eastAsia="zh-CN"/>
@@ -4009,6 +4769,20 @@
     <w:p>
       <w:pPr>
         <w:pStyle w:val="29"/>
+        <w:keepNext w:val="0"/>
+        <w:keepLines w:val="0"/>
+        <w:pageBreakBefore w:val="0"/>
+        <w:widowControl w:val="0"/>
+        <w:kinsoku w:val="0"/>
+        <w:wordWrap/>
+        <w:overflowPunct/>
+        <w:topLinePunct w:val="0"/>
+        <w:autoSpaceDE w:val="0"/>
+        <w:autoSpaceDN w:val="0"/>
+        <w:bidi w:val="0"/>
+        <w:adjustRightInd w:val="0"/>
+        <w:snapToGrid w:val="0"/>
+        <w:textAlignment w:val="baseline"/>
         <w:rPr>
           <w:rFonts w:hint="eastAsia"/>
           <w:lang w:val="en-US" w:eastAsia="zh-CN"/>
@@ -4025,13 +4799,26 @@
     <w:p>
       <w:pPr>
         <w:pStyle w:val="30"/>
+        <w:keepNext w:val="0"/>
+        <w:keepLines w:val="0"/>
+        <w:pageBreakBefore w:val="0"/>
+        <w:widowControl w:val="0"/>
+        <w:kinsoku w:val="0"/>
+        <w:wordWrap/>
+        <w:overflowPunct/>
+        <w:topLinePunct w:val="0"/>
+        <w:autoSpaceDE w:val="0"/>
+        <w:autoSpaceDN w:val="0"/>
         <w:bidi w:val="0"/>
-        <w:rPr>
-          <w:rFonts w:hint="eastAsia"/>
-          <w:lang w:val="en-US" w:eastAsia="zh-CN"/>
-        </w:rPr>
-      </w:pPr>
-      <w:bookmarkStart w:id="12" w:name="_Toc8070"/>
+        <w:adjustRightInd w:val="0"/>
+        <w:snapToGrid w:val="0"/>
+        <w:textAlignment w:val="baseline"/>
+        <w:rPr>
+          <w:rFonts w:hint="eastAsia"/>
+          <w:lang w:val="en-US" w:eastAsia="zh-CN"/>
+        </w:rPr>
+      </w:pPr>
+      <w:bookmarkStart w:id="12" w:name="_Toc16282"/>
       <w:r>
         <w:rPr>
           <w:rFonts w:hint="eastAsia"/>
@@ -4044,6 +4831,20 @@
     <w:p>
       <w:pPr>
         <w:pStyle w:val="29"/>
+        <w:keepNext w:val="0"/>
+        <w:keepLines w:val="0"/>
+        <w:pageBreakBefore w:val="0"/>
+        <w:widowControl w:val="0"/>
+        <w:kinsoku w:val="0"/>
+        <w:wordWrap/>
+        <w:overflowPunct/>
+        <w:topLinePunct w:val="0"/>
+        <w:autoSpaceDE w:val="0"/>
+        <w:autoSpaceDN w:val="0"/>
+        <w:bidi w:val="0"/>
+        <w:adjustRightInd w:val="0"/>
+        <w:snapToGrid w:val="0"/>
+        <w:textAlignment w:val="baseline"/>
         <w:rPr>
           <w:rFonts w:hint="eastAsia"/>
           <w:lang w:val="en-US" w:eastAsia="zh-CN"/>
@@ -4060,6 +4861,20 @@
     <w:p>
       <w:pPr>
         <w:pStyle w:val="29"/>
+        <w:keepNext w:val="0"/>
+        <w:keepLines w:val="0"/>
+        <w:pageBreakBefore w:val="0"/>
+        <w:widowControl w:val="0"/>
+        <w:kinsoku w:val="0"/>
+        <w:wordWrap/>
+        <w:overflowPunct/>
+        <w:topLinePunct w:val="0"/>
+        <w:autoSpaceDE w:val="0"/>
+        <w:autoSpaceDN w:val="0"/>
+        <w:bidi w:val="0"/>
+        <w:adjustRightInd w:val="0"/>
+        <w:snapToGrid w:val="0"/>
+        <w:textAlignment w:val="baseline"/>
         <w:rPr>
           <w:rFonts w:hint="eastAsia"/>
           <w:lang w:val="en-US" w:eastAsia="zh-CN"/>
@@ -4076,11 +4891,25 @@
     <w:p>
       <w:pPr>
         <w:pStyle w:val="29"/>
+        <w:keepNext w:val="0"/>
+        <w:keepLines w:val="0"/>
+        <w:pageBreakBefore w:val="0"/>
+        <w:widowControl w:val="0"/>
         <w:numPr>
           <w:ilvl w:val="0"/>
           <w:numId w:val="3"/>
         </w:numPr>
+        <w:kinsoku w:val="0"/>
+        <w:wordWrap/>
+        <w:overflowPunct/>
+        <w:topLinePunct w:val="0"/>
+        <w:autoSpaceDE w:val="0"/>
+        <w:autoSpaceDN w:val="0"/>
+        <w:bidi w:val="0"/>
+        <w:adjustRightInd w:val="0"/>
+        <w:snapToGrid w:val="0"/>
         <w:ind w:left="425" w:leftChars="0" w:hanging="425" w:firstLineChars="0"/>
+        <w:textAlignment w:val="baseline"/>
         <w:rPr>
           <w:rFonts w:hint="eastAsia"/>
           <w:lang w:val="en-US" w:eastAsia="zh-CN"/>
@@ -4097,11 +4926,25 @@
     <w:p>
       <w:pPr>
         <w:pStyle w:val="29"/>
+        <w:keepNext w:val="0"/>
+        <w:keepLines w:val="0"/>
+        <w:pageBreakBefore w:val="0"/>
+        <w:widowControl w:val="0"/>
         <w:numPr>
           <w:ilvl w:val="0"/>
           <w:numId w:val="3"/>
         </w:numPr>
+        <w:kinsoku w:val="0"/>
+        <w:wordWrap/>
+        <w:overflowPunct/>
+        <w:topLinePunct w:val="0"/>
+        <w:autoSpaceDE w:val="0"/>
+        <w:autoSpaceDN w:val="0"/>
+        <w:bidi w:val="0"/>
+        <w:adjustRightInd w:val="0"/>
+        <w:snapToGrid w:val="0"/>
         <w:ind w:left="425" w:leftChars="0" w:hanging="425" w:firstLineChars="0"/>
+        <w:textAlignment w:val="baseline"/>
         <w:rPr>
           <w:rFonts w:hint="eastAsia"/>
           <w:lang w:val="en-US" w:eastAsia="zh-CN"/>
@@ -4118,11 +4961,25 @@
     <w:p>
       <w:pPr>
         <w:pStyle w:val="29"/>
+        <w:keepNext w:val="0"/>
+        <w:keepLines w:val="0"/>
+        <w:pageBreakBefore w:val="0"/>
+        <w:widowControl w:val="0"/>
         <w:numPr>
           <w:ilvl w:val="0"/>
           <w:numId w:val="3"/>
         </w:numPr>
+        <w:kinsoku w:val="0"/>
+        <w:wordWrap/>
+        <w:overflowPunct/>
+        <w:topLinePunct w:val="0"/>
+        <w:autoSpaceDE w:val="0"/>
+        <w:autoSpaceDN w:val="0"/>
+        <w:bidi w:val="0"/>
+        <w:adjustRightInd w:val="0"/>
+        <w:snapToGrid w:val="0"/>
         <w:ind w:left="425" w:leftChars="0" w:hanging="425" w:firstLineChars="0"/>
+        <w:textAlignment w:val="baseline"/>
         <w:rPr>
           <w:rFonts w:hint="eastAsia"/>
           <w:lang w:val="en-US" w:eastAsia="zh-CN"/>
@@ -4139,11 +4996,25 @@
     <w:p>
       <w:pPr>
         <w:pStyle w:val="29"/>
+        <w:keepNext w:val="0"/>
+        <w:keepLines w:val="0"/>
+        <w:pageBreakBefore w:val="0"/>
+        <w:widowControl w:val="0"/>
         <w:numPr>
           <w:ilvl w:val="0"/>
           <w:numId w:val="3"/>
         </w:numPr>
+        <w:kinsoku w:val="0"/>
+        <w:wordWrap/>
+        <w:overflowPunct/>
+        <w:topLinePunct w:val="0"/>
+        <w:autoSpaceDE w:val="0"/>
+        <w:autoSpaceDN w:val="0"/>
+        <w:bidi w:val="0"/>
+        <w:adjustRightInd w:val="0"/>
+        <w:snapToGrid w:val="0"/>
         <w:ind w:left="425" w:leftChars="0" w:hanging="425" w:firstLineChars="0"/>
+        <w:textAlignment w:val="baseline"/>
         <w:rPr>
           <w:rFonts w:hint="eastAsia"/>
           <w:lang w:val="en-US" w:eastAsia="zh-CN"/>
@@ -4160,11 +5031,25 @@
     <w:p>
       <w:pPr>
         <w:pStyle w:val="29"/>
+        <w:keepNext w:val="0"/>
+        <w:keepLines w:val="0"/>
+        <w:pageBreakBefore w:val="0"/>
+        <w:widowControl w:val="0"/>
         <w:numPr>
           <w:ilvl w:val="0"/>
           <w:numId w:val="3"/>
         </w:numPr>
+        <w:kinsoku w:val="0"/>
+        <w:wordWrap/>
+        <w:overflowPunct/>
+        <w:topLinePunct w:val="0"/>
+        <w:autoSpaceDE w:val="0"/>
+        <w:autoSpaceDN w:val="0"/>
+        <w:bidi w:val="0"/>
+        <w:adjustRightInd w:val="0"/>
+        <w:snapToGrid w:val="0"/>
         <w:ind w:left="425" w:leftChars="0" w:hanging="425" w:firstLineChars="0"/>
+        <w:textAlignment w:val="baseline"/>
         <w:rPr>
           <w:rFonts w:hint="eastAsia"/>
           <w:lang w:val="en-US" w:eastAsia="zh-CN"/>
@@ -4181,13 +5066,26 @@
     <w:p>
       <w:pPr>
         <w:pStyle w:val="30"/>
+        <w:keepNext w:val="0"/>
+        <w:keepLines w:val="0"/>
+        <w:pageBreakBefore w:val="0"/>
+        <w:widowControl w:val="0"/>
+        <w:kinsoku w:val="0"/>
+        <w:wordWrap/>
+        <w:overflowPunct/>
+        <w:topLinePunct w:val="0"/>
+        <w:autoSpaceDE w:val="0"/>
+        <w:autoSpaceDN w:val="0"/>
         <w:bidi w:val="0"/>
-        <w:rPr>
-          <w:rFonts w:hint="eastAsia"/>
-          <w:lang w:val="en-US" w:eastAsia="zh-CN"/>
-        </w:rPr>
-      </w:pPr>
-      <w:bookmarkStart w:id="13" w:name="_Toc8623"/>
+        <w:adjustRightInd w:val="0"/>
+        <w:snapToGrid w:val="0"/>
+        <w:textAlignment w:val="baseline"/>
+        <w:rPr>
+          <w:rFonts w:hint="eastAsia"/>
+          <w:lang w:val="en-US" w:eastAsia="zh-CN"/>
+        </w:rPr>
+      </w:pPr>
+      <w:bookmarkStart w:id="13" w:name="_Toc16236"/>
       <w:r>
         <w:rPr>
           <w:rFonts w:hint="eastAsia"/>
@@ -4200,13 +5098,26 @@
     <w:p>
       <w:pPr>
         <w:pStyle w:val="31"/>
+        <w:keepNext w:val="0"/>
+        <w:keepLines w:val="0"/>
+        <w:pageBreakBefore w:val="0"/>
+        <w:widowControl w:val="0"/>
+        <w:kinsoku w:val="0"/>
+        <w:wordWrap/>
+        <w:overflowPunct/>
+        <w:topLinePunct w:val="0"/>
+        <w:autoSpaceDE w:val="0"/>
+        <w:autoSpaceDN w:val="0"/>
         <w:bidi w:val="0"/>
-        <w:rPr>
-          <w:rFonts w:hint="eastAsia"/>
-          <w:lang w:val="en-US" w:eastAsia="zh-CN"/>
-        </w:rPr>
-      </w:pPr>
-      <w:bookmarkStart w:id="14" w:name="_Toc6549"/>
+        <w:adjustRightInd w:val="0"/>
+        <w:snapToGrid w:val="0"/>
+        <w:textAlignment w:val="baseline"/>
+        <w:rPr>
+          <w:rFonts w:hint="eastAsia"/>
+          <w:lang w:val="en-US" w:eastAsia="zh-CN"/>
+        </w:rPr>
+      </w:pPr>
+      <w:bookmarkStart w:id="14" w:name="_Toc3871"/>
       <w:r>
         <w:rPr>
           <w:rFonts w:hint="eastAsia"/>
@@ -4219,6 +5130,20 @@
     <w:p>
       <w:pPr>
         <w:pStyle w:val="29"/>
+        <w:keepNext w:val="0"/>
+        <w:keepLines w:val="0"/>
+        <w:pageBreakBefore w:val="0"/>
+        <w:widowControl w:val="0"/>
+        <w:kinsoku w:val="0"/>
+        <w:wordWrap/>
+        <w:overflowPunct/>
+        <w:topLinePunct w:val="0"/>
+        <w:autoSpaceDE w:val="0"/>
+        <w:autoSpaceDN w:val="0"/>
+        <w:bidi w:val="0"/>
+        <w:adjustRightInd w:val="0"/>
+        <w:snapToGrid w:val="0"/>
+        <w:textAlignment w:val="baseline"/>
         <w:rPr>
           <w:rFonts w:hint="eastAsia"/>
           <w:lang w:val="en-US" w:eastAsia="zh-CN"/>
@@ -4235,6 +5160,20 @@
     <w:p>
       <w:pPr>
         <w:pStyle w:val="29"/>
+        <w:keepNext w:val="0"/>
+        <w:keepLines w:val="0"/>
+        <w:pageBreakBefore w:val="0"/>
+        <w:widowControl w:val="0"/>
+        <w:kinsoku w:val="0"/>
+        <w:wordWrap/>
+        <w:overflowPunct/>
+        <w:topLinePunct w:val="0"/>
+        <w:autoSpaceDE w:val="0"/>
+        <w:autoSpaceDN w:val="0"/>
+        <w:bidi w:val="0"/>
+        <w:adjustRightInd w:val="0"/>
+        <w:snapToGrid w:val="0"/>
+        <w:textAlignment w:val="baseline"/>
         <w:rPr>
           <w:rFonts w:hint="eastAsia"/>
           <w:lang w:val="en-US" w:eastAsia="zh-CN"/>
@@ -4251,6 +5190,20 @@
     <w:p>
       <w:pPr>
         <w:pStyle w:val="29"/>
+        <w:keepNext w:val="0"/>
+        <w:keepLines w:val="0"/>
+        <w:pageBreakBefore w:val="0"/>
+        <w:widowControl w:val="0"/>
+        <w:kinsoku w:val="0"/>
+        <w:wordWrap/>
+        <w:overflowPunct/>
+        <w:topLinePunct w:val="0"/>
+        <w:autoSpaceDE w:val="0"/>
+        <w:autoSpaceDN w:val="0"/>
+        <w:bidi w:val="0"/>
+        <w:adjustRightInd w:val="0"/>
+        <w:snapToGrid w:val="0"/>
+        <w:textAlignment w:val="baseline"/>
         <w:rPr>
           <w:rFonts w:hint="eastAsia"/>
           <w:lang w:val="en-US" w:eastAsia="zh-CN"/>
@@ -4267,13 +5220,26 @@
     <w:p>
       <w:pPr>
         <w:pStyle w:val="31"/>
+        <w:keepNext w:val="0"/>
+        <w:keepLines w:val="0"/>
+        <w:pageBreakBefore w:val="0"/>
+        <w:widowControl w:val="0"/>
+        <w:kinsoku w:val="0"/>
+        <w:wordWrap/>
+        <w:overflowPunct/>
+        <w:topLinePunct w:val="0"/>
+        <w:autoSpaceDE w:val="0"/>
+        <w:autoSpaceDN w:val="0"/>
         <w:bidi w:val="0"/>
-        <w:rPr>
-          <w:rFonts w:hint="eastAsia"/>
-          <w:lang w:val="en-US" w:eastAsia="zh-CN"/>
-        </w:rPr>
-      </w:pPr>
-      <w:bookmarkStart w:id="15" w:name="_Toc8044"/>
+        <w:adjustRightInd w:val="0"/>
+        <w:snapToGrid w:val="0"/>
+        <w:textAlignment w:val="baseline"/>
+        <w:rPr>
+          <w:rFonts w:hint="eastAsia"/>
+          <w:lang w:val="en-US" w:eastAsia="zh-CN"/>
+        </w:rPr>
+      </w:pPr>
+      <w:bookmarkStart w:id="15" w:name="_Toc14460"/>
       <w:r>
         <w:rPr>
           <w:rFonts w:hint="eastAsia"/>
@@ -4286,6 +5252,20 @@
     <w:p>
       <w:pPr>
         <w:pStyle w:val="29"/>
+        <w:keepNext w:val="0"/>
+        <w:keepLines w:val="0"/>
+        <w:pageBreakBefore w:val="0"/>
+        <w:widowControl w:val="0"/>
+        <w:kinsoku w:val="0"/>
+        <w:wordWrap/>
+        <w:overflowPunct/>
+        <w:topLinePunct w:val="0"/>
+        <w:autoSpaceDE w:val="0"/>
+        <w:autoSpaceDN w:val="0"/>
+        <w:bidi w:val="0"/>
+        <w:adjustRightInd w:val="0"/>
+        <w:snapToGrid w:val="0"/>
+        <w:textAlignment w:val="baseline"/>
         <w:rPr>
           <w:rFonts w:hint="eastAsia"/>
           <w:lang w:val="en-US" w:eastAsia="zh-CN"/>
@@ -4302,13 +5282,26 @@
     <w:p>
       <w:pPr>
         <w:pStyle w:val="31"/>
+        <w:keepNext w:val="0"/>
+        <w:keepLines w:val="0"/>
+        <w:pageBreakBefore w:val="0"/>
+        <w:widowControl w:val="0"/>
+        <w:kinsoku w:val="0"/>
+        <w:wordWrap/>
+        <w:overflowPunct/>
+        <w:topLinePunct w:val="0"/>
+        <w:autoSpaceDE w:val="0"/>
+        <w:autoSpaceDN w:val="0"/>
         <w:bidi w:val="0"/>
-        <w:rPr>
-          <w:rFonts w:hint="eastAsia"/>
-          <w:lang w:val="en-US" w:eastAsia="zh-CN"/>
-        </w:rPr>
-      </w:pPr>
-      <w:bookmarkStart w:id="16" w:name="_Toc19261"/>
+        <w:adjustRightInd w:val="0"/>
+        <w:snapToGrid w:val="0"/>
+        <w:textAlignment w:val="baseline"/>
+        <w:rPr>
+          <w:rFonts w:hint="eastAsia"/>
+          <w:lang w:val="en-US" w:eastAsia="zh-CN"/>
+        </w:rPr>
+      </w:pPr>
+      <w:bookmarkStart w:id="16" w:name="_Toc8501"/>
       <w:r>
         <w:rPr>
           <w:rFonts w:hint="eastAsia"/>
@@ -4321,6 +5314,20 @@
     <w:p>
       <w:pPr>
         <w:pStyle w:val="29"/>
+        <w:keepNext w:val="0"/>
+        <w:keepLines w:val="0"/>
+        <w:pageBreakBefore w:val="0"/>
+        <w:widowControl w:val="0"/>
+        <w:kinsoku w:val="0"/>
+        <w:wordWrap/>
+        <w:overflowPunct/>
+        <w:topLinePunct w:val="0"/>
+        <w:autoSpaceDE w:val="0"/>
+        <w:autoSpaceDN w:val="0"/>
+        <w:bidi w:val="0"/>
+        <w:adjustRightInd w:val="0"/>
+        <w:snapToGrid w:val="0"/>
+        <w:textAlignment w:val="baseline"/>
         <w:rPr>
           <w:rFonts w:hint="eastAsia"/>
           <w:lang w:val="en-US" w:eastAsia="zh-CN"/>
@@ -4337,13 +5344,26 @@
     <w:p>
       <w:pPr>
         <w:pStyle w:val="30"/>
+        <w:keepNext w:val="0"/>
+        <w:keepLines w:val="0"/>
+        <w:pageBreakBefore w:val="0"/>
+        <w:widowControl w:val="0"/>
+        <w:kinsoku w:val="0"/>
+        <w:wordWrap/>
+        <w:overflowPunct/>
+        <w:topLinePunct w:val="0"/>
+        <w:autoSpaceDE w:val="0"/>
+        <w:autoSpaceDN w:val="0"/>
         <w:bidi w:val="0"/>
-        <w:rPr>
-          <w:rFonts w:hint="eastAsia"/>
-          <w:lang w:val="en-US" w:eastAsia="zh-CN"/>
-        </w:rPr>
-      </w:pPr>
-      <w:bookmarkStart w:id="17" w:name="_Toc15865"/>
+        <w:adjustRightInd w:val="0"/>
+        <w:snapToGrid w:val="0"/>
+        <w:textAlignment w:val="baseline"/>
+        <w:rPr>
+          <w:rFonts w:hint="eastAsia"/>
+          <w:lang w:val="en-US" w:eastAsia="zh-CN"/>
+        </w:rPr>
+      </w:pPr>
+      <w:bookmarkStart w:id="17" w:name="_Toc28172"/>
       <w:r>
         <w:rPr>
           <w:rFonts w:hint="eastAsia"/>
@@ -4356,7 +5376,20 @@
     <w:p>
       <w:pPr>
         <w:pStyle w:val="29"/>
+        <w:keepNext w:val="0"/>
+        <w:keepLines w:val="0"/>
+        <w:pageBreakBefore w:val="0"/>
+        <w:widowControl w:val="0"/>
+        <w:kinsoku w:val="0"/>
+        <w:wordWrap/>
+        <w:overflowPunct/>
+        <w:topLinePunct w:val="0"/>
+        <w:autoSpaceDE w:val="0"/>
+        <w:autoSpaceDN w:val="0"/>
         <w:bidi w:val="0"/>
+        <w:adjustRightInd w:val="0"/>
+        <w:snapToGrid w:val="0"/>
+        <w:textAlignment w:val="baseline"/>
         <w:rPr>
           <w:rFonts w:hint="eastAsia"/>
           <w:lang w:val="en-US" w:eastAsia="zh-CN"/>
@@ -4373,13 +5406,26 @@
     <w:p>
       <w:pPr>
         <w:pStyle w:val="28"/>
+        <w:keepNext w:val="0"/>
+        <w:keepLines w:val="0"/>
+        <w:pageBreakBefore w:val="0"/>
+        <w:widowControl w:val="0"/>
+        <w:kinsoku w:val="0"/>
+        <w:wordWrap/>
+        <w:overflowPunct/>
+        <w:topLinePunct w:val="0"/>
+        <w:autoSpaceDE w:val="0"/>
+        <w:autoSpaceDN w:val="0"/>
         <w:bidi w:val="0"/>
-        <w:rPr>
-          <w:rFonts w:hint="eastAsia"/>
-          <w:lang w:val="en-US" w:eastAsia="zh-CN"/>
-        </w:rPr>
-      </w:pPr>
-      <w:bookmarkStart w:id="18" w:name="_Toc14507"/>
+        <w:adjustRightInd w:val="0"/>
+        <w:snapToGrid w:val="0"/>
+        <w:textAlignment w:val="baseline"/>
+        <w:rPr>
+          <w:rFonts w:hint="eastAsia"/>
+          <w:lang w:val="en-US" w:eastAsia="zh-CN"/>
+        </w:rPr>
+      </w:pPr>
+      <w:bookmarkStart w:id="18" w:name="_Toc4651"/>
       <w:r>
         <w:rPr>
           <w:rFonts w:hint="eastAsia"/>
@@ -4392,11 +5438,25 @@
     <w:p>
       <w:pPr>
         <w:pStyle w:val="29"/>
+        <w:keepNext w:val="0"/>
+        <w:keepLines w:val="0"/>
+        <w:pageBreakBefore w:val="0"/>
+        <w:widowControl w:val="0"/>
         <w:numPr>
           <w:ilvl w:val="0"/>
           <w:numId w:val="4"/>
         </w:numPr>
+        <w:kinsoku w:val="0"/>
+        <w:wordWrap/>
+        <w:overflowPunct/>
+        <w:topLinePunct w:val="0"/>
+        <w:autoSpaceDE w:val="0"/>
+        <w:autoSpaceDN w:val="0"/>
+        <w:bidi w:val="0"/>
+        <w:adjustRightInd w:val="0"/>
+        <w:snapToGrid w:val="0"/>
         <w:ind w:left="425" w:leftChars="0" w:hanging="425" w:firstLineChars="0"/>
+        <w:textAlignment w:val="baseline"/>
         <w:rPr>
           <w:rFonts w:hint="eastAsia"/>
           <w:lang w:val="en-US" w:eastAsia="zh-CN"/>
@@ -4413,11 +5473,25 @@
     <w:p>
       <w:pPr>
         <w:pStyle w:val="29"/>
+        <w:keepNext w:val="0"/>
+        <w:keepLines w:val="0"/>
+        <w:pageBreakBefore w:val="0"/>
+        <w:widowControl w:val="0"/>
         <w:numPr>
           <w:ilvl w:val="0"/>
           <w:numId w:val="4"/>
         </w:numPr>
+        <w:kinsoku w:val="0"/>
+        <w:wordWrap/>
+        <w:overflowPunct/>
+        <w:topLinePunct w:val="0"/>
+        <w:autoSpaceDE w:val="0"/>
+        <w:autoSpaceDN w:val="0"/>
+        <w:bidi w:val="0"/>
+        <w:adjustRightInd w:val="0"/>
+        <w:snapToGrid w:val="0"/>
         <w:ind w:left="425" w:leftChars="0" w:hanging="425" w:firstLineChars="0"/>
+        <w:textAlignment w:val="baseline"/>
         <w:rPr>
           <w:rFonts w:hint="eastAsia"/>
           <w:lang w:val="en-US" w:eastAsia="zh-CN"/>
@@ -4434,11 +5508,25 @@
     <w:p>
       <w:pPr>
         <w:pStyle w:val="29"/>
+        <w:keepNext w:val="0"/>
+        <w:keepLines w:val="0"/>
+        <w:pageBreakBefore w:val="0"/>
+        <w:widowControl w:val="0"/>
         <w:numPr>
           <w:ilvl w:val="0"/>
           <w:numId w:val="4"/>
         </w:numPr>
+        <w:kinsoku w:val="0"/>
+        <w:wordWrap/>
+        <w:overflowPunct/>
+        <w:topLinePunct w:val="0"/>
+        <w:autoSpaceDE w:val="0"/>
+        <w:autoSpaceDN w:val="0"/>
+        <w:bidi w:val="0"/>
+        <w:adjustRightInd w:val="0"/>
+        <w:snapToGrid w:val="0"/>
         <w:ind w:left="425" w:leftChars="0" w:hanging="425" w:firstLineChars="0"/>
+        <w:textAlignment w:val="baseline"/>
         <w:rPr>
           <w:rFonts w:hint="eastAsia"/>
           <w:lang w:val="en-US" w:eastAsia="zh-CN"/>
@@ -4455,11 +5543,25 @@
     <w:p>
       <w:pPr>
         <w:pStyle w:val="29"/>
+        <w:keepNext w:val="0"/>
+        <w:keepLines w:val="0"/>
+        <w:pageBreakBefore w:val="0"/>
+        <w:widowControl w:val="0"/>
         <w:numPr>
           <w:ilvl w:val="0"/>
           <w:numId w:val="4"/>
         </w:numPr>
+        <w:kinsoku w:val="0"/>
+        <w:wordWrap/>
+        <w:overflowPunct/>
+        <w:topLinePunct w:val="0"/>
+        <w:autoSpaceDE w:val="0"/>
+        <w:autoSpaceDN w:val="0"/>
+        <w:bidi w:val="0"/>
+        <w:adjustRightInd w:val="0"/>
+        <w:snapToGrid w:val="0"/>
         <w:ind w:left="425" w:leftChars="0" w:hanging="425" w:firstLineChars="0"/>
+        <w:textAlignment w:val="baseline"/>
         <w:rPr>
           <w:rFonts w:hint="eastAsia"/>
           <w:lang w:val="en-US" w:eastAsia="zh-CN"/>

--- a/4.质量管理/1.流程制度规范类文件/JXTX-04-02-运维服务沟通管理制度.docx
+++ b/4.质量管理/1.流程制度规范类文件/JXTX-04-02-运维服务沟通管理制度.docx
@@ -1,10 +1,11 @@
 
 <file path=word/document.xml><?xml version="1.0" encoding="utf-8"?>
-<w:document xmlns:wpc="http://schemas.microsoft.com/office/word/2010/wordprocessingCanvas" xmlns:mc="http://schemas.openxmlformats.org/markup-compatibility/2006" xmlns:o="urn:schemas-microsoft-com:office:office" xmlns:r="http://schemas.openxmlformats.org/officeDocument/2006/relationships" xmlns:m="http://schemas.openxmlformats.org/officeDocument/2006/math" xmlns:v="urn:schemas-microsoft-com:vml" xmlns:wp14="http://schemas.microsoft.com/office/word/2010/wordprocessingDrawing" xmlns:wp="http://schemas.openxmlformats.org/drawingml/2006/wordprocessingDrawing" xmlns:w="http://schemas.openxmlformats.org/wordprocessingml/2006/main" xmlns:w14="http://schemas.microsoft.com/office/word/2010/wordml" xmlns:w10="urn:schemas-microsoft-com:office:word" xmlns:w15="http://schemas.microsoft.com/office/word/2012/wordml" xmlns:wpg="http://schemas.microsoft.com/office/word/2010/wordprocessingGroup" xmlns:wpi="http://schemas.microsoft.com/office/word/2010/wordprocessingInk" xmlns:wne="http://schemas.microsoft.com/office/word/2006/wordml" xmlns:wps="http://schemas.microsoft.com/office/word/2010/wordprocessingShape" xmlns:wpsCustomData="http://www.wps.cn/officeDocument/2013/wpsCustomData" mc:Ignorable="w14 w15 wp14">
+<w:document xmlns:wpc="http://schemas.microsoft.com/office/word/2010/wordprocessingCanvas" xmlns:mc="http://schemas.openxmlformats.org/markup-compatibility/2006" xmlns:o="urn:schemas-microsoft-com:office:office" xmlns:r="http://schemas.openxmlformats.org/officeDocument/2006/relationships" xmlns:m="http://schemas.openxmlformats.org/officeDocument/2006/math" xmlns:v="urn:schemas-microsoft-com:vml" xmlns:wp14="http://schemas.microsoft.com/office/word/2010/wordprocessingDrawing" xmlns:wp="http://schemas.openxmlformats.org/drawingml/2006/wordprocessingDrawing" xmlns:w10="urn:schemas-microsoft-com:office:word" xmlns:w="http://schemas.openxmlformats.org/wordprocessingml/2006/main" xmlns:w14="http://schemas.microsoft.com/office/word/2010/wordml" xmlns:w15="http://schemas.microsoft.com/office/word/2012/wordml" xmlns:wne="http://schemas.microsoft.com/office/word/2006/wordml" xmlns:wpg="http://schemas.microsoft.com/office/word/2010/wordprocessingGroup" xmlns:wpi="http://schemas.microsoft.com/office/word/2010/wordprocessingInk" xmlns:wps="http://schemas.microsoft.com/office/word/2010/wordprocessingShape" mc:Ignorable="w14 w15 wp14">
+  <!-- Generated by Aspose.Words for .NET 13.3.0.1 -->
   <w:body>
     <w:p>
       <w:pPr>
-        <w:pStyle w:val="24"/>
+        <w:pStyle w:val="a"/>
         <w:keepNext w:val="0"/>
         <w:keepLines w:val="0"/>
         <w:pageBreakBefore w:val="0"/>
@@ -24,7 +25,7 @@
       <w:bookmarkStart w:id="0" w:name="_Toc7190"/>
       <w:r>
         <w:drawing>
-          <wp:anchor distT="0" distB="0" distL="114300" distR="114300" simplePos="0" relativeHeight="251661312" behindDoc="1" locked="0" layoutInCell="1" allowOverlap="1">
+          <wp:anchor distT="0" distB="0" distL="114300" distR="114300" simplePos="0" relativeHeight="251660288" behindDoc="1" locked="0" layoutInCell="1" allowOverlap="1">
             <wp:simplePos x="0" y="0"/>
             <wp:positionH relativeFrom="column">
               <wp:posOffset>-19050</wp:posOffset>
@@ -49,7 +50,7 @@
                     </pic:cNvPicPr>
                   </pic:nvPicPr>
                   <pic:blipFill>
-                    <a:blip r:embed="rId7"/>
+                    <a:blip xmlns:r="http://schemas.openxmlformats.org/officeDocument/2006/relationships" r:embed="rId4"/>
                     <a:stretch>
                       <a:fillRect/>
                     </a:stretch>
@@ -75,7 +76,7 @@
       </w:r>
       <w:r>
         <w:drawing>
-          <wp:anchor distT="0" distB="0" distL="114300" distR="114300" simplePos="0" relativeHeight="251660288" behindDoc="1" locked="0" layoutInCell="1" allowOverlap="1">
+          <wp:anchor distT="0" distB="0" distL="114300" distR="114300" simplePos="0" relativeHeight="251659264" behindDoc="1" locked="0" layoutInCell="1" allowOverlap="1">
             <wp:simplePos x="0" y="0"/>
             <wp:positionH relativeFrom="column">
               <wp:posOffset>0</wp:posOffset>
@@ -100,7 +101,7 @@
                     </pic:cNvPicPr>
                   </pic:nvPicPr>
                   <pic:blipFill>
-                    <a:blip r:embed="rId8"/>
+                    <a:blip xmlns:r="http://schemas.openxmlformats.org/officeDocument/2006/relationships" r:embed="rId5"/>
                     <a:stretch>
                       <a:fillRect/>
                     </a:stretch>
@@ -130,7 +131,7 @@
           <w:lang w:val="en-US" w:eastAsia="zh-CN"/>
         </w:rPr>
         <w:drawing>
-          <wp:anchor distT="0" distB="0" distL="114300" distR="114300" simplePos="0" relativeHeight="251659264" behindDoc="1" locked="0" layoutInCell="1" allowOverlap="1">
+          <wp:anchor distT="0" distB="0" distL="114300" distR="114300" simplePos="0" relativeHeight="251658240" behindDoc="1" locked="0" layoutInCell="1" allowOverlap="1">
             <wp:simplePos x="0" y="0"/>
             <wp:positionH relativeFrom="column">
               <wp:posOffset>635</wp:posOffset>
@@ -155,7 +156,7 @@
                     </pic:cNvPicPr>
                   </pic:nvPicPr>
                   <pic:blipFill>
-                    <a:blip r:embed="rId9">
+                    <a:blip xmlns:r="http://schemas.openxmlformats.org/officeDocument/2006/relationships" r:embed="rId6">
                       <a:alphaModFix amt="58000"/>
                       <a:lum contrast="-52000"/>
                     </a:blip>
@@ -189,7 +190,7 @@
     </w:p>
     <w:p>
       <w:pPr>
-        <w:pStyle w:val="25"/>
+        <w:pStyle w:val="a0"/>
         <w:keepNext w:val="0"/>
         <w:keepLines w:val="0"/>
         <w:pageBreakBefore w:val="0"/>
@@ -236,11 +237,11 @@
         <w:adjustRightInd w:val="0"/>
         <w:snapToGrid w:val="0"/>
         <w:spacing w:after="624" w:afterLines="200" w:line="219" w:lineRule="auto"/>
-        <w:ind w:left="0" w:leftChars="0" w:right="0" w:rightChars="0" w:firstLine="0" w:firstLineChars="0"/>
+        <w:ind w:left="0" w:right="0" w:firstLine="0" w:leftChars="0" w:rightChars="0" w:firstLineChars="0"/>
         <w:jc w:val="center"/>
         <w:textAlignment w:val="baseline"/>
         <w:rPr>
-          <w:rFonts w:hint="eastAsia" w:ascii="宋体" w:hAnsi="宋体" w:eastAsia="宋体" w:cs="宋体"/>
+          <w:rFonts w:ascii="宋体" w:eastAsia="宋体" w:hAnsi="宋体" w:cs="宋体" w:hint="eastAsia"/>
           <w:sz w:val="24"/>
           <w:szCs w:val="24"/>
           <w:lang w:val="en-US" w:eastAsia="zh-CN"/>
@@ -248,7 +249,7 @@
       </w:pPr>
       <w:r>
         <w:rPr>
-          <w:rFonts w:ascii="宋体" w:hAnsi="宋体" w:eastAsia="宋体" w:cs="宋体"/>
+          <w:rFonts w:ascii="宋体" w:eastAsia="宋体" w:hAnsi="宋体" w:cs="宋体"/>
           <w:b/>
           <w:bCs/>
           <w:spacing w:val="-3"/>
@@ -259,7 +260,7 @@
       </w:r>
       <w:r>
         <w:rPr>
-          <w:rFonts w:hint="eastAsia" w:ascii="宋体" w:hAnsi="宋体" w:eastAsia="宋体" w:cs="宋体"/>
+          <w:rFonts w:ascii="宋体" w:eastAsia="宋体" w:hAnsi="宋体" w:cs="宋体" w:hint="eastAsia"/>
           <w:b/>
           <w:bCs/>
           <w:spacing w:val="-3"/>
@@ -271,7 +272,7 @@
       </w:r>
       <w:r>
         <w:rPr>
-          <w:rFonts w:ascii="宋体" w:hAnsi="宋体" w:eastAsia="宋体" w:cs="宋体"/>
+          <w:rFonts w:ascii="宋体" w:eastAsia="宋体" w:hAnsi="宋体" w:cs="宋体"/>
           <w:b/>
           <w:bCs/>
           <w:spacing w:val="-3"/>
@@ -282,7 +283,7 @@
       </w:r>
       <w:r>
         <w:rPr>
-          <w:rFonts w:hint="eastAsia" w:ascii="宋体" w:hAnsi="宋体" w:cs="宋体"/>
+          <w:rFonts w:ascii="宋体" w:hAnsi="宋体" w:cs="宋体" w:hint="eastAsia"/>
           <w:b/>
           <w:bCs/>
           <w:spacing w:val="-3"/>
@@ -294,7 +295,7 @@
       </w:r>
       <w:r>
         <w:rPr>
-          <w:rFonts w:ascii="宋体" w:hAnsi="宋体" w:eastAsia="宋体" w:cs="宋体"/>
+          <w:rFonts w:ascii="宋体" w:eastAsia="宋体" w:hAnsi="宋体" w:cs="宋体"/>
           <w:b/>
           <w:bCs/>
           <w:spacing w:val="-3"/>
@@ -305,7 +306,7 @@
       </w:r>
       <w:r>
         <w:rPr>
-          <w:rFonts w:hint="eastAsia" w:ascii="宋体" w:hAnsi="宋体" w:cs="宋体"/>
+          <w:rFonts w:ascii="宋体" w:hAnsi="宋体" w:cs="宋体" w:hint="eastAsia"/>
           <w:b/>
           <w:bCs/>
           <w:spacing w:val="-3"/>
@@ -318,18 +319,17 @@
     </w:p>
     <w:tbl>
       <w:tblPr>
-        <w:tblStyle w:val="21"/>
+        <w:tblStyle w:val="TableGrid"/>
         <w:tblW w:w="0" w:type="auto"/>
         <w:jc w:val="center"/>
         <w:tblBorders>
-          <w:top w:val="none" w:color="auto" w:sz="0" w:space="0"/>
-          <w:left w:val="none" w:color="auto" w:sz="0" w:space="0"/>
-          <w:bottom w:val="none" w:color="auto" w:sz="0" w:space="0"/>
-          <w:right w:val="none" w:color="auto" w:sz="0" w:space="0"/>
-          <w:insideH w:val="none" w:color="auto" w:sz="0" w:space="0"/>
-          <w:insideV w:val="none" w:color="auto" w:sz="0" w:space="0"/>
+          <w:top w:val="nil"/>
+          <w:left w:val="nil"/>
+          <w:bottom w:val="nil"/>
+          <w:right w:val="nil"/>
+          <w:insideH w:val="nil"/>
+          <w:insideV w:val="nil"/>
         </w:tblBorders>
-        <w:tblLayout w:type="autofit"/>
         <w:tblCellMar>
           <w:top w:w="0" w:type="dxa"/>
           <w:left w:w="108" w:type="dxa"/>
@@ -343,13 +343,15 @@
       </w:tblGrid>
       <w:tr>
         <w:tblPrEx>
+          <w:tblW w:w="0" w:type="auto"/>
+          <w:jc w:val="center"/>
           <w:tblBorders>
-            <w:top w:val="none" w:color="auto" w:sz="0" w:space="0"/>
-            <w:left w:val="none" w:color="auto" w:sz="0" w:space="0"/>
-            <w:bottom w:val="none" w:color="auto" w:sz="0" w:space="0"/>
-            <w:right w:val="none" w:color="auto" w:sz="0" w:space="0"/>
-            <w:insideH w:val="none" w:color="auto" w:sz="0" w:space="0"/>
-            <w:insideV w:val="none" w:color="auto" w:sz="0" w:space="0"/>
+            <w:top w:val="nil"/>
+            <w:left w:val="nil"/>
+            <w:bottom w:val="nil"/>
+            <w:right w:val="nil"/>
+            <w:insideH w:val="nil"/>
+            <w:insideV w:val="nil"/>
           </w:tblBorders>
           <w:tblCellMar>
             <w:top w:w="0" w:type="dxa"/>
@@ -359,7 +361,7 @@
           </w:tblCellMar>
         </w:tblPrEx>
         <w:trPr>
-          <w:trHeight w:val="810" w:hRule="atLeast"/>
+          <w:trHeight w:val="810"/>
           <w:jc w:val="center"/>
         </w:trPr>
         <w:tc>
@@ -398,7 +400,7 @@
             </w:r>
             <w:r>
               <w:rPr>
-                <w:rFonts w:hint="default" w:asciiTheme="minorAscii" w:hAnsiTheme="minorAscii" w:eastAsiaTheme="minorEastAsia"/>
+                <w:rFonts w:asciiTheme="minorAscii" w:eastAsiaTheme="minorEastAsia" w:hAnsiTheme="minorAscii" w:hint="default"/>
                 <w:spacing w:val="227"/>
                 <w:sz w:val="21"/>
                 <w:vertAlign w:val="baseline"/>
@@ -453,7 +455,7 @@
             </w:r>
             <w:r>
               <w:rPr>
-                <w:rFonts w:hint="eastAsia" w:asciiTheme="minorAscii" w:hAnsiTheme="minorAscii" w:eastAsiaTheme="minorEastAsia"/>
+                <w:rFonts w:asciiTheme="minorAscii" w:eastAsiaTheme="minorEastAsia" w:hAnsiTheme="minorAscii" w:hint="eastAsia"/>
                 <w:spacing w:val="227"/>
                 <w:sz w:val="21"/>
                 <w:vertAlign w:val="baseline"/>
@@ -475,14 +477,8 @@
       </w:tr>
       <w:tr>
         <w:tblPrEx>
-          <w:tblBorders>
-            <w:top w:val="none" w:color="auto" w:sz="0" w:space="0"/>
-            <w:left w:val="none" w:color="auto" w:sz="0" w:space="0"/>
-            <w:bottom w:val="none" w:color="auto" w:sz="0" w:space="0"/>
-            <w:right w:val="none" w:color="auto" w:sz="0" w:space="0"/>
-            <w:insideH w:val="none" w:color="auto" w:sz="0" w:space="0"/>
-            <w:insideV w:val="none" w:color="auto" w:sz="0" w:space="0"/>
-          </w:tblBorders>
+          <w:tblW w:w="0" w:type="auto"/>
+          <w:jc w:val="center"/>
           <w:tblCellMar>
             <w:top w:w="0" w:type="dxa"/>
             <w:left w:w="108" w:type="dxa"/>
@@ -491,7 +487,7 @@
           </w:tblCellMar>
         </w:tblPrEx>
         <w:trPr>
-          <w:trHeight w:val="810" w:hRule="atLeast"/>
+          <w:trHeight w:val="810"/>
           <w:jc w:val="center"/>
         </w:trPr>
         <w:tc>
@@ -516,7 +512,7 @@
               <w:snapToGrid w:val="0"/>
               <w:textAlignment w:val="baseline"/>
               <w:rPr>
-                <w:rFonts w:hint="default" w:ascii="Arial" w:hAnsi="Arial" w:eastAsia="Arial" w:cs="Arial"/>
+                <w:rFonts w:ascii="Arial" w:eastAsia="Arial" w:hAnsi="Arial" w:cs="Arial" w:hint="default"/>
                 <w:snapToGrid w:val="0"/>
                 <w:color w:val="000000"/>
                 <w:kern w:val="0"/>
@@ -548,7 +544,7 @@
             </w:r>
             <w:r>
               <w:rPr>
-                <w:rFonts w:hint="default" w:asciiTheme="minorAscii" w:hAnsiTheme="minorAscii" w:eastAsiaTheme="minorEastAsia"/>
+                <w:rFonts w:asciiTheme="minorAscii" w:eastAsiaTheme="minorEastAsia" w:hAnsiTheme="minorAscii" w:hint="default"/>
                 <w:spacing w:val="227"/>
                 <w:sz w:val="21"/>
                 <w:vertAlign w:val="baseline"/>
@@ -602,7 +598,7 @@
               <w:snapToGrid w:val="0"/>
               <w:textAlignment w:val="baseline"/>
               <w:rPr>
-                <w:rFonts w:hint="default" w:ascii="Arial" w:hAnsi="Arial" w:eastAsia="Arial" w:cs="Arial"/>
+                <w:rFonts w:ascii="Arial" w:eastAsia="Arial" w:hAnsi="Arial" w:cs="Arial" w:hint="default"/>
                 <w:snapToGrid w:val="0"/>
                 <w:color w:val="000000"/>
                 <w:kern w:val="0"/>
@@ -622,7 +618,7 @@
             </w:r>
             <w:r>
               <w:rPr>
-                <w:rFonts w:hint="eastAsia" w:asciiTheme="minorAscii" w:hAnsiTheme="minorAscii" w:eastAsiaTheme="minorEastAsia"/>
+                <w:rFonts w:asciiTheme="minorAscii" w:eastAsiaTheme="minorEastAsia" w:hAnsiTheme="minorAscii" w:hint="eastAsia"/>
                 <w:spacing w:val="227"/>
                 <w:sz w:val="21"/>
                 <w:vertAlign w:val="baseline"/>
@@ -644,14 +640,8 @@
       </w:tr>
       <w:tr>
         <w:tblPrEx>
-          <w:tblBorders>
-            <w:top w:val="none" w:color="auto" w:sz="0" w:space="0"/>
-            <w:left w:val="none" w:color="auto" w:sz="0" w:space="0"/>
-            <w:bottom w:val="none" w:color="auto" w:sz="0" w:space="0"/>
-            <w:right w:val="none" w:color="auto" w:sz="0" w:space="0"/>
-            <w:insideH w:val="none" w:color="auto" w:sz="0" w:space="0"/>
-            <w:insideV w:val="none" w:color="auto" w:sz="0" w:space="0"/>
-          </w:tblBorders>
+          <w:tblW w:w="0" w:type="auto"/>
+          <w:jc w:val="center"/>
           <w:tblCellMar>
             <w:top w:w="0" w:type="dxa"/>
             <w:left w:w="108" w:type="dxa"/>
@@ -660,7 +650,7 @@
           </w:tblCellMar>
         </w:tblPrEx>
         <w:trPr>
-          <w:trHeight w:val="635" w:hRule="atLeast"/>
+          <w:trHeight w:val="635"/>
           <w:jc w:val="center"/>
         </w:trPr>
         <w:tc>
@@ -711,7 +701,7 @@
             </w:r>
             <w:r>
               <w:rPr>
-                <w:rFonts w:hint="eastAsia" w:asciiTheme="minorAscii" w:hAnsiTheme="minorAscii" w:eastAsiaTheme="minorEastAsia"/>
+                <w:rFonts w:asciiTheme="minorAscii" w:eastAsiaTheme="minorEastAsia" w:hAnsiTheme="minorAscii" w:hint="eastAsia"/>
                 <w:spacing w:val="227"/>
                 <w:sz w:val="21"/>
                 <w:vertAlign w:val="baseline"/>
@@ -765,7 +755,7 @@
             </w:r>
             <w:r>
               <w:rPr>
-                <w:rFonts w:hint="eastAsia" w:asciiTheme="minorAscii" w:hAnsiTheme="minorAscii" w:eastAsiaTheme="minorEastAsia"/>
+                <w:rFonts w:asciiTheme="minorAscii" w:eastAsiaTheme="minorEastAsia" w:hAnsiTheme="minorAscii" w:hint="eastAsia"/>
                 <w:spacing w:val="227"/>
                 <w:sz w:val="21"/>
                 <w:vertAlign w:val="baseline"/>
@@ -826,14 +816,14 @@
         <w:ind w:left="3634"/>
         <w:textAlignment w:val="baseline"/>
         <w:rPr>
-          <w:rFonts w:ascii="宋体" w:hAnsi="宋体" w:eastAsia="宋体" w:cs="宋体"/>
+          <w:rFonts w:ascii="宋体" w:eastAsia="宋体" w:hAnsi="宋体" w:cs="宋体"/>
           <w:sz w:val="31"/>
           <w:szCs w:val="31"/>
         </w:rPr>
       </w:pPr>
       <w:r>
         <w:rPr>
-          <w:rFonts w:ascii="宋体" w:hAnsi="宋体" w:eastAsia="宋体" w:cs="宋体"/>
+          <w:rFonts w:ascii="宋体" w:eastAsia="宋体" w:hAnsi="宋体" w:cs="宋体"/>
           <w:b/>
           <w:bCs/>
           <w:spacing w:val="4"/>
@@ -845,16 +835,16 @@
     </w:p>
     <w:tbl>
       <w:tblPr>
-        <w:tblStyle w:val="26"/>
+        <w:tblStyle w:val="TableNormal0"/>
         <w:tblW w:w="8214" w:type="dxa"/>
         <w:jc w:val="center"/>
         <w:tblBorders>
-          <w:top w:val="single" w:color="000000" w:sz="2" w:space="0"/>
-          <w:left w:val="single" w:color="000000" w:sz="2" w:space="0"/>
-          <w:bottom w:val="single" w:color="000000" w:sz="2" w:space="0"/>
-          <w:right w:val="single" w:color="000000" w:sz="2" w:space="0"/>
-          <w:insideH w:val="single" w:color="000000" w:sz="2" w:space="0"/>
-          <w:insideV w:val="single" w:color="000000" w:sz="2" w:space="0"/>
+          <w:top w:val="single" w:sz="2" w:space="0" w:color="000000"/>
+          <w:left w:val="single" w:sz="2" w:space="0" w:color="000000"/>
+          <w:bottom w:val="single" w:sz="2" w:space="0" w:color="000000"/>
+          <w:right w:val="single" w:sz="2" w:space="0" w:color="000000"/>
+          <w:insideH w:val="single" w:sz="2" w:space="0" w:color="000000"/>
+          <w:insideV w:val="single" w:sz="2" w:space="0" w:color="000000"/>
         </w:tblBorders>
         <w:tblLayout w:type="fixed"/>
         <w:tblCellMar>
@@ -874,14 +864,17 @@
       </w:tblGrid>
       <w:tr>
         <w:tblPrEx>
+          <w:tblW w:w="8214" w:type="dxa"/>
+          <w:jc w:val="center"/>
           <w:tblBorders>
-            <w:top w:val="single" w:color="000000" w:sz="2" w:space="0"/>
-            <w:left w:val="single" w:color="000000" w:sz="2" w:space="0"/>
-            <w:bottom w:val="single" w:color="000000" w:sz="2" w:space="0"/>
-            <w:right w:val="single" w:color="000000" w:sz="2" w:space="0"/>
-            <w:insideH w:val="single" w:color="000000" w:sz="2" w:space="0"/>
-            <w:insideV w:val="single" w:color="000000" w:sz="2" w:space="0"/>
+            <w:top w:val="single" w:sz="2" w:space="0" w:color="000000"/>
+            <w:left w:val="single" w:sz="2" w:space="0" w:color="000000"/>
+            <w:bottom w:val="single" w:sz="2" w:space="0" w:color="000000"/>
+            <w:right w:val="single" w:sz="2" w:space="0" w:color="000000"/>
+            <w:insideH w:val="single" w:sz="2" w:space="0" w:color="000000"/>
+            <w:insideV w:val="single" w:sz="2" w:space="0" w:color="000000"/>
           </w:tblBorders>
+          <w:tblLayout w:type="fixed"/>
           <w:tblCellMar>
             <w:top w:w="0" w:type="dxa"/>
             <w:left w:w="0" w:type="dxa"/>
@@ -890,7 +883,7 @@
           </w:tblCellMar>
         </w:tblPrEx>
         <w:trPr>
-          <w:trHeight w:val="593" w:hRule="atLeast"/>
+          <w:trHeight w:val="593"/>
           <w:jc w:val="center"/>
         </w:trPr>
         <w:tc>
@@ -913,18 +906,18 @@
               <w:adjustRightInd w:val="0"/>
               <w:snapToGrid w:val="0"/>
               <w:spacing w:before="176" w:line="228" w:lineRule="auto"/>
-              <w:ind w:left="0" w:leftChars="0" w:right="0" w:rightChars="0" w:firstLine="0" w:firstLineChars="0"/>
+              <w:ind w:left="0" w:right="0" w:firstLine="0" w:leftChars="0" w:rightChars="0" w:firstLineChars="0"/>
               <w:jc w:val="center"/>
               <w:textAlignment w:val="baseline"/>
               <w:rPr>
-                <w:rFonts w:ascii="宋体" w:hAnsi="宋体" w:eastAsia="宋体" w:cs="宋体"/>
+                <w:rFonts w:ascii="宋体" w:eastAsia="宋体" w:hAnsi="宋体" w:cs="宋体"/>
                 <w:sz w:val="20"/>
                 <w:szCs w:val="20"/>
               </w:rPr>
             </w:pPr>
             <w:r>
               <w:rPr>
-                <w:rFonts w:hint="eastAsia" w:ascii="宋体" w:hAnsi="宋体" w:cs="宋体"/>
+                <w:rFonts w:ascii="宋体" w:hAnsi="宋体" w:cs="宋体" w:hint="eastAsia"/>
                 <w:spacing w:val="-14"/>
                 <w:sz w:val="20"/>
                 <w:szCs w:val="20"/>
@@ -934,7 +927,7 @@
             </w:r>
             <w:r>
               <w:rPr>
-                <w:rFonts w:ascii="宋体" w:hAnsi="宋体" w:eastAsia="宋体" w:cs="宋体"/>
+                <w:rFonts w:ascii="宋体" w:eastAsia="宋体" w:hAnsi="宋体" w:cs="宋体"/>
                 <w:spacing w:val="-14"/>
                 <w:sz w:val="20"/>
                 <w:szCs w:val="20"/>
@@ -963,18 +956,18 @@
               <w:adjustRightInd w:val="0"/>
               <w:snapToGrid w:val="0"/>
               <w:spacing w:before="175" w:line="227" w:lineRule="auto"/>
-              <w:ind w:left="0" w:leftChars="0" w:right="0" w:rightChars="0" w:firstLine="0" w:firstLineChars="0"/>
+              <w:ind w:left="0" w:right="0" w:firstLine="0" w:leftChars="0" w:rightChars="0" w:firstLineChars="0"/>
               <w:jc w:val="center"/>
               <w:textAlignment w:val="baseline"/>
               <w:rPr>
-                <w:rFonts w:ascii="宋体" w:hAnsi="宋体" w:eastAsia="宋体" w:cs="宋体"/>
+                <w:rFonts w:ascii="宋体" w:eastAsia="宋体" w:hAnsi="宋体" w:cs="宋体"/>
                 <w:sz w:val="20"/>
                 <w:szCs w:val="20"/>
               </w:rPr>
             </w:pPr>
             <w:r>
               <w:rPr>
-                <w:rFonts w:ascii="宋体" w:hAnsi="宋体" w:eastAsia="宋体" w:cs="宋体"/>
+                <w:rFonts w:ascii="宋体" w:eastAsia="宋体" w:hAnsi="宋体" w:cs="宋体"/>
                 <w:spacing w:val="4"/>
                 <w:sz w:val="20"/>
                 <w:szCs w:val="20"/>
@@ -1003,18 +996,18 @@
               <w:adjustRightInd w:val="0"/>
               <w:snapToGrid w:val="0"/>
               <w:spacing w:before="175" w:line="228" w:lineRule="auto"/>
-              <w:ind w:left="0" w:leftChars="0" w:right="0" w:rightChars="0" w:firstLine="0" w:firstLineChars="0"/>
+              <w:ind w:left="0" w:right="0" w:firstLine="0" w:leftChars="0" w:rightChars="0" w:firstLineChars="0"/>
               <w:jc w:val="center"/>
               <w:textAlignment w:val="baseline"/>
               <w:rPr>
-                <w:rFonts w:ascii="宋体" w:hAnsi="宋体" w:eastAsia="宋体" w:cs="宋体"/>
+                <w:rFonts w:ascii="宋体" w:eastAsia="宋体" w:hAnsi="宋体" w:cs="宋体"/>
                 <w:sz w:val="20"/>
                 <w:szCs w:val="20"/>
               </w:rPr>
             </w:pPr>
             <w:r>
               <w:rPr>
-                <w:rFonts w:ascii="宋体" w:hAnsi="宋体" w:eastAsia="宋体" w:cs="宋体"/>
+                <w:rFonts w:ascii="宋体" w:eastAsia="宋体" w:hAnsi="宋体" w:cs="宋体"/>
                 <w:spacing w:val="7"/>
                 <w:sz w:val="20"/>
                 <w:szCs w:val="20"/>
@@ -1043,11 +1036,11 @@
               <w:adjustRightInd w:val="0"/>
               <w:snapToGrid w:val="0"/>
               <w:spacing w:before="175" w:line="228" w:lineRule="auto"/>
-              <w:ind w:left="0" w:leftChars="0" w:right="0" w:rightChars="0" w:firstLine="0" w:firstLineChars="0"/>
+              <w:ind w:left="0" w:right="0" w:firstLine="0" w:leftChars="0" w:rightChars="0" w:firstLineChars="0"/>
               <w:jc w:val="center"/>
               <w:textAlignment w:val="baseline"/>
               <w:rPr>
-                <w:rFonts w:hint="eastAsia" w:ascii="宋体" w:hAnsi="宋体" w:eastAsia="宋体" w:cs="宋体"/>
+                <w:rFonts w:ascii="宋体" w:eastAsia="宋体" w:hAnsi="宋体" w:cs="宋体" w:hint="eastAsia"/>
                 <w:spacing w:val="7"/>
                 <w:sz w:val="20"/>
                 <w:szCs w:val="20"/>
@@ -1056,7 +1049,7 @@
             </w:pPr>
             <w:r>
               <w:rPr>
-                <w:rFonts w:hint="eastAsia" w:ascii="宋体" w:hAnsi="宋体" w:cs="宋体"/>
+                <w:rFonts w:ascii="宋体" w:hAnsi="宋体" w:cs="宋体" w:hint="eastAsia"/>
                 <w:spacing w:val="7"/>
                 <w:sz w:val="20"/>
                 <w:szCs w:val="20"/>
@@ -1086,11 +1079,11 @@
               <w:adjustRightInd w:val="0"/>
               <w:snapToGrid w:val="0"/>
               <w:spacing w:before="175" w:line="228" w:lineRule="auto"/>
-              <w:ind w:left="0" w:leftChars="0" w:right="0" w:rightChars="0" w:firstLine="0" w:firstLineChars="0"/>
+              <w:ind w:left="0" w:right="0" w:firstLine="0" w:leftChars="0" w:rightChars="0" w:firstLineChars="0"/>
               <w:jc w:val="center"/>
               <w:textAlignment w:val="baseline"/>
               <w:rPr>
-                <w:rFonts w:hint="default" w:ascii="宋体" w:hAnsi="宋体" w:cs="宋体"/>
+                <w:rFonts w:ascii="宋体" w:hAnsi="宋体" w:cs="宋体" w:hint="default"/>
                 <w:spacing w:val="7"/>
                 <w:sz w:val="20"/>
                 <w:szCs w:val="20"/>
@@ -1099,7 +1092,7 @@
             </w:pPr>
             <w:r>
               <w:rPr>
-                <w:rFonts w:hint="eastAsia" w:ascii="宋体" w:hAnsi="宋体" w:cs="宋体"/>
+                <w:rFonts w:ascii="宋体" w:hAnsi="宋体" w:cs="宋体" w:hint="eastAsia"/>
                 <w:spacing w:val="7"/>
                 <w:sz w:val="20"/>
                 <w:szCs w:val="20"/>
@@ -1129,18 +1122,18 @@
               <w:adjustRightInd w:val="0"/>
               <w:snapToGrid w:val="0"/>
               <w:spacing w:before="176" w:line="229" w:lineRule="auto"/>
-              <w:ind w:left="0" w:leftChars="0" w:right="0" w:rightChars="0" w:firstLine="0" w:firstLineChars="0"/>
+              <w:ind w:left="0" w:right="0" w:firstLine="0" w:leftChars="0" w:rightChars="0" w:firstLineChars="0"/>
               <w:jc w:val="center"/>
               <w:textAlignment w:val="baseline"/>
               <w:rPr>
-                <w:rFonts w:ascii="宋体" w:hAnsi="宋体" w:eastAsia="宋体" w:cs="宋体"/>
+                <w:rFonts w:ascii="宋体" w:eastAsia="宋体" w:hAnsi="宋体" w:cs="宋体"/>
                 <w:sz w:val="20"/>
                 <w:szCs w:val="20"/>
               </w:rPr>
             </w:pPr>
             <w:r>
               <w:rPr>
-                <w:rFonts w:ascii="宋体" w:hAnsi="宋体" w:eastAsia="宋体" w:cs="宋体"/>
+                <w:rFonts w:ascii="宋体" w:eastAsia="宋体" w:hAnsi="宋体" w:cs="宋体"/>
                 <w:spacing w:val="7"/>
                 <w:sz w:val="20"/>
                 <w:szCs w:val="20"/>
@@ -1152,14 +1145,9 @@
       </w:tr>
       <w:tr>
         <w:tblPrEx>
-          <w:tblBorders>
-            <w:top w:val="single" w:color="000000" w:sz="2" w:space="0"/>
-            <w:left w:val="single" w:color="000000" w:sz="2" w:space="0"/>
-            <w:bottom w:val="single" w:color="000000" w:sz="2" w:space="0"/>
-            <w:right w:val="single" w:color="000000" w:sz="2" w:space="0"/>
-            <w:insideH w:val="single" w:color="000000" w:sz="2" w:space="0"/>
-            <w:insideV w:val="single" w:color="000000" w:sz="2" w:space="0"/>
-          </w:tblBorders>
+          <w:tblW w:w="8214" w:type="dxa"/>
+          <w:jc w:val="center"/>
+          <w:tblLayout w:type="fixed"/>
           <w:tblCellMar>
             <w:top w:w="0" w:type="dxa"/>
             <w:left w:w="0" w:type="dxa"/>
@@ -1168,7 +1156,7 @@
           </w:tblCellMar>
         </w:tblPrEx>
         <w:trPr>
-          <w:trHeight w:val="516" w:hRule="atLeast"/>
+          <w:trHeight w:val="516"/>
           <w:jc w:val="center"/>
         </w:trPr>
         <w:tc>
@@ -1191,11 +1179,11 @@
               <w:adjustRightInd w:val="0"/>
               <w:snapToGrid w:val="0"/>
               <w:spacing w:before="173" w:line="267" w:lineRule="exact"/>
-              <w:ind w:left="0" w:leftChars="0" w:right="0" w:rightChars="0" w:firstLine="0" w:firstLineChars="0"/>
+              <w:ind w:left="0" w:right="0" w:firstLine="0" w:leftChars="0" w:rightChars="0" w:firstLineChars="0"/>
               <w:jc w:val="center"/>
               <w:textAlignment w:val="baseline"/>
               <w:rPr>
-                <w:rFonts w:hint="default" w:ascii="宋体" w:hAnsi="宋体" w:eastAsia="宋体" w:cs="宋体"/>
+                <w:rFonts w:ascii="宋体" w:eastAsia="宋体" w:hAnsi="宋体" w:cs="宋体" w:hint="default"/>
                 <w:sz w:val="20"/>
                 <w:szCs w:val="20"/>
                 <w:lang w:val="en-US"/>
@@ -1203,7 +1191,7 @@
             </w:pPr>
             <w:r>
               <w:rPr>
-                <w:rFonts w:ascii="宋体" w:hAnsi="宋体" w:eastAsia="宋体" w:cs="宋体"/>
+                <w:rFonts w:ascii="宋体" w:eastAsia="宋体" w:hAnsi="宋体" w:cs="宋体"/>
                 <w:spacing w:val="3"/>
                 <w:position w:val="1"/>
                 <w:sz w:val="20"/>
@@ -1213,7 +1201,7 @@
             </w:r>
             <w:r>
               <w:rPr>
-                <w:rFonts w:hint="eastAsia" w:ascii="宋体" w:hAnsi="宋体" w:cs="宋体"/>
+                <w:rFonts w:ascii="宋体" w:hAnsi="宋体" w:cs="宋体" w:hint="eastAsia"/>
                 <w:spacing w:val="3"/>
                 <w:position w:val="1"/>
                 <w:sz w:val="20"/>
@@ -1244,18 +1232,18 @@
               <w:adjustRightInd w:val="0"/>
               <w:snapToGrid w:val="0"/>
               <w:spacing w:before="173" w:line="267" w:lineRule="exact"/>
-              <w:ind w:left="0" w:leftChars="0" w:right="0" w:rightChars="0" w:firstLine="0" w:firstLineChars="0"/>
+              <w:ind w:left="0" w:right="0" w:firstLine="0" w:leftChars="0" w:rightChars="0" w:firstLineChars="0"/>
               <w:jc w:val="center"/>
               <w:textAlignment w:val="baseline"/>
               <w:rPr>
-                <w:rFonts w:ascii="宋体" w:hAnsi="宋体" w:eastAsia="宋体" w:cs="宋体"/>
+                <w:rFonts w:ascii="宋体" w:eastAsia="宋体" w:hAnsi="宋体" w:cs="宋体"/>
                 <w:sz w:val="20"/>
                 <w:szCs w:val="20"/>
               </w:rPr>
             </w:pPr>
             <w:r>
               <w:rPr>
-                <w:rFonts w:ascii="宋体" w:hAnsi="宋体" w:eastAsia="宋体" w:cs="宋体"/>
+                <w:rFonts w:ascii="宋体" w:eastAsia="宋体" w:hAnsi="宋体" w:cs="宋体"/>
                 <w:spacing w:val="4"/>
                 <w:position w:val="1"/>
                 <w:sz w:val="20"/>
@@ -1285,18 +1273,18 @@
               <w:adjustRightInd w:val="0"/>
               <w:snapToGrid w:val="0"/>
               <w:spacing w:before="172" w:line="228" w:lineRule="auto"/>
-              <w:ind w:left="0" w:leftChars="0" w:right="0" w:rightChars="0" w:firstLine="0" w:firstLineChars="0"/>
+              <w:ind w:left="0" w:right="0" w:firstLine="0" w:leftChars="0" w:rightChars="0" w:firstLineChars="0"/>
               <w:jc w:val="center"/>
               <w:textAlignment w:val="baseline"/>
               <w:rPr>
-                <w:rFonts w:ascii="宋体" w:hAnsi="宋体" w:eastAsia="宋体" w:cs="宋体"/>
+                <w:rFonts w:ascii="宋体" w:eastAsia="宋体" w:hAnsi="宋体" w:cs="宋体"/>
                 <w:sz w:val="20"/>
                 <w:szCs w:val="20"/>
               </w:rPr>
             </w:pPr>
             <w:r>
               <w:rPr>
-                <w:rFonts w:ascii="宋体" w:hAnsi="宋体" w:eastAsia="宋体" w:cs="宋体"/>
+                <w:rFonts w:ascii="宋体" w:eastAsia="宋体" w:hAnsi="宋体" w:cs="宋体"/>
                 <w:spacing w:val="200"/>
                 <w:kern w:val="0"/>
                 <w:sz w:val="20"/>
@@ -1306,7 +1294,7 @@
             </w:r>
             <w:r>
               <w:rPr>
-                <w:rFonts w:ascii="宋体" w:hAnsi="宋体" w:eastAsia="宋体" w:cs="宋体"/>
+                <w:rFonts w:ascii="宋体" w:eastAsia="宋体" w:hAnsi="宋体" w:cs="宋体"/>
                 <w:spacing w:val="0"/>
                 <w:kern w:val="0"/>
                 <w:sz w:val="20"/>
@@ -1336,11 +1324,11 @@
               <w:adjustRightInd w:val="0"/>
               <w:snapToGrid w:val="0"/>
               <w:spacing w:before="173" w:line="229" w:lineRule="auto"/>
-              <w:ind w:left="0" w:leftChars="0" w:right="0" w:rightChars="0" w:firstLine="0" w:firstLineChars="0"/>
+              <w:ind w:left="0" w:right="0" w:firstLine="0" w:leftChars="0" w:rightChars="0" w:firstLineChars="0"/>
               <w:jc w:val="center"/>
               <w:textAlignment w:val="baseline"/>
               <w:rPr>
-                <w:rFonts w:ascii="宋体" w:hAnsi="宋体" w:eastAsia="宋体" w:cs="宋体"/>
+                <w:rFonts w:ascii="宋体" w:eastAsia="宋体" w:hAnsi="宋体" w:cs="宋体"/>
                 <w:spacing w:val="200"/>
                 <w:kern w:val="0"/>
                 <w:sz w:val="20"/>
@@ -1349,7 +1337,7 @@
             </w:pPr>
             <w:r>
               <w:rPr>
-                <w:rFonts w:hint="eastAsia" w:asciiTheme="minorAscii" w:hAnsiTheme="minorAscii" w:eastAsiaTheme="minorEastAsia"/>
+                <w:rFonts w:asciiTheme="minorAscii" w:eastAsiaTheme="minorEastAsia" w:hAnsiTheme="minorAscii" w:hint="eastAsia"/>
                 <w:spacing w:val="0"/>
                 <w:kern w:val="0"/>
                 <w:sz w:val="21"/>
@@ -1380,11 +1368,11 @@
               <w:adjustRightInd w:val="0"/>
               <w:snapToGrid w:val="0"/>
               <w:spacing w:before="172" w:line="228" w:lineRule="auto"/>
-              <w:ind w:left="0" w:leftChars="0" w:right="0" w:rightChars="0" w:firstLine="0" w:firstLineChars="0"/>
+              <w:ind w:left="0" w:right="0" w:firstLine="0" w:leftChars="0" w:rightChars="0" w:firstLineChars="0"/>
               <w:jc w:val="center"/>
               <w:textAlignment w:val="baseline"/>
               <w:rPr>
-                <w:rFonts w:ascii="宋体" w:hAnsi="宋体" w:eastAsia="宋体" w:cs="宋体"/>
+                <w:rFonts w:ascii="宋体" w:eastAsia="宋体" w:hAnsi="宋体" w:cs="宋体"/>
                 <w:spacing w:val="200"/>
                 <w:kern w:val="0"/>
                 <w:sz w:val="20"/>
@@ -1393,7 +1381,7 @@
             </w:pPr>
             <w:r>
               <w:rPr>
-                <w:rFonts w:hint="eastAsia" w:ascii="宋体" w:hAnsi="宋体" w:eastAsia="宋体" w:cs="宋体"/>
+                <w:rFonts w:ascii="宋体" w:eastAsia="宋体" w:hAnsi="宋体" w:cs="宋体" w:hint="eastAsia"/>
                 <w:spacing w:val="200"/>
                 <w:kern w:val="0"/>
                 <w:sz w:val="20"/>
@@ -1403,7 +1391,7 @@
             </w:r>
             <w:r>
               <w:rPr>
-                <w:rFonts w:hint="eastAsia" w:asciiTheme="minorAscii" w:hAnsiTheme="minorAscii" w:eastAsiaTheme="minorEastAsia"/>
+                <w:rFonts w:asciiTheme="minorAscii" w:eastAsiaTheme="minorEastAsia" w:hAnsiTheme="minorAscii" w:hint="eastAsia"/>
                 <w:spacing w:val="0"/>
                 <w:kern w:val="0"/>
                 <w:sz w:val="21"/>
@@ -1434,18 +1422,18 @@
               <w:adjustRightInd w:val="0"/>
               <w:snapToGrid w:val="0"/>
               <w:spacing w:before="173" w:line="229" w:lineRule="auto"/>
-              <w:ind w:left="0" w:leftChars="0" w:right="0" w:rightChars="0" w:firstLine="0" w:firstLineChars="0"/>
+              <w:ind w:left="0" w:right="0" w:firstLine="0" w:leftChars="0" w:rightChars="0" w:firstLineChars="0"/>
               <w:jc w:val="center"/>
               <w:textAlignment w:val="baseline"/>
               <w:rPr>
-                <w:rFonts w:ascii="宋体" w:hAnsi="宋体" w:eastAsia="宋体" w:cs="宋体"/>
+                <w:rFonts w:ascii="宋体" w:eastAsia="宋体" w:hAnsi="宋体" w:cs="宋体"/>
                 <w:sz w:val="20"/>
                 <w:szCs w:val="20"/>
               </w:rPr>
             </w:pPr>
             <w:r>
               <w:rPr>
-                <w:rFonts w:hint="eastAsia" w:asciiTheme="minorAscii" w:hAnsiTheme="minorAscii" w:eastAsiaTheme="minorEastAsia"/>
+                <w:rFonts w:asciiTheme="minorAscii" w:eastAsiaTheme="minorEastAsia" w:hAnsiTheme="minorAscii" w:hint="eastAsia"/>
                 <w:spacing w:val="0"/>
                 <w:kern w:val="0"/>
                 <w:sz w:val="21"/>
@@ -1459,14 +1447,9 @@
       </w:tr>
       <w:tr>
         <w:tblPrEx>
-          <w:tblBorders>
-            <w:top w:val="single" w:color="000000" w:sz="2" w:space="0"/>
-            <w:left w:val="single" w:color="000000" w:sz="2" w:space="0"/>
-            <w:bottom w:val="single" w:color="000000" w:sz="2" w:space="0"/>
-            <w:right w:val="single" w:color="000000" w:sz="2" w:space="0"/>
-            <w:insideH w:val="single" w:color="000000" w:sz="2" w:space="0"/>
-            <w:insideV w:val="single" w:color="000000" w:sz="2" w:space="0"/>
-          </w:tblBorders>
+          <w:tblW w:w="8214" w:type="dxa"/>
+          <w:jc w:val="center"/>
+          <w:tblLayout w:type="fixed"/>
           <w:tblCellMar>
             <w:top w:w="0" w:type="dxa"/>
             <w:left w:w="0" w:type="dxa"/>
@@ -1475,7 +1458,7 @@
           </w:tblCellMar>
         </w:tblPrEx>
         <w:trPr>
-          <w:trHeight w:val="556" w:hRule="atLeast"/>
+          <w:trHeight w:val="556"/>
           <w:jc w:val="center"/>
         </w:trPr>
         <w:tc>
@@ -1484,7 +1467,7 @@
           </w:tcPr>
           <w:p>
             <w:pPr>
-              <w:pStyle w:val="27"/>
+              <w:pStyle w:val="TableText"/>
               <w:keepNext w:val="0"/>
               <w:keepLines w:val="0"/>
               <w:pageBreakBefore w:val="0"/>
@@ -1498,7 +1481,7 @@
               <w:bidi w:val="0"/>
               <w:adjustRightInd w:val="0"/>
               <w:snapToGrid w:val="0"/>
-              <w:ind w:left="0" w:leftChars="0" w:right="0" w:rightChars="0" w:firstLine="0" w:firstLineChars="0"/>
+              <w:ind w:left="0" w:right="0" w:firstLine="0" w:leftChars="0" w:rightChars="0" w:firstLineChars="0"/>
               <w:jc w:val="center"/>
               <w:textAlignment w:val="baseline"/>
             </w:pPr>
@@ -1510,7 +1493,7 @@
           </w:tcPr>
           <w:p>
             <w:pPr>
-              <w:pStyle w:val="27"/>
+              <w:pStyle w:val="TableText"/>
               <w:keepNext w:val="0"/>
               <w:keepLines w:val="0"/>
               <w:pageBreakBefore w:val="0"/>
@@ -1524,7 +1507,7 @@
               <w:bidi w:val="0"/>
               <w:adjustRightInd w:val="0"/>
               <w:snapToGrid w:val="0"/>
-              <w:ind w:left="0" w:leftChars="0" w:right="0" w:rightChars="0" w:firstLine="0" w:firstLineChars="0"/>
+              <w:ind w:left="0" w:right="0" w:firstLine="0" w:leftChars="0" w:rightChars="0" w:firstLineChars="0"/>
               <w:jc w:val="center"/>
               <w:textAlignment w:val="baseline"/>
             </w:pPr>
@@ -1536,7 +1519,7 @@
           </w:tcPr>
           <w:p>
             <w:pPr>
-              <w:pStyle w:val="27"/>
+              <w:pStyle w:val="TableText"/>
               <w:keepNext w:val="0"/>
               <w:keepLines w:val="0"/>
               <w:pageBreakBefore w:val="0"/>
@@ -1550,7 +1533,7 @@
               <w:bidi w:val="0"/>
               <w:adjustRightInd w:val="0"/>
               <w:snapToGrid w:val="0"/>
-              <w:ind w:left="0" w:leftChars="0" w:right="0" w:rightChars="0" w:firstLine="0" w:firstLineChars="0"/>
+              <w:ind w:left="0" w:right="0" w:firstLine="0" w:leftChars="0" w:rightChars="0" w:firstLineChars="0"/>
               <w:jc w:val="center"/>
               <w:textAlignment w:val="baseline"/>
             </w:pPr>
@@ -1562,7 +1545,7 @@
           </w:tcPr>
           <w:p>
             <w:pPr>
-              <w:pStyle w:val="27"/>
+              <w:pStyle w:val="TableText"/>
               <w:keepNext w:val="0"/>
               <w:keepLines w:val="0"/>
               <w:pageBreakBefore w:val="0"/>
@@ -1576,7 +1559,7 @@
               <w:bidi w:val="0"/>
               <w:adjustRightInd w:val="0"/>
               <w:snapToGrid w:val="0"/>
-              <w:ind w:left="0" w:leftChars="0" w:right="0" w:rightChars="0" w:firstLine="0" w:firstLineChars="0"/>
+              <w:ind w:left="0" w:right="0" w:firstLine="0" w:leftChars="0" w:rightChars="0" w:firstLineChars="0"/>
               <w:jc w:val="center"/>
               <w:textAlignment w:val="baseline"/>
             </w:pPr>
@@ -1588,7 +1571,7 @@
           </w:tcPr>
           <w:p>
             <w:pPr>
-              <w:pStyle w:val="27"/>
+              <w:pStyle w:val="TableText"/>
               <w:keepNext w:val="0"/>
               <w:keepLines w:val="0"/>
               <w:pageBreakBefore w:val="0"/>
@@ -1602,7 +1585,7 @@
               <w:bidi w:val="0"/>
               <w:adjustRightInd w:val="0"/>
               <w:snapToGrid w:val="0"/>
-              <w:ind w:left="0" w:leftChars="0" w:right="0" w:rightChars="0" w:firstLine="0" w:firstLineChars="0"/>
+              <w:ind w:left="0" w:right="0" w:firstLine="0" w:leftChars="0" w:rightChars="0" w:firstLineChars="0"/>
               <w:jc w:val="center"/>
               <w:textAlignment w:val="baseline"/>
             </w:pPr>
@@ -1614,7 +1597,7 @@
           </w:tcPr>
           <w:p>
             <w:pPr>
-              <w:pStyle w:val="27"/>
+              <w:pStyle w:val="TableText"/>
               <w:keepNext w:val="0"/>
               <w:keepLines w:val="0"/>
               <w:pageBreakBefore w:val="0"/>
@@ -1628,7 +1611,7 @@
               <w:bidi w:val="0"/>
               <w:adjustRightInd w:val="0"/>
               <w:snapToGrid w:val="0"/>
-              <w:ind w:left="0" w:leftChars="0" w:right="0" w:rightChars="0" w:firstLine="0" w:firstLineChars="0"/>
+              <w:ind w:left="0" w:right="0" w:firstLine="0" w:leftChars="0" w:rightChars="0" w:firstLineChars="0"/>
               <w:jc w:val="center"/>
               <w:textAlignment w:val="baseline"/>
             </w:pPr>
@@ -1637,14 +1620,9 @@
       </w:tr>
       <w:tr>
         <w:tblPrEx>
-          <w:tblBorders>
-            <w:top w:val="single" w:color="000000" w:sz="2" w:space="0"/>
-            <w:left w:val="single" w:color="000000" w:sz="2" w:space="0"/>
-            <w:bottom w:val="single" w:color="000000" w:sz="2" w:space="0"/>
-            <w:right w:val="single" w:color="000000" w:sz="2" w:space="0"/>
-            <w:insideH w:val="single" w:color="000000" w:sz="2" w:space="0"/>
-            <w:insideV w:val="single" w:color="000000" w:sz="2" w:space="0"/>
-          </w:tblBorders>
+          <w:tblW w:w="8214" w:type="dxa"/>
+          <w:jc w:val="center"/>
+          <w:tblLayout w:type="fixed"/>
           <w:tblCellMar>
             <w:top w:w="0" w:type="dxa"/>
             <w:left w:w="0" w:type="dxa"/>
@@ -1653,7 +1631,7 @@
           </w:tblCellMar>
         </w:tblPrEx>
         <w:trPr>
-          <w:trHeight w:val="556" w:hRule="atLeast"/>
+          <w:trHeight w:val="556"/>
           <w:jc w:val="center"/>
         </w:trPr>
         <w:tc>
@@ -1662,7 +1640,7 @@
           </w:tcPr>
           <w:p>
             <w:pPr>
-              <w:pStyle w:val="27"/>
+              <w:pStyle w:val="TableText"/>
               <w:keepNext w:val="0"/>
               <w:keepLines w:val="0"/>
               <w:pageBreakBefore w:val="0"/>
@@ -1676,7 +1654,7 @@
               <w:bidi w:val="0"/>
               <w:adjustRightInd w:val="0"/>
               <w:snapToGrid w:val="0"/>
-              <w:ind w:left="0" w:leftChars="0" w:right="0" w:rightChars="0" w:firstLine="0" w:firstLineChars="0"/>
+              <w:ind w:left="0" w:right="0" w:firstLine="0" w:leftChars="0" w:rightChars="0" w:firstLineChars="0"/>
               <w:jc w:val="center"/>
               <w:textAlignment w:val="baseline"/>
             </w:pPr>
@@ -1688,7 +1666,7 @@
           </w:tcPr>
           <w:p>
             <w:pPr>
-              <w:pStyle w:val="27"/>
+              <w:pStyle w:val="TableText"/>
               <w:keepNext w:val="0"/>
               <w:keepLines w:val="0"/>
               <w:pageBreakBefore w:val="0"/>
@@ -1702,7 +1680,7 @@
               <w:bidi w:val="0"/>
               <w:adjustRightInd w:val="0"/>
               <w:snapToGrid w:val="0"/>
-              <w:ind w:left="0" w:leftChars="0" w:right="0" w:rightChars="0" w:firstLine="0" w:firstLineChars="0"/>
+              <w:ind w:left="0" w:right="0" w:firstLine="0" w:leftChars="0" w:rightChars="0" w:firstLineChars="0"/>
               <w:jc w:val="center"/>
               <w:textAlignment w:val="baseline"/>
             </w:pPr>
@@ -1714,7 +1692,7 @@
           </w:tcPr>
           <w:p>
             <w:pPr>
-              <w:pStyle w:val="27"/>
+              <w:pStyle w:val="TableText"/>
               <w:keepNext w:val="0"/>
               <w:keepLines w:val="0"/>
               <w:pageBreakBefore w:val="0"/>
@@ -1728,7 +1706,7 @@
               <w:bidi w:val="0"/>
               <w:adjustRightInd w:val="0"/>
               <w:snapToGrid w:val="0"/>
-              <w:ind w:left="0" w:leftChars="0" w:right="0" w:rightChars="0" w:firstLine="0" w:firstLineChars="0"/>
+              <w:ind w:left="0" w:right="0" w:firstLine="0" w:leftChars="0" w:rightChars="0" w:firstLineChars="0"/>
               <w:jc w:val="center"/>
               <w:textAlignment w:val="baseline"/>
             </w:pPr>
@@ -1740,7 +1718,7 @@
           </w:tcPr>
           <w:p>
             <w:pPr>
-              <w:pStyle w:val="27"/>
+              <w:pStyle w:val="TableText"/>
               <w:keepNext w:val="0"/>
               <w:keepLines w:val="0"/>
               <w:pageBreakBefore w:val="0"/>
@@ -1754,7 +1732,7 @@
               <w:bidi w:val="0"/>
               <w:adjustRightInd w:val="0"/>
               <w:snapToGrid w:val="0"/>
-              <w:ind w:left="0" w:leftChars="0" w:right="0" w:rightChars="0" w:firstLine="0" w:firstLineChars="0"/>
+              <w:ind w:left="0" w:right="0" w:firstLine="0" w:leftChars="0" w:rightChars="0" w:firstLineChars="0"/>
               <w:jc w:val="center"/>
               <w:textAlignment w:val="baseline"/>
             </w:pPr>
@@ -1766,7 +1744,7 @@
           </w:tcPr>
           <w:p>
             <w:pPr>
-              <w:pStyle w:val="27"/>
+              <w:pStyle w:val="TableText"/>
               <w:keepNext w:val="0"/>
               <w:keepLines w:val="0"/>
               <w:pageBreakBefore w:val="0"/>
@@ -1780,7 +1758,7 @@
               <w:bidi w:val="0"/>
               <w:adjustRightInd w:val="0"/>
               <w:snapToGrid w:val="0"/>
-              <w:ind w:left="0" w:leftChars="0" w:right="0" w:rightChars="0" w:firstLine="0" w:firstLineChars="0"/>
+              <w:ind w:left="0" w:right="0" w:firstLine="0" w:leftChars="0" w:rightChars="0" w:firstLineChars="0"/>
               <w:jc w:val="center"/>
               <w:textAlignment w:val="baseline"/>
             </w:pPr>
@@ -1792,7 +1770,7 @@
           </w:tcPr>
           <w:p>
             <w:pPr>
-              <w:pStyle w:val="27"/>
+              <w:pStyle w:val="TableText"/>
               <w:keepNext w:val="0"/>
               <w:keepLines w:val="0"/>
               <w:pageBreakBefore w:val="0"/>
@@ -1806,7 +1784,7 @@
               <w:bidi w:val="0"/>
               <w:adjustRightInd w:val="0"/>
               <w:snapToGrid w:val="0"/>
-              <w:ind w:left="0" w:leftChars="0" w:right="0" w:rightChars="0" w:firstLine="0" w:firstLineChars="0"/>
+              <w:ind w:left="0" w:right="0" w:firstLine="0" w:leftChars="0" w:rightChars="0" w:firstLineChars="0"/>
               <w:jc w:val="center"/>
               <w:textAlignment w:val="baseline"/>
             </w:pPr>
@@ -1815,14 +1793,9 @@
       </w:tr>
       <w:tr>
         <w:tblPrEx>
-          <w:tblBorders>
-            <w:top w:val="single" w:color="000000" w:sz="2" w:space="0"/>
-            <w:left w:val="single" w:color="000000" w:sz="2" w:space="0"/>
-            <w:bottom w:val="single" w:color="000000" w:sz="2" w:space="0"/>
-            <w:right w:val="single" w:color="000000" w:sz="2" w:space="0"/>
-            <w:insideH w:val="single" w:color="000000" w:sz="2" w:space="0"/>
-            <w:insideV w:val="single" w:color="000000" w:sz="2" w:space="0"/>
-          </w:tblBorders>
+          <w:tblW w:w="8214" w:type="dxa"/>
+          <w:jc w:val="center"/>
+          <w:tblLayout w:type="fixed"/>
           <w:tblCellMar>
             <w:top w:w="0" w:type="dxa"/>
             <w:left w:w="0" w:type="dxa"/>
@@ -1831,7 +1804,7 @@
           </w:tblCellMar>
         </w:tblPrEx>
         <w:trPr>
-          <w:trHeight w:val="557" w:hRule="atLeast"/>
+          <w:trHeight w:val="557"/>
           <w:jc w:val="center"/>
         </w:trPr>
         <w:tc>
@@ -1840,7 +1813,7 @@
           </w:tcPr>
           <w:p>
             <w:pPr>
-              <w:pStyle w:val="27"/>
+              <w:pStyle w:val="TableText"/>
               <w:keepNext w:val="0"/>
               <w:keepLines w:val="0"/>
               <w:pageBreakBefore w:val="0"/>
@@ -1854,7 +1827,7 @@
               <w:bidi w:val="0"/>
               <w:adjustRightInd w:val="0"/>
               <w:snapToGrid w:val="0"/>
-              <w:ind w:left="0" w:leftChars="0" w:right="0" w:rightChars="0" w:firstLine="0" w:firstLineChars="0"/>
+              <w:ind w:left="0" w:right="0" w:firstLine="0" w:leftChars="0" w:rightChars="0" w:firstLineChars="0"/>
               <w:jc w:val="center"/>
               <w:textAlignment w:val="baseline"/>
             </w:pPr>
@@ -1866,7 +1839,7 @@
           </w:tcPr>
           <w:p>
             <w:pPr>
-              <w:pStyle w:val="27"/>
+              <w:pStyle w:val="TableText"/>
               <w:keepNext w:val="0"/>
               <w:keepLines w:val="0"/>
               <w:pageBreakBefore w:val="0"/>
@@ -1880,7 +1853,7 @@
               <w:bidi w:val="0"/>
               <w:adjustRightInd w:val="0"/>
               <w:snapToGrid w:val="0"/>
-              <w:ind w:left="0" w:leftChars="0" w:right="0" w:rightChars="0" w:firstLine="0" w:firstLineChars="0"/>
+              <w:ind w:left="0" w:right="0" w:firstLine="0" w:leftChars="0" w:rightChars="0" w:firstLineChars="0"/>
               <w:jc w:val="center"/>
               <w:textAlignment w:val="baseline"/>
             </w:pPr>
@@ -1892,7 +1865,7 @@
           </w:tcPr>
           <w:p>
             <w:pPr>
-              <w:pStyle w:val="27"/>
+              <w:pStyle w:val="TableText"/>
               <w:keepNext w:val="0"/>
               <w:keepLines w:val="0"/>
               <w:pageBreakBefore w:val="0"/>
@@ -1906,7 +1879,7 @@
               <w:bidi w:val="0"/>
               <w:adjustRightInd w:val="0"/>
               <w:snapToGrid w:val="0"/>
-              <w:ind w:left="0" w:leftChars="0" w:right="0" w:rightChars="0" w:firstLine="0" w:firstLineChars="0"/>
+              <w:ind w:left="0" w:right="0" w:firstLine="0" w:leftChars="0" w:rightChars="0" w:firstLineChars="0"/>
               <w:jc w:val="center"/>
               <w:textAlignment w:val="baseline"/>
             </w:pPr>
@@ -1918,7 +1891,7 @@
           </w:tcPr>
           <w:p>
             <w:pPr>
-              <w:pStyle w:val="27"/>
+              <w:pStyle w:val="TableText"/>
               <w:keepNext w:val="0"/>
               <w:keepLines w:val="0"/>
               <w:pageBreakBefore w:val="0"/>
@@ -1932,7 +1905,7 @@
               <w:bidi w:val="0"/>
               <w:adjustRightInd w:val="0"/>
               <w:snapToGrid w:val="0"/>
-              <w:ind w:left="0" w:leftChars="0" w:right="0" w:rightChars="0" w:firstLine="0" w:firstLineChars="0"/>
+              <w:ind w:left="0" w:right="0" w:firstLine="0" w:leftChars="0" w:rightChars="0" w:firstLineChars="0"/>
               <w:jc w:val="center"/>
               <w:textAlignment w:val="baseline"/>
             </w:pPr>
@@ -1944,7 +1917,7 @@
           </w:tcPr>
           <w:p>
             <w:pPr>
-              <w:pStyle w:val="27"/>
+              <w:pStyle w:val="TableText"/>
               <w:keepNext w:val="0"/>
               <w:keepLines w:val="0"/>
               <w:pageBreakBefore w:val="0"/>
@@ -1958,7 +1931,7 @@
               <w:bidi w:val="0"/>
               <w:adjustRightInd w:val="0"/>
               <w:snapToGrid w:val="0"/>
-              <w:ind w:left="0" w:leftChars="0" w:right="0" w:rightChars="0" w:firstLine="0" w:firstLineChars="0"/>
+              <w:ind w:left="0" w:right="0" w:firstLine="0" w:leftChars="0" w:rightChars="0" w:firstLineChars="0"/>
               <w:jc w:val="center"/>
               <w:textAlignment w:val="baseline"/>
             </w:pPr>
@@ -1970,7 +1943,7 @@
           </w:tcPr>
           <w:p>
             <w:pPr>
-              <w:pStyle w:val="27"/>
+              <w:pStyle w:val="TableText"/>
               <w:keepNext w:val="0"/>
               <w:keepLines w:val="0"/>
               <w:pageBreakBefore w:val="0"/>
@@ -1984,7 +1957,7 @@
               <w:bidi w:val="0"/>
               <w:adjustRightInd w:val="0"/>
               <w:snapToGrid w:val="0"/>
-              <w:ind w:left="0" w:leftChars="0" w:right="0" w:rightChars="0" w:firstLine="0" w:firstLineChars="0"/>
+              <w:ind w:left="0" w:right="0" w:firstLine="0" w:leftChars="0" w:rightChars="0" w:firstLineChars="0"/>
               <w:jc w:val="center"/>
               <w:textAlignment w:val="baseline"/>
             </w:pPr>
@@ -2016,7 +1989,7 @@
     <w:sdt>
       <w:sdtPr>
         <w:rPr>
-          <w:rFonts w:ascii="宋体" w:hAnsi="宋体" w:eastAsia="宋体" w:cs="Arial"/>
+          <w:rFonts w:ascii="宋体" w:eastAsia="宋体" w:hAnsi="宋体" w:cs="Arial"/>
           <w:snapToGrid w:val="0"/>
           <w:color w:val="000000"/>
           <w:kern w:val="0"/>
@@ -2032,7 +2005,7 @@
       </w:sdtPr>
       <w:sdtEndPr>
         <w:rPr>
-          <w:rFonts w:hint="eastAsia" w:ascii="宋体" w:hAnsi="宋体" w:eastAsia="宋体" w:cs="宋体"/>
+          <w:rFonts w:ascii="宋体" w:eastAsia="宋体" w:hAnsi="宋体" w:cs="宋体" w:hint="eastAsia"/>
           <w:snapToGrid w:val="0"/>
           <w:color w:val="000000"/>
           <w:kern w:val="0"/>
@@ -2058,18 +2031,18 @@
             <w:adjustRightInd w:val="0"/>
             <w:snapToGrid w:val="0"/>
             <w:spacing w:before="0" w:beforeLines="0" w:after="0" w:afterLines="0" w:line="240" w:lineRule="auto"/>
-            <w:ind w:left="0" w:leftChars="0" w:right="0" w:rightChars="0" w:firstLine="0" w:firstLineChars="0"/>
+            <w:ind w:left="0" w:right="0" w:firstLine="0" w:leftChars="0" w:rightChars="0" w:firstLineChars="0"/>
             <w:jc w:val="center"/>
             <w:textAlignment w:val="baseline"/>
             <w:rPr>
-              <w:rFonts w:hint="eastAsia" w:ascii="宋体" w:hAnsi="宋体" w:eastAsia="宋体" w:cs="宋体"/>
+              <w:rFonts w:ascii="宋体" w:eastAsia="宋体" w:hAnsi="宋体" w:cs="宋体" w:hint="eastAsia"/>
               <w:sz w:val="24"/>
               <w:szCs w:val="24"/>
             </w:rPr>
           </w:pPr>
           <w:r>
             <w:rPr>
-              <w:rFonts w:hint="eastAsia" w:ascii="宋体" w:hAnsi="宋体" w:eastAsia="宋体" w:cs="宋体"/>
+              <w:rFonts w:ascii="宋体" w:eastAsia="宋体" w:hAnsi="宋体" w:cs="宋体" w:hint="eastAsia"/>
               <w:sz w:val="24"/>
               <w:szCs w:val="24"/>
             </w:rPr>
@@ -2078,7 +2051,7 @@
         </w:p>
         <w:p>
           <w:pPr>
-            <w:pStyle w:val="16"/>
+            <w:pStyle w:val="TOC1"/>
             <w:keepNext w:val="0"/>
             <w:keepLines w:val="0"/>
             <w:pageBreakBefore w:val="0"/>
@@ -2099,7 +2072,7 @@
           </w:pPr>
           <w:r>
             <w:rPr>
-              <w:rFonts w:hint="eastAsia" w:ascii="宋体" w:hAnsi="宋体" w:eastAsia="宋体" w:cs="宋体"/>
+              <w:rFonts w:ascii="宋体" w:eastAsia="宋体" w:hAnsi="宋体" w:cs="宋体" w:hint="eastAsia"/>
               <w:sz w:val="24"/>
               <w:szCs w:val="24"/>
             </w:rPr>
@@ -2107,7 +2080,7 @@
           </w:r>
           <w:r>
             <w:rPr>
-              <w:rFonts w:hint="eastAsia" w:ascii="宋体" w:hAnsi="宋体" w:eastAsia="宋体" w:cs="宋体"/>
+              <w:rFonts w:ascii="宋体" w:eastAsia="宋体" w:hAnsi="宋体" w:cs="宋体" w:hint="eastAsia"/>
               <w:sz w:val="24"/>
               <w:szCs w:val="24"/>
             </w:rPr>
@@ -2115,7 +2088,7 @@
           </w:r>
           <w:r>
             <w:rPr>
-              <w:rFonts w:hint="eastAsia" w:ascii="宋体" w:hAnsi="宋体" w:eastAsia="宋体" w:cs="宋体"/>
+              <w:rFonts w:ascii="宋体" w:eastAsia="宋体" w:hAnsi="宋体" w:cs="宋体" w:hint="eastAsia"/>
               <w:sz w:val="24"/>
               <w:szCs w:val="24"/>
             </w:rPr>
@@ -2123,21 +2096,21 @@
           </w:r>
           <w:r>
             <w:rPr>
-              <w:rFonts w:hint="eastAsia" w:ascii="宋体" w:hAnsi="宋体" w:eastAsia="宋体" w:cs="宋体"/>
+              <w:rFonts w:ascii="宋体" w:eastAsia="宋体" w:hAnsi="宋体" w:cs="宋体" w:hint="eastAsia"/>
               <w:szCs w:val="24"/>
             </w:rPr>
             <w:fldChar w:fldCharType="begin"/>
           </w:r>
           <w:r>
             <w:rPr>
-              <w:rFonts w:hint="eastAsia" w:ascii="宋体" w:hAnsi="宋体" w:eastAsia="宋体" w:cs="宋体"/>
+              <w:rFonts w:ascii="宋体" w:eastAsia="宋体" w:hAnsi="宋体" w:cs="宋体" w:hint="eastAsia"/>
               <w:szCs w:val="24"/>
             </w:rPr>
             <w:instrText xml:space="preserve"> HYPERLINK \l _Toc7190 </w:instrText>
           </w:r>
           <w:r>
             <w:rPr>
-              <w:rFonts w:hint="eastAsia" w:ascii="宋体" w:hAnsi="宋体" w:eastAsia="宋体" w:cs="宋体"/>
+              <w:rFonts w:ascii="宋体" w:eastAsia="宋体" w:hAnsi="宋体" w:cs="宋体" w:hint="eastAsia"/>
               <w:szCs w:val="24"/>
             </w:rPr>
             <w:fldChar w:fldCharType="separate"/>
@@ -2169,7 +2142,7 @@
           </w:r>
           <w:r>
             <w:rPr>
-              <w:rFonts w:hint="eastAsia" w:ascii="宋体" w:hAnsi="宋体" w:eastAsia="宋体" w:cs="宋体"/>
+              <w:rFonts w:ascii="宋体" w:eastAsia="宋体" w:hAnsi="宋体" w:cs="宋体" w:hint="eastAsia"/>
               <w:szCs w:val="24"/>
             </w:rPr>
             <w:fldChar w:fldCharType="end"/>
@@ -2177,7 +2150,7 @@
         </w:p>
         <w:p>
           <w:pPr>
-            <w:pStyle w:val="16"/>
+            <w:pStyle w:val="TOC1"/>
             <w:keepNext w:val="0"/>
             <w:keepLines w:val="0"/>
             <w:pageBreakBefore w:val="0"/>
@@ -2198,21 +2171,21 @@
           </w:pPr>
           <w:r>
             <w:rPr>
-              <w:rFonts w:hint="eastAsia" w:ascii="宋体" w:hAnsi="宋体" w:eastAsia="宋体" w:cs="宋体"/>
+              <w:rFonts w:ascii="宋体" w:eastAsia="宋体" w:hAnsi="宋体" w:cs="宋体" w:hint="eastAsia"/>
               <w:szCs w:val="24"/>
             </w:rPr>
             <w:fldChar w:fldCharType="begin"/>
           </w:r>
           <w:r>
             <w:rPr>
-              <w:rFonts w:hint="eastAsia" w:ascii="宋体" w:hAnsi="宋体" w:eastAsia="宋体" w:cs="宋体"/>
+              <w:rFonts w:ascii="宋体" w:eastAsia="宋体" w:hAnsi="宋体" w:cs="宋体" w:hint="eastAsia"/>
               <w:szCs w:val="24"/>
             </w:rPr>
             <w:instrText xml:space="preserve"> HYPERLINK \l _Toc4349 </w:instrText>
           </w:r>
           <w:r>
             <w:rPr>
-              <w:rFonts w:hint="eastAsia" w:ascii="宋体" w:hAnsi="宋体" w:eastAsia="宋体" w:cs="宋体"/>
+              <w:rFonts w:ascii="宋体" w:eastAsia="宋体" w:hAnsi="宋体" w:cs="宋体" w:hint="eastAsia"/>
               <w:szCs w:val="24"/>
             </w:rPr>
             <w:fldChar w:fldCharType="separate"/>
@@ -2244,7 +2217,7 @@
           </w:r>
           <w:r>
             <w:rPr>
-              <w:rFonts w:hint="eastAsia" w:ascii="宋体" w:hAnsi="宋体" w:eastAsia="宋体" w:cs="宋体"/>
+              <w:rFonts w:ascii="宋体" w:eastAsia="宋体" w:hAnsi="宋体" w:cs="宋体" w:hint="eastAsia"/>
               <w:szCs w:val="24"/>
             </w:rPr>
             <w:fldChar w:fldCharType="end"/>
@@ -2252,7 +2225,7 @@
         </w:p>
         <w:p>
           <w:pPr>
-            <w:pStyle w:val="16"/>
+            <w:pStyle w:val="TOC1"/>
             <w:keepNext w:val="0"/>
             <w:keepLines w:val="0"/>
             <w:pageBreakBefore w:val="0"/>
@@ -2273,21 +2246,21 @@
           </w:pPr>
           <w:r>
             <w:rPr>
-              <w:rFonts w:hint="eastAsia" w:ascii="宋体" w:hAnsi="宋体" w:eastAsia="宋体" w:cs="宋体"/>
+              <w:rFonts w:ascii="宋体" w:eastAsia="宋体" w:hAnsi="宋体" w:cs="宋体" w:hint="eastAsia"/>
               <w:szCs w:val="24"/>
             </w:rPr>
             <w:fldChar w:fldCharType="begin"/>
           </w:r>
           <w:r>
             <w:rPr>
-              <w:rFonts w:hint="eastAsia" w:ascii="宋体" w:hAnsi="宋体" w:eastAsia="宋体" w:cs="宋体"/>
+              <w:rFonts w:ascii="宋体" w:eastAsia="宋体" w:hAnsi="宋体" w:cs="宋体" w:hint="eastAsia"/>
               <w:szCs w:val="24"/>
             </w:rPr>
             <w:instrText xml:space="preserve"> HYPERLINK \l _Toc8616 </w:instrText>
           </w:r>
           <w:r>
             <w:rPr>
-              <w:rFonts w:hint="eastAsia" w:ascii="宋体" w:hAnsi="宋体" w:eastAsia="宋体" w:cs="宋体"/>
+              <w:rFonts w:ascii="宋体" w:eastAsia="宋体" w:hAnsi="宋体" w:cs="宋体" w:hint="eastAsia"/>
               <w:szCs w:val="24"/>
             </w:rPr>
             <w:fldChar w:fldCharType="separate"/>
@@ -2326,7 +2299,7 @@
           </w:r>
           <w:r>
             <w:rPr>
-              <w:rFonts w:hint="eastAsia" w:ascii="宋体" w:hAnsi="宋体" w:eastAsia="宋体" w:cs="宋体"/>
+              <w:rFonts w:ascii="宋体" w:eastAsia="宋体" w:hAnsi="宋体" w:cs="宋体" w:hint="eastAsia"/>
               <w:szCs w:val="24"/>
             </w:rPr>
             <w:fldChar w:fldCharType="end"/>
@@ -2334,7 +2307,7 @@
         </w:p>
         <w:p>
           <w:pPr>
-            <w:pStyle w:val="16"/>
+            <w:pStyle w:val="TOC1"/>
             <w:keepNext w:val="0"/>
             <w:keepLines w:val="0"/>
             <w:pageBreakBefore w:val="0"/>
@@ -2355,21 +2328,21 @@
           </w:pPr>
           <w:r>
             <w:rPr>
-              <w:rFonts w:hint="eastAsia" w:ascii="宋体" w:hAnsi="宋体" w:eastAsia="宋体" w:cs="宋体"/>
+              <w:rFonts w:ascii="宋体" w:eastAsia="宋体" w:hAnsi="宋体" w:cs="宋体" w:hint="eastAsia"/>
               <w:szCs w:val="24"/>
             </w:rPr>
             <w:fldChar w:fldCharType="begin"/>
           </w:r>
           <w:r>
             <w:rPr>
-              <w:rFonts w:hint="eastAsia" w:ascii="宋体" w:hAnsi="宋体" w:eastAsia="宋体" w:cs="宋体"/>
+              <w:rFonts w:ascii="宋体" w:eastAsia="宋体" w:hAnsi="宋体" w:cs="宋体" w:hint="eastAsia"/>
               <w:szCs w:val="24"/>
             </w:rPr>
             <w:instrText xml:space="preserve"> HYPERLINK \l _Toc13940 </w:instrText>
           </w:r>
           <w:r>
             <w:rPr>
-              <w:rFonts w:hint="eastAsia" w:ascii="宋体" w:hAnsi="宋体" w:eastAsia="宋体" w:cs="宋体"/>
+              <w:rFonts w:ascii="宋体" w:eastAsia="宋体" w:hAnsi="宋体" w:cs="宋体" w:hint="eastAsia"/>
               <w:szCs w:val="24"/>
             </w:rPr>
             <w:fldChar w:fldCharType="separate"/>
@@ -2408,7 +2381,7 @@
           </w:r>
           <w:r>
             <w:rPr>
-              <w:rFonts w:hint="eastAsia" w:ascii="宋体" w:hAnsi="宋体" w:eastAsia="宋体" w:cs="宋体"/>
+              <w:rFonts w:ascii="宋体" w:eastAsia="宋体" w:hAnsi="宋体" w:cs="宋体" w:hint="eastAsia"/>
               <w:szCs w:val="24"/>
             </w:rPr>
             <w:fldChar w:fldCharType="end"/>
@@ -2416,7 +2389,7 @@
         </w:p>
         <w:p>
           <w:pPr>
-            <w:pStyle w:val="16"/>
+            <w:pStyle w:val="TOC1"/>
             <w:keepNext w:val="0"/>
             <w:keepLines w:val="0"/>
             <w:pageBreakBefore w:val="0"/>
@@ -2437,21 +2410,21 @@
           </w:pPr>
           <w:r>
             <w:rPr>
-              <w:rFonts w:hint="eastAsia" w:ascii="宋体" w:hAnsi="宋体" w:eastAsia="宋体" w:cs="宋体"/>
+              <w:rFonts w:ascii="宋体" w:eastAsia="宋体" w:hAnsi="宋体" w:cs="宋体" w:hint="eastAsia"/>
               <w:szCs w:val="24"/>
             </w:rPr>
             <w:fldChar w:fldCharType="begin"/>
           </w:r>
           <w:r>
             <w:rPr>
-              <w:rFonts w:hint="eastAsia" w:ascii="宋体" w:hAnsi="宋体" w:eastAsia="宋体" w:cs="宋体"/>
+              <w:rFonts w:ascii="宋体" w:eastAsia="宋体" w:hAnsi="宋体" w:cs="宋体" w:hint="eastAsia"/>
               <w:szCs w:val="24"/>
             </w:rPr>
             <w:instrText xml:space="preserve"> HYPERLINK \l _Toc9428 </w:instrText>
           </w:r>
           <w:r>
             <w:rPr>
-              <w:rFonts w:hint="eastAsia" w:ascii="宋体" w:hAnsi="宋体" w:eastAsia="宋体" w:cs="宋体"/>
+              <w:rFonts w:ascii="宋体" w:eastAsia="宋体" w:hAnsi="宋体" w:cs="宋体" w:hint="eastAsia"/>
               <w:szCs w:val="24"/>
             </w:rPr>
             <w:fldChar w:fldCharType="separate"/>
@@ -2490,7 +2463,7 @@
           </w:r>
           <w:r>
             <w:rPr>
-              <w:rFonts w:hint="eastAsia" w:ascii="宋体" w:hAnsi="宋体" w:eastAsia="宋体" w:cs="宋体"/>
+              <w:rFonts w:ascii="宋体" w:eastAsia="宋体" w:hAnsi="宋体" w:cs="宋体" w:hint="eastAsia"/>
               <w:szCs w:val="24"/>
             </w:rPr>
             <w:fldChar w:fldCharType="end"/>
@@ -2498,7 +2471,7 @@
         </w:p>
         <w:p>
           <w:pPr>
-            <w:pStyle w:val="17"/>
+            <w:pStyle w:val="TOC2"/>
             <w:keepNext w:val="0"/>
             <w:keepLines w:val="0"/>
             <w:pageBreakBefore w:val="0"/>
@@ -2519,21 +2492,21 @@
           </w:pPr>
           <w:r>
             <w:rPr>
-              <w:rFonts w:hint="eastAsia" w:ascii="宋体" w:hAnsi="宋体" w:eastAsia="宋体" w:cs="宋体"/>
+              <w:rFonts w:ascii="宋体" w:eastAsia="宋体" w:hAnsi="宋体" w:cs="宋体" w:hint="eastAsia"/>
               <w:szCs w:val="24"/>
             </w:rPr>
             <w:fldChar w:fldCharType="begin"/>
           </w:r>
           <w:r>
             <w:rPr>
-              <w:rFonts w:hint="eastAsia" w:ascii="宋体" w:hAnsi="宋体" w:eastAsia="宋体" w:cs="宋体"/>
+              <w:rFonts w:ascii="宋体" w:eastAsia="宋体" w:hAnsi="宋体" w:cs="宋体" w:hint="eastAsia"/>
               <w:szCs w:val="24"/>
             </w:rPr>
             <w:instrText xml:space="preserve"> HYPERLINK \l _Toc4056 </w:instrText>
           </w:r>
           <w:r>
             <w:rPr>
-              <w:rFonts w:hint="eastAsia" w:ascii="宋体" w:hAnsi="宋体" w:eastAsia="宋体" w:cs="宋体"/>
+              <w:rFonts w:ascii="宋体" w:eastAsia="宋体" w:hAnsi="宋体" w:cs="宋体" w:hint="eastAsia"/>
               <w:szCs w:val="24"/>
             </w:rPr>
             <w:fldChar w:fldCharType="separate"/>
@@ -2572,7 +2545,7 @@
           </w:r>
           <w:r>
             <w:rPr>
-              <w:rFonts w:hint="eastAsia" w:ascii="宋体" w:hAnsi="宋体" w:eastAsia="宋体" w:cs="宋体"/>
+              <w:rFonts w:ascii="宋体" w:eastAsia="宋体" w:hAnsi="宋体" w:cs="宋体" w:hint="eastAsia"/>
               <w:szCs w:val="24"/>
             </w:rPr>
             <w:fldChar w:fldCharType="end"/>
@@ -2580,7 +2553,7 @@
         </w:p>
         <w:p>
           <w:pPr>
-            <w:pStyle w:val="17"/>
+            <w:pStyle w:val="TOC2"/>
             <w:keepNext w:val="0"/>
             <w:keepLines w:val="0"/>
             <w:pageBreakBefore w:val="0"/>
@@ -2601,21 +2574,21 @@
           </w:pPr>
           <w:r>
             <w:rPr>
-              <w:rFonts w:hint="eastAsia" w:ascii="宋体" w:hAnsi="宋体" w:eastAsia="宋体" w:cs="宋体"/>
+              <w:rFonts w:ascii="宋体" w:eastAsia="宋体" w:hAnsi="宋体" w:cs="宋体" w:hint="eastAsia"/>
               <w:szCs w:val="24"/>
             </w:rPr>
             <w:fldChar w:fldCharType="begin"/>
           </w:r>
           <w:r>
             <w:rPr>
-              <w:rFonts w:hint="eastAsia" w:ascii="宋体" w:hAnsi="宋体" w:eastAsia="宋体" w:cs="宋体"/>
+              <w:rFonts w:ascii="宋体" w:eastAsia="宋体" w:hAnsi="宋体" w:cs="宋体" w:hint="eastAsia"/>
               <w:szCs w:val="24"/>
             </w:rPr>
             <w:instrText xml:space="preserve"> HYPERLINK \l _Toc14098 </w:instrText>
           </w:r>
           <w:r>
             <w:rPr>
-              <w:rFonts w:hint="eastAsia" w:ascii="宋体" w:hAnsi="宋体" w:eastAsia="宋体" w:cs="宋体"/>
+              <w:rFonts w:ascii="宋体" w:eastAsia="宋体" w:hAnsi="宋体" w:cs="宋体" w:hint="eastAsia"/>
               <w:szCs w:val="24"/>
             </w:rPr>
             <w:fldChar w:fldCharType="separate"/>
@@ -2654,7 +2627,7 @@
           </w:r>
           <w:r>
             <w:rPr>
-              <w:rFonts w:hint="eastAsia" w:ascii="宋体" w:hAnsi="宋体" w:eastAsia="宋体" w:cs="宋体"/>
+              <w:rFonts w:ascii="宋体" w:eastAsia="宋体" w:hAnsi="宋体" w:cs="宋体" w:hint="eastAsia"/>
               <w:szCs w:val="24"/>
             </w:rPr>
             <w:fldChar w:fldCharType="end"/>
@@ -2662,7 +2635,7 @@
         </w:p>
         <w:p>
           <w:pPr>
-            <w:pStyle w:val="17"/>
+            <w:pStyle w:val="TOC2"/>
             <w:keepNext w:val="0"/>
             <w:keepLines w:val="0"/>
             <w:pageBreakBefore w:val="0"/>
@@ -2683,21 +2656,21 @@
           </w:pPr>
           <w:r>
             <w:rPr>
-              <w:rFonts w:hint="eastAsia" w:ascii="宋体" w:hAnsi="宋体" w:eastAsia="宋体" w:cs="宋体"/>
+              <w:rFonts w:ascii="宋体" w:eastAsia="宋体" w:hAnsi="宋体" w:cs="宋体" w:hint="eastAsia"/>
               <w:szCs w:val="24"/>
             </w:rPr>
             <w:fldChar w:fldCharType="begin"/>
           </w:r>
           <w:r>
             <w:rPr>
-              <w:rFonts w:hint="eastAsia" w:ascii="宋体" w:hAnsi="宋体" w:eastAsia="宋体" w:cs="宋体"/>
+              <w:rFonts w:ascii="宋体" w:eastAsia="宋体" w:hAnsi="宋体" w:cs="宋体" w:hint="eastAsia"/>
               <w:szCs w:val="24"/>
             </w:rPr>
             <w:instrText xml:space="preserve"> HYPERLINK \l _Toc10368 </w:instrText>
           </w:r>
           <w:r>
             <w:rPr>
-              <w:rFonts w:hint="eastAsia" w:ascii="宋体" w:hAnsi="宋体" w:eastAsia="宋体" w:cs="宋体"/>
+              <w:rFonts w:ascii="宋体" w:eastAsia="宋体" w:hAnsi="宋体" w:cs="宋体" w:hint="eastAsia"/>
               <w:szCs w:val="24"/>
             </w:rPr>
             <w:fldChar w:fldCharType="separate"/>
@@ -2736,7 +2709,7 @@
           </w:r>
           <w:r>
             <w:rPr>
-              <w:rFonts w:hint="eastAsia" w:ascii="宋体" w:hAnsi="宋体" w:eastAsia="宋体" w:cs="宋体"/>
+              <w:rFonts w:ascii="宋体" w:eastAsia="宋体" w:hAnsi="宋体" w:cs="宋体" w:hint="eastAsia"/>
               <w:szCs w:val="24"/>
             </w:rPr>
             <w:fldChar w:fldCharType="end"/>
@@ -2744,7 +2717,7 @@
         </w:p>
         <w:p>
           <w:pPr>
-            <w:pStyle w:val="17"/>
+            <w:pStyle w:val="TOC2"/>
             <w:keepNext w:val="0"/>
             <w:keepLines w:val="0"/>
             <w:pageBreakBefore w:val="0"/>
@@ -2765,21 +2738,21 @@
           </w:pPr>
           <w:r>
             <w:rPr>
-              <w:rFonts w:hint="eastAsia" w:ascii="宋体" w:hAnsi="宋体" w:eastAsia="宋体" w:cs="宋体"/>
+              <w:rFonts w:ascii="宋体" w:eastAsia="宋体" w:hAnsi="宋体" w:cs="宋体" w:hint="eastAsia"/>
               <w:szCs w:val="24"/>
             </w:rPr>
             <w:fldChar w:fldCharType="begin"/>
           </w:r>
           <w:r>
             <w:rPr>
-              <w:rFonts w:hint="eastAsia" w:ascii="宋体" w:hAnsi="宋体" w:eastAsia="宋体" w:cs="宋体"/>
+              <w:rFonts w:ascii="宋体" w:eastAsia="宋体" w:hAnsi="宋体" w:cs="宋体" w:hint="eastAsia"/>
               <w:szCs w:val="24"/>
             </w:rPr>
             <w:instrText xml:space="preserve"> HYPERLINK \l _Toc32536 </w:instrText>
           </w:r>
           <w:r>
             <w:rPr>
-              <w:rFonts w:hint="eastAsia" w:ascii="宋体" w:hAnsi="宋体" w:eastAsia="宋体" w:cs="宋体"/>
+              <w:rFonts w:ascii="宋体" w:eastAsia="宋体" w:hAnsi="宋体" w:cs="宋体" w:hint="eastAsia"/>
               <w:szCs w:val="24"/>
             </w:rPr>
             <w:fldChar w:fldCharType="separate"/>
@@ -2818,7 +2791,7 @@
           </w:r>
           <w:r>
             <w:rPr>
-              <w:rFonts w:hint="eastAsia" w:ascii="宋体" w:hAnsi="宋体" w:eastAsia="宋体" w:cs="宋体"/>
+              <w:rFonts w:ascii="宋体" w:eastAsia="宋体" w:hAnsi="宋体" w:cs="宋体" w:hint="eastAsia"/>
               <w:szCs w:val="24"/>
             </w:rPr>
             <w:fldChar w:fldCharType="end"/>
@@ -2826,7 +2799,7 @@
         </w:p>
         <w:p>
           <w:pPr>
-            <w:pStyle w:val="16"/>
+            <w:pStyle w:val="TOC1"/>
             <w:keepNext w:val="0"/>
             <w:keepLines w:val="0"/>
             <w:pageBreakBefore w:val="0"/>
@@ -2847,21 +2820,21 @@
           </w:pPr>
           <w:r>
             <w:rPr>
-              <w:rFonts w:hint="eastAsia" w:ascii="宋体" w:hAnsi="宋体" w:eastAsia="宋体" w:cs="宋体"/>
+              <w:rFonts w:ascii="宋体" w:eastAsia="宋体" w:hAnsi="宋体" w:cs="宋体" w:hint="eastAsia"/>
               <w:szCs w:val="24"/>
             </w:rPr>
             <w:fldChar w:fldCharType="begin"/>
           </w:r>
           <w:r>
             <w:rPr>
-              <w:rFonts w:hint="eastAsia" w:ascii="宋体" w:hAnsi="宋体" w:eastAsia="宋体" w:cs="宋体"/>
+              <w:rFonts w:ascii="宋体" w:eastAsia="宋体" w:hAnsi="宋体" w:cs="宋体" w:hint="eastAsia"/>
               <w:szCs w:val="24"/>
             </w:rPr>
             <w:instrText xml:space="preserve"> HYPERLINK \l _Toc6684 </w:instrText>
           </w:r>
           <w:r>
             <w:rPr>
-              <w:rFonts w:hint="eastAsia" w:ascii="宋体" w:hAnsi="宋体" w:eastAsia="宋体" w:cs="宋体"/>
+              <w:rFonts w:ascii="宋体" w:eastAsia="宋体" w:hAnsi="宋体" w:cs="宋体" w:hint="eastAsia"/>
               <w:szCs w:val="24"/>
             </w:rPr>
             <w:fldChar w:fldCharType="separate"/>
@@ -2900,7 +2873,7 @@
           </w:r>
           <w:r>
             <w:rPr>
-              <w:rFonts w:hint="eastAsia" w:ascii="宋体" w:hAnsi="宋体" w:eastAsia="宋体" w:cs="宋体"/>
+              <w:rFonts w:ascii="宋体" w:eastAsia="宋体" w:hAnsi="宋体" w:cs="宋体" w:hint="eastAsia"/>
               <w:szCs w:val="24"/>
             </w:rPr>
             <w:fldChar w:fldCharType="end"/>
@@ -2908,7 +2881,7 @@
         </w:p>
         <w:p>
           <w:pPr>
-            <w:pStyle w:val="17"/>
+            <w:pStyle w:val="TOC2"/>
             <w:keepNext w:val="0"/>
             <w:keepLines w:val="0"/>
             <w:pageBreakBefore w:val="0"/>
@@ -2929,21 +2902,21 @@
           </w:pPr>
           <w:r>
             <w:rPr>
-              <w:rFonts w:hint="eastAsia" w:ascii="宋体" w:hAnsi="宋体" w:eastAsia="宋体" w:cs="宋体"/>
+              <w:rFonts w:ascii="宋体" w:eastAsia="宋体" w:hAnsi="宋体" w:cs="宋体" w:hint="eastAsia"/>
               <w:szCs w:val="24"/>
             </w:rPr>
             <w:fldChar w:fldCharType="begin"/>
           </w:r>
           <w:r>
             <w:rPr>
-              <w:rFonts w:hint="eastAsia" w:ascii="宋体" w:hAnsi="宋体" w:eastAsia="宋体" w:cs="宋体"/>
+              <w:rFonts w:ascii="宋体" w:eastAsia="宋体" w:hAnsi="宋体" w:cs="宋体" w:hint="eastAsia"/>
               <w:szCs w:val="24"/>
             </w:rPr>
             <w:instrText xml:space="preserve"> HYPERLINK \l _Toc20057 </w:instrText>
           </w:r>
           <w:r>
             <w:rPr>
-              <w:rFonts w:hint="eastAsia" w:ascii="宋体" w:hAnsi="宋体" w:eastAsia="宋体" w:cs="宋体"/>
+              <w:rFonts w:ascii="宋体" w:eastAsia="宋体" w:hAnsi="宋体" w:cs="宋体" w:hint="eastAsia"/>
               <w:szCs w:val="24"/>
             </w:rPr>
             <w:fldChar w:fldCharType="separate"/>
@@ -2982,7 +2955,7 @@
           </w:r>
           <w:r>
             <w:rPr>
-              <w:rFonts w:hint="eastAsia" w:ascii="宋体" w:hAnsi="宋体" w:eastAsia="宋体" w:cs="宋体"/>
+              <w:rFonts w:ascii="宋体" w:eastAsia="宋体" w:hAnsi="宋体" w:cs="宋体" w:hint="eastAsia"/>
               <w:szCs w:val="24"/>
             </w:rPr>
             <w:fldChar w:fldCharType="end"/>
@@ -2990,7 +2963,7 @@
         </w:p>
         <w:p>
           <w:pPr>
-            <w:pStyle w:val="17"/>
+            <w:pStyle w:val="TOC2"/>
             <w:keepNext w:val="0"/>
             <w:keepLines w:val="0"/>
             <w:pageBreakBefore w:val="0"/>
@@ -3011,21 +2984,21 @@
           </w:pPr>
           <w:r>
             <w:rPr>
-              <w:rFonts w:hint="eastAsia" w:ascii="宋体" w:hAnsi="宋体" w:eastAsia="宋体" w:cs="宋体"/>
+              <w:rFonts w:ascii="宋体" w:eastAsia="宋体" w:hAnsi="宋体" w:cs="宋体" w:hint="eastAsia"/>
               <w:szCs w:val="24"/>
             </w:rPr>
             <w:fldChar w:fldCharType="begin"/>
           </w:r>
           <w:r>
             <w:rPr>
-              <w:rFonts w:hint="eastAsia" w:ascii="宋体" w:hAnsi="宋体" w:eastAsia="宋体" w:cs="宋体"/>
+              <w:rFonts w:ascii="宋体" w:eastAsia="宋体" w:hAnsi="宋体" w:cs="宋体" w:hint="eastAsia"/>
               <w:szCs w:val="24"/>
             </w:rPr>
             <w:instrText xml:space="preserve"> HYPERLINK \l _Toc15541 </w:instrText>
           </w:r>
           <w:r>
             <w:rPr>
-              <w:rFonts w:hint="eastAsia" w:ascii="宋体" w:hAnsi="宋体" w:eastAsia="宋体" w:cs="宋体"/>
+              <w:rFonts w:ascii="宋体" w:eastAsia="宋体" w:hAnsi="宋体" w:cs="宋体" w:hint="eastAsia"/>
               <w:szCs w:val="24"/>
             </w:rPr>
             <w:fldChar w:fldCharType="separate"/>
@@ -3064,7 +3037,7 @@
           </w:r>
           <w:r>
             <w:rPr>
-              <w:rFonts w:hint="eastAsia" w:ascii="宋体" w:hAnsi="宋体" w:eastAsia="宋体" w:cs="宋体"/>
+              <w:rFonts w:ascii="宋体" w:eastAsia="宋体" w:hAnsi="宋体" w:cs="宋体" w:hint="eastAsia"/>
               <w:szCs w:val="24"/>
             </w:rPr>
             <w:fldChar w:fldCharType="end"/>
@@ -3072,7 +3045,7 @@
         </w:p>
         <w:p>
           <w:pPr>
-            <w:pStyle w:val="17"/>
+            <w:pStyle w:val="TOC2"/>
             <w:keepNext w:val="0"/>
             <w:keepLines w:val="0"/>
             <w:pageBreakBefore w:val="0"/>
@@ -3093,21 +3066,21 @@
           </w:pPr>
           <w:r>
             <w:rPr>
-              <w:rFonts w:hint="eastAsia" w:ascii="宋体" w:hAnsi="宋体" w:eastAsia="宋体" w:cs="宋体"/>
+              <w:rFonts w:ascii="宋体" w:eastAsia="宋体" w:hAnsi="宋体" w:cs="宋体" w:hint="eastAsia"/>
               <w:szCs w:val="24"/>
             </w:rPr>
             <w:fldChar w:fldCharType="begin"/>
           </w:r>
           <w:r>
             <w:rPr>
-              <w:rFonts w:hint="eastAsia" w:ascii="宋体" w:hAnsi="宋体" w:eastAsia="宋体" w:cs="宋体"/>
+              <w:rFonts w:ascii="宋体" w:eastAsia="宋体" w:hAnsi="宋体" w:cs="宋体" w:hint="eastAsia"/>
               <w:szCs w:val="24"/>
             </w:rPr>
             <w:instrText xml:space="preserve"> HYPERLINK \l _Toc16282 </w:instrText>
           </w:r>
           <w:r>
             <w:rPr>
-              <w:rFonts w:hint="eastAsia" w:ascii="宋体" w:hAnsi="宋体" w:eastAsia="宋体" w:cs="宋体"/>
+              <w:rFonts w:ascii="宋体" w:eastAsia="宋体" w:hAnsi="宋体" w:cs="宋体" w:hint="eastAsia"/>
               <w:szCs w:val="24"/>
             </w:rPr>
             <w:fldChar w:fldCharType="separate"/>
@@ -3146,7 +3119,7 @@
           </w:r>
           <w:r>
             <w:rPr>
-              <w:rFonts w:hint="eastAsia" w:ascii="宋体" w:hAnsi="宋体" w:eastAsia="宋体" w:cs="宋体"/>
+              <w:rFonts w:ascii="宋体" w:eastAsia="宋体" w:hAnsi="宋体" w:cs="宋体" w:hint="eastAsia"/>
               <w:szCs w:val="24"/>
             </w:rPr>
             <w:fldChar w:fldCharType="end"/>
@@ -3154,7 +3127,7 @@
         </w:p>
         <w:p>
           <w:pPr>
-            <w:pStyle w:val="17"/>
+            <w:pStyle w:val="TOC2"/>
             <w:keepNext w:val="0"/>
             <w:keepLines w:val="0"/>
             <w:pageBreakBefore w:val="0"/>
@@ -3175,21 +3148,21 @@
           </w:pPr>
           <w:r>
             <w:rPr>
-              <w:rFonts w:hint="eastAsia" w:ascii="宋体" w:hAnsi="宋体" w:eastAsia="宋体" w:cs="宋体"/>
+              <w:rFonts w:ascii="宋体" w:eastAsia="宋体" w:hAnsi="宋体" w:cs="宋体" w:hint="eastAsia"/>
               <w:szCs w:val="24"/>
             </w:rPr>
             <w:fldChar w:fldCharType="begin"/>
           </w:r>
           <w:r>
             <w:rPr>
-              <w:rFonts w:hint="eastAsia" w:ascii="宋体" w:hAnsi="宋体" w:eastAsia="宋体" w:cs="宋体"/>
+              <w:rFonts w:ascii="宋体" w:eastAsia="宋体" w:hAnsi="宋体" w:cs="宋体" w:hint="eastAsia"/>
               <w:szCs w:val="24"/>
             </w:rPr>
             <w:instrText xml:space="preserve"> HYPERLINK \l _Toc16236 </w:instrText>
           </w:r>
           <w:r>
             <w:rPr>
-              <w:rFonts w:hint="eastAsia" w:ascii="宋体" w:hAnsi="宋体" w:eastAsia="宋体" w:cs="宋体"/>
+              <w:rFonts w:ascii="宋体" w:eastAsia="宋体" w:hAnsi="宋体" w:cs="宋体" w:hint="eastAsia"/>
               <w:szCs w:val="24"/>
             </w:rPr>
             <w:fldChar w:fldCharType="separate"/>
@@ -3228,7 +3201,7 @@
           </w:r>
           <w:r>
             <w:rPr>
-              <w:rFonts w:hint="eastAsia" w:ascii="宋体" w:hAnsi="宋体" w:eastAsia="宋体" w:cs="宋体"/>
+              <w:rFonts w:ascii="宋体" w:eastAsia="宋体" w:hAnsi="宋体" w:cs="宋体" w:hint="eastAsia"/>
               <w:szCs w:val="24"/>
             </w:rPr>
             <w:fldChar w:fldCharType="end"/>
@@ -3236,7 +3209,7 @@
         </w:p>
         <w:p>
           <w:pPr>
-            <w:pStyle w:val="13"/>
+            <w:pStyle w:val="TOC3"/>
             <w:keepNext w:val="0"/>
             <w:keepLines w:val="0"/>
             <w:pageBreakBefore w:val="0"/>
@@ -3257,21 +3230,21 @@
           </w:pPr>
           <w:r>
             <w:rPr>
-              <w:rFonts w:hint="eastAsia" w:ascii="宋体" w:hAnsi="宋体" w:eastAsia="宋体" w:cs="宋体"/>
+              <w:rFonts w:ascii="宋体" w:eastAsia="宋体" w:hAnsi="宋体" w:cs="宋体" w:hint="eastAsia"/>
               <w:szCs w:val="24"/>
             </w:rPr>
             <w:fldChar w:fldCharType="begin"/>
           </w:r>
           <w:r>
             <w:rPr>
-              <w:rFonts w:hint="eastAsia" w:ascii="宋体" w:hAnsi="宋体" w:eastAsia="宋体" w:cs="宋体"/>
+              <w:rFonts w:ascii="宋体" w:eastAsia="宋体" w:hAnsi="宋体" w:cs="宋体" w:hint="eastAsia"/>
               <w:szCs w:val="24"/>
             </w:rPr>
             <w:instrText xml:space="preserve"> HYPERLINK \l _Toc3871 </w:instrText>
           </w:r>
           <w:r>
             <w:rPr>
-              <w:rFonts w:hint="eastAsia" w:ascii="宋体" w:hAnsi="宋体" w:eastAsia="宋体" w:cs="宋体"/>
+              <w:rFonts w:ascii="宋体" w:eastAsia="宋体" w:hAnsi="宋体" w:cs="宋体" w:hint="eastAsia"/>
               <w:szCs w:val="24"/>
             </w:rPr>
             <w:fldChar w:fldCharType="separate"/>
@@ -3310,7 +3283,7 @@
           </w:r>
           <w:r>
             <w:rPr>
-              <w:rFonts w:hint="eastAsia" w:ascii="宋体" w:hAnsi="宋体" w:eastAsia="宋体" w:cs="宋体"/>
+              <w:rFonts w:ascii="宋体" w:eastAsia="宋体" w:hAnsi="宋体" w:cs="宋体" w:hint="eastAsia"/>
               <w:szCs w:val="24"/>
             </w:rPr>
             <w:fldChar w:fldCharType="end"/>
@@ -3318,7 +3291,7 @@
         </w:p>
         <w:p>
           <w:pPr>
-            <w:pStyle w:val="13"/>
+            <w:pStyle w:val="TOC3"/>
             <w:keepNext w:val="0"/>
             <w:keepLines w:val="0"/>
             <w:pageBreakBefore w:val="0"/>
@@ -3339,21 +3312,21 @@
           </w:pPr>
           <w:r>
             <w:rPr>
-              <w:rFonts w:hint="eastAsia" w:ascii="宋体" w:hAnsi="宋体" w:eastAsia="宋体" w:cs="宋体"/>
+              <w:rFonts w:ascii="宋体" w:eastAsia="宋体" w:hAnsi="宋体" w:cs="宋体" w:hint="eastAsia"/>
               <w:szCs w:val="24"/>
             </w:rPr>
             <w:fldChar w:fldCharType="begin"/>
           </w:r>
           <w:r>
             <w:rPr>
-              <w:rFonts w:hint="eastAsia" w:ascii="宋体" w:hAnsi="宋体" w:eastAsia="宋体" w:cs="宋体"/>
+              <w:rFonts w:ascii="宋体" w:eastAsia="宋体" w:hAnsi="宋体" w:cs="宋体" w:hint="eastAsia"/>
               <w:szCs w:val="24"/>
             </w:rPr>
             <w:instrText xml:space="preserve"> HYPERLINK \l _Toc14460 </w:instrText>
           </w:r>
           <w:r>
             <w:rPr>
-              <w:rFonts w:hint="eastAsia" w:ascii="宋体" w:hAnsi="宋体" w:eastAsia="宋体" w:cs="宋体"/>
+              <w:rFonts w:ascii="宋体" w:eastAsia="宋体" w:hAnsi="宋体" w:cs="宋体" w:hint="eastAsia"/>
               <w:szCs w:val="24"/>
             </w:rPr>
             <w:fldChar w:fldCharType="separate"/>
@@ -3392,7 +3365,7 @@
           </w:r>
           <w:r>
             <w:rPr>
-              <w:rFonts w:hint="eastAsia" w:ascii="宋体" w:hAnsi="宋体" w:eastAsia="宋体" w:cs="宋体"/>
+              <w:rFonts w:ascii="宋体" w:eastAsia="宋体" w:hAnsi="宋体" w:cs="宋体" w:hint="eastAsia"/>
               <w:szCs w:val="24"/>
             </w:rPr>
             <w:fldChar w:fldCharType="end"/>
@@ -3400,7 +3373,7 @@
         </w:p>
         <w:p>
           <w:pPr>
-            <w:pStyle w:val="13"/>
+            <w:pStyle w:val="TOC3"/>
             <w:keepNext w:val="0"/>
             <w:keepLines w:val="0"/>
             <w:pageBreakBefore w:val="0"/>
@@ -3421,21 +3394,21 @@
           </w:pPr>
           <w:r>
             <w:rPr>
-              <w:rFonts w:hint="eastAsia" w:ascii="宋体" w:hAnsi="宋体" w:eastAsia="宋体" w:cs="宋体"/>
+              <w:rFonts w:ascii="宋体" w:eastAsia="宋体" w:hAnsi="宋体" w:cs="宋体" w:hint="eastAsia"/>
               <w:szCs w:val="24"/>
             </w:rPr>
             <w:fldChar w:fldCharType="begin"/>
           </w:r>
           <w:r>
             <w:rPr>
-              <w:rFonts w:hint="eastAsia" w:ascii="宋体" w:hAnsi="宋体" w:eastAsia="宋体" w:cs="宋体"/>
+              <w:rFonts w:ascii="宋体" w:eastAsia="宋体" w:hAnsi="宋体" w:cs="宋体" w:hint="eastAsia"/>
               <w:szCs w:val="24"/>
             </w:rPr>
             <w:instrText xml:space="preserve"> HYPERLINK \l _Toc8501 </w:instrText>
           </w:r>
           <w:r>
             <w:rPr>
-              <w:rFonts w:hint="eastAsia" w:ascii="宋体" w:hAnsi="宋体" w:eastAsia="宋体" w:cs="宋体"/>
+              <w:rFonts w:ascii="宋体" w:eastAsia="宋体" w:hAnsi="宋体" w:cs="宋体" w:hint="eastAsia"/>
               <w:szCs w:val="24"/>
             </w:rPr>
             <w:fldChar w:fldCharType="separate"/>
@@ -3474,7 +3447,7 @@
           </w:r>
           <w:r>
             <w:rPr>
-              <w:rFonts w:hint="eastAsia" w:ascii="宋体" w:hAnsi="宋体" w:eastAsia="宋体" w:cs="宋体"/>
+              <w:rFonts w:ascii="宋体" w:eastAsia="宋体" w:hAnsi="宋体" w:cs="宋体" w:hint="eastAsia"/>
               <w:szCs w:val="24"/>
             </w:rPr>
             <w:fldChar w:fldCharType="end"/>
@@ -3482,7 +3455,7 @@
         </w:p>
         <w:p>
           <w:pPr>
-            <w:pStyle w:val="17"/>
+            <w:pStyle w:val="TOC2"/>
             <w:keepNext w:val="0"/>
             <w:keepLines w:val="0"/>
             <w:pageBreakBefore w:val="0"/>
@@ -3503,21 +3476,21 @@
           </w:pPr>
           <w:r>
             <w:rPr>
-              <w:rFonts w:hint="eastAsia" w:ascii="宋体" w:hAnsi="宋体" w:eastAsia="宋体" w:cs="宋体"/>
+              <w:rFonts w:ascii="宋体" w:eastAsia="宋体" w:hAnsi="宋体" w:cs="宋体" w:hint="eastAsia"/>
               <w:szCs w:val="24"/>
             </w:rPr>
             <w:fldChar w:fldCharType="begin"/>
           </w:r>
           <w:r>
             <w:rPr>
-              <w:rFonts w:hint="eastAsia" w:ascii="宋体" w:hAnsi="宋体" w:eastAsia="宋体" w:cs="宋体"/>
+              <w:rFonts w:ascii="宋体" w:eastAsia="宋体" w:hAnsi="宋体" w:cs="宋体" w:hint="eastAsia"/>
               <w:szCs w:val="24"/>
             </w:rPr>
             <w:instrText xml:space="preserve"> HYPERLINK \l _Toc28172 </w:instrText>
           </w:r>
           <w:r>
             <w:rPr>
-              <w:rFonts w:hint="eastAsia" w:ascii="宋体" w:hAnsi="宋体" w:eastAsia="宋体" w:cs="宋体"/>
+              <w:rFonts w:ascii="宋体" w:eastAsia="宋体" w:hAnsi="宋体" w:cs="宋体" w:hint="eastAsia"/>
               <w:szCs w:val="24"/>
             </w:rPr>
             <w:fldChar w:fldCharType="separate"/>
@@ -3556,7 +3529,7 @@
           </w:r>
           <w:r>
             <w:rPr>
-              <w:rFonts w:hint="eastAsia" w:ascii="宋体" w:hAnsi="宋体" w:eastAsia="宋体" w:cs="宋体"/>
+              <w:rFonts w:ascii="宋体" w:eastAsia="宋体" w:hAnsi="宋体" w:cs="宋体" w:hint="eastAsia"/>
               <w:szCs w:val="24"/>
             </w:rPr>
             <w:fldChar w:fldCharType="end"/>
@@ -3564,7 +3537,7 @@
         </w:p>
         <w:p>
           <w:pPr>
-            <w:pStyle w:val="16"/>
+            <w:pStyle w:val="TOC1"/>
             <w:keepNext w:val="0"/>
             <w:keepLines w:val="0"/>
             <w:pageBreakBefore w:val="0"/>
@@ -3585,21 +3558,21 @@
           </w:pPr>
           <w:r>
             <w:rPr>
-              <w:rFonts w:hint="eastAsia" w:ascii="宋体" w:hAnsi="宋体" w:eastAsia="宋体" w:cs="宋体"/>
+              <w:rFonts w:ascii="宋体" w:eastAsia="宋体" w:hAnsi="宋体" w:cs="宋体" w:hint="eastAsia"/>
               <w:szCs w:val="24"/>
             </w:rPr>
             <w:fldChar w:fldCharType="begin"/>
           </w:r>
           <w:r>
             <w:rPr>
-              <w:rFonts w:hint="eastAsia" w:ascii="宋体" w:hAnsi="宋体" w:eastAsia="宋体" w:cs="宋体"/>
+              <w:rFonts w:ascii="宋体" w:eastAsia="宋体" w:hAnsi="宋体" w:cs="宋体" w:hint="eastAsia"/>
               <w:szCs w:val="24"/>
             </w:rPr>
             <w:instrText xml:space="preserve"> HYPERLINK \l _Toc4651 </w:instrText>
           </w:r>
           <w:r>
             <w:rPr>
-              <w:rFonts w:hint="eastAsia" w:ascii="宋体" w:hAnsi="宋体" w:eastAsia="宋体" w:cs="宋体"/>
+              <w:rFonts w:ascii="宋体" w:eastAsia="宋体" w:hAnsi="宋体" w:cs="宋体" w:hint="eastAsia"/>
               <w:szCs w:val="24"/>
             </w:rPr>
             <w:fldChar w:fldCharType="separate"/>
@@ -3638,7 +3611,7 @@
           </w:r>
           <w:r>
             <w:rPr>
-              <w:rFonts w:hint="eastAsia" w:ascii="宋体" w:hAnsi="宋体" w:eastAsia="宋体" w:cs="宋体"/>
+              <w:rFonts w:ascii="宋体" w:eastAsia="宋体" w:hAnsi="宋体" w:cs="宋体" w:hint="eastAsia"/>
               <w:szCs w:val="24"/>
             </w:rPr>
             <w:fldChar w:fldCharType="end"/>
@@ -3661,7 +3634,7 @@
             <w:snapToGrid w:val="0"/>
             <w:textAlignment w:val="baseline"/>
             <w:rPr>
-              <w:rFonts w:hint="eastAsia" w:ascii="宋体" w:hAnsi="宋体" w:eastAsia="宋体" w:cs="宋体"/>
+              <w:rFonts w:ascii="宋体" w:eastAsia="宋体" w:hAnsi="宋体" w:cs="宋体" w:hint="eastAsia"/>
               <w:snapToGrid w:val="0"/>
               <w:color w:val="000000"/>
               <w:kern w:val="0"/>
@@ -3672,7 +3645,7 @@
           </w:pPr>
           <w:r>
             <w:rPr>
-              <w:rFonts w:hint="eastAsia" w:ascii="宋体" w:hAnsi="宋体" w:eastAsia="宋体" w:cs="宋体"/>
+              <w:rFonts w:ascii="宋体" w:eastAsia="宋体" w:hAnsi="宋体" w:cs="宋体" w:hint="eastAsia"/>
               <w:szCs w:val="24"/>
             </w:rPr>
             <w:fldChar w:fldCharType="end"/>
@@ -3697,7 +3670,7 @@
         <w:snapToGrid w:val="0"/>
         <w:textAlignment w:val="baseline"/>
         <w:rPr>
-          <w:rFonts w:ascii="Arial" w:hAnsi="Arial" w:eastAsia="Arial" w:cs="Arial"/>
+          <w:rFonts w:ascii="Arial" w:eastAsia="Arial" w:hAnsi="Arial" w:cs="Arial"/>
           <w:snapToGrid w:val="0"/>
           <w:color w:val="000000"/>
           <w:kern w:val="0"/>
@@ -3708,7 +3681,7 @@
       </w:pPr>
       <w:r>
         <w:rPr>
-          <w:rFonts w:ascii="Arial" w:hAnsi="Arial" w:eastAsia="Arial" w:cs="Arial"/>
+          <w:rFonts w:ascii="Arial" w:eastAsia="Arial" w:hAnsi="Arial" w:cs="Arial"/>
           <w:snapToGrid w:val="0"/>
           <w:color w:val="000000"/>
           <w:kern w:val="0"/>
@@ -3721,7 +3694,7 @@
     </w:p>
     <w:p>
       <w:pPr>
-        <w:pStyle w:val="28"/>
+        <w:pStyle w:val="1"/>
         <w:keepNext w:val="0"/>
         <w:keepLines w:val="0"/>
         <w:pageBreakBefore w:val="0"/>
@@ -3753,7 +3726,7 @@
     </w:p>
     <w:p>
       <w:pPr>
-        <w:pStyle w:val="29"/>
+        <w:pStyle w:val="a1"/>
         <w:keepNext w:val="0"/>
         <w:keepLines w:val="0"/>
         <w:pageBreakBefore w:val="0"/>
@@ -3783,7 +3756,7 @@
     </w:p>
     <w:p>
       <w:pPr>
-        <w:pStyle w:val="28"/>
+        <w:pStyle w:val="1"/>
         <w:keepNext w:val="0"/>
         <w:keepLines w:val="0"/>
         <w:pageBreakBefore w:val="0"/>
@@ -3815,7 +3788,7 @@
     </w:p>
     <w:p>
       <w:pPr>
-        <w:pStyle w:val="29"/>
+        <w:pStyle w:val="a1"/>
         <w:keepNext w:val="0"/>
         <w:keepLines w:val="0"/>
         <w:pageBreakBefore w:val="0"/>
@@ -3845,7 +3818,7 @@
     </w:p>
     <w:p>
       <w:pPr>
-        <w:pStyle w:val="28"/>
+        <w:pStyle w:val="1"/>
         <w:keepNext w:val="0"/>
         <w:keepLines w:val="0"/>
         <w:pageBreakBefore w:val="0"/>
@@ -3877,7 +3850,7 @@
     </w:p>
     <w:p>
       <w:pPr>
-        <w:pStyle w:val="30"/>
+        <w:pStyle w:val="2"/>
         <w:keepNext w:val="0"/>
         <w:keepLines w:val="0"/>
         <w:pageBreakBefore w:val="0"/>
@@ -3909,7 +3882,7 @@
     </w:p>
     <w:p>
       <w:pPr>
-        <w:pStyle w:val="29"/>
+        <w:pStyle w:val="a1"/>
         <w:keepNext w:val="0"/>
         <w:keepLines w:val="0"/>
         <w:pageBreakBefore w:val="0"/>
@@ -3939,7 +3912,7 @@
     </w:p>
     <w:p>
       <w:pPr>
-        <w:pStyle w:val="30"/>
+        <w:pStyle w:val="2"/>
         <w:keepNext w:val="0"/>
         <w:keepLines w:val="0"/>
         <w:pageBreakBefore w:val="0"/>
@@ -3971,7 +3944,7 @@
     </w:p>
     <w:p>
       <w:pPr>
-        <w:pStyle w:val="29"/>
+        <w:pStyle w:val="a1"/>
         <w:keepNext w:val="0"/>
         <w:keepLines w:val="0"/>
         <w:pageBreakBefore w:val="0"/>
@@ -4001,7 +3974,7 @@
     </w:p>
     <w:p>
       <w:pPr>
-        <w:pStyle w:val="30"/>
+        <w:pStyle w:val="2"/>
         <w:keepNext w:val="0"/>
         <w:keepLines w:val="0"/>
         <w:pageBreakBefore w:val="0"/>
@@ -4033,7 +4006,7 @@
     </w:p>
     <w:p>
       <w:pPr>
-        <w:pStyle w:val="29"/>
+        <w:pStyle w:val="a1"/>
         <w:keepNext w:val="0"/>
         <w:keepLines w:val="0"/>
         <w:pageBreakBefore w:val="0"/>
@@ -4063,7 +4036,7 @@
     </w:p>
     <w:p>
       <w:pPr>
-        <w:pStyle w:val="30"/>
+        <w:pStyle w:val="2"/>
         <w:keepNext w:val="0"/>
         <w:keepLines w:val="0"/>
         <w:pageBreakBefore w:val="0"/>
@@ -4095,7 +4068,7 @@
     </w:p>
     <w:p>
       <w:pPr>
-        <w:pStyle w:val="29"/>
+        <w:pStyle w:val="a1"/>
         <w:keepNext w:val="0"/>
         <w:keepLines w:val="0"/>
         <w:pageBreakBefore w:val="0"/>
@@ -4125,7 +4098,7 @@
     </w:p>
     <w:p>
       <w:pPr>
-        <w:pStyle w:val="28"/>
+        <w:pStyle w:val="1"/>
         <w:keepNext w:val="0"/>
         <w:keepLines w:val="0"/>
         <w:pageBreakBefore w:val="0"/>
@@ -4157,7 +4130,7 @@
     </w:p>
     <w:p>
       <w:pPr>
-        <w:pStyle w:val="30"/>
+        <w:pStyle w:val="2"/>
         <w:keepNext w:val="0"/>
         <w:keepLines w:val="0"/>
         <w:pageBreakBefore w:val="0"/>
@@ -4189,7 +4162,7 @@
     </w:p>
     <w:p>
       <w:pPr>
-        <w:pStyle w:val="29"/>
+        <w:pStyle w:val="a1"/>
         <w:keepNext w:val="0"/>
         <w:keepLines w:val="0"/>
         <w:pageBreakBefore w:val="0"/>
@@ -4219,7 +4192,7 @@
     </w:p>
     <w:p>
       <w:pPr>
-        <w:pStyle w:val="29"/>
+        <w:pStyle w:val="a1"/>
         <w:keepNext w:val="0"/>
         <w:keepLines w:val="0"/>
         <w:pageBreakBefore w:val="0"/>
@@ -4237,7 +4210,7 @@
         <w:bidi w:val="0"/>
         <w:adjustRightInd w:val="0"/>
         <w:snapToGrid w:val="0"/>
-        <w:ind w:left="425" w:leftChars="0" w:hanging="425" w:firstLineChars="0"/>
+        <w:ind w:left="425" w:hanging="425" w:leftChars="0" w:firstLineChars="0"/>
         <w:textAlignment w:val="baseline"/>
         <w:rPr>
           <w:rFonts w:hint="eastAsia"/>
@@ -4254,7 +4227,7 @@
     </w:p>
     <w:p>
       <w:pPr>
-        <w:pStyle w:val="29"/>
+        <w:pStyle w:val="a1"/>
         <w:keepNext w:val="0"/>
         <w:keepLines w:val="0"/>
         <w:pageBreakBefore w:val="0"/>
@@ -4272,7 +4245,7 @@
         <w:bidi w:val="0"/>
         <w:adjustRightInd w:val="0"/>
         <w:snapToGrid w:val="0"/>
-        <w:ind w:left="425" w:leftChars="0" w:hanging="425" w:firstLineChars="0"/>
+        <w:ind w:left="425" w:hanging="425" w:leftChars="0" w:firstLineChars="0"/>
         <w:textAlignment w:val="baseline"/>
         <w:rPr>
           <w:rFonts w:hint="eastAsia"/>
@@ -4289,7 +4262,7 @@
     </w:p>
     <w:p>
       <w:pPr>
-        <w:pStyle w:val="29"/>
+        <w:pStyle w:val="a1"/>
         <w:keepNext w:val="0"/>
         <w:keepLines w:val="0"/>
         <w:pageBreakBefore w:val="0"/>
@@ -4307,7 +4280,7 @@
         <w:bidi w:val="0"/>
         <w:adjustRightInd w:val="0"/>
         <w:snapToGrid w:val="0"/>
-        <w:ind w:left="425" w:leftChars="0" w:hanging="425" w:firstLineChars="0"/>
+        <w:ind w:left="425" w:hanging="425" w:leftChars="0" w:firstLineChars="0"/>
         <w:textAlignment w:val="baseline"/>
         <w:rPr>
           <w:rFonts w:hint="eastAsia"/>
@@ -4324,7 +4297,7 @@
     </w:p>
     <w:p>
       <w:pPr>
-        <w:pStyle w:val="29"/>
+        <w:pStyle w:val="a1"/>
         <w:keepNext w:val="0"/>
         <w:keepLines w:val="0"/>
         <w:pageBreakBefore w:val="0"/>
@@ -4342,7 +4315,7 @@
         <w:bidi w:val="0"/>
         <w:adjustRightInd w:val="0"/>
         <w:snapToGrid w:val="0"/>
-        <w:ind w:left="425" w:leftChars="0" w:hanging="425" w:firstLineChars="0"/>
+        <w:ind w:left="425" w:hanging="425" w:leftChars="0" w:firstLineChars="0"/>
         <w:textAlignment w:val="baseline"/>
         <w:rPr>
           <w:rFonts w:hint="eastAsia"/>
@@ -4359,7 +4332,7 @@
     </w:p>
     <w:p>
       <w:pPr>
-        <w:pStyle w:val="29"/>
+        <w:pStyle w:val="a1"/>
         <w:keepNext w:val="0"/>
         <w:keepLines w:val="0"/>
         <w:pageBreakBefore w:val="0"/>
@@ -4377,7 +4350,7 @@
         <w:bidi w:val="0"/>
         <w:adjustRightInd w:val="0"/>
         <w:snapToGrid w:val="0"/>
-        <w:ind w:left="425" w:leftChars="0" w:hanging="425" w:firstLineChars="0"/>
+        <w:ind w:left="425" w:hanging="425" w:leftChars="0" w:firstLineChars="0"/>
         <w:textAlignment w:val="baseline"/>
         <w:rPr>
           <w:rFonts w:hint="eastAsia"/>
@@ -4394,7 +4367,7 @@
     </w:p>
     <w:p>
       <w:pPr>
-        <w:pStyle w:val="29"/>
+        <w:pStyle w:val="a1"/>
         <w:keepNext w:val="0"/>
         <w:keepLines w:val="0"/>
         <w:pageBreakBefore w:val="0"/>
@@ -4412,7 +4385,7 @@
         <w:bidi w:val="0"/>
         <w:adjustRightInd w:val="0"/>
         <w:snapToGrid w:val="0"/>
-        <w:ind w:left="425" w:leftChars="0" w:hanging="425" w:firstLineChars="0"/>
+        <w:ind w:left="425" w:hanging="425" w:leftChars="0" w:firstLineChars="0"/>
         <w:textAlignment w:val="baseline"/>
         <w:rPr>
           <w:rFonts w:hint="eastAsia"/>
@@ -4429,7 +4402,7 @@
     </w:p>
     <w:p>
       <w:pPr>
-        <w:pStyle w:val="29"/>
+        <w:pStyle w:val="a1"/>
         <w:keepNext w:val="0"/>
         <w:keepLines w:val="0"/>
         <w:pageBreakBefore w:val="0"/>
@@ -4447,7 +4420,7 @@
         <w:bidi w:val="0"/>
         <w:adjustRightInd w:val="0"/>
         <w:snapToGrid w:val="0"/>
-        <w:ind w:left="425" w:leftChars="0" w:hanging="425" w:firstLineChars="0"/>
+        <w:ind w:left="425" w:hanging="425" w:leftChars="0" w:firstLineChars="0"/>
         <w:textAlignment w:val="baseline"/>
         <w:rPr>
           <w:rFonts w:hint="eastAsia"/>
@@ -4464,7 +4437,7 @@
     </w:p>
     <w:p>
       <w:pPr>
-        <w:pStyle w:val="29"/>
+        <w:pStyle w:val="a1"/>
         <w:keepNext w:val="0"/>
         <w:keepLines w:val="0"/>
         <w:pageBreakBefore w:val="0"/>
@@ -4484,8 +4457,8 @@
           <w:lang w:val="en-US" w:eastAsia="zh-CN"/>
         </w:rPr>
       </w:pPr>
-      <w:bookmarkStart w:id="19" w:name="_GoBack"/>
-      <w:bookmarkEnd w:id="19"/>
+      <w:bookmarkStart w:id="11" w:name="_GoBack"/>
+      <w:bookmarkEnd w:id="11"/>
       <w:r>
         <w:rPr>
           <w:rFonts w:hint="eastAsia"/>
@@ -4496,7 +4469,7 @@
     </w:p>
     <w:p>
       <w:pPr>
-        <w:pStyle w:val="29"/>
+        <w:pStyle w:val="a1"/>
         <w:keepNext w:val="0"/>
         <w:keepLines w:val="0"/>
         <w:pageBreakBefore w:val="0"/>
@@ -4526,7 +4499,7 @@
     </w:p>
     <w:p>
       <w:pPr>
-        <w:pStyle w:val="29"/>
+        <w:pStyle w:val="a1"/>
         <w:keepNext w:val="0"/>
         <w:keepLines w:val="0"/>
         <w:pageBreakBefore w:val="0"/>
@@ -4556,7 +4529,7 @@
     </w:p>
     <w:p>
       <w:pPr>
-        <w:pStyle w:val="29"/>
+        <w:pStyle w:val="a1"/>
         <w:keepNext w:val="0"/>
         <w:keepLines w:val="0"/>
         <w:pageBreakBefore w:val="0"/>
@@ -4586,7 +4559,7 @@
     </w:p>
     <w:p>
       <w:pPr>
-        <w:pStyle w:val="29"/>
+        <w:pStyle w:val="a1"/>
         <w:keepNext w:val="0"/>
         <w:keepLines w:val="0"/>
         <w:pageBreakBefore w:val="0"/>
@@ -4616,7 +4589,7 @@
     </w:p>
     <w:p>
       <w:pPr>
-        <w:pStyle w:val="29"/>
+        <w:pStyle w:val="a1"/>
         <w:keepNext w:val="0"/>
         <w:keepLines w:val="0"/>
         <w:pageBreakBefore w:val="0"/>
@@ -4646,7 +4619,7 @@
     </w:p>
     <w:p>
       <w:pPr>
-        <w:pStyle w:val="29"/>
+        <w:pStyle w:val="a1"/>
         <w:keepNext w:val="0"/>
         <w:keepLines w:val="0"/>
         <w:pageBreakBefore w:val="0"/>
@@ -4676,7 +4649,7 @@
     </w:p>
     <w:p>
       <w:pPr>
-        <w:pStyle w:val="29"/>
+        <w:pStyle w:val="a1"/>
         <w:keepNext w:val="0"/>
         <w:keepLines w:val="0"/>
         <w:pageBreakBefore w:val="0"/>
@@ -4706,7 +4679,7 @@
     </w:p>
     <w:p>
       <w:pPr>
-        <w:pStyle w:val="30"/>
+        <w:pStyle w:val="2"/>
         <w:keepNext w:val="0"/>
         <w:keepLines w:val="0"/>
         <w:pageBreakBefore w:val="0"/>
@@ -4726,7 +4699,7 @@
           <w:lang w:val="en-US" w:eastAsia="zh-CN"/>
         </w:rPr>
       </w:pPr>
-      <w:bookmarkStart w:id="11" w:name="_Toc15541"/>
+      <w:bookmarkStart w:id="12" w:name="_Toc15541"/>
       <w:r>
         <w:rPr>
           <w:rFonts w:hint="eastAsia"/>
@@ -4734,11 +4707,11 @@
         </w:rPr>
         <w:t>信息的收集、处理与利用</w:t>
       </w:r>
-      <w:bookmarkEnd w:id="11"/>
+      <w:bookmarkEnd w:id="12"/>
     </w:p>
     <w:p>
       <w:pPr>
-        <w:pStyle w:val="29"/>
+        <w:pStyle w:val="a1"/>
         <w:keepNext w:val="0"/>
         <w:keepLines w:val="0"/>
         <w:pageBreakBefore w:val="0"/>
@@ -4768,7 +4741,7 @@
     </w:p>
     <w:p>
       <w:pPr>
-        <w:pStyle w:val="29"/>
+        <w:pStyle w:val="a1"/>
         <w:keepNext w:val="0"/>
         <w:keepLines w:val="0"/>
         <w:pageBreakBefore w:val="0"/>
@@ -4798,7 +4771,7 @@
     </w:p>
     <w:p>
       <w:pPr>
-        <w:pStyle w:val="30"/>
+        <w:pStyle w:val="2"/>
         <w:keepNext w:val="0"/>
         <w:keepLines w:val="0"/>
         <w:pageBreakBefore w:val="0"/>
@@ -4818,7 +4791,7 @@
           <w:lang w:val="en-US" w:eastAsia="zh-CN"/>
         </w:rPr>
       </w:pPr>
-      <w:bookmarkStart w:id="12" w:name="_Toc16282"/>
+      <w:bookmarkStart w:id="13" w:name="_Toc16282"/>
       <w:r>
         <w:rPr>
           <w:rFonts w:hint="eastAsia"/>
@@ -4826,11 +4799,11 @@
         </w:rPr>
         <w:t>协商与信息交流方式</w:t>
       </w:r>
-      <w:bookmarkEnd w:id="12"/>
+      <w:bookmarkEnd w:id="13"/>
     </w:p>
     <w:p>
       <w:pPr>
-        <w:pStyle w:val="29"/>
+        <w:pStyle w:val="a1"/>
         <w:keepNext w:val="0"/>
         <w:keepLines w:val="0"/>
         <w:pageBreakBefore w:val="0"/>
@@ -4860,7 +4833,7 @@
     </w:p>
     <w:p>
       <w:pPr>
-        <w:pStyle w:val="29"/>
+        <w:pStyle w:val="a1"/>
         <w:keepNext w:val="0"/>
         <w:keepLines w:val="0"/>
         <w:pageBreakBefore w:val="0"/>
@@ -4890,7 +4863,7 @@
     </w:p>
     <w:p>
       <w:pPr>
-        <w:pStyle w:val="29"/>
+        <w:pStyle w:val="a1"/>
         <w:keepNext w:val="0"/>
         <w:keepLines w:val="0"/>
         <w:pageBreakBefore w:val="0"/>
@@ -4908,7 +4881,7 @@
         <w:bidi w:val="0"/>
         <w:adjustRightInd w:val="0"/>
         <w:snapToGrid w:val="0"/>
-        <w:ind w:left="425" w:leftChars="0" w:hanging="425" w:firstLineChars="0"/>
+        <w:ind w:left="425" w:hanging="425" w:leftChars="0" w:firstLineChars="0"/>
         <w:textAlignment w:val="baseline"/>
         <w:rPr>
           <w:rFonts w:hint="eastAsia"/>
@@ -4925,7 +4898,7 @@
     </w:p>
     <w:p>
       <w:pPr>
-        <w:pStyle w:val="29"/>
+        <w:pStyle w:val="a1"/>
         <w:keepNext w:val="0"/>
         <w:keepLines w:val="0"/>
         <w:pageBreakBefore w:val="0"/>
@@ -4943,7 +4916,7 @@
         <w:bidi w:val="0"/>
         <w:adjustRightInd w:val="0"/>
         <w:snapToGrid w:val="0"/>
-        <w:ind w:left="425" w:leftChars="0" w:hanging="425" w:firstLineChars="0"/>
+        <w:ind w:left="425" w:hanging="425" w:leftChars="0" w:firstLineChars="0"/>
         <w:textAlignment w:val="baseline"/>
         <w:rPr>
           <w:rFonts w:hint="eastAsia"/>
@@ -4960,7 +4933,7 @@
     </w:p>
     <w:p>
       <w:pPr>
-        <w:pStyle w:val="29"/>
+        <w:pStyle w:val="a1"/>
         <w:keepNext w:val="0"/>
         <w:keepLines w:val="0"/>
         <w:pageBreakBefore w:val="0"/>
@@ -4978,7 +4951,7 @@
         <w:bidi w:val="0"/>
         <w:adjustRightInd w:val="0"/>
         <w:snapToGrid w:val="0"/>
-        <w:ind w:left="425" w:leftChars="0" w:hanging="425" w:firstLineChars="0"/>
+        <w:ind w:left="425" w:hanging="425" w:leftChars="0" w:firstLineChars="0"/>
         <w:textAlignment w:val="baseline"/>
         <w:rPr>
           <w:rFonts w:hint="eastAsia"/>
@@ -4995,7 +4968,7 @@
     </w:p>
     <w:p>
       <w:pPr>
-        <w:pStyle w:val="29"/>
+        <w:pStyle w:val="a1"/>
         <w:keepNext w:val="0"/>
         <w:keepLines w:val="0"/>
         <w:pageBreakBefore w:val="0"/>
@@ -5013,7 +4986,7 @@
         <w:bidi w:val="0"/>
         <w:adjustRightInd w:val="0"/>
         <w:snapToGrid w:val="0"/>
-        <w:ind w:left="425" w:leftChars="0" w:hanging="425" w:firstLineChars="0"/>
+        <w:ind w:left="425" w:hanging="425" w:leftChars="0" w:firstLineChars="0"/>
         <w:textAlignment w:val="baseline"/>
         <w:rPr>
           <w:rFonts w:hint="eastAsia"/>
@@ -5030,7 +5003,7 @@
     </w:p>
     <w:p>
       <w:pPr>
-        <w:pStyle w:val="29"/>
+        <w:pStyle w:val="a1"/>
         <w:keepNext w:val="0"/>
         <w:keepLines w:val="0"/>
         <w:pageBreakBefore w:val="0"/>
@@ -5048,7 +5021,7 @@
         <w:bidi w:val="0"/>
         <w:adjustRightInd w:val="0"/>
         <w:snapToGrid w:val="0"/>
-        <w:ind w:left="425" w:leftChars="0" w:hanging="425" w:firstLineChars="0"/>
+        <w:ind w:left="425" w:hanging="425" w:leftChars="0" w:firstLineChars="0"/>
         <w:textAlignment w:val="baseline"/>
         <w:rPr>
           <w:rFonts w:hint="eastAsia"/>
@@ -5065,7 +5038,7 @@
     </w:p>
     <w:p>
       <w:pPr>
-        <w:pStyle w:val="30"/>
+        <w:pStyle w:val="2"/>
         <w:keepNext w:val="0"/>
         <w:keepLines w:val="0"/>
         <w:pageBreakBefore w:val="0"/>
@@ -5085,7 +5058,7 @@
           <w:lang w:val="en-US" w:eastAsia="zh-CN"/>
         </w:rPr>
       </w:pPr>
-      <w:bookmarkStart w:id="13" w:name="_Toc16236"/>
+      <w:bookmarkStart w:id="14" w:name="_Toc16236"/>
       <w:r>
         <w:rPr>
           <w:rFonts w:hint="eastAsia"/>
@@ -5093,11 +5066,11 @@
         </w:rPr>
         <w:t>沟通频次</w:t>
       </w:r>
-      <w:bookmarkEnd w:id="13"/>
+      <w:bookmarkEnd w:id="14"/>
     </w:p>
     <w:p>
       <w:pPr>
-        <w:pStyle w:val="31"/>
+        <w:pStyle w:val="3"/>
         <w:keepNext w:val="0"/>
         <w:keepLines w:val="0"/>
         <w:pageBreakBefore w:val="0"/>
@@ -5117,7 +5090,7 @@
           <w:lang w:val="en-US" w:eastAsia="zh-CN"/>
         </w:rPr>
       </w:pPr>
-      <w:bookmarkStart w:id="14" w:name="_Toc3871"/>
+      <w:bookmarkStart w:id="15" w:name="_Toc3871"/>
       <w:r>
         <w:rPr>
           <w:rFonts w:hint="eastAsia"/>
@@ -5125,11 +5098,11 @@
         </w:rPr>
         <w:t>例行沟通</w:t>
       </w:r>
-      <w:bookmarkEnd w:id="14"/>
+      <w:bookmarkEnd w:id="15"/>
     </w:p>
     <w:p>
       <w:pPr>
-        <w:pStyle w:val="29"/>
+        <w:pStyle w:val="a1"/>
         <w:keepNext w:val="0"/>
         <w:keepLines w:val="0"/>
         <w:pageBreakBefore w:val="0"/>
@@ -5159,7 +5132,7 @@
     </w:p>
     <w:p>
       <w:pPr>
-        <w:pStyle w:val="29"/>
+        <w:pStyle w:val="a1"/>
         <w:keepNext w:val="0"/>
         <w:keepLines w:val="0"/>
         <w:pageBreakBefore w:val="0"/>
@@ -5189,7 +5162,7 @@
     </w:p>
     <w:p>
       <w:pPr>
-        <w:pStyle w:val="29"/>
+        <w:pStyle w:val="a1"/>
         <w:keepNext w:val="0"/>
         <w:keepLines w:val="0"/>
         <w:pageBreakBefore w:val="0"/>
@@ -5219,7 +5192,7 @@
     </w:p>
     <w:p>
       <w:pPr>
-        <w:pStyle w:val="31"/>
+        <w:pStyle w:val="3"/>
         <w:keepNext w:val="0"/>
         <w:keepLines w:val="0"/>
         <w:pageBreakBefore w:val="0"/>
@@ -5239,7 +5212,7 @@
           <w:lang w:val="en-US" w:eastAsia="zh-CN"/>
         </w:rPr>
       </w:pPr>
-      <w:bookmarkStart w:id="15" w:name="_Toc14460"/>
+      <w:bookmarkStart w:id="16" w:name="_Toc14460"/>
       <w:r>
         <w:rPr>
           <w:rFonts w:hint="eastAsia"/>
@@ -5247,11 +5220,11 @@
         </w:rPr>
         <w:t>事件驱动沟通</w:t>
       </w:r>
-      <w:bookmarkEnd w:id="15"/>
+      <w:bookmarkEnd w:id="16"/>
     </w:p>
     <w:p>
       <w:pPr>
-        <w:pStyle w:val="29"/>
+        <w:pStyle w:val="a1"/>
         <w:keepNext w:val="0"/>
         <w:keepLines w:val="0"/>
         <w:pageBreakBefore w:val="0"/>
@@ -5281,7 +5254,7 @@
     </w:p>
     <w:p>
       <w:pPr>
-        <w:pStyle w:val="31"/>
+        <w:pStyle w:val="3"/>
         <w:keepNext w:val="0"/>
         <w:keepLines w:val="0"/>
         <w:pageBreakBefore w:val="0"/>
@@ -5301,7 +5274,7 @@
           <w:lang w:val="en-US" w:eastAsia="zh-CN"/>
         </w:rPr>
       </w:pPr>
-      <w:bookmarkStart w:id="16" w:name="_Toc8501"/>
+      <w:bookmarkStart w:id="17" w:name="_Toc8501"/>
       <w:r>
         <w:rPr>
           <w:rFonts w:hint="eastAsia"/>
@@ -5309,11 +5282,11 @@
         </w:rPr>
         <w:t>专项沟通</w:t>
       </w:r>
-      <w:bookmarkEnd w:id="16"/>
+      <w:bookmarkEnd w:id="17"/>
     </w:p>
     <w:p>
       <w:pPr>
-        <w:pStyle w:val="29"/>
+        <w:pStyle w:val="a1"/>
         <w:keepNext w:val="0"/>
         <w:keepLines w:val="0"/>
         <w:pageBreakBefore w:val="0"/>
@@ -5343,7 +5316,7 @@
     </w:p>
     <w:p>
       <w:pPr>
-        <w:pStyle w:val="30"/>
+        <w:pStyle w:val="2"/>
         <w:keepNext w:val="0"/>
         <w:keepLines w:val="0"/>
         <w:pageBreakBefore w:val="0"/>
@@ -5363,7 +5336,7 @@
           <w:lang w:val="en-US" w:eastAsia="zh-CN"/>
         </w:rPr>
       </w:pPr>
-      <w:bookmarkStart w:id="17" w:name="_Toc28172"/>
+      <w:bookmarkStart w:id="18" w:name="_Toc28172"/>
       <w:r>
         <w:rPr>
           <w:rFonts w:hint="eastAsia"/>
@@ -5371,11 +5344,11 @@
         </w:rPr>
         <w:t>沟通记录管理</w:t>
       </w:r>
-      <w:bookmarkEnd w:id="17"/>
+      <w:bookmarkEnd w:id="18"/>
     </w:p>
     <w:p>
       <w:pPr>
-        <w:pStyle w:val="29"/>
+        <w:pStyle w:val="a1"/>
         <w:keepNext w:val="0"/>
         <w:keepLines w:val="0"/>
         <w:pageBreakBefore w:val="0"/>
@@ -5405,7 +5378,7 @@
     </w:p>
     <w:p>
       <w:pPr>
-        <w:pStyle w:val="28"/>
+        <w:pStyle w:val="1"/>
         <w:keepNext w:val="0"/>
         <w:keepLines w:val="0"/>
         <w:pageBreakBefore w:val="0"/>
@@ -5425,7 +5398,7 @@
           <w:lang w:val="en-US" w:eastAsia="zh-CN"/>
         </w:rPr>
       </w:pPr>
-      <w:bookmarkStart w:id="18" w:name="_Toc4651"/>
+      <w:bookmarkStart w:id="19" w:name="_Toc4651"/>
       <w:r>
         <w:rPr>
           <w:rFonts w:hint="eastAsia"/>
@@ -5433,11 +5406,11 @@
         </w:rPr>
         <w:t>相关记录</w:t>
       </w:r>
-      <w:bookmarkEnd w:id="18"/>
+      <w:bookmarkEnd w:id="19"/>
     </w:p>
     <w:p>
       <w:pPr>
-        <w:pStyle w:val="29"/>
+        <w:pStyle w:val="a1"/>
         <w:keepNext w:val="0"/>
         <w:keepLines w:val="0"/>
         <w:pageBreakBefore w:val="0"/>
@@ -5455,7 +5428,7 @@
         <w:bidi w:val="0"/>
         <w:adjustRightInd w:val="0"/>
         <w:snapToGrid w:val="0"/>
-        <w:ind w:left="425" w:leftChars="0" w:hanging="425" w:firstLineChars="0"/>
+        <w:ind w:left="425" w:hanging="425" w:leftChars="0" w:firstLineChars="0"/>
         <w:textAlignment w:val="baseline"/>
         <w:rPr>
           <w:rFonts w:hint="eastAsia"/>
@@ -5472,7 +5445,7 @@
     </w:p>
     <w:p>
       <w:pPr>
-        <w:pStyle w:val="29"/>
+        <w:pStyle w:val="a1"/>
         <w:keepNext w:val="0"/>
         <w:keepLines w:val="0"/>
         <w:pageBreakBefore w:val="0"/>
@@ -5490,7 +5463,7 @@
         <w:bidi w:val="0"/>
         <w:adjustRightInd w:val="0"/>
         <w:snapToGrid w:val="0"/>
-        <w:ind w:left="425" w:leftChars="0" w:hanging="425" w:firstLineChars="0"/>
+        <w:ind w:left="425" w:hanging="425" w:leftChars="0" w:firstLineChars="0"/>
         <w:textAlignment w:val="baseline"/>
         <w:rPr>
           <w:rFonts w:hint="eastAsia"/>
@@ -5507,7 +5480,7 @@
     </w:p>
     <w:p>
       <w:pPr>
-        <w:pStyle w:val="29"/>
+        <w:pStyle w:val="a1"/>
         <w:keepNext w:val="0"/>
         <w:keepLines w:val="0"/>
         <w:pageBreakBefore w:val="0"/>
@@ -5525,7 +5498,7 @@
         <w:bidi w:val="0"/>
         <w:adjustRightInd w:val="0"/>
         <w:snapToGrid w:val="0"/>
-        <w:ind w:left="425" w:leftChars="0" w:hanging="425" w:firstLineChars="0"/>
+        <w:ind w:left="425" w:hanging="425" w:leftChars="0" w:firstLineChars="0"/>
         <w:textAlignment w:val="baseline"/>
         <w:rPr>
           <w:rFonts w:hint="eastAsia"/>
@@ -5542,7 +5515,7 @@
     </w:p>
     <w:p>
       <w:pPr>
-        <w:pStyle w:val="29"/>
+        <w:pStyle w:val="a1"/>
         <w:keepNext w:val="0"/>
         <w:keepLines w:val="0"/>
         <w:pageBreakBefore w:val="0"/>
@@ -5560,7 +5533,7 @@
         <w:bidi w:val="0"/>
         <w:adjustRightInd w:val="0"/>
         <w:snapToGrid w:val="0"/>
-        <w:ind w:left="425" w:leftChars="0" w:hanging="425" w:firstLineChars="0"/>
+        <w:ind w:left="425" w:hanging="425" w:leftChars="0" w:firstLineChars="0"/>
         <w:textAlignment w:val="baseline"/>
         <w:rPr>
           <w:rFonts w:hint="eastAsia"/>
@@ -5576,73 +5549,23 @@
       </w:r>
     </w:p>
     <w:sectPr>
-      <w:headerReference r:id="rId5" w:type="default"/>
+      <w:headerReference w:type="default" r:id="rId7"/>
       <w:pgSz w:w="11906" w:h="16838"/>
       <w:pgMar w:top="1417" w:right="1800" w:bottom="1440" w:left="1800" w:header="1140" w:footer="992" w:gutter="0"/>
-      <w:cols w:space="425" w:num="1"/>
+      <w:cols w:num="1" w:space="425"/>
       <w:docGrid w:type="lines" w:linePitch="312" w:charSpace="0"/>
     </w:sectPr>
   </w:body>
 </w:document>
 </file>
 
-<file path=word/endnotes.xml><?xml version="1.0" encoding="utf-8"?>
-<w:endnotes xmlns:wpc="http://schemas.microsoft.com/office/word/2010/wordprocessingCanvas" xmlns:mc="http://schemas.openxmlformats.org/markup-compatibility/2006" xmlns:o="urn:schemas-microsoft-com:office:office" xmlns:r="http://schemas.openxmlformats.org/officeDocument/2006/relationships" xmlns:m="http://schemas.openxmlformats.org/officeDocument/2006/math" xmlns:v="urn:schemas-microsoft-com:vml" xmlns:wp14="http://schemas.microsoft.com/office/word/2010/wordprocessingDrawing" xmlns:wp="http://schemas.openxmlformats.org/drawingml/2006/wordprocessingDrawing" xmlns:w="http://schemas.openxmlformats.org/wordprocessingml/2006/main" xmlns:w14="http://schemas.microsoft.com/office/word/2010/wordml" xmlns:w15="http://schemas.microsoft.com/office/word/2012/wordml" xmlns:w10="urn:schemas-microsoft-com:office:word" xmlns:wpg="http://schemas.microsoft.com/office/word/2010/wordprocessingGroup" xmlns:wpi="http://schemas.microsoft.com/office/word/2010/wordprocessingInk" xmlns:wne="http://schemas.microsoft.com/office/word/2006/wordml" xmlns:wps="http://schemas.microsoft.com/office/word/2010/wordprocessingShape" xmlns:wpsCustomData="http://www.wps.cn/officeDocument/2013/wpsCustomData" mc:Ignorable="w14 w15 wp14">
-  <w:endnote w:type="separator" w:id="0">
-    <w:p>
-      <w:pPr>
-        <w:spacing w:line="240" w:lineRule="auto"/>
-      </w:pPr>
-      <w:r>
-        <w:separator/>
-      </w:r>
-    </w:p>
-  </w:endnote>
-  <w:endnote w:type="continuationSeparator" w:id="1">
-    <w:p>
-      <w:pPr>
-        <w:spacing w:line="240" w:lineRule="auto"/>
-      </w:pPr>
-      <w:r>
-        <w:continuationSeparator/>
-      </w:r>
-    </w:p>
-  </w:endnote>
-</w:endnotes>
-</file>
-
-<file path=word/footnotes.xml><?xml version="1.0" encoding="utf-8"?>
-<w:footnotes xmlns:wpc="http://schemas.microsoft.com/office/word/2010/wordprocessingCanvas" xmlns:mc="http://schemas.openxmlformats.org/markup-compatibility/2006" xmlns:o="urn:schemas-microsoft-com:office:office" xmlns:r="http://schemas.openxmlformats.org/officeDocument/2006/relationships" xmlns:m="http://schemas.openxmlformats.org/officeDocument/2006/math" xmlns:v="urn:schemas-microsoft-com:vml" xmlns:wp14="http://schemas.microsoft.com/office/word/2010/wordprocessingDrawing" xmlns:wp="http://schemas.openxmlformats.org/drawingml/2006/wordprocessingDrawing" xmlns:w="http://schemas.openxmlformats.org/wordprocessingml/2006/main" xmlns:w14="http://schemas.microsoft.com/office/word/2010/wordml" xmlns:w15="http://schemas.microsoft.com/office/word/2012/wordml" xmlns:w10="urn:schemas-microsoft-com:office:word" xmlns:wpg="http://schemas.microsoft.com/office/word/2010/wordprocessingGroup" xmlns:wpi="http://schemas.microsoft.com/office/word/2010/wordprocessingInk" xmlns:wne="http://schemas.microsoft.com/office/word/2006/wordml" xmlns:wps="http://schemas.microsoft.com/office/word/2010/wordprocessingShape" xmlns:wpsCustomData="http://www.wps.cn/officeDocument/2013/wpsCustomData" mc:Ignorable="w14 w15 wp14">
-  <w:footnote w:type="separator" w:id="0">
-    <w:p>
-      <w:pPr>
-        <w:spacing w:line="360" w:lineRule="auto"/>
-      </w:pPr>
-      <w:r>
-        <w:separator/>
-      </w:r>
-    </w:p>
-  </w:footnote>
-  <w:footnote w:type="continuationSeparator" w:id="1">
-    <w:p>
-      <w:pPr>
-        <w:spacing w:line="360" w:lineRule="auto"/>
-      </w:pPr>
-      <w:r>
-        <w:continuationSeparator/>
-      </w:r>
-    </w:p>
-  </w:footnote>
-</w:footnotes>
-</file>
-
 <file path=word/header1.xml><?xml version="1.0" encoding="utf-8"?>
-<w:hdr xmlns:wpc="http://schemas.microsoft.com/office/word/2010/wordprocessingCanvas" xmlns:mc="http://schemas.openxmlformats.org/markup-compatibility/2006" xmlns:o="urn:schemas-microsoft-com:office:office" xmlns:r="http://schemas.openxmlformats.org/officeDocument/2006/relationships" xmlns:m="http://schemas.openxmlformats.org/officeDocument/2006/math" xmlns:v="urn:schemas-microsoft-com:vml" xmlns:wp14="http://schemas.microsoft.com/office/word/2010/wordprocessingDrawing" xmlns:wp="http://schemas.openxmlformats.org/drawingml/2006/wordprocessingDrawing" xmlns:w10="urn:schemas-microsoft-com:office:word" xmlns:w="http://schemas.openxmlformats.org/wordprocessingml/2006/main" xmlns:w14="http://schemas.microsoft.com/office/word/2010/wordml" xmlns:w15="http://schemas.microsoft.com/office/word/2012/wordml" xmlns:wpg="http://schemas.microsoft.com/office/word/2010/wordprocessingGroup" xmlns:wpi="http://schemas.microsoft.com/office/word/2010/wordprocessingInk" xmlns:wne="http://schemas.microsoft.com/office/word/2006/wordml" xmlns:wps="http://schemas.microsoft.com/office/word/2010/wordprocessingShape" xmlns:wpsCustomData="http://www.wps.cn/officeDocument/2013/wpsCustomData" mc:Ignorable="w14 w15 wp14">
+<w:hdr xmlns:wpc="http://schemas.microsoft.com/office/word/2010/wordprocessingCanvas" xmlns:mc="http://schemas.openxmlformats.org/markup-compatibility/2006" xmlns:o="urn:schemas-microsoft-com:office:office" xmlns:r="http://schemas.openxmlformats.org/officeDocument/2006/relationships" xmlns:m="http://schemas.openxmlformats.org/officeDocument/2006/math" xmlns:v="urn:schemas-microsoft-com:vml" xmlns:wp14="http://schemas.microsoft.com/office/word/2010/wordprocessingDrawing" xmlns:wp="http://schemas.openxmlformats.org/drawingml/2006/wordprocessingDrawing" xmlns:w10="urn:schemas-microsoft-com:office:word" xmlns:w="http://schemas.openxmlformats.org/wordprocessingml/2006/main" xmlns:w14="http://schemas.microsoft.com/office/word/2010/wordml" xmlns:w15="http://schemas.microsoft.com/office/word/2012/wordml" xmlns:wne="http://schemas.microsoft.com/office/word/2006/wordml" xmlns:wpg="http://schemas.microsoft.com/office/word/2010/wordprocessingGroup" xmlns:wpi="http://schemas.microsoft.com/office/word/2010/wordprocessingInk" xmlns:wps="http://schemas.microsoft.com/office/word/2010/wordprocessingShape" mc:Ignorable="w14 w15 wp14">
   <w:p>
     <w:pPr>
-      <w:pStyle w:val="15"/>
+      <w:pStyle w:val="Header"/>
       <w:pBdr>
-        <w:bottom w:val="single" w:color="auto" w:sz="4" w:space="1"/>
+        <w:bottom w:val="single" w:sz="4" w:space="1" w:color="auto"/>
       </w:pBdr>
       <w:tabs>
         <w:tab w:val="left" w:pos="335"/>
@@ -5650,27 +5573,27 @@
       </w:tabs>
       <w:jc w:val="right"/>
       <w:rPr>
-        <w:rFonts w:hint="eastAsia" w:eastAsiaTheme="minorEastAsia"/>
+        <w:rFonts w:eastAsiaTheme="minorEastAsia" w:hint="eastAsia"/>
         <w:lang w:eastAsia="zh-CN"/>
       </w:rPr>
     </w:pPr>
     <w:r>
       <w:rPr>
-        <w:rFonts w:hint="eastAsia" w:eastAsiaTheme="minorEastAsia"/>
+        <w:rFonts w:eastAsiaTheme="minorEastAsia" w:hint="eastAsia"/>
         <w:lang w:val="en-US" w:eastAsia="zh-CN"/>
       </w:rPr>
       <w:tab/>
     </w:r>
     <w:r>
       <w:rPr>
-        <w:rFonts w:hint="eastAsia" w:eastAsiaTheme="minorEastAsia"/>
+        <w:rFonts w:eastAsiaTheme="minorEastAsia" w:hint="eastAsia"/>
         <w:lang w:val="en-US" w:eastAsia="zh-CN"/>
       </w:rPr>
       <w:tab/>
     </w:r>
     <w:r>
       <w:rPr>
-        <w:rFonts w:hint="eastAsia" w:eastAsiaTheme="minorEastAsia"/>
+        <w:rFonts w:eastAsiaTheme="minorEastAsia" w:hint="eastAsia"/>
         <w:lang w:val="en-US" w:eastAsia="zh-CN"/>
       </w:rPr>
       <w:t>江西通信产业服务有限公司</w:t>
@@ -5680,15 +5603,15 @@
 </file>
 
 <file path=word/numbering.xml><?xml version="1.0" encoding="utf-8"?>
-<w:numbering xmlns:wpc="http://schemas.microsoft.com/office/word/2010/wordprocessingCanvas" xmlns:mc="http://schemas.openxmlformats.org/markup-compatibility/2006" xmlns:o="urn:schemas-microsoft-com:office:office" xmlns:r="http://schemas.openxmlformats.org/officeDocument/2006/relationships" xmlns:m="http://schemas.openxmlformats.org/officeDocument/2006/math" xmlns:v="urn:schemas-microsoft-com:vml" xmlns:wp14="http://schemas.microsoft.com/office/word/2010/wordprocessingDrawing" xmlns:wp="http://schemas.openxmlformats.org/drawingml/2006/wordprocessingDrawing" xmlns:w10="urn:schemas-microsoft-com:office:word" xmlns:w="http://schemas.openxmlformats.org/wordprocessingml/2006/main" xmlns:w14="http://schemas.microsoft.com/office/word/2010/wordml" xmlns:wpg="http://schemas.microsoft.com/office/word/2010/wordprocessingGroup" xmlns:wpi="http://schemas.microsoft.com/office/word/2010/wordprocessingInk" xmlns:wne="http://schemas.microsoft.com/office/word/2006/wordml" xmlns:wps="http://schemas.microsoft.com/office/word/2010/wordprocessingShape" xmlns:wpsCustomData="http://www.wps.cn/officeDocument/2013/wpsCustomData" mc:Ignorable="w14 wp14">
+<w:numbering xmlns:wpc="http://schemas.microsoft.com/office/word/2010/wordprocessingCanvas" xmlns:mc="http://schemas.openxmlformats.org/markup-compatibility/2006" xmlns:o="urn:schemas-microsoft-com:office:office" xmlns:r="http://schemas.openxmlformats.org/officeDocument/2006/relationships" xmlns:m="http://schemas.openxmlformats.org/officeDocument/2006/math" xmlns:v="urn:schemas-microsoft-com:vml" xmlns:wp14="http://schemas.microsoft.com/office/word/2010/wordprocessingDrawing" xmlns:wp="http://schemas.openxmlformats.org/drawingml/2006/wordprocessingDrawing" xmlns:w10="urn:schemas-microsoft-com:office:word" xmlns:w="http://schemas.openxmlformats.org/wordprocessingml/2006/main" xmlns:w14="http://schemas.microsoft.com/office/word/2010/wordml" xmlns:w15="http://schemas.microsoft.com/office/word/2012/wordml" xmlns:wne="http://schemas.microsoft.com/office/word/2006/wordml" xmlns:wpg="http://schemas.microsoft.com/office/word/2010/wordprocessingGroup" xmlns:wpi="http://schemas.microsoft.com/office/word/2010/wordprocessingInk" xmlns:wps="http://schemas.microsoft.com/office/word/2010/wordprocessingShape" mc:Ignorable="w14 w15 wp14">
   <w:abstractNum w:abstractNumId="0">
     <w:nsid w:val="8E964DCE"/>
     <w:multiLevelType w:val="multilevel"/>
     <w:tmpl w:val="8E964DCE"/>
-    <w:lvl w:ilvl="0" w:tentative="0">
+    <w:lvl w:ilvl="0">
       <w:start w:val="1"/>
       <w:numFmt w:val="decimal"/>
-      <w:pStyle w:val="2"/>
+      <w:pStyle w:val="Heading1"/>
       <w:lvlText w:val="%1."/>
       <w:lvlJc w:val="left"/>
       <w:pPr>
@@ -5698,10 +5621,10 @@
         <w:rFonts w:hint="default"/>
       </w:rPr>
     </w:lvl>
-    <w:lvl w:ilvl="1" w:tentative="0">
+    <w:lvl w:ilvl="1">
       <w:start w:val="1"/>
       <w:numFmt w:val="decimal"/>
-      <w:pStyle w:val="3"/>
+      <w:pStyle w:val="Heading2"/>
       <w:lvlText w:val="%1.%2."/>
       <w:lvlJc w:val="left"/>
       <w:pPr>
@@ -5711,10 +5634,10 @@
         <w:rFonts w:hint="default"/>
       </w:rPr>
     </w:lvl>
-    <w:lvl w:ilvl="2" w:tentative="0">
+    <w:lvl w:ilvl="2">
       <w:start w:val="1"/>
       <w:numFmt w:val="decimal"/>
-      <w:pStyle w:val="4"/>
+      <w:pStyle w:val="Heading3"/>
       <w:lvlText w:val="%1.%2.%3."/>
       <w:lvlJc w:val="left"/>
       <w:pPr>
@@ -5724,10 +5647,10 @@
         <w:rFonts w:hint="default"/>
       </w:rPr>
     </w:lvl>
-    <w:lvl w:ilvl="3" w:tentative="0">
+    <w:lvl w:ilvl="3">
       <w:start w:val="1"/>
       <w:numFmt w:val="decimal"/>
-      <w:pStyle w:val="5"/>
+      <w:pStyle w:val="Heading4"/>
       <w:lvlText w:val="%1.%2.%3.%4."/>
       <w:lvlJc w:val="left"/>
       <w:pPr>
@@ -5737,10 +5660,10 @@
         <w:rFonts w:hint="default"/>
       </w:rPr>
     </w:lvl>
-    <w:lvl w:ilvl="4" w:tentative="0">
+    <w:lvl w:ilvl="4">
       <w:start w:val="1"/>
       <w:numFmt w:val="decimal"/>
-      <w:pStyle w:val="6"/>
+      <w:pStyle w:val="Heading5"/>
       <w:lvlText w:val="%1.%2.%3.%4.%5."/>
       <w:lvlJc w:val="left"/>
       <w:pPr>
@@ -5750,10 +5673,10 @@
         <w:rFonts w:hint="default"/>
       </w:rPr>
     </w:lvl>
-    <w:lvl w:ilvl="5" w:tentative="0">
+    <w:lvl w:ilvl="5">
       <w:start w:val="1"/>
       <w:numFmt w:val="decimal"/>
-      <w:pStyle w:val="7"/>
+      <w:pStyle w:val="Heading6"/>
       <w:lvlText w:val="%1.%2.%3.%4.%5.%6."/>
       <w:lvlJc w:val="left"/>
       <w:pPr>
@@ -5763,10 +5686,10 @@
         <w:rFonts w:hint="default"/>
       </w:rPr>
     </w:lvl>
-    <w:lvl w:ilvl="6" w:tentative="0">
+    <w:lvl w:ilvl="6">
       <w:start w:val="1"/>
       <w:numFmt w:val="decimal"/>
-      <w:pStyle w:val="8"/>
+      <w:pStyle w:val="Heading7"/>
       <w:lvlText w:val="%1.%2.%3.%4.%5.%6.%7."/>
       <w:lvlJc w:val="left"/>
       <w:pPr>
@@ -5776,10 +5699,10 @@
         <w:rFonts w:hint="default"/>
       </w:rPr>
     </w:lvl>
-    <w:lvl w:ilvl="7" w:tentative="0">
+    <w:lvl w:ilvl="7">
       <w:start w:val="1"/>
       <w:numFmt w:val="decimal"/>
-      <w:pStyle w:val="9"/>
+      <w:pStyle w:val="Heading8"/>
       <w:lvlText w:val="%1.%2.%3.%4.%5.%6.%7.%8."/>
       <w:lvlJc w:val="left"/>
       <w:pPr>
@@ -5789,10 +5712,10 @@
         <w:rFonts w:hint="default"/>
       </w:rPr>
     </w:lvl>
-    <w:lvl w:ilvl="8" w:tentative="0">
+    <w:lvl w:ilvl="8">
       <w:start w:val="1"/>
       <w:numFmt w:val="decimal"/>
-      <w:pStyle w:val="10"/>
+      <w:pStyle w:val="Heading9"/>
       <w:lvlText w:val="%1.%2.%3.%4.%5.%6.%7.%8.%9."/>
       <w:lvlJc w:val="left"/>
       <w:pPr>
@@ -5807,7 +5730,7 @@
     <w:nsid w:val="11BE283B"/>
     <w:multiLevelType w:val="singleLevel"/>
     <w:tmpl w:val="11BE283B"/>
-    <w:lvl w:ilvl="0" w:tentative="0">
+    <w:lvl w:ilvl="0">
       <w:start w:val="1"/>
       <w:numFmt w:val="decimal"/>
       <w:lvlText w:val="%1."/>
@@ -5824,7 +5747,7 @@
     <w:nsid w:val="1CA59CB0"/>
     <w:multiLevelType w:val="singleLevel"/>
     <w:tmpl w:val="1CA59CB0"/>
-    <w:lvl w:ilvl="0" w:tentative="0">
+    <w:lvl w:ilvl="0">
       <w:start w:val="1"/>
       <w:numFmt w:val="decimal"/>
       <w:lvlText w:val="%1."/>
@@ -5841,7 +5764,7 @@
     <w:nsid w:val="275EF6BE"/>
     <w:multiLevelType w:val="singleLevel"/>
     <w:tmpl w:val="275EF6BE"/>
-    <w:lvl w:ilvl="0" w:tentative="0">
+    <w:lvl w:ilvl="0">
       <w:start w:val="1"/>
       <w:numFmt w:val="decimal"/>
       <w:lvlText w:val="%1."/>
@@ -5870,269 +5793,267 @@
 </file>
 
 <file path=word/styles.xml><?xml version="1.0" encoding="utf-8"?>
-<w:styles xmlns:mc="http://schemas.openxmlformats.org/markup-compatibility/2006" xmlns:o="urn:schemas-microsoft-com:office:office" xmlns:r="http://schemas.openxmlformats.org/officeDocument/2006/relationships" xmlns:m="http://schemas.openxmlformats.org/officeDocument/2006/math" xmlns:v="urn:schemas-microsoft-com:vml" xmlns:w="http://schemas.openxmlformats.org/wordprocessingml/2006/main" xmlns:w14="http://schemas.microsoft.com/office/word/2010/wordml" xmlns:w10="urn:schemas-microsoft-com:office:word" xmlns:sl="http://schemas.openxmlformats.org/schemaLibrary/2006/main" xmlns:wpsCustomData="http://www.wps.cn/officeDocument/2013/wpsCustomData" mc:Ignorable="w14">
+<w:styles xmlns:mc="http://schemas.openxmlformats.org/markup-compatibility/2006" xmlns:r="http://schemas.openxmlformats.org/officeDocument/2006/relationships" xmlns:w="http://schemas.openxmlformats.org/wordprocessingml/2006/main" xmlns:w14="http://schemas.microsoft.com/office/word/2010/wordml" xmlns:w15="http://schemas.microsoft.com/office/word/2012/wordml" mc:Ignorable="w14 w15">
   <w:docDefaults>
     <w:rPrDefault>
       <w:rPr>
-        <w:rFonts w:ascii="Times New Roman" w:hAnsi="Times New Roman" w:eastAsia="宋体" w:cs="Times New Roman"/>
+        <w:rFonts w:ascii="Times New Roman" w:eastAsia="宋体" w:hAnsi="Times New Roman" w:cs="Times New Roman"/>
       </w:rPr>
     </w:rPrDefault>
     <w:pPrDefault/>
   </w:docDefaults>
-  <w:latentStyles w:count="260" w:defQFormat="0" w:defUnhideWhenUsed="1" w:defSemiHidden="1" w:defUIPriority="99" w:defLockedState="0">
-    <w:lsdException w:qFormat="1" w:unhideWhenUsed="0" w:uiPriority="0" w:semiHidden="0" w:name="Normal"/>
-    <w:lsdException w:qFormat="1" w:unhideWhenUsed="0" w:uiPriority="0" w:semiHidden="0" w:name="heading 1"/>
-    <w:lsdException w:qFormat="1" w:uiPriority="0" w:semiHidden="0" w:name="heading 2"/>
-    <w:lsdException w:qFormat="1" w:uiPriority="0" w:name="heading 3"/>
-    <w:lsdException w:qFormat="1" w:uiPriority="0" w:semiHidden="0" w:name="heading 4"/>
-    <w:lsdException w:qFormat="1" w:uiPriority="0" w:name="heading 5"/>
-    <w:lsdException w:qFormat="1" w:uiPriority="0" w:name="heading 6"/>
-    <w:lsdException w:qFormat="1" w:uiPriority="0" w:name="heading 7"/>
-    <w:lsdException w:qFormat="1" w:uiPriority="0" w:name="heading 8"/>
-    <w:lsdException w:qFormat="1" w:uiPriority="0" w:name="heading 9"/>
-    <w:lsdException w:unhideWhenUsed="0" w:uiPriority="0" w:semiHidden="0" w:name="index 1"/>
-    <w:lsdException w:unhideWhenUsed="0" w:uiPriority="0" w:semiHidden="0" w:name="index 2"/>
-    <w:lsdException w:unhideWhenUsed="0" w:uiPriority="0" w:semiHidden="0" w:name="index 3"/>
-    <w:lsdException w:unhideWhenUsed="0" w:uiPriority="0" w:semiHidden="0" w:name="index 4"/>
-    <w:lsdException w:unhideWhenUsed="0" w:uiPriority="0" w:semiHidden="0" w:name="index 5"/>
-    <w:lsdException w:unhideWhenUsed="0" w:uiPriority="0" w:semiHidden="0" w:name="index 6"/>
-    <w:lsdException w:unhideWhenUsed="0" w:uiPriority="0" w:semiHidden="0" w:name="index 7"/>
-    <w:lsdException w:unhideWhenUsed="0" w:uiPriority="0" w:semiHidden="0" w:name="index 8"/>
-    <w:lsdException w:unhideWhenUsed="0" w:uiPriority="0" w:semiHidden="0" w:name="index 9"/>
-    <w:lsdException w:qFormat="1" w:unhideWhenUsed="0" w:uiPriority="0" w:semiHidden="0" w:name="toc 1"/>
-    <w:lsdException w:qFormat="1" w:unhideWhenUsed="0" w:uiPriority="0" w:semiHidden="0" w:name="toc 2"/>
-    <w:lsdException w:qFormat="1" w:unhideWhenUsed="0" w:uiPriority="0" w:semiHidden="0" w:name="toc 3"/>
-    <w:lsdException w:unhideWhenUsed="0" w:uiPriority="0" w:semiHidden="0" w:name="toc 4"/>
-    <w:lsdException w:unhideWhenUsed="0" w:uiPriority="0" w:semiHidden="0" w:name="toc 5"/>
-    <w:lsdException w:unhideWhenUsed="0" w:uiPriority="0" w:semiHidden="0" w:name="toc 6"/>
-    <w:lsdException w:unhideWhenUsed="0" w:uiPriority="0" w:semiHidden="0" w:name="toc 7"/>
-    <w:lsdException w:unhideWhenUsed="0" w:uiPriority="0" w:semiHidden="0" w:name="toc 8"/>
-    <w:lsdException w:unhideWhenUsed="0" w:uiPriority="0" w:semiHidden="0" w:name="toc 9"/>
-    <w:lsdException w:unhideWhenUsed="0" w:uiPriority="0" w:semiHidden="0" w:name="Normal Indent"/>
-    <w:lsdException w:unhideWhenUsed="0" w:uiPriority="0" w:semiHidden="0" w:name="footnote text"/>
-    <w:lsdException w:qFormat="1" w:unhideWhenUsed="0" w:uiPriority="0" w:semiHidden="0" w:name="annotation text"/>
-    <w:lsdException w:qFormat="1" w:unhideWhenUsed="0" w:uiPriority="0" w:semiHidden="0" w:name="header"/>
-    <w:lsdException w:qFormat="1" w:unhideWhenUsed="0" w:uiPriority="0" w:semiHidden="0" w:name="footer"/>
-    <w:lsdException w:unhideWhenUsed="0" w:uiPriority="0" w:semiHidden="0" w:name="index heading"/>
-    <w:lsdException w:qFormat="1" w:uiPriority="0" w:name="caption"/>
-    <w:lsdException w:unhideWhenUsed="0" w:uiPriority="0" w:semiHidden="0" w:name="table of figures"/>
-    <w:lsdException w:unhideWhenUsed="0" w:uiPriority="0" w:semiHidden="0" w:name="envelope address"/>
-    <w:lsdException w:unhideWhenUsed="0" w:uiPriority="0" w:semiHidden="0" w:name="envelope return"/>
-    <w:lsdException w:unhideWhenUsed="0" w:uiPriority="0" w:semiHidden="0" w:name="footnote reference"/>
-    <w:lsdException w:unhideWhenUsed="0" w:uiPriority="0" w:semiHidden="0" w:name="annotation reference"/>
-    <w:lsdException w:unhideWhenUsed="0" w:uiPriority="0" w:semiHidden="0" w:name="line number"/>
-    <w:lsdException w:unhideWhenUsed="0" w:uiPriority="0" w:semiHidden="0" w:name="page number"/>
-    <w:lsdException w:unhideWhenUsed="0" w:uiPriority="0" w:semiHidden="0" w:name="endnote reference"/>
-    <w:lsdException w:unhideWhenUsed="0" w:uiPriority="0" w:semiHidden="0" w:name="endnote text"/>
-    <w:lsdException w:unhideWhenUsed="0" w:uiPriority="0" w:semiHidden="0" w:name="table of authorities"/>
-    <w:lsdException w:unhideWhenUsed="0" w:uiPriority="0" w:semiHidden="0" w:name="macro"/>
-    <w:lsdException w:unhideWhenUsed="0" w:uiPriority="0" w:semiHidden="0" w:name="toa heading"/>
-    <w:lsdException w:unhideWhenUsed="0" w:uiPriority="0" w:semiHidden="0" w:name="List"/>
-    <w:lsdException w:unhideWhenUsed="0" w:uiPriority="0" w:semiHidden="0" w:name="List Bullet"/>
-    <w:lsdException w:unhideWhenUsed="0" w:uiPriority="0" w:semiHidden="0" w:name="List Number"/>
-    <w:lsdException w:unhideWhenUsed="0" w:uiPriority="0" w:semiHidden="0" w:name="List 2"/>
-    <w:lsdException w:unhideWhenUsed="0" w:uiPriority="0" w:semiHidden="0" w:name="List 3"/>
-    <w:lsdException w:unhideWhenUsed="0" w:uiPriority="0" w:semiHidden="0" w:name="List 4"/>
-    <w:lsdException w:unhideWhenUsed="0" w:uiPriority="0" w:semiHidden="0" w:name="List 5"/>
-    <w:lsdException w:unhideWhenUsed="0" w:uiPriority="0" w:semiHidden="0" w:name="List Bullet 2"/>
-    <w:lsdException w:unhideWhenUsed="0" w:uiPriority="0" w:semiHidden="0" w:name="List Bullet 3"/>
-    <w:lsdException w:unhideWhenUsed="0" w:uiPriority="0" w:semiHidden="0" w:name="List Bullet 4"/>
-    <w:lsdException w:unhideWhenUsed="0" w:uiPriority="0" w:semiHidden="0" w:name="List Bullet 5"/>
-    <w:lsdException w:unhideWhenUsed="0" w:uiPriority="0" w:semiHidden="0" w:name="List Number 2"/>
-    <w:lsdException w:unhideWhenUsed="0" w:uiPriority="0" w:semiHidden="0" w:name="List Number 3"/>
-    <w:lsdException w:unhideWhenUsed="0" w:uiPriority="0" w:semiHidden="0" w:name="List Number 4"/>
-    <w:lsdException w:unhideWhenUsed="0" w:uiPriority="0" w:semiHidden="0" w:name="List Number 5"/>
-    <w:lsdException w:qFormat="1" w:unhideWhenUsed="0" w:uiPriority="0" w:semiHidden="0" w:name="Title"/>
-    <w:lsdException w:unhideWhenUsed="0" w:uiPriority="0" w:semiHidden="0" w:name="Closing"/>
-    <w:lsdException w:unhideWhenUsed="0" w:uiPriority="0" w:semiHidden="0" w:name="Signature"/>
-    <w:lsdException w:qFormat="1" w:unhideWhenUsed="0" w:uiPriority="0" w:name="Default Paragraph Font"/>
-    <w:lsdException w:qFormat="1" w:unhideWhenUsed="0" w:uiPriority="0" w:name="Body Text"/>
-    <w:lsdException w:unhideWhenUsed="0" w:uiPriority="0" w:semiHidden="0" w:name="Body Text Indent"/>
-    <w:lsdException w:unhideWhenUsed="0" w:uiPriority="0" w:semiHidden="0" w:name="List Continue"/>
-    <w:lsdException w:unhideWhenUsed="0" w:uiPriority="0" w:semiHidden="0" w:name="List Continue 2"/>
-    <w:lsdException w:unhideWhenUsed="0" w:uiPriority="0" w:semiHidden="0" w:name="List Continue 3"/>
-    <w:lsdException w:unhideWhenUsed="0" w:uiPriority="0" w:semiHidden="0" w:name="List Continue 4"/>
-    <w:lsdException w:unhideWhenUsed="0" w:uiPriority="0" w:semiHidden="0" w:name="List Continue 5"/>
-    <w:lsdException w:unhideWhenUsed="0" w:uiPriority="0" w:semiHidden="0" w:name="Message Header"/>
-    <w:lsdException w:qFormat="1" w:unhideWhenUsed="0" w:uiPriority="0" w:semiHidden="0" w:name="Subtitle"/>
-    <w:lsdException w:unhideWhenUsed="0" w:uiPriority="0" w:semiHidden="0" w:name="Salutation"/>
-    <w:lsdException w:unhideWhenUsed="0" w:uiPriority="0" w:semiHidden="0" w:name="Date"/>
-    <w:lsdException w:unhideWhenUsed="0" w:uiPriority="0" w:semiHidden="0" w:name="Body Text First Indent"/>
-    <w:lsdException w:unhideWhenUsed="0" w:uiPriority="0" w:semiHidden="0" w:name="Body Text First Indent 2"/>
-    <w:lsdException w:uiPriority="99" w:name="Note Heading"/>
-    <w:lsdException w:unhideWhenUsed="0" w:uiPriority="0" w:semiHidden="0" w:name="Body Text 2"/>
-    <w:lsdException w:unhideWhenUsed="0" w:uiPriority="0" w:semiHidden="0" w:name="Body Text 3"/>
-    <w:lsdException w:unhideWhenUsed="0" w:uiPriority="0" w:semiHidden="0" w:name="Body Text Indent 2"/>
-    <w:lsdException w:unhideWhenUsed="0" w:uiPriority="0" w:semiHidden="0" w:name="Body Text Indent 3"/>
-    <w:lsdException w:unhideWhenUsed="0" w:uiPriority="0" w:semiHidden="0" w:name="Block Text"/>
-    <w:lsdException w:unhideWhenUsed="0" w:uiPriority="0" w:semiHidden="0" w:name="Hyperlink"/>
-    <w:lsdException w:unhideWhenUsed="0" w:uiPriority="0" w:semiHidden="0" w:name="FollowedHyperlink"/>
-    <w:lsdException w:qFormat="1" w:unhideWhenUsed="0" w:uiPriority="0" w:semiHidden="0" w:name="Strong"/>
-    <w:lsdException w:qFormat="1" w:unhideWhenUsed="0" w:uiPriority="0" w:semiHidden="0" w:name="Emphasis"/>
-    <w:lsdException w:unhideWhenUsed="0" w:uiPriority="0" w:semiHidden="0" w:name="Document Map"/>
-    <w:lsdException w:unhideWhenUsed="0" w:uiPriority="0" w:semiHidden="0" w:name="Plain Text"/>
-    <w:lsdException w:unhideWhenUsed="0" w:uiPriority="0" w:semiHidden="0" w:name="E-mail Signature"/>
-    <w:lsdException w:qFormat="1" w:unhideWhenUsed="0" w:uiPriority="0" w:semiHidden="0" w:name="Normal (Web)"/>
-    <w:lsdException w:unhideWhenUsed="0" w:uiPriority="0" w:semiHidden="0" w:name="HTML Acronym"/>
-    <w:lsdException w:unhideWhenUsed="0" w:uiPriority="0" w:semiHidden="0" w:name="HTML Address"/>
-    <w:lsdException w:unhideWhenUsed="0" w:uiPriority="0" w:semiHidden="0" w:name="HTML Cite"/>
-    <w:lsdException w:unhideWhenUsed="0" w:uiPriority="0" w:semiHidden="0" w:name="HTML Code"/>
-    <w:lsdException w:unhideWhenUsed="0" w:uiPriority="0" w:semiHidden="0" w:name="HTML Definition"/>
-    <w:lsdException w:unhideWhenUsed="0" w:uiPriority="0" w:semiHidden="0" w:name="HTML Keyboard"/>
-    <w:lsdException w:unhideWhenUsed="0" w:uiPriority="0" w:semiHidden="0" w:name="HTML Preformatted"/>
-    <w:lsdException w:unhideWhenUsed="0" w:uiPriority="0" w:semiHidden="0" w:name="HTML Sample"/>
-    <w:lsdException w:unhideWhenUsed="0" w:uiPriority="0" w:semiHidden="0" w:name="HTML Typewriter"/>
-    <w:lsdException w:unhideWhenUsed="0" w:uiPriority="0" w:semiHidden="0" w:name="HTML Variable"/>
-    <w:lsdException w:qFormat="1" w:unhideWhenUsed="0" w:uiPriority="0" w:name="Normal Table"/>
-    <w:lsdException w:unhideWhenUsed="0" w:uiPriority="0" w:semiHidden="0" w:name="annotation subject"/>
-    <w:lsdException w:unhideWhenUsed="0" w:uiPriority="0" w:semiHidden="0" w:name="Table Simple 1"/>
-    <w:lsdException w:unhideWhenUsed="0" w:uiPriority="0" w:semiHidden="0" w:name="Table Simple 2"/>
-    <w:lsdException w:unhideWhenUsed="0" w:uiPriority="0" w:semiHidden="0" w:name="Table Simple 3"/>
-    <w:lsdException w:unhideWhenUsed="0" w:uiPriority="0" w:semiHidden="0" w:name="Table Classic 1"/>
-    <w:lsdException w:unhideWhenUsed="0" w:uiPriority="0" w:semiHidden="0" w:name="Table Classic 2"/>
-    <w:lsdException w:unhideWhenUsed="0" w:uiPriority="0" w:semiHidden="0" w:name="Table Classic 3"/>
-    <w:lsdException w:unhideWhenUsed="0" w:uiPriority="0" w:semiHidden="0" w:name="Table Classic 4"/>
-    <w:lsdException w:unhideWhenUsed="0" w:uiPriority="0" w:semiHidden="0" w:name="Table Colorful 1"/>
-    <w:lsdException w:unhideWhenUsed="0" w:uiPriority="0" w:semiHidden="0" w:name="Table Colorful 2"/>
-    <w:lsdException w:unhideWhenUsed="0" w:uiPriority="0" w:semiHidden="0" w:name="Table Colorful 3"/>
-    <w:lsdException w:unhideWhenUsed="0" w:uiPriority="0" w:semiHidden="0" w:name="Table Columns 1"/>
-    <w:lsdException w:unhideWhenUsed="0" w:uiPriority="0" w:semiHidden="0" w:name="Table Columns 2"/>
-    <w:lsdException w:unhideWhenUsed="0" w:uiPriority="0" w:semiHidden="0" w:name="Table Columns 3"/>
-    <w:lsdException w:unhideWhenUsed="0" w:uiPriority="0" w:semiHidden="0" w:name="Table Columns 4"/>
-    <w:lsdException w:unhideWhenUsed="0" w:uiPriority="0" w:semiHidden="0" w:name="Table Columns 5"/>
-    <w:lsdException w:unhideWhenUsed="0" w:uiPriority="0" w:semiHidden="0" w:name="Table Grid 1"/>
-    <w:lsdException w:unhideWhenUsed="0" w:uiPriority="0" w:semiHidden="0" w:name="Table Grid 2"/>
-    <w:lsdException w:unhideWhenUsed="0" w:uiPriority="0" w:semiHidden="0" w:name="Table Grid 3"/>
-    <w:lsdException w:unhideWhenUsed="0" w:uiPriority="0" w:semiHidden="0" w:name="Table Grid 4"/>
-    <w:lsdException w:unhideWhenUsed="0" w:uiPriority="0" w:semiHidden="0" w:name="Table Grid 5"/>
-    <w:lsdException w:unhideWhenUsed="0" w:uiPriority="0" w:semiHidden="0" w:name="Table Grid 6"/>
-    <w:lsdException w:unhideWhenUsed="0" w:uiPriority="0" w:semiHidden="0" w:name="Table Grid 7"/>
-    <w:lsdException w:unhideWhenUsed="0" w:uiPriority="0" w:semiHidden="0" w:name="Table Grid 8"/>
-    <w:lsdException w:unhideWhenUsed="0" w:uiPriority="0" w:semiHidden="0" w:name="Table List 1"/>
-    <w:lsdException w:unhideWhenUsed="0" w:uiPriority="0" w:semiHidden="0" w:name="Table List 2"/>
-    <w:lsdException w:unhideWhenUsed="0" w:uiPriority="0" w:semiHidden="0" w:name="Table List 3"/>
-    <w:lsdException w:unhideWhenUsed="0" w:uiPriority="0" w:semiHidden="0" w:name="Table List 4"/>
-    <w:lsdException w:unhideWhenUsed="0" w:uiPriority="0" w:semiHidden="0" w:name="Table List 5"/>
-    <w:lsdException w:unhideWhenUsed="0" w:uiPriority="0" w:semiHidden="0" w:name="Table List 6"/>
-    <w:lsdException w:unhideWhenUsed="0" w:uiPriority="0" w:semiHidden="0" w:name="Table List 7"/>
-    <w:lsdException w:unhideWhenUsed="0" w:uiPriority="0" w:semiHidden="0" w:name="Table List 8"/>
-    <w:lsdException w:unhideWhenUsed="0" w:uiPriority="0" w:semiHidden="0" w:name="Table 3D effects 1"/>
-    <w:lsdException w:unhideWhenUsed="0" w:uiPriority="0" w:semiHidden="0" w:name="Table 3D effects 2"/>
-    <w:lsdException w:unhideWhenUsed="0" w:uiPriority="0" w:semiHidden="0" w:name="Table 3D effects 3"/>
-    <w:lsdException w:unhideWhenUsed="0" w:uiPriority="0" w:semiHidden="0" w:name="Table Contemporary"/>
-    <w:lsdException w:unhideWhenUsed="0" w:uiPriority="0" w:semiHidden="0" w:name="Table Elegant"/>
-    <w:lsdException w:unhideWhenUsed="0" w:uiPriority="0" w:semiHidden="0" w:name="Table Professional"/>
-    <w:lsdException w:unhideWhenUsed="0" w:uiPriority="0" w:semiHidden="0" w:name="Table Subtle 1"/>
-    <w:lsdException w:unhideWhenUsed="0" w:uiPriority="0" w:semiHidden="0" w:name="Table Subtle 2"/>
-    <w:lsdException w:unhideWhenUsed="0" w:uiPriority="0" w:semiHidden="0" w:name="Table Web 1"/>
-    <w:lsdException w:unhideWhenUsed="0" w:uiPriority="0" w:semiHidden="0" w:name="Table Web 2"/>
-    <w:lsdException w:unhideWhenUsed="0" w:uiPriority="0" w:semiHidden="0" w:name="Table Web 3"/>
-    <w:lsdException w:unhideWhenUsed="0" w:uiPriority="0" w:semiHidden="0" w:name="Balloon Text"/>
-    <w:lsdException w:qFormat="1" w:unhideWhenUsed="0" w:uiPriority="0" w:semiHidden="0" w:name="Table Grid"/>
-    <w:lsdException w:unhideWhenUsed="0" w:uiPriority="0" w:semiHidden="0" w:name="Table Theme"/>
-    <w:lsdException w:unhideWhenUsed="0" w:uiPriority="60" w:semiHidden="0" w:name="Light Shading"/>
-    <w:lsdException w:unhideWhenUsed="0" w:uiPriority="61" w:semiHidden="0" w:name="Light List"/>
-    <w:lsdException w:unhideWhenUsed="0" w:uiPriority="62" w:semiHidden="0" w:name="Light Grid"/>
-    <w:lsdException w:unhideWhenUsed="0" w:uiPriority="63" w:semiHidden="0" w:name="Medium Shading 1"/>
-    <w:lsdException w:unhideWhenUsed="0" w:uiPriority="64" w:semiHidden="0" w:name="Medium Shading 2"/>
-    <w:lsdException w:unhideWhenUsed="0" w:uiPriority="65" w:semiHidden="0" w:name="Medium List 1"/>
-    <w:lsdException w:unhideWhenUsed="0" w:uiPriority="66" w:semiHidden="0" w:name="Medium List 2"/>
-    <w:lsdException w:unhideWhenUsed="0" w:uiPriority="67" w:semiHidden="0" w:name="Medium Grid 1"/>
-    <w:lsdException w:unhideWhenUsed="0" w:uiPriority="68" w:semiHidden="0" w:name="Medium Grid 2"/>
-    <w:lsdException w:unhideWhenUsed="0" w:uiPriority="69" w:semiHidden="0" w:name="Medium Grid 3"/>
-    <w:lsdException w:unhideWhenUsed="0" w:uiPriority="70" w:semiHidden="0" w:name="Dark List"/>
-    <w:lsdException w:unhideWhenUsed="0" w:uiPriority="71" w:semiHidden="0" w:name="Colorful Shading"/>
-    <w:lsdException w:unhideWhenUsed="0" w:uiPriority="72" w:semiHidden="0" w:name="Colorful List"/>
-    <w:lsdException w:unhideWhenUsed="0" w:uiPriority="73" w:semiHidden="0" w:name="Colorful Grid"/>
-    <w:lsdException w:unhideWhenUsed="0" w:uiPriority="60" w:semiHidden="0" w:name="Light Shading Accent 1"/>
-    <w:lsdException w:unhideWhenUsed="0" w:uiPriority="61" w:semiHidden="0" w:name="Light List Accent 1"/>
-    <w:lsdException w:unhideWhenUsed="0" w:uiPriority="62" w:semiHidden="0" w:name="Light Grid Accent 1"/>
-    <w:lsdException w:unhideWhenUsed="0" w:uiPriority="63" w:semiHidden="0" w:name="Medium Shading 1 Accent 1"/>
-    <w:lsdException w:unhideWhenUsed="0" w:uiPriority="64" w:semiHidden="0" w:name="Medium Shading 2 Accent 1"/>
-    <w:lsdException w:unhideWhenUsed="0" w:uiPriority="65" w:semiHidden="0" w:name="Medium List 1 Accent 1"/>
-    <w:lsdException w:unhideWhenUsed="0" w:uiPriority="66" w:semiHidden="0" w:name="Medium List 2 Accent 1"/>
-    <w:lsdException w:unhideWhenUsed="0" w:uiPriority="67" w:semiHidden="0" w:name="Medium Grid 1 Accent 1"/>
-    <w:lsdException w:unhideWhenUsed="0" w:uiPriority="68" w:semiHidden="0" w:name="Medium Grid 2 Accent 1"/>
-    <w:lsdException w:unhideWhenUsed="0" w:uiPriority="69" w:semiHidden="0" w:name="Medium Grid 3 Accent 1"/>
-    <w:lsdException w:unhideWhenUsed="0" w:uiPriority="70" w:semiHidden="0" w:name="Dark List Accent 1"/>
-    <w:lsdException w:unhideWhenUsed="0" w:uiPriority="71" w:semiHidden="0" w:name="Colorful Shading Accent 1"/>
-    <w:lsdException w:unhideWhenUsed="0" w:uiPriority="72" w:semiHidden="0" w:name="Colorful List Accent 1"/>
-    <w:lsdException w:unhideWhenUsed="0" w:uiPriority="73" w:semiHidden="0" w:name="Colorful Grid Accent 1"/>
-    <w:lsdException w:unhideWhenUsed="0" w:uiPriority="60" w:semiHidden="0" w:name="Light Shading Accent 2"/>
-    <w:lsdException w:unhideWhenUsed="0" w:uiPriority="61" w:semiHidden="0" w:name="Light List Accent 2"/>
-    <w:lsdException w:unhideWhenUsed="0" w:uiPriority="62" w:semiHidden="0" w:name="Light Grid Accent 2"/>
-    <w:lsdException w:unhideWhenUsed="0" w:uiPriority="63" w:semiHidden="0" w:name="Medium Shading 1 Accent 2"/>
-    <w:lsdException w:unhideWhenUsed="0" w:uiPriority="64" w:semiHidden="0" w:name="Medium Shading 2 Accent 2"/>
-    <w:lsdException w:unhideWhenUsed="0" w:uiPriority="65" w:semiHidden="0" w:name="Medium List 1 Accent 2"/>
-    <w:lsdException w:unhideWhenUsed="0" w:uiPriority="66" w:semiHidden="0" w:name="Medium List 2 Accent 2"/>
-    <w:lsdException w:unhideWhenUsed="0" w:uiPriority="67" w:semiHidden="0" w:name="Medium Grid 1 Accent 2"/>
-    <w:lsdException w:unhideWhenUsed="0" w:uiPriority="68" w:semiHidden="0" w:name="Medium Grid 2 Accent 2"/>
-    <w:lsdException w:unhideWhenUsed="0" w:uiPriority="69" w:semiHidden="0" w:name="Medium Grid 3 Accent 2"/>
-    <w:lsdException w:unhideWhenUsed="0" w:uiPriority="70" w:semiHidden="0" w:name="Dark List Accent 2"/>
-    <w:lsdException w:unhideWhenUsed="0" w:uiPriority="71" w:semiHidden="0" w:name="Colorful Shading Accent 2"/>
-    <w:lsdException w:unhideWhenUsed="0" w:uiPriority="72" w:semiHidden="0" w:name="Colorful List Accent 2"/>
-    <w:lsdException w:unhideWhenUsed="0" w:uiPriority="73" w:semiHidden="0" w:name="Colorful Grid Accent 2"/>
-    <w:lsdException w:unhideWhenUsed="0" w:uiPriority="60" w:semiHidden="0" w:name="Light Shading Accent 3"/>
-    <w:lsdException w:unhideWhenUsed="0" w:uiPriority="61" w:semiHidden="0" w:name="Light List Accent 3"/>
-    <w:lsdException w:unhideWhenUsed="0" w:uiPriority="62" w:semiHidden="0" w:name="Light Grid Accent 3"/>
-    <w:lsdException w:unhideWhenUsed="0" w:uiPriority="63" w:semiHidden="0" w:name="Medium Shading 1 Accent 3"/>
-    <w:lsdException w:unhideWhenUsed="0" w:uiPriority="64" w:semiHidden="0" w:name="Medium Shading 2 Accent 3"/>
-    <w:lsdException w:unhideWhenUsed="0" w:uiPriority="65" w:semiHidden="0" w:name="Medium List 1 Accent 3"/>
-    <w:lsdException w:unhideWhenUsed="0" w:uiPriority="66" w:semiHidden="0" w:name="Medium List 2 Accent 3"/>
-    <w:lsdException w:unhideWhenUsed="0" w:uiPriority="67" w:semiHidden="0" w:name="Medium Grid 1 Accent 3"/>
-    <w:lsdException w:unhideWhenUsed="0" w:uiPriority="68" w:semiHidden="0" w:name="Medium Grid 2 Accent 3"/>
-    <w:lsdException w:unhideWhenUsed="0" w:uiPriority="69" w:semiHidden="0" w:name="Medium Grid 3 Accent 3"/>
-    <w:lsdException w:unhideWhenUsed="0" w:uiPriority="70" w:semiHidden="0" w:name="Dark List Accent 3"/>
-    <w:lsdException w:unhideWhenUsed="0" w:uiPriority="71" w:semiHidden="0" w:name="Colorful Shading Accent 3"/>
-    <w:lsdException w:unhideWhenUsed="0" w:uiPriority="72" w:semiHidden="0" w:name="Colorful List Accent 3"/>
-    <w:lsdException w:unhideWhenUsed="0" w:uiPriority="73" w:semiHidden="0" w:name="Colorful Grid Accent 3"/>
-    <w:lsdException w:unhideWhenUsed="0" w:uiPriority="60" w:semiHidden="0" w:name="Light Shading Accent 4"/>
-    <w:lsdException w:unhideWhenUsed="0" w:uiPriority="61" w:semiHidden="0" w:name="Light List Accent 4"/>
-    <w:lsdException w:unhideWhenUsed="0" w:uiPriority="62" w:semiHidden="0" w:name="Light Grid Accent 4"/>
-    <w:lsdException w:unhideWhenUsed="0" w:uiPriority="63" w:semiHidden="0" w:name="Medium Shading 1 Accent 4"/>
-    <w:lsdException w:unhideWhenUsed="0" w:uiPriority="64" w:semiHidden="0" w:name="Medium Shading 2 Accent 4"/>
-    <w:lsdException w:unhideWhenUsed="0" w:uiPriority="65" w:semiHidden="0" w:name="Medium List 1 Accent 4"/>
-    <w:lsdException w:unhideWhenUsed="0" w:uiPriority="66" w:semiHidden="0" w:name="Medium List 2 Accent 4"/>
-    <w:lsdException w:unhideWhenUsed="0" w:uiPriority="67" w:semiHidden="0" w:name="Medium Grid 1 Accent 4"/>
-    <w:lsdException w:unhideWhenUsed="0" w:uiPriority="68" w:semiHidden="0" w:name="Medium Grid 2 Accent 4"/>
-    <w:lsdException w:unhideWhenUsed="0" w:uiPriority="69" w:semiHidden="0" w:name="Medium Grid 3 Accent 4"/>
-    <w:lsdException w:unhideWhenUsed="0" w:uiPriority="70" w:semiHidden="0" w:name="Dark List Accent 4"/>
-    <w:lsdException w:unhideWhenUsed="0" w:uiPriority="71" w:semiHidden="0" w:name="Colorful Shading Accent 4"/>
-    <w:lsdException w:unhideWhenUsed="0" w:uiPriority="72" w:semiHidden="0" w:name="Colorful List Accent 4"/>
-    <w:lsdException w:unhideWhenUsed="0" w:uiPriority="73" w:semiHidden="0" w:name="Colorful Grid Accent 4"/>
-    <w:lsdException w:unhideWhenUsed="0" w:uiPriority="60" w:semiHidden="0" w:name="Light Shading Accent 5"/>
-    <w:lsdException w:unhideWhenUsed="0" w:uiPriority="61" w:semiHidden="0" w:name="Light List Accent 5"/>
-    <w:lsdException w:unhideWhenUsed="0" w:uiPriority="62" w:semiHidden="0" w:name="Light Grid Accent 5"/>
-    <w:lsdException w:unhideWhenUsed="0" w:uiPriority="63" w:semiHidden="0" w:name="Medium Shading 1 Accent 5"/>
-    <w:lsdException w:unhideWhenUsed="0" w:uiPriority="64" w:semiHidden="0" w:name="Medium Shading 2 Accent 5"/>
-    <w:lsdException w:unhideWhenUsed="0" w:uiPriority="65" w:semiHidden="0" w:name="Medium List 1 Accent 5"/>
-    <w:lsdException w:unhideWhenUsed="0" w:uiPriority="66" w:semiHidden="0" w:name="Medium List 2 Accent 5"/>
-    <w:lsdException w:unhideWhenUsed="0" w:uiPriority="67" w:semiHidden="0" w:name="Medium Grid 1 Accent 5"/>
-    <w:lsdException w:unhideWhenUsed="0" w:uiPriority="68" w:semiHidden="0" w:name="Medium Grid 2 Accent 5"/>
-    <w:lsdException w:unhideWhenUsed="0" w:uiPriority="69" w:semiHidden="0" w:name="Medium Grid 3 Accent 5"/>
-    <w:lsdException w:unhideWhenUsed="0" w:uiPriority="70" w:semiHidden="0" w:name="Dark List Accent 5"/>
-    <w:lsdException w:unhideWhenUsed="0" w:uiPriority="71" w:semiHidden="0" w:name="Colorful Shading Accent 5"/>
-    <w:lsdException w:unhideWhenUsed="0" w:uiPriority="72" w:semiHidden="0" w:name="Colorful List Accent 5"/>
-    <w:lsdException w:unhideWhenUsed="0" w:uiPriority="73" w:semiHidden="0" w:name="Colorful Grid Accent 5"/>
-    <w:lsdException w:unhideWhenUsed="0" w:uiPriority="60" w:semiHidden="0" w:name="Light Shading Accent 6"/>
-    <w:lsdException w:unhideWhenUsed="0" w:uiPriority="61" w:semiHidden="0" w:name="Light List Accent 6"/>
-    <w:lsdException w:unhideWhenUsed="0" w:uiPriority="62" w:semiHidden="0" w:name="Light Grid Accent 6"/>
-    <w:lsdException w:unhideWhenUsed="0" w:uiPriority="63" w:semiHidden="0" w:name="Medium Shading 1 Accent 6"/>
-    <w:lsdException w:unhideWhenUsed="0" w:uiPriority="64" w:semiHidden="0" w:name="Medium Shading 2 Accent 6"/>
-    <w:lsdException w:unhideWhenUsed="0" w:uiPriority="65" w:semiHidden="0" w:name="Medium List 1 Accent 6"/>
-    <w:lsdException w:unhideWhenUsed="0" w:uiPriority="66" w:semiHidden="0" w:name="Medium List 2 Accent 6"/>
-    <w:lsdException w:unhideWhenUsed="0" w:uiPriority="67" w:semiHidden="0" w:name="Medium Grid 1 Accent 6"/>
-    <w:lsdException w:unhideWhenUsed="0" w:uiPriority="68" w:semiHidden="0" w:name="Medium Grid 2 Accent 6"/>
-    <w:lsdException w:unhideWhenUsed="0" w:uiPriority="69" w:semiHidden="0" w:name="Medium Grid 3 Accent 6"/>
-    <w:lsdException w:unhideWhenUsed="0" w:uiPriority="70" w:semiHidden="0" w:name="Dark List Accent 6"/>
-    <w:lsdException w:unhideWhenUsed="0" w:uiPriority="71" w:semiHidden="0" w:name="Colorful Shading Accent 6"/>
-    <w:lsdException w:unhideWhenUsed="0" w:uiPriority="72" w:semiHidden="0" w:name="Colorful List Accent 6"/>
-    <w:lsdException w:unhideWhenUsed="0" w:uiPriority="73" w:semiHidden="0" w:name="Colorful Grid Accent 6"/>
+  <w:latentStyles w:defLockedState="0" w:defUIPriority="99" w:defSemiHidden="1" w:defUnhideWhenUsed="1" w:defQFormat="0" w:count="260">
+    <w:lsdException w:name="Normal" w:semiHidden="0" w:uiPriority="0" w:unhideWhenUsed="0" w:qFormat="1"/>
+    <w:lsdException w:name="heading 1" w:semiHidden="0" w:uiPriority="0" w:unhideWhenUsed="0" w:qFormat="1"/>
+    <w:lsdException w:name="heading 2" w:semiHidden="0" w:uiPriority="0" w:qFormat="1"/>
+    <w:lsdException w:name="heading 3" w:uiPriority="0" w:qFormat="1"/>
+    <w:lsdException w:name="heading 4" w:semiHidden="0" w:uiPriority="0" w:qFormat="1"/>
+    <w:lsdException w:name="heading 5" w:uiPriority="0" w:qFormat="1"/>
+    <w:lsdException w:name="heading 6" w:uiPriority="0" w:qFormat="1"/>
+    <w:lsdException w:name="heading 7" w:uiPriority="0" w:qFormat="1"/>
+    <w:lsdException w:name="heading 8" w:uiPriority="0" w:qFormat="1"/>
+    <w:lsdException w:name="heading 9" w:uiPriority="0" w:qFormat="1"/>
+    <w:lsdException w:name="index 1" w:semiHidden="0" w:uiPriority="0" w:unhideWhenUsed="0"/>
+    <w:lsdException w:name="index 2" w:semiHidden="0" w:uiPriority="0" w:unhideWhenUsed="0"/>
+    <w:lsdException w:name="index 3" w:semiHidden="0" w:uiPriority="0" w:unhideWhenUsed="0"/>
+    <w:lsdException w:name="index 4" w:semiHidden="0" w:uiPriority="0" w:unhideWhenUsed="0"/>
+    <w:lsdException w:name="index 5" w:semiHidden="0" w:uiPriority="0" w:unhideWhenUsed="0"/>
+    <w:lsdException w:name="index 6" w:semiHidden="0" w:uiPriority="0" w:unhideWhenUsed="0"/>
+    <w:lsdException w:name="index 7" w:semiHidden="0" w:uiPriority="0" w:unhideWhenUsed="0"/>
+    <w:lsdException w:name="index 8" w:semiHidden="0" w:uiPriority="0" w:unhideWhenUsed="0"/>
+    <w:lsdException w:name="index 9" w:semiHidden="0" w:uiPriority="0" w:unhideWhenUsed="0"/>
+    <w:lsdException w:name="toc 1" w:semiHidden="0" w:uiPriority="0" w:unhideWhenUsed="0" w:qFormat="1"/>
+    <w:lsdException w:name="toc 2" w:semiHidden="0" w:uiPriority="0" w:unhideWhenUsed="0" w:qFormat="1"/>
+    <w:lsdException w:name="toc 3" w:semiHidden="0" w:uiPriority="0" w:unhideWhenUsed="0" w:qFormat="1"/>
+    <w:lsdException w:name="toc 4" w:semiHidden="0" w:uiPriority="0" w:unhideWhenUsed="0"/>
+    <w:lsdException w:name="toc 5" w:semiHidden="0" w:uiPriority="0" w:unhideWhenUsed="0"/>
+    <w:lsdException w:name="toc 6" w:semiHidden="0" w:uiPriority="0" w:unhideWhenUsed="0"/>
+    <w:lsdException w:name="toc 7" w:semiHidden="0" w:uiPriority="0" w:unhideWhenUsed="0"/>
+    <w:lsdException w:name="toc 8" w:semiHidden="0" w:uiPriority="0" w:unhideWhenUsed="0"/>
+    <w:lsdException w:name="toc 9" w:semiHidden="0" w:uiPriority="0" w:unhideWhenUsed="0"/>
+    <w:lsdException w:name="Normal Indent" w:semiHidden="0" w:uiPriority="0" w:unhideWhenUsed="0"/>
+    <w:lsdException w:name="footnote text" w:semiHidden="0" w:uiPriority="0" w:unhideWhenUsed="0"/>
+    <w:lsdException w:name="annotation text" w:semiHidden="0" w:uiPriority="0" w:unhideWhenUsed="0" w:qFormat="1"/>
+    <w:lsdException w:name="header" w:semiHidden="0" w:uiPriority="0" w:unhideWhenUsed="0" w:qFormat="1"/>
+    <w:lsdException w:name="footer" w:semiHidden="0" w:uiPriority="0" w:unhideWhenUsed="0" w:qFormat="1"/>
+    <w:lsdException w:name="index heading" w:semiHidden="0" w:uiPriority="0" w:unhideWhenUsed="0"/>
+    <w:lsdException w:name="caption" w:uiPriority="0" w:qFormat="1"/>
+    <w:lsdException w:name="table of figures" w:semiHidden="0" w:uiPriority="0" w:unhideWhenUsed="0"/>
+    <w:lsdException w:name="envelope address" w:semiHidden="0" w:uiPriority="0" w:unhideWhenUsed="0"/>
+    <w:lsdException w:name="envelope return" w:semiHidden="0" w:uiPriority="0" w:unhideWhenUsed="0"/>
+    <w:lsdException w:name="footnote reference" w:semiHidden="0" w:uiPriority="0" w:unhideWhenUsed="0"/>
+    <w:lsdException w:name="annotation reference" w:semiHidden="0" w:uiPriority="0" w:unhideWhenUsed="0"/>
+    <w:lsdException w:name="line number" w:semiHidden="0" w:uiPriority="0" w:unhideWhenUsed="0"/>
+    <w:lsdException w:name="page number" w:semiHidden="0" w:uiPriority="0" w:unhideWhenUsed="0"/>
+    <w:lsdException w:name="endnote reference" w:semiHidden="0" w:uiPriority="0" w:unhideWhenUsed="0"/>
+    <w:lsdException w:name="endnote text" w:semiHidden="0" w:uiPriority="0" w:unhideWhenUsed="0"/>
+    <w:lsdException w:name="table of authorities" w:semiHidden="0" w:uiPriority="0" w:unhideWhenUsed="0"/>
+    <w:lsdException w:name="macro" w:semiHidden="0" w:uiPriority="0" w:unhideWhenUsed="0"/>
+    <w:lsdException w:name="toa heading" w:semiHidden="0" w:uiPriority="0" w:unhideWhenUsed="0"/>
+    <w:lsdException w:name="List" w:semiHidden="0" w:uiPriority="0" w:unhideWhenUsed="0"/>
+    <w:lsdException w:name="List Bullet" w:semiHidden="0" w:uiPriority="0" w:unhideWhenUsed="0"/>
+    <w:lsdException w:name="List Number" w:semiHidden="0" w:uiPriority="0" w:unhideWhenUsed="0"/>
+    <w:lsdException w:name="List 2" w:semiHidden="0" w:uiPriority="0" w:unhideWhenUsed="0"/>
+    <w:lsdException w:name="List 3" w:semiHidden="0" w:uiPriority="0" w:unhideWhenUsed="0"/>
+    <w:lsdException w:name="List 4" w:semiHidden="0" w:uiPriority="0" w:unhideWhenUsed="0"/>
+    <w:lsdException w:name="List 5" w:semiHidden="0" w:uiPriority="0" w:unhideWhenUsed="0"/>
+    <w:lsdException w:name="List Bullet 2" w:semiHidden="0" w:uiPriority="0" w:unhideWhenUsed="0"/>
+    <w:lsdException w:name="List Bullet 3" w:semiHidden="0" w:uiPriority="0" w:unhideWhenUsed="0"/>
+    <w:lsdException w:name="List Bullet 4" w:semiHidden="0" w:uiPriority="0" w:unhideWhenUsed="0"/>
+    <w:lsdException w:name="List Bullet 5" w:semiHidden="0" w:uiPriority="0" w:unhideWhenUsed="0"/>
+    <w:lsdException w:name="List Number 2" w:semiHidden="0" w:uiPriority="0" w:unhideWhenUsed="0"/>
+    <w:lsdException w:name="List Number 3" w:semiHidden="0" w:uiPriority="0" w:unhideWhenUsed="0"/>
+    <w:lsdException w:name="List Number 4" w:semiHidden="0" w:uiPriority="0" w:unhideWhenUsed="0"/>
+    <w:lsdException w:name="List Number 5" w:semiHidden="0" w:uiPriority="0" w:unhideWhenUsed="0"/>
+    <w:lsdException w:name="Title" w:semiHidden="0" w:uiPriority="0" w:unhideWhenUsed="0" w:qFormat="1"/>
+    <w:lsdException w:name="Closing" w:semiHidden="0" w:uiPriority="0" w:unhideWhenUsed="0"/>
+    <w:lsdException w:name="Signature" w:semiHidden="0" w:uiPriority="0" w:unhideWhenUsed="0"/>
+    <w:lsdException w:name="Default Paragraph Font" w:uiPriority="0" w:unhideWhenUsed="0" w:qFormat="1"/>
+    <w:lsdException w:name="Body Text" w:uiPriority="0" w:unhideWhenUsed="0" w:qFormat="1"/>
+    <w:lsdException w:name="Body Text Indent" w:semiHidden="0" w:uiPriority="0" w:unhideWhenUsed="0"/>
+    <w:lsdException w:name="List Continue" w:semiHidden="0" w:uiPriority="0" w:unhideWhenUsed="0"/>
+    <w:lsdException w:name="List Continue 2" w:semiHidden="0" w:uiPriority="0" w:unhideWhenUsed="0"/>
+    <w:lsdException w:name="List Continue 3" w:semiHidden="0" w:uiPriority="0" w:unhideWhenUsed="0"/>
+    <w:lsdException w:name="List Continue 4" w:semiHidden="0" w:uiPriority="0" w:unhideWhenUsed="0"/>
+    <w:lsdException w:name="List Continue 5" w:semiHidden="0" w:uiPriority="0" w:unhideWhenUsed="0"/>
+    <w:lsdException w:name="Message Header" w:semiHidden="0" w:uiPriority="0" w:unhideWhenUsed="0"/>
+    <w:lsdException w:name="Subtitle" w:semiHidden="0" w:uiPriority="0" w:unhideWhenUsed="0" w:qFormat="1"/>
+    <w:lsdException w:name="Salutation" w:semiHidden="0" w:uiPriority="0" w:unhideWhenUsed="0"/>
+    <w:lsdException w:name="Date" w:semiHidden="0" w:uiPriority="0" w:unhideWhenUsed="0"/>
+    <w:lsdException w:name="Body Text First Indent" w:semiHidden="0" w:uiPriority="0" w:unhideWhenUsed="0"/>
+    <w:lsdException w:name="Body Text First Indent 2" w:semiHidden="0" w:uiPriority="0" w:unhideWhenUsed="0"/>
+    <w:lsdException w:name="Body Text 2" w:semiHidden="0" w:uiPriority="0" w:unhideWhenUsed="0"/>
+    <w:lsdException w:name="Body Text 3" w:semiHidden="0" w:uiPriority="0" w:unhideWhenUsed="0"/>
+    <w:lsdException w:name="Body Text Indent 2" w:semiHidden="0" w:uiPriority="0" w:unhideWhenUsed="0"/>
+    <w:lsdException w:name="Body Text Indent 3" w:semiHidden="0" w:uiPriority="0" w:unhideWhenUsed="0"/>
+    <w:lsdException w:name="Block Text" w:semiHidden="0" w:uiPriority="0" w:unhideWhenUsed="0"/>
+    <w:lsdException w:name="Hyperlink" w:semiHidden="0" w:uiPriority="0" w:unhideWhenUsed="0"/>
+    <w:lsdException w:name="FollowedHyperlink" w:semiHidden="0" w:uiPriority="0" w:unhideWhenUsed="0"/>
+    <w:lsdException w:name="Strong" w:semiHidden="0" w:uiPriority="0" w:unhideWhenUsed="0" w:qFormat="1"/>
+    <w:lsdException w:name="Emphasis" w:semiHidden="0" w:uiPriority="0" w:unhideWhenUsed="0" w:qFormat="1"/>
+    <w:lsdException w:name="Document Map" w:semiHidden="0" w:uiPriority="0" w:unhideWhenUsed="0"/>
+    <w:lsdException w:name="Plain Text" w:semiHidden="0" w:uiPriority="0" w:unhideWhenUsed="0"/>
+    <w:lsdException w:name="E-mail Signature" w:semiHidden="0" w:uiPriority="0" w:unhideWhenUsed="0"/>
+    <w:lsdException w:name="Normal (Web)" w:semiHidden="0" w:uiPriority="0" w:unhideWhenUsed="0" w:qFormat="1"/>
+    <w:lsdException w:name="HTML Acronym" w:semiHidden="0" w:uiPriority="0" w:unhideWhenUsed="0"/>
+    <w:lsdException w:name="HTML Address" w:semiHidden="0" w:uiPriority="0" w:unhideWhenUsed="0"/>
+    <w:lsdException w:name="HTML Cite" w:semiHidden="0" w:uiPriority="0" w:unhideWhenUsed="0"/>
+    <w:lsdException w:name="HTML Code" w:semiHidden="0" w:uiPriority="0" w:unhideWhenUsed="0"/>
+    <w:lsdException w:name="HTML Definition" w:semiHidden="0" w:uiPriority="0" w:unhideWhenUsed="0"/>
+    <w:lsdException w:name="HTML Keyboard" w:semiHidden="0" w:uiPriority="0" w:unhideWhenUsed="0"/>
+    <w:lsdException w:name="HTML Preformatted" w:semiHidden="0" w:uiPriority="0" w:unhideWhenUsed="0"/>
+    <w:lsdException w:name="HTML Sample" w:semiHidden="0" w:uiPriority="0" w:unhideWhenUsed="0"/>
+    <w:lsdException w:name="HTML Typewriter" w:semiHidden="0" w:uiPriority="0" w:unhideWhenUsed="0"/>
+    <w:lsdException w:name="HTML Variable" w:semiHidden="0" w:uiPriority="0" w:unhideWhenUsed="0"/>
+    <w:lsdException w:name="Normal Table" w:uiPriority="0" w:unhideWhenUsed="0" w:qFormat="1"/>
+    <w:lsdException w:name="annotation subject" w:semiHidden="0" w:uiPriority="0" w:unhideWhenUsed="0"/>
+    <w:lsdException w:name="Table Simple 1" w:semiHidden="0" w:uiPriority="0" w:unhideWhenUsed="0"/>
+    <w:lsdException w:name="Table Simple 2" w:semiHidden="0" w:uiPriority="0" w:unhideWhenUsed="0"/>
+    <w:lsdException w:name="Table Simple 3" w:semiHidden="0" w:uiPriority="0" w:unhideWhenUsed="0"/>
+    <w:lsdException w:name="Table Classic 1" w:semiHidden="0" w:uiPriority="0" w:unhideWhenUsed="0"/>
+    <w:lsdException w:name="Table Classic 2" w:semiHidden="0" w:uiPriority="0" w:unhideWhenUsed="0"/>
+    <w:lsdException w:name="Table Classic 3" w:semiHidden="0" w:uiPriority="0" w:unhideWhenUsed="0"/>
+    <w:lsdException w:name="Table Classic 4" w:semiHidden="0" w:uiPriority="0" w:unhideWhenUsed="0"/>
+    <w:lsdException w:name="Table Colorful 1" w:semiHidden="0" w:uiPriority="0" w:unhideWhenUsed="0"/>
+    <w:lsdException w:name="Table Colorful 2" w:semiHidden="0" w:uiPriority="0" w:unhideWhenUsed="0"/>
+    <w:lsdException w:name="Table Colorful 3" w:semiHidden="0" w:uiPriority="0" w:unhideWhenUsed="0"/>
+    <w:lsdException w:name="Table Columns 1" w:semiHidden="0" w:uiPriority="0" w:unhideWhenUsed="0"/>
+    <w:lsdException w:name="Table Columns 2" w:semiHidden="0" w:uiPriority="0" w:unhideWhenUsed="0"/>
+    <w:lsdException w:name="Table Columns 3" w:semiHidden="0" w:uiPriority="0" w:unhideWhenUsed="0"/>
+    <w:lsdException w:name="Table Columns 4" w:semiHidden="0" w:uiPriority="0" w:unhideWhenUsed="0"/>
+    <w:lsdException w:name="Table Columns 5" w:semiHidden="0" w:uiPriority="0" w:unhideWhenUsed="0"/>
+    <w:lsdException w:name="Table Grid 1" w:semiHidden="0" w:uiPriority="0" w:unhideWhenUsed="0"/>
+    <w:lsdException w:name="Table Grid 2" w:semiHidden="0" w:uiPriority="0" w:unhideWhenUsed="0"/>
+    <w:lsdException w:name="Table Grid 3" w:semiHidden="0" w:uiPriority="0" w:unhideWhenUsed="0"/>
+    <w:lsdException w:name="Table Grid 4" w:semiHidden="0" w:uiPriority="0" w:unhideWhenUsed="0"/>
+    <w:lsdException w:name="Table Grid 5" w:semiHidden="0" w:uiPriority="0" w:unhideWhenUsed="0"/>
+    <w:lsdException w:name="Table Grid 6" w:semiHidden="0" w:uiPriority="0" w:unhideWhenUsed="0"/>
+    <w:lsdException w:name="Table Grid 7" w:semiHidden="0" w:uiPriority="0" w:unhideWhenUsed="0"/>
+    <w:lsdException w:name="Table Grid 8" w:semiHidden="0" w:uiPriority="0" w:unhideWhenUsed="0"/>
+    <w:lsdException w:name="Table List 1" w:semiHidden="0" w:uiPriority="0" w:unhideWhenUsed="0"/>
+    <w:lsdException w:name="Table List 2" w:semiHidden="0" w:uiPriority="0" w:unhideWhenUsed="0"/>
+    <w:lsdException w:name="Table List 3" w:semiHidden="0" w:uiPriority="0" w:unhideWhenUsed="0"/>
+    <w:lsdException w:name="Table List 4" w:semiHidden="0" w:uiPriority="0" w:unhideWhenUsed="0"/>
+    <w:lsdException w:name="Table List 5" w:semiHidden="0" w:uiPriority="0" w:unhideWhenUsed="0"/>
+    <w:lsdException w:name="Table List 6" w:semiHidden="0" w:uiPriority="0" w:unhideWhenUsed="0"/>
+    <w:lsdException w:name="Table List 7" w:semiHidden="0" w:uiPriority="0" w:unhideWhenUsed="0"/>
+    <w:lsdException w:name="Table List 8" w:semiHidden="0" w:uiPriority="0" w:unhideWhenUsed="0"/>
+    <w:lsdException w:name="Table 3D effects 1" w:semiHidden="0" w:uiPriority="0" w:unhideWhenUsed="0"/>
+    <w:lsdException w:name="Table 3D effects 2" w:semiHidden="0" w:uiPriority="0" w:unhideWhenUsed="0"/>
+    <w:lsdException w:name="Table 3D effects 3" w:semiHidden="0" w:uiPriority="0" w:unhideWhenUsed="0"/>
+    <w:lsdException w:name="Table Contemporary" w:semiHidden="0" w:uiPriority="0" w:unhideWhenUsed="0"/>
+    <w:lsdException w:name="Table Elegant" w:semiHidden="0" w:uiPriority="0" w:unhideWhenUsed="0"/>
+    <w:lsdException w:name="Table Professional" w:semiHidden="0" w:uiPriority="0" w:unhideWhenUsed="0"/>
+    <w:lsdException w:name="Table Subtle 1" w:semiHidden="0" w:uiPriority="0" w:unhideWhenUsed="0"/>
+    <w:lsdException w:name="Table Subtle 2" w:semiHidden="0" w:uiPriority="0" w:unhideWhenUsed="0"/>
+    <w:lsdException w:name="Table Web 1" w:semiHidden="0" w:uiPriority="0" w:unhideWhenUsed="0"/>
+    <w:lsdException w:name="Table Web 2" w:semiHidden="0" w:uiPriority="0" w:unhideWhenUsed="0"/>
+    <w:lsdException w:name="Table Web 3" w:semiHidden="0" w:uiPriority="0" w:unhideWhenUsed="0"/>
+    <w:lsdException w:name="Balloon Text" w:semiHidden="0" w:uiPriority="0" w:unhideWhenUsed="0"/>
+    <w:lsdException w:name="Table Grid" w:semiHidden="0" w:uiPriority="0" w:unhideWhenUsed="0" w:qFormat="1"/>
+    <w:lsdException w:name="Table Theme" w:semiHidden="0" w:uiPriority="0" w:unhideWhenUsed="0"/>
+    <w:lsdException w:name="Light Shading" w:semiHidden="0" w:uiPriority="60" w:unhideWhenUsed="0"/>
+    <w:lsdException w:name="Light List" w:semiHidden="0" w:uiPriority="61" w:unhideWhenUsed="0"/>
+    <w:lsdException w:name="Light Grid" w:semiHidden="0" w:uiPriority="62" w:unhideWhenUsed="0"/>
+    <w:lsdException w:name="Medium Shading 1" w:semiHidden="0" w:uiPriority="63" w:unhideWhenUsed="0"/>
+    <w:lsdException w:name="Medium Shading 2" w:semiHidden="0" w:uiPriority="64" w:unhideWhenUsed="0"/>
+    <w:lsdException w:name="Medium List 1" w:semiHidden="0" w:uiPriority="65" w:unhideWhenUsed="0"/>
+    <w:lsdException w:name="Medium List 2" w:semiHidden="0" w:uiPriority="66" w:unhideWhenUsed="0"/>
+    <w:lsdException w:name="Medium Grid 1" w:semiHidden="0" w:uiPriority="67" w:unhideWhenUsed="0"/>
+    <w:lsdException w:name="Medium Grid 2" w:semiHidden="0" w:uiPriority="68" w:unhideWhenUsed="0"/>
+    <w:lsdException w:name="Medium Grid 3" w:semiHidden="0" w:uiPriority="69" w:unhideWhenUsed="0"/>
+    <w:lsdException w:name="Dark List" w:semiHidden="0" w:uiPriority="70" w:unhideWhenUsed="0"/>
+    <w:lsdException w:name="Colorful Shading" w:semiHidden="0" w:uiPriority="71" w:unhideWhenUsed="0"/>
+    <w:lsdException w:name="Colorful List" w:semiHidden="0" w:uiPriority="72" w:unhideWhenUsed="0"/>
+    <w:lsdException w:name="Colorful Grid" w:semiHidden="0" w:uiPriority="73" w:unhideWhenUsed="0"/>
+    <w:lsdException w:name="Light Shading Accent 1" w:semiHidden="0" w:uiPriority="60" w:unhideWhenUsed="0"/>
+    <w:lsdException w:name="Light List Accent 1" w:semiHidden="0" w:uiPriority="61" w:unhideWhenUsed="0"/>
+    <w:lsdException w:name="Light Grid Accent 1" w:semiHidden="0" w:uiPriority="62" w:unhideWhenUsed="0"/>
+    <w:lsdException w:name="Medium Shading 1 Accent 1" w:semiHidden="0" w:uiPriority="63" w:unhideWhenUsed="0"/>
+    <w:lsdException w:name="Medium Shading 2 Accent 1" w:semiHidden="0" w:uiPriority="64" w:unhideWhenUsed="0"/>
+    <w:lsdException w:name="Medium List 1 Accent 1" w:semiHidden="0" w:uiPriority="65" w:unhideWhenUsed="0"/>
+    <w:lsdException w:name="Medium List 2 Accent 1" w:semiHidden="0" w:uiPriority="66" w:unhideWhenUsed="0"/>
+    <w:lsdException w:name="Medium Grid 1 Accent 1" w:semiHidden="0" w:uiPriority="67" w:unhideWhenUsed="0"/>
+    <w:lsdException w:name="Medium Grid 2 Accent 1" w:semiHidden="0" w:uiPriority="68" w:unhideWhenUsed="0"/>
+    <w:lsdException w:name="Medium Grid 3 Accent 1" w:semiHidden="0" w:uiPriority="69" w:unhideWhenUsed="0"/>
+    <w:lsdException w:name="Dark List Accent 1" w:semiHidden="0" w:uiPriority="70" w:unhideWhenUsed="0"/>
+    <w:lsdException w:name="Colorful Shading Accent 1" w:semiHidden="0" w:uiPriority="71" w:unhideWhenUsed="0"/>
+    <w:lsdException w:name="Colorful List Accent 1" w:semiHidden="0" w:uiPriority="72" w:unhideWhenUsed="0"/>
+    <w:lsdException w:name="Colorful Grid Accent 1" w:semiHidden="0" w:uiPriority="73" w:unhideWhenUsed="0"/>
+    <w:lsdException w:name="Light Shading Accent 2" w:semiHidden="0" w:uiPriority="60" w:unhideWhenUsed="0"/>
+    <w:lsdException w:name="Light List Accent 2" w:semiHidden="0" w:uiPriority="61" w:unhideWhenUsed="0"/>
+    <w:lsdException w:name="Light Grid Accent 2" w:semiHidden="0" w:uiPriority="62" w:unhideWhenUsed="0"/>
+    <w:lsdException w:name="Medium Shading 1 Accent 2" w:semiHidden="0" w:uiPriority="63" w:unhideWhenUsed="0"/>
+    <w:lsdException w:name="Medium Shading 2 Accent 2" w:semiHidden="0" w:uiPriority="64" w:unhideWhenUsed="0"/>
+    <w:lsdException w:name="Medium List 1 Accent 2" w:semiHidden="0" w:uiPriority="65" w:unhideWhenUsed="0"/>
+    <w:lsdException w:name="Medium List 2 Accent 2" w:semiHidden="0" w:uiPriority="66" w:unhideWhenUsed="0"/>
+    <w:lsdException w:name="Medium Grid 1 Accent 2" w:semiHidden="0" w:uiPriority="67" w:unhideWhenUsed="0"/>
+    <w:lsdException w:name="Medium Grid 2 Accent 2" w:semiHidden="0" w:uiPriority="68" w:unhideWhenUsed="0"/>
+    <w:lsdException w:name="Medium Grid 3 Accent 2" w:semiHidden="0" w:uiPriority="69" w:unhideWhenUsed="0"/>
+    <w:lsdException w:name="Dark List Accent 2" w:semiHidden="0" w:uiPriority="70" w:unhideWhenUsed="0"/>
+    <w:lsdException w:name="Colorful Shading Accent 2" w:semiHidden="0" w:uiPriority="71" w:unhideWhenUsed="0"/>
+    <w:lsdException w:name="Colorful List Accent 2" w:semiHidden="0" w:uiPriority="72" w:unhideWhenUsed="0"/>
+    <w:lsdException w:name="Colorful Grid Accent 2" w:semiHidden="0" w:uiPriority="73" w:unhideWhenUsed="0"/>
+    <w:lsdException w:name="Light Shading Accent 3" w:semiHidden="0" w:uiPriority="60" w:unhideWhenUsed="0"/>
+    <w:lsdException w:name="Light List Accent 3" w:semiHidden="0" w:uiPriority="61" w:unhideWhenUsed="0"/>
+    <w:lsdException w:name="Light Grid Accent 3" w:semiHidden="0" w:uiPriority="62" w:unhideWhenUsed="0"/>
+    <w:lsdException w:name="Medium Shading 1 Accent 3" w:semiHidden="0" w:uiPriority="63" w:unhideWhenUsed="0"/>
+    <w:lsdException w:name="Medium Shading 2 Accent 3" w:semiHidden="0" w:uiPriority="64" w:unhideWhenUsed="0"/>
+    <w:lsdException w:name="Medium List 1 Accent 3" w:semiHidden="0" w:uiPriority="65" w:unhideWhenUsed="0"/>
+    <w:lsdException w:name="Medium List 2 Accent 3" w:semiHidden="0" w:uiPriority="66" w:unhideWhenUsed="0"/>
+    <w:lsdException w:name="Medium Grid 1 Accent 3" w:semiHidden="0" w:uiPriority="67" w:unhideWhenUsed="0"/>
+    <w:lsdException w:name="Medium Grid 2 Accent 3" w:semiHidden="0" w:uiPriority="68" w:unhideWhenUsed="0"/>
+    <w:lsdException w:name="Medium Grid 3 Accent 3" w:semiHidden="0" w:uiPriority="69" w:unhideWhenUsed="0"/>
+    <w:lsdException w:name="Dark List Accent 3" w:semiHidden="0" w:uiPriority="70" w:unhideWhenUsed="0"/>
+    <w:lsdException w:name="Colorful Shading Accent 3" w:semiHidden="0" w:uiPriority="71" w:unhideWhenUsed="0"/>
+    <w:lsdException w:name="Colorful List Accent 3" w:semiHidden="0" w:uiPriority="72" w:unhideWhenUsed="0"/>
+    <w:lsdException w:name="Colorful Grid Accent 3" w:semiHidden="0" w:uiPriority="73" w:unhideWhenUsed="0"/>
+    <w:lsdException w:name="Light Shading Accent 4" w:semiHidden="0" w:uiPriority="60" w:unhideWhenUsed="0"/>
+    <w:lsdException w:name="Light List Accent 4" w:semiHidden="0" w:uiPriority="61" w:unhideWhenUsed="0"/>
+    <w:lsdException w:name="Light Grid Accent 4" w:semiHidden="0" w:uiPriority="62" w:unhideWhenUsed="0"/>
+    <w:lsdException w:name="Medium Shading 1 Accent 4" w:semiHidden="0" w:uiPriority="63" w:unhideWhenUsed="0"/>
+    <w:lsdException w:name="Medium Shading 2 Accent 4" w:semiHidden="0" w:uiPriority="64" w:unhideWhenUsed="0"/>
+    <w:lsdException w:name="Medium List 1 Accent 4" w:semiHidden="0" w:uiPriority="65" w:unhideWhenUsed="0"/>
+    <w:lsdException w:name="Medium List 2 Accent 4" w:semiHidden="0" w:uiPriority="66" w:unhideWhenUsed="0"/>
+    <w:lsdException w:name="Medium Grid 1 Accent 4" w:semiHidden="0" w:uiPriority="67" w:unhideWhenUsed="0"/>
+    <w:lsdException w:name="Medium Grid 2 Accent 4" w:semiHidden="0" w:uiPriority="68" w:unhideWhenUsed="0"/>
+    <w:lsdException w:name="Medium Grid 3 Accent 4" w:semiHidden="0" w:uiPriority="69" w:unhideWhenUsed="0"/>
+    <w:lsdException w:name="Dark List Accent 4" w:semiHidden="0" w:uiPriority="70" w:unhideWhenUsed="0"/>
+    <w:lsdException w:name="Colorful Shading Accent 4" w:semiHidden="0" w:uiPriority="71" w:unhideWhenUsed="0"/>
+    <w:lsdException w:name="Colorful List Accent 4" w:semiHidden="0" w:uiPriority="72" w:unhideWhenUsed="0"/>
+    <w:lsdException w:name="Colorful Grid Accent 4" w:semiHidden="0" w:uiPriority="73" w:unhideWhenUsed="0"/>
+    <w:lsdException w:name="Light Shading Accent 5" w:semiHidden="0" w:uiPriority="60" w:unhideWhenUsed="0"/>
+    <w:lsdException w:name="Light List Accent 5" w:semiHidden="0" w:uiPriority="61" w:unhideWhenUsed="0"/>
+    <w:lsdException w:name="Light Grid Accent 5" w:semiHidden="0" w:uiPriority="62" w:unhideWhenUsed="0"/>
+    <w:lsdException w:name="Medium Shading 1 Accent 5" w:semiHidden="0" w:uiPriority="63" w:unhideWhenUsed="0"/>
+    <w:lsdException w:name="Medium Shading 2 Accent 5" w:semiHidden="0" w:uiPriority="64" w:unhideWhenUsed="0"/>
+    <w:lsdException w:name="Medium List 1 Accent 5" w:semiHidden="0" w:uiPriority="65" w:unhideWhenUsed="0"/>
+    <w:lsdException w:name="Medium List 2 Accent 5" w:semiHidden="0" w:uiPriority="66" w:unhideWhenUsed="0"/>
+    <w:lsdException w:name="Medium Grid 1 Accent 5" w:semiHidden="0" w:uiPriority="67" w:unhideWhenUsed="0"/>
+    <w:lsdException w:name="Medium Grid 2 Accent 5" w:semiHidden="0" w:uiPriority="68" w:unhideWhenUsed="0"/>
+    <w:lsdException w:name="Medium Grid 3 Accent 5" w:semiHidden="0" w:uiPriority="69" w:unhideWhenUsed="0"/>
+    <w:lsdException w:name="Dark List Accent 5" w:semiHidden="0" w:uiPriority="70" w:unhideWhenUsed="0"/>
+    <w:lsdException w:name="Colorful Shading Accent 5" w:semiHidden="0" w:uiPriority="71" w:unhideWhenUsed="0"/>
+    <w:lsdException w:name="Colorful List Accent 5" w:semiHidden="0" w:uiPriority="72" w:unhideWhenUsed="0"/>
+    <w:lsdException w:name="Colorful Grid Accent 5" w:semiHidden="0" w:uiPriority="73" w:unhideWhenUsed="0"/>
+    <w:lsdException w:name="Light Shading Accent 6" w:semiHidden="0" w:uiPriority="60" w:unhideWhenUsed="0"/>
+    <w:lsdException w:name="Light List Accent 6" w:semiHidden="0" w:uiPriority="61" w:unhideWhenUsed="0"/>
+    <w:lsdException w:name="Light Grid Accent 6" w:semiHidden="0" w:uiPriority="62" w:unhideWhenUsed="0"/>
+    <w:lsdException w:name="Medium Shading 1 Accent 6" w:semiHidden="0" w:uiPriority="63" w:unhideWhenUsed="0"/>
+    <w:lsdException w:name="Medium Shading 2 Accent 6" w:semiHidden="0" w:uiPriority="64" w:unhideWhenUsed="0"/>
+    <w:lsdException w:name="Medium List 1 Accent 6" w:semiHidden="0" w:uiPriority="65" w:unhideWhenUsed="0"/>
+    <w:lsdException w:name="Medium List 2 Accent 6" w:semiHidden="0" w:uiPriority="66" w:unhideWhenUsed="0"/>
+    <w:lsdException w:name="Medium Grid 1 Accent 6" w:semiHidden="0" w:uiPriority="67" w:unhideWhenUsed="0"/>
+    <w:lsdException w:name="Medium Grid 2 Accent 6" w:semiHidden="0" w:uiPriority="68" w:unhideWhenUsed="0"/>
+    <w:lsdException w:name="Medium Grid 3 Accent 6" w:semiHidden="0" w:uiPriority="69" w:unhideWhenUsed="0"/>
+    <w:lsdException w:name="Dark List Accent 6" w:semiHidden="0" w:uiPriority="70" w:unhideWhenUsed="0"/>
+    <w:lsdException w:name="Colorful Shading Accent 6" w:semiHidden="0" w:uiPriority="71" w:unhideWhenUsed="0"/>
+    <w:lsdException w:name="Colorful List Accent 6" w:semiHidden="0" w:uiPriority="72" w:unhideWhenUsed="0"/>
+    <w:lsdException w:name="Colorful Grid Accent 6" w:semiHidden="0" w:uiPriority="73" w:unhideWhenUsed="0"/>
   </w:latentStyles>
-  <w:style w:type="paragraph" w:default="1" w:styleId="1">
+  <w:style w:type="paragraph" w:default="1" w:styleId="Normal">
     <w:name w:val="Normal"/>
     <w:qFormat/>
-    <w:uiPriority w:val="0"/>
     <w:pPr>
       <w:kinsoku w:val="0"/>
       <w:autoSpaceDE w:val="0"/>
@@ -6144,7 +6065,7 @@
       <w:textAlignment w:val="baseline"/>
     </w:pPr>
     <w:rPr>
-      <w:rFonts w:ascii="Arial" w:hAnsi="Arial" w:eastAsia="宋体" w:cs="Arial"/>
+      <w:rFonts w:ascii="Arial" w:eastAsia="宋体" w:hAnsi="Arial" w:cs="Arial"/>
       <w:snapToGrid w:val="0"/>
       <w:color w:val="000000"/>
       <w:kern w:val="0"/>
@@ -6153,12 +6074,11 @@
       <w:lang w:val="en-US" w:eastAsia="en-US" w:bidi="ar-SA"/>
     </w:rPr>
   </w:style>
-  <w:style w:type="paragraph" w:styleId="2">
+  <w:style w:type="paragraph" w:styleId="Heading1">
     <w:name w:val="heading 1"/>
-    <w:basedOn w:val="1"/>
-    <w:next w:val="1"/>
+    <w:basedOn w:val="Normal"/>
+    <w:next w:val="Normal"/>
     <w:qFormat/>
-    <w:uiPriority w:val="0"/>
     <w:pPr>
       <w:keepNext/>
       <w:keepLines/>
@@ -6176,13 +6096,12 @@
       <w:sz w:val="44"/>
     </w:rPr>
   </w:style>
-  <w:style w:type="paragraph" w:styleId="3">
+  <w:style w:type="paragraph" w:styleId="Heading2">
     <w:name w:val="heading 2"/>
-    <w:basedOn w:val="1"/>
-    <w:next w:val="1"/>
+    <w:basedOn w:val="Normal"/>
+    <w:next w:val="Normal"/>
     <w:unhideWhenUsed/>
     <w:qFormat/>
-    <w:uiPriority w:val="0"/>
     <w:pPr>
       <w:keepNext/>
       <w:keepLines/>
@@ -6195,19 +6114,18 @@
       <w:outlineLvl w:val="1"/>
     </w:pPr>
     <w:rPr>
-      <w:rFonts w:ascii="Arial" w:hAnsi="Arial" w:eastAsia="黑体"/>
+      <w:rFonts w:ascii="Arial" w:eastAsia="黑体" w:hAnsi="Arial"/>
       <w:b/>
       <w:sz w:val="32"/>
     </w:rPr>
   </w:style>
-  <w:style w:type="paragraph" w:styleId="4">
+  <w:style w:type="paragraph" w:styleId="Heading3">
     <w:name w:val="heading 3"/>
-    <w:basedOn w:val="1"/>
-    <w:next w:val="1"/>
+    <w:basedOn w:val="Normal"/>
+    <w:next w:val="Normal"/>
     <w:semiHidden/>
     <w:unhideWhenUsed/>
     <w:qFormat/>
-    <w:uiPriority w:val="0"/>
     <w:pPr>
       <w:keepNext/>
       <w:keepLines/>
@@ -6224,13 +6142,12 @@
       <w:sz w:val="32"/>
     </w:rPr>
   </w:style>
-  <w:style w:type="paragraph" w:styleId="5">
+  <w:style w:type="paragraph" w:styleId="Heading4">
     <w:name w:val="heading 4"/>
-    <w:basedOn w:val="1"/>
-    <w:next w:val="1"/>
+    <w:basedOn w:val="Normal"/>
+    <w:next w:val="Normal"/>
     <w:unhideWhenUsed/>
     <w:qFormat/>
-    <w:uiPriority w:val="0"/>
     <w:pPr>
       <w:keepNext/>
       <w:keepLines/>
@@ -6243,19 +6160,18 @@
       <w:outlineLvl w:val="3"/>
     </w:pPr>
     <w:rPr>
-      <w:rFonts w:ascii="Arial" w:hAnsi="Arial" w:eastAsia="黑体"/>
+      <w:rFonts w:ascii="Arial" w:eastAsia="黑体" w:hAnsi="Arial"/>
       <w:b/>
       <w:sz w:val="28"/>
     </w:rPr>
   </w:style>
-  <w:style w:type="paragraph" w:styleId="6">
+  <w:style w:type="paragraph" w:styleId="Heading5">
     <w:name w:val="heading 5"/>
-    <w:basedOn w:val="1"/>
-    <w:next w:val="1"/>
+    <w:basedOn w:val="Normal"/>
+    <w:next w:val="Normal"/>
     <w:semiHidden/>
     <w:unhideWhenUsed/>
     <w:qFormat/>
-    <w:uiPriority w:val="0"/>
     <w:pPr>
       <w:keepNext/>
       <w:keepLines/>
@@ -6272,14 +6188,13 @@
       <w:sz w:val="28"/>
     </w:rPr>
   </w:style>
-  <w:style w:type="paragraph" w:styleId="7">
+  <w:style w:type="paragraph" w:styleId="Heading6">
     <w:name w:val="heading 6"/>
-    <w:basedOn w:val="1"/>
-    <w:next w:val="1"/>
+    <w:basedOn w:val="Normal"/>
+    <w:next w:val="Normal"/>
     <w:semiHidden/>
     <w:unhideWhenUsed/>
     <w:qFormat/>
-    <w:uiPriority w:val="0"/>
     <w:pPr>
       <w:keepNext/>
       <w:keepLines/>
@@ -6292,19 +6207,18 @@
       <w:outlineLvl w:val="5"/>
     </w:pPr>
     <w:rPr>
-      <w:rFonts w:ascii="Arial" w:hAnsi="Arial" w:eastAsia="黑体"/>
+      <w:rFonts w:ascii="Arial" w:eastAsia="黑体" w:hAnsi="Arial"/>
       <w:b/>
       <w:sz w:val="24"/>
     </w:rPr>
   </w:style>
-  <w:style w:type="paragraph" w:styleId="8">
+  <w:style w:type="paragraph" w:styleId="Heading7">
     <w:name w:val="heading 7"/>
-    <w:basedOn w:val="1"/>
-    <w:next w:val="1"/>
+    <w:basedOn w:val="Normal"/>
+    <w:next w:val="Normal"/>
     <w:semiHidden/>
     <w:unhideWhenUsed/>
     <w:qFormat/>
-    <w:uiPriority w:val="0"/>
     <w:pPr>
       <w:keepNext/>
       <w:keepLines/>
@@ -6321,14 +6235,13 @@
       <w:sz w:val="24"/>
     </w:rPr>
   </w:style>
-  <w:style w:type="paragraph" w:styleId="9">
+  <w:style w:type="paragraph" w:styleId="Heading8">
     <w:name w:val="heading 8"/>
-    <w:basedOn w:val="1"/>
-    <w:next w:val="1"/>
+    <w:basedOn w:val="Normal"/>
+    <w:next w:val="Normal"/>
     <w:semiHidden/>
     <w:unhideWhenUsed/>
     <w:qFormat/>
-    <w:uiPriority w:val="0"/>
     <w:pPr>
       <w:keepNext/>
       <w:keepLines/>
@@ -6341,18 +6254,17 @@
       <w:outlineLvl w:val="7"/>
     </w:pPr>
     <w:rPr>
-      <w:rFonts w:ascii="Arial" w:hAnsi="Arial" w:eastAsia="黑体"/>
+      <w:rFonts w:ascii="Arial" w:eastAsia="黑体" w:hAnsi="Arial"/>
       <w:sz w:val="24"/>
     </w:rPr>
   </w:style>
-  <w:style w:type="paragraph" w:styleId="10">
+  <w:style w:type="paragraph" w:styleId="Heading9">
     <w:name w:val="heading 9"/>
-    <w:basedOn w:val="1"/>
-    <w:next w:val="1"/>
+    <w:basedOn w:val="Normal"/>
+    <w:next w:val="Normal"/>
     <w:semiHidden/>
     <w:unhideWhenUsed/>
     <w:qFormat/>
-    <w:uiPriority w:val="0"/>
     <w:pPr>
       <w:keepNext/>
       <w:keepLines/>
@@ -6365,21 +6277,19 @@
       <w:outlineLvl w:val="8"/>
     </w:pPr>
     <w:rPr>
-      <w:rFonts w:ascii="Arial" w:hAnsi="Arial" w:eastAsia="黑体"/>
+      <w:rFonts w:ascii="Arial" w:eastAsia="黑体" w:hAnsi="Arial"/>
       <w:sz w:val="21"/>
     </w:rPr>
   </w:style>
-  <w:style w:type="character" w:default="1" w:styleId="22">
+  <w:style w:type="character" w:default="1" w:styleId="DefaultParagraphFont">
     <w:name w:val="Default Paragraph Font"/>
     <w:semiHidden/>
     <w:qFormat/>
-    <w:uiPriority w:val="0"/>
   </w:style>
-  <w:style w:type="table" w:default="1" w:styleId="20">
+  <w:style w:type="table" w:default="1" w:styleId="TableNormal">
     <w:name w:val="Normal Table"/>
     <w:semiHidden/>
     <w:qFormat/>
-    <w:uiPriority w:val="0"/>
     <w:tblPr>
       <w:tblCellMar>
         <w:top w:w="0" w:type="dxa"/>
@@ -6389,43 +6299,39 @@
       </w:tblCellMar>
     </w:tblPr>
   </w:style>
-  <w:style w:type="paragraph" w:styleId="11">
+  <w:style w:type="paragraph" w:styleId="CommentText">
     <w:name w:val="annotation text"/>
-    <w:basedOn w:val="1"/>
+    <w:basedOn w:val="Normal"/>
     <w:qFormat/>
-    <w:uiPriority w:val="0"/>
     <w:pPr>
       <w:jc w:val="left"/>
     </w:pPr>
   </w:style>
-  <w:style w:type="paragraph" w:styleId="12">
+  <w:style w:type="paragraph" w:styleId="BodyText">
     <w:name w:val="Body Text"/>
-    <w:basedOn w:val="1"/>
+    <w:basedOn w:val="Normal"/>
     <w:semiHidden/>
     <w:qFormat/>
-    <w:uiPriority w:val="0"/>
     <w:rPr>
-      <w:rFonts w:ascii="Arial" w:hAnsi="Arial" w:eastAsia="Arial" w:cs="Arial"/>
+      <w:rFonts w:ascii="Arial" w:eastAsia="Arial" w:hAnsi="Arial" w:cs="Arial"/>
       <w:sz w:val="21"/>
       <w:szCs w:val="21"/>
       <w:lang w:val="en-US" w:eastAsia="en-US" w:bidi="ar-SA"/>
     </w:rPr>
   </w:style>
-  <w:style w:type="paragraph" w:styleId="13">
+  <w:style w:type="paragraph" w:styleId="TOC3">
     <w:name w:val="toc 3"/>
-    <w:basedOn w:val="1"/>
-    <w:next w:val="1"/>
+    <w:basedOn w:val="Normal"/>
+    <w:next w:val="Normal"/>
     <w:qFormat/>
-    <w:uiPriority w:val="0"/>
     <w:pPr>
       <w:ind w:left="840" w:leftChars="400"/>
     </w:pPr>
   </w:style>
-  <w:style w:type="paragraph" w:styleId="14">
+  <w:style w:type="paragraph" w:styleId="Footer">
     <w:name w:val="footer"/>
-    <w:basedOn w:val="1"/>
+    <w:basedOn w:val="Normal"/>
     <w:qFormat/>
-    <w:uiPriority w:val="0"/>
     <w:pPr>
       <w:tabs>
         <w:tab w:val="center" w:pos="4153"/>
@@ -6438,17 +6344,16 @@
       <w:sz w:val="18"/>
     </w:rPr>
   </w:style>
-  <w:style w:type="paragraph" w:styleId="15">
+  <w:style w:type="paragraph" w:styleId="Header">
     <w:name w:val="header"/>
-    <w:basedOn w:val="1"/>
+    <w:basedOn w:val="Normal"/>
     <w:qFormat/>
-    <w:uiPriority w:val="0"/>
     <w:pPr>
       <w:pBdr>
-        <w:top w:val="none" w:color="auto" w:sz="0" w:space="0"/>
-        <w:left w:val="none" w:color="auto" w:sz="0" w:space="0"/>
-        <w:bottom w:val="none" w:color="auto" w:sz="0" w:space="0"/>
-        <w:right w:val="none" w:color="auto" w:sz="0" w:space="0"/>
+        <w:top w:val="nil"/>
+        <w:left w:val="nil"/>
+        <w:bottom w:val="nil"/>
+        <w:right w:val="nil"/>
       </w:pBdr>
       <w:tabs>
         <w:tab w:val="center" w:pos="4153"/>
@@ -6463,41 +6368,37 @@
       <w:sz w:val="18"/>
     </w:rPr>
   </w:style>
-  <w:style w:type="paragraph" w:styleId="16">
+  <w:style w:type="paragraph" w:styleId="TOC1">
     <w:name w:val="toc 1"/>
-    <w:basedOn w:val="1"/>
-    <w:next w:val="1"/>
+    <w:basedOn w:val="Normal"/>
+    <w:next w:val="Normal"/>
     <w:qFormat/>
-    <w:uiPriority w:val="0"/>
     <w:rPr>
-      <w:rFonts w:ascii="Arial" w:hAnsi="Arial" w:eastAsia="Microsoft JhengHei"/>
+      <w:rFonts w:ascii="Arial" w:eastAsia="Microsoft JhengHei" w:hAnsi="Arial"/>
       <w:sz w:val="24"/>
     </w:rPr>
   </w:style>
-  <w:style w:type="paragraph" w:styleId="17">
+  <w:style w:type="paragraph" w:styleId="TOC2">
     <w:name w:val="toc 2"/>
-    <w:basedOn w:val="1"/>
-    <w:next w:val="1"/>
+    <w:basedOn w:val="Normal"/>
+    <w:next w:val="Normal"/>
     <w:qFormat/>
-    <w:uiPriority w:val="0"/>
     <w:pPr>
       <w:ind w:left="420" w:leftChars="200"/>
     </w:pPr>
   </w:style>
-  <w:style w:type="paragraph" w:styleId="18">
+  <w:style w:type="paragraph" w:styleId="NormalWeb">
     <w:name w:val="Normal (Web)"/>
-    <w:basedOn w:val="1"/>
+    <w:basedOn w:val="Normal"/>
     <w:qFormat/>
-    <w:uiPriority w:val="0"/>
     <w:rPr>
       <w:sz w:val="24"/>
     </w:rPr>
   </w:style>
-  <w:style w:type="paragraph" w:styleId="19">
+  <w:style w:type="paragraph" w:styleId="Title">
     <w:name w:val="Title"/>
-    <w:basedOn w:val="1"/>
+    <w:basedOn w:val="Normal"/>
     <w:qFormat/>
-    <w:uiPriority w:val="0"/>
     <w:pPr>
       <w:spacing w:before="240" w:beforeLines="0" w:beforeAutospacing="0" w:after="60" w:afterLines="0" w:afterAutospacing="0"/>
       <w:jc w:val="center"/>
@@ -6509,73 +6410,68 @@
       <w:sz w:val="32"/>
     </w:rPr>
   </w:style>
-  <w:style w:type="table" w:styleId="21">
+  <w:style w:type="table" w:styleId="TableGrid">
     <w:name w:val="Table Grid"/>
-    <w:basedOn w:val="20"/>
+    <w:basedOn w:val="TableNormal"/>
     <w:qFormat/>
-    <w:uiPriority w:val="0"/>
     <w:pPr>
       <w:widowControl w:val="0"/>
       <w:jc w:val="both"/>
     </w:pPr>
     <w:tblPr>
       <w:tblBorders>
-        <w:top w:val="single" w:color="auto" w:sz="4" w:space="0"/>
-        <w:left w:val="single" w:color="auto" w:sz="4" w:space="0"/>
-        <w:bottom w:val="single" w:color="auto" w:sz="4" w:space="0"/>
-        <w:right w:val="single" w:color="auto" w:sz="4" w:space="0"/>
-        <w:insideH w:val="single" w:color="auto" w:sz="4" w:space="0"/>
-        <w:insideV w:val="single" w:color="auto" w:sz="4" w:space="0"/>
+        <w:top w:val="single" w:sz="4" w:space="0" w:color="auto"/>
+        <w:left w:val="single" w:sz="4" w:space="0" w:color="auto"/>
+        <w:bottom w:val="single" w:sz="4" w:space="0" w:color="auto"/>
+        <w:right w:val="single" w:sz="4" w:space="0" w:color="auto"/>
+        <w:insideH w:val="single" w:sz="4" w:space="0" w:color="auto"/>
+        <w:insideV w:val="single" w:sz="4" w:space="0" w:color="auto"/>
       </w:tblBorders>
     </w:tblPr>
   </w:style>
-  <w:style w:type="character" w:styleId="23">
+  <w:style w:type="character" w:styleId="Strong">
     <w:name w:val="Strong"/>
-    <w:basedOn w:val="22"/>
+    <w:basedOn w:val="DefaultParagraphFont"/>
     <w:qFormat/>
-    <w:uiPriority w:val="0"/>
     <w:rPr>
       <w:b/>
     </w:rPr>
   </w:style>
-  <w:style w:type="paragraph" w:customStyle="1" w:styleId="24">
+  <w:style w:type="paragraph" w:customStyle="1" w:styleId="a">
     <w:name w:val="柴_公司名"/>
-    <w:basedOn w:val="19"/>
+    <w:basedOn w:val="Title"/>
     <w:qFormat/>
-    <w:uiPriority w:val="0"/>
     <w:pPr>
       <w:spacing w:after="600" w:afterLines="600"/>
     </w:pPr>
     <w:rPr>
-      <w:rFonts w:hint="eastAsia" w:ascii="宋体" w:hAnsi="宋体" w:eastAsia="宋体" w:cs="宋体"/>
+      <w:rFonts w:ascii="宋体" w:eastAsia="宋体" w:hAnsi="宋体" w:cs="宋体" w:hint="eastAsia"/>
       <w:bCs/>
       <w:spacing w:val="-6"/>
       <w:sz w:val="52"/>
       <w:szCs w:val="52"/>
     </w:rPr>
   </w:style>
-  <w:style w:type="paragraph" w:customStyle="1" w:styleId="25">
+  <w:style w:type="paragraph" w:customStyle="1" w:styleId="a0">
     <w:name w:val="柴_文档名"/>
-    <w:basedOn w:val="19"/>
+    <w:basedOn w:val="Title"/>
     <w:qFormat/>
-    <w:uiPriority w:val="0"/>
     <w:pPr>
       <w:spacing w:after="900" w:afterLines="900"/>
     </w:pPr>
     <w:rPr>
-      <w:rFonts w:ascii="黑体" w:hAnsi="黑体" w:eastAsia="黑体" w:cs="黑体"/>
+      <w:rFonts w:ascii="黑体" w:eastAsia="黑体" w:hAnsi="黑体" w:cs="黑体"/>
       <w:bCs/>
       <w:spacing w:val="-7"/>
       <w:sz w:val="52"/>
       <w:szCs w:val="52"/>
     </w:rPr>
   </w:style>
-  <w:style w:type="table" w:customStyle="1" w:styleId="26">
+  <w:style w:type="table" w:customStyle="1" w:styleId="TableNormal0">
     <w:name w:val="Table Normal_0"/>
     <w:semiHidden/>
     <w:unhideWhenUsed/>
     <w:qFormat/>
-    <w:uiPriority w:val="0"/>
     <w:tblPr>
       <w:tblCellMar>
         <w:top w:w="0" w:type="dxa"/>
@@ -6585,87 +6481,81 @@
       </w:tblCellMar>
     </w:tblPr>
   </w:style>
-  <w:style w:type="paragraph" w:customStyle="1" w:styleId="27">
+  <w:style w:type="paragraph" w:customStyle="1" w:styleId="TableText">
     <w:name w:val="Table Text"/>
-    <w:basedOn w:val="1"/>
+    <w:basedOn w:val="Normal"/>
     <w:semiHidden/>
     <w:qFormat/>
-    <w:uiPriority w:val="0"/>
     <w:rPr>
-      <w:rFonts w:ascii="宋体" w:hAnsi="宋体" w:eastAsia="宋体" w:cs="宋体"/>
+      <w:rFonts w:ascii="宋体" w:eastAsia="宋体" w:hAnsi="宋体" w:cs="宋体"/>
       <w:sz w:val="21"/>
       <w:szCs w:val="21"/>
       <w:lang w:val="en-US" w:eastAsia="en-US" w:bidi="ar-SA"/>
     </w:rPr>
   </w:style>
-  <w:style w:type="paragraph" w:customStyle="1" w:styleId="28">
+  <w:style w:type="paragraph" w:customStyle="1" w:styleId="1">
     <w:name w:val="柴_标题1"/>
-    <w:basedOn w:val="2"/>
-    <w:next w:val="29"/>
-    <w:link w:val="38"/>
+    <w:basedOn w:val="Heading1"/>
+    <w:next w:val="a1"/>
+    <w:link w:val="1Char"/>
     <w:qFormat/>
-    <w:uiPriority w:val="0"/>
     <w:pPr>
       <w:spacing w:before="100" w:after="90" w:line="360" w:lineRule="auto"/>
     </w:pPr>
     <w:rPr>
-      <w:rFonts w:ascii="Arial" w:hAnsi="Arial" w:eastAsia="宋体"/>
+      <w:rFonts w:ascii="Arial" w:eastAsia="宋体" w:hAnsi="Arial"/>
       <w:sz w:val="32"/>
     </w:rPr>
   </w:style>
-  <w:style w:type="paragraph" w:customStyle="1" w:styleId="29">
+  <w:style w:type="paragraph" w:customStyle="1" w:styleId="a1">
     <w:name w:val="柴_正文"/>
-    <w:basedOn w:val="12"/>
-    <w:link w:val="42"/>
+    <w:basedOn w:val="BodyText"/>
+    <w:link w:val="Char"/>
     <w:qFormat/>
-    <w:uiPriority w:val="0"/>
     <w:pPr>
       <w:spacing w:line="360" w:lineRule="auto"/>
       <w:ind w:firstLine="470" w:firstLineChars="200"/>
     </w:pPr>
     <w:rPr>
-      <w:rFonts w:ascii="Arial" w:hAnsi="Arial" w:eastAsia="宋体"/>
+      <w:rFonts w:ascii="Arial" w:eastAsia="宋体" w:hAnsi="Arial"/>
       <w:sz w:val="24"/>
       <w:lang w:eastAsia="zh-CN"/>
     </w:rPr>
   </w:style>
-  <w:style w:type="paragraph" w:customStyle="1" w:styleId="30">
+  <w:style w:type="paragraph" w:customStyle="1" w:styleId="2">
     <w:name w:val="柴_标题2"/>
-    <w:basedOn w:val="3"/>
-    <w:next w:val="29"/>
+    <w:basedOn w:val="Heading2"/>
+    <w:next w:val="a1"/>
     <w:qFormat/>
-    <w:uiPriority w:val="0"/>
     <w:pPr>
       <w:spacing w:line="360" w:lineRule="auto"/>
     </w:pPr>
     <w:rPr>
-      <w:rFonts w:ascii="Arial" w:hAnsi="Arial" w:eastAsia="宋体"/>
+      <w:rFonts w:ascii="Arial" w:eastAsia="宋体" w:hAnsi="Arial"/>
       <w:sz w:val="28"/>
     </w:rPr>
   </w:style>
-  <w:style w:type="paragraph" w:customStyle="1" w:styleId="31">
+  <w:style w:type="paragraph" w:customStyle="1" w:styleId="3">
     <w:name w:val="柴_标题3"/>
-    <w:basedOn w:val="4"/>
-    <w:next w:val="29"/>
+    <w:basedOn w:val="Heading3"/>
+    <w:next w:val="a1"/>
     <w:qFormat/>
-    <w:uiPriority w:val="0"/>
     <w:pPr>
       <w:spacing w:line="360" w:lineRule="auto"/>
       <w:ind w:left="0" w:firstLine="472" w:firstLineChars="200"/>
     </w:pPr>
     <w:rPr>
-      <w:rFonts w:ascii="宋体" w:hAnsi="宋体" w:eastAsia="宋体" w:cs="宋体"/>
+      <w:rFonts w:ascii="宋体" w:eastAsia="宋体" w:hAnsi="宋体" w:cs="宋体"/>
       <w:spacing w:val="-2"/>
       <w:sz w:val="24"/>
       <w:szCs w:val="24"/>
     </w:rPr>
   </w:style>
-  <w:style w:type="paragraph" w:customStyle="1" w:styleId="32">
+  <w:style w:type="paragraph" w:customStyle="1" w:styleId="a2">
     <w:name w:val="柴_目录"/>
-    <w:basedOn w:val="1"/>
-    <w:next w:val="12"/>
+    <w:basedOn w:val="Normal"/>
+    <w:next w:val="BodyText"/>
     <w:qFormat/>
-    <w:uiPriority w:val="0"/>
     <w:pPr>
       <w:tabs>
         <w:tab w:val="right" w:leader="dot" w:pos="8442"/>
@@ -6673,64 +6563,59 @@
       <w:ind w:left="0" w:leftChars="0"/>
     </w:pPr>
     <w:rPr>
-      <w:rFonts w:ascii="Arial" w:hAnsi="Arial" w:eastAsia="Microsoft JhengHei"/>
+      <w:rFonts w:ascii="Arial" w:eastAsia="Microsoft JhengHei" w:hAnsi="Arial"/>
       <w:sz w:val="24"/>
     </w:rPr>
   </w:style>
-  <w:style w:type="paragraph" w:customStyle="1" w:styleId="33">
+  <w:style w:type="paragraph" w:customStyle="1" w:styleId="WPSOffice1">
     <w:name w:val="WPSOffice手动目录 1"/>
     <w:qFormat/>
-    <w:uiPriority w:val="0"/>
     <w:pPr>
       <w:ind w:leftChars="0"/>
     </w:pPr>
     <w:rPr>
-      <w:rFonts w:ascii="Times New Roman" w:hAnsi="Times New Roman" w:eastAsia="宋体" w:cs="Times New Roman"/>
+      <w:rFonts w:ascii="Times New Roman" w:eastAsia="宋体" w:hAnsi="Times New Roman" w:cs="Times New Roman"/>
       <w:sz w:val="20"/>
       <w:szCs w:val="20"/>
     </w:rPr>
   </w:style>
-  <w:style w:type="paragraph" w:customStyle="1" w:styleId="34">
+  <w:style w:type="paragraph" w:customStyle="1" w:styleId="WPSOffice2">
     <w:name w:val="WPSOffice手动目录 2"/>
     <w:qFormat/>
-    <w:uiPriority w:val="0"/>
     <w:pPr>
       <w:ind w:leftChars="200"/>
     </w:pPr>
     <w:rPr>
-      <w:rFonts w:ascii="Times New Roman" w:hAnsi="Times New Roman" w:eastAsia="宋体" w:cs="Times New Roman"/>
+      <w:rFonts w:ascii="Times New Roman" w:eastAsia="宋体" w:hAnsi="Times New Roman" w:cs="Times New Roman"/>
       <w:sz w:val="20"/>
       <w:szCs w:val="20"/>
     </w:rPr>
   </w:style>
-  <w:style w:type="paragraph" w:customStyle="1" w:styleId="35">
+  <w:style w:type="paragraph" w:customStyle="1" w:styleId="WPSOffice3">
     <w:name w:val="WPSOffice手动目录 3"/>
     <w:qFormat/>
-    <w:uiPriority w:val="0"/>
     <w:pPr>
       <w:ind w:leftChars="400"/>
     </w:pPr>
     <w:rPr>
-      <w:rFonts w:ascii="Times New Roman" w:hAnsi="Times New Roman" w:eastAsia="宋体" w:cs="Times New Roman"/>
+      <w:rFonts w:ascii="Times New Roman" w:eastAsia="宋体" w:hAnsi="Times New Roman" w:cs="Times New Roman"/>
       <w:sz w:val="20"/>
       <w:szCs w:val="20"/>
     </w:rPr>
   </w:style>
-  <w:style w:type="paragraph" w:customStyle="1" w:styleId="36">
+  <w:style w:type="paragraph" w:customStyle="1" w:styleId="Compact">
     <w:name w:val="Compact"/>
-    <w:basedOn w:val="12"/>
+    <w:basedOn w:val="BodyText"/>
     <w:qFormat/>
-    <w:uiPriority w:val="0"/>
     <w:pPr>
       <w:spacing w:before="36" w:after="36"/>
     </w:pPr>
   </w:style>
-  <w:style w:type="table" w:customStyle="1" w:styleId="37">
+  <w:style w:type="table" w:customStyle="1" w:styleId="Table">
     <w:name w:val="Table"/>
     <w:semiHidden/>
     <w:unhideWhenUsed/>
     <w:qFormat/>
-    <w:uiPriority w:val="0"/>
     <w:tblPr>
       <w:tblCellMar>
         <w:top w:w="0" w:type="dxa"/>
@@ -6742,28 +6627,26 @@
     <w:tblStylePr w:type="firstRow">
       <w:tcPr>
         <w:tcBorders>
-          <w:bottom w:val="single" w:color="auto" w:sz="0" w:space="0"/>
+          <w:bottom w:val="single" w:sz="0" w:space="0" w:color="auto"/>
         </w:tcBorders>
         <w:vAlign w:val="bottom"/>
       </w:tcPr>
     </w:tblStylePr>
   </w:style>
-  <w:style w:type="character" w:customStyle="1" w:styleId="38">
+  <w:style w:type="character" w:customStyle="1" w:styleId="1Char">
     <w:name w:val="柴_标题1 Char"/>
-    <w:link w:val="28"/>
+    <w:link w:val="1"/>
     <w:qFormat/>
-    <w:uiPriority w:val="0"/>
     <w:rPr>
-      <w:rFonts w:ascii="Arial" w:hAnsi="Arial" w:eastAsia="宋体"/>
+      <w:rFonts w:ascii="Arial" w:eastAsia="宋体" w:hAnsi="Arial"/>
       <w:sz w:val="32"/>
     </w:rPr>
   </w:style>
-  <w:style w:type="table" w:customStyle="1" w:styleId="39">
+  <w:style w:type="table" w:customStyle="1" w:styleId="TableNormal1">
     <w:name w:val="Table Normal_1"/>
     <w:semiHidden/>
     <w:unhideWhenUsed/>
     <w:qFormat/>
-    <w:uiPriority w:val="0"/>
     <w:tblPr>
       <w:tblCellMar>
         <w:top w:w="0" w:type="dxa"/>
@@ -6773,11 +6656,10 @@
       </w:tblCellMar>
     </w:tblPr>
   </w:style>
-  <w:style w:type="paragraph" w:customStyle="1" w:styleId="40">
+  <w:style w:type="paragraph" w:customStyle="1" w:styleId="a3">
     <w:name w:val="柴_正文_无缩进"/>
-    <w:basedOn w:val="1"/>
+    <w:basedOn w:val="Normal"/>
     <w:qFormat/>
-    <w:uiPriority w:val="0"/>
     <w:pPr>
       <w:ind w:firstLine="0" w:firstLineChars="0"/>
     </w:pPr>
@@ -6787,31 +6669,29 @@
       <w:lang w:eastAsia="zh-CN"/>
     </w:rPr>
   </w:style>
-  <w:style w:type="paragraph" w:customStyle="1" w:styleId="41">
+  <w:style w:type="paragraph" w:customStyle="1" w:styleId="4">
     <w:name w:val="柴_标题4"/>
-    <w:basedOn w:val="5"/>
-    <w:next w:val="1"/>
+    <w:basedOn w:val="Heading4"/>
+    <w:next w:val="Normal"/>
     <w:qFormat/>
-    <w:uiPriority w:val="0"/>
     <w:pPr>
       <w:widowControl w:val="0"/>
       <w:spacing w:before="160" w:line="360" w:lineRule="auto"/>
-      <w:ind w:left="981" w:leftChars="300" w:hanging="862"/>
+      <w:ind w:left="981" w:hanging="862" w:leftChars="300"/>
     </w:pPr>
     <w:rPr>
-      <w:rFonts w:hint="eastAsia" w:ascii="Calibri" w:hAnsi="Calibri" w:eastAsia="宋体" w:cs="宋体"/>
+      <w:rFonts w:ascii="Calibri" w:eastAsia="宋体" w:hAnsi="Calibri" w:cs="宋体" w:hint="eastAsia"/>
       <w:sz w:val="24"/>
       <w:szCs w:val="24"/>
       <w:lang w:eastAsia="zh-CN" w:bidi="zh-CN"/>
     </w:rPr>
   </w:style>
-  <w:style w:type="character" w:customStyle="1" w:styleId="42">
+  <w:style w:type="character" w:customStyle="1" w:styleId="Char">
     <w:name w:val="柴_正文 Char"/>
-    <w:link w:val="29"/>
+    <w:link w:val="a1"/>
     <w:qFormat/>
-    <w:uiPriority w:val="0"/>
     <w:rPr>
-      <w:rFonts w:ascii="Arial" w:hAnsi="Arial" w:eastAsia="宋体"/>
+      <w:rFonts w:ascii="Arial" w:eastAsia="宋体" w:hAnsi="Arial"/>
       <w:sz w:val="24"/>
       <w:lang w:eastAsia="zh-CN"/>
     </w:rPr>

--- a/4.质量管理/1.流程制度规范类文件/JXTX-04-02-运维服务沟通管理制度.docx
+++ b/4.质量管理/1.流程制度规范类文件/JXTX-04-02-运维服务沟通管理制度.docx
@@ -1,11 +1,10 @@
 
 <file path=word/document.xml><?xml version="1.0" encoding="utf-8"?>
-<w:document xmlns:wpc="http://schemas.microsoft.com/office/word/2010/wordprocessingCanvas" xmlns:mc="http://schemas.openxmlformats.org/markup-compatibility/2006" xmlns:o="urn:schemas-microsoft-com:office:office" xmlns:r="http://schemas.openxmlformats.org/officeDocument/2006/relationships" xmlns:m="http://schemas.openxmlformats.org/officeDocument/2006/math" xmlns:v="urn:schemas-microsoft-com:vml" xmlns:wp14="http://schemas.microsoft.com/office/word/2010/wordprocessingDrawing" xmlns:wp="http://schemas.openxmlformats.org/drawingml/2006/wordprocessingDrawing" xmlns:w10="urn:schemas-microsoft-com:office:word" xmlns:w="http://schemas.openxmlformats.org/wordprocessingml/2006/main" xmlns:w14="http://schemas.microsoft.com/office/word/2010/wordml" xmlns:w15="http://schemas.microsoft.com/office/word/2012/wordml" xmlns:wne="http://schemas.microsoft.com/office/word/2006/wordml" xmlns:wpg="http://schemas.microsoft.com/office/word/2010/wordprocessingGroup" xmlns:wpi="http://schemas.microsoft.com/office/word/2010/wordprocessingInk" xmlns:wps="http://schemas.microsoft.com/office/word/2010/wordprocessingShape" mc:Ignorable="w14 w15 wp14">
-  <!-- Generated by Aspose.Words for .NET 13.3.0.1 -->
+<w:document xmlns:wpc="http://schemas.microsoft.com/office/word/2010/wordprocessingCanvas" xmlns:mc="http://schemas.openxmlformats.org/markup-compatibility/2006" xmlns:o="urn:schemas-microsoft-com:office:office" xmlns:r="http://schemas.openxmlformats.org/officeDocument/2006/relationships" xmlns:m="http://schemas.openxmlformats.org/officeDocument/2006/math" xmlns:v="urn:schemas-microsoft-com:vml" xmlns:wp14="http://schemas.microsoft.com/office/word/2010/wordprocessingDrawing" xmlns:wp="http://schemas.openxmlformats.org/drawingml/2006/wordprocessingDrawing" xmlns:w="http://schemas.openxmlformats.org/wordprocessingml/2006/main" xmlns:w14="http://schemas.microsoft.com/office/word/2010/wordml" xmlns:w10="urn:schemas-microsoft-com:office:word" xmlns:w15="http://schemas.microsoft.com/office/word/2012/wordml" xmlns:wpg="http://schemas.microsoft.com/office/word/2010/wordprocessingGroup" xmlns:wpi="http://schemas.microsoft.com/office/word/2010/wordprocessingInk" xmlns:wne="http://schemas.microsoft.com/office/word/2006/wordml" xmlns:wps="http://schemas.microsoft.com/office/word/2010/wordprocessingShape" xmlns:wpsCustomData="http://www.wps.cn/officeDocument/2013/wpsCustomData" mc:Ignorable="w14 w15 wp14">
   <w:body>
     <w:p>
       <w:pPr>
-        <w:pStyle w:val="a"/>
+        <w:pStyle w:val="24"/>
         <w:keepNext w:val="0"/>
         <w:keepLines w:val="0"/>
         <w:pageBreakBefore w:val="0"/>
@@ -22,10 +21,10 @@
         <w:spacing w:before="3120" w:beforeLines="1000"/>
         <w:textAlignment w:val="baseline"/>
       </w:pPr>
-      <w:bookmarkStart w:id="0" w:name="_Toc7190"/>
+      <w:bookmarkStart w:id="0" w:name="_Toc20022"/>
       <w:r>
         <w:drawing>
-          <wp:anchor distT="0" distB="0" distL="114300" distR="114300" simplePos="0" relativeHeight="251660288" behindDoc="1" locked="0" layoutInCell="1" allowOverlap="1">
+          <wp:anchor distT="0" distB="0" distL="114300" distR="114300" simplePos="0" relativeHeight="251661312" behindDoc="1" locked="0" layoutInCell="1" allowOverlap="1">
             <wp:simplePos x="0" y="0"/>
             <wp:positionH relativeFrom="column">
               <wp:posOffset>-19050</wp:posOffset>
@@ -50,7 +49,7 @@
                     </pic:cNvPicPr>
                   </pic:nvPicPr>
                   <pic:blipFill>
-                    <a:blip xmlns:r="http://schemas.openxmlformats.org/officeDocument/2006/relationships" r:embed="rId4"/>
+                    <a:blip r:embed="rId7"/>
                     <a:stretch>
                       <a:fillRect/>
                     </a:stretch>
@@ -76,7 +75,7 @@
       </w:r>
       <w:r>
         <w:drawing>
-          <wp:anchor distT="0" distB="0" distL="114300" distR="114300" simplePos="0" relativeHeight="251659264" behindDoc="1" locked="0" layoutInCell="1" allowOverlap="1">
+          <wp:anchor distT="0" distB="0" distL="114300" distR="114300" simplePos="0" relativeHeight="251660288" behindDoc="1" locked="0" layoutInCell="1" allowOverlap="1">
             <wp:simplePos x="0" y="0"/>
             <wp:positionH relativeFrom="column">
               <wp:posOffset>0</wp:posOffset>
@@ -101,7 +100,7 @@
                     </pic:cNvPicPr>
                   </pic:nvPicPr>
                   <pic:blipFill>
-                    <a:blip xmlns:r="http://schemas.openxmlformats.org/officeDocument/2006/relationships" r:embed="rId5"/>
+                    <a:blip r:embed="rId8"/>
                     <a:stretch>
                       <a:fillRect/>
                     </a:stretch>
@@ -131,7 +130,7 @@
           <w:lang w:val="en-US" w:eastAsia="zh-CN"/>
         </w:rPr>
         <w:drawing>
-          <wp:anchor distT="0" distB="0" distL="114300" distR="114300" simplePos="0" relativeHeight="251658240" behindDoc="1" locked="0" layoutInCell="1" allowOverlap="1">
+          <wp:anchor distT="0" distB="0" distL="114300" distR="114300" simplePos="0" relativeHeight="251659264" behindDoc="1" locked="0" layoutInCell="1" allowOverlap="1">
             <wp:simplePos x="0" y="0"/>
             <wp:positionH relativeFrom="column">
               <wp:posOffset>635</wp:posOffset>
@@ -156,7 +155,7 @@
                     </pic:cNvPicPr>
                   </pic:nvPicPr>
                   <pic:blipFill>
-                    <a:blip xmlns:r="http://schemas.openxmlformats.org/officeDocument/2006/relationships" r:embed="rId6">
+                    <a:blip r:embed="rId9">
                       <a:alphaModFix amt="58000"/>
                       <a:lum contrast="-52000"/>
                     </a:blip>
@@ -190,7 +189,7 @@
     </w:p>
     <w:p>
       <w:pPr>
-        <w:pStyle w:val="a0"/>
+        <w:pStyle w:val="25"/>
         <w:keepNext w:val="0"/>
         <w:keepLines w:val="0"/>
         <w:pageBreakBefore w:val="0"/>
@@ -211,7 +210,7 @@
           <w:lang w:val="en-US" w:eastAsia="zh-CN"/>
         </w:rPr>
       </w:pPr>
-      <w:bookmarkStart w:id="1" w:name="_Toc4349"/>
+      <w:bookmarkStart w:id="1" w:name="_Toc16661"/>
       <w:r>
         <w:rPr>
           <w:rFonts w:hint="eastAsia"/>
@@ -237,11 +236,11 @@
         <w:adjustRightInd w:val="0"/>
         <w:snapToGrid w:val="0"/>
         <w:spacing w:after="624" w:afterLines="200" w:line="219" w:lineRule="auto"/>
-        <w:ind w:left="0" w:right="0" w:firstLine="0" w:leftChars="0" w:rightChars="0" w:firstLineChars="0"/>
+        <w:ind w:left="0" w:leftChars="0" w:right="0" w:rightChars="0" w:firstLine="0" w:firstLineChars="0"/>
         <w:jc w:val="center"/>
         <w:textAlignment w:val="baseline"/>
         <w:rPr>
-          <w:rFonts w:ascii="宋体" w:eastAsia="宋体" w:hAnsi="宋体" w:cs="宋体" w:hint="eastAsia"/>
+          <w:rFonts w:hint="eastAsia" w:ascii="宋体" w:hAnsi="宋体" w:eastAsia="宋体" w:cs="宋体"/>
           <w:sz w:val="24"/>
           <w:szCs w:val="24"/>
           <w:lang w:val="en-US" w:eastAsia="zh-CN"/>
@@ -249,7 +248,7 @@
       </w:pPr>
       <w:r>
         <w:rPr>
-          <w:rFonts w:ascii="宋体" w:eastAsia="宋体" w:hAnsi="宋体" w:cs="宋体"/>
+          <w:rFonts w:ascii="宋体" w:hAnsi="宋体" w:eastAsia="宋体" w:cs="宋体"/>
           <w:b/>
           <w:bCs/>
           <w:spacing w:val="-3"/>
@@ -260,7 +259,7 @@
       </w:r>
       <w:r>
         <w:rPr>
-          <w:rFonts w:ascii="宋体" w:eastAsia="宋体" w:hAnsi="宋体" w:cs="宋体" w:hint="eastAsia"/>
+          <w:rFonts w:hint="eastAsia" w:ascii="宋体" w:hAnsi="宋体" w:eastAsia="宋体" w:cs="宋体"/>
           <w:b/>
           <w:bCs/>
           <w:spacing w:val="-3"/>
@@ -272,7 +271,7 @@
       </w:r>
       <w:r>
         <w:rPr>
-          <w:rFonts w:ascii="宋体" w:eastAsia="宋体" w:hAnsi="宋体" w:cs="宋体"/>
+          <w:rFonts w:ascii="宋体" w:hAnsi="宋体" w:eastAsia="宋体" w:cs="宋体"/>
           <w:b/>
           <w:bCs/>
           <w:spacing w:val="-3"/>
@@ -283,7 +282,7 @@
       </w:r>
       <w:r>
         <w:rPr>
-          <w:rFonts w:ascii="宋体" w:hAnsi="宋体" w:cs="宋体" w:hint="eastAsia"/>
+          <w:rFonts w:hint="eastAsia" w:ascii="宋体" w:hAnsi="宋体" w:cs="宋体"/>
           <w:b/>
           <w:bCs/>
           <w:spacing w:val="-3"/>
@@ -295,7 +294,7 @@
       </w:r>
       <w:r>
         <w:rPr>
-          <w:rFonts w:ascii="宋体" w:eastAsia="宋体" w:hAnsi="宋体" w:cs="宋体"/>
+          <w:rFonts w:ascii="宋体" w:hAnsi="宋体" w:eastAsia="宋体" w:cs="宋体"/>
           <w:b/>
           <w:bCs/>
           <w:spacing w:val="-3"/>
@@ -306,7 +305,7 @@
       </w:r>
       <w:r>
         <w:rPr>
-          <w:rFonts w:ascii="宋体" w:hAnsi="宋体" w:cs="宋体" w:hint="eastAsia"/>
+          <w:rFonts w:hint="eastAsia" w:ascii="宋体" w:hAnsi="宋体" w:cs="宋体"/>
           <w:b/>
           <w:bCs/>
           <w:spacing w:val="-3"/>
@@ -319,17 +318,18 @@
     </w:p>
     <w:tbl>
       <w:tblPr>
-        <w:tblStyle w:val="TableGrid"/>
+        <w:tblStyle w:val="21"/>
         <w:tblW w:w="0" w:type="auto"/>
         <w:jc w:val="center"/>
         <w:tblBorders>
-          <w:top w:val="nil"/>
-          <w:left w:val="nil"/>
-          <w:bottom w:val="nil"/>
-          <w:right w:val="nil"/>
-          <w:insideH w:val="nil"/>
-          <w:insideV w:val="nil"/>
+          <w:top w:val="none" w:color="auto" w:sz="0" w:space="0"/>
+          <w:left w:val="none" w:color="auto" w:sz="0" w:space="0"/>
+          <w:bottom w:val="none" w:color="auto" w:sz="0" w:space="0"/>
+          <w:right w:val="none" w:color="auto" w:sz="0" w:space="0"/>
+          <w:insideH w:val="none" w:color="auto" w:sz="0" w:space="0"/>
+          <w:insideV w:val="none" w:color="auto" w:sz="0" w:space="0"/>
         </w:tblBorders>
+        <w:tblLayout w:type="autofit"/>
         <w:tblCellMar>
           <w:top w:w="0" w:type="dxa"/>
           <w:left w:w="108" w:type="dxa"/>
@@ -343,15 +343,13 @@
       </w:tblGrid>
       <w:tr>
         <w:tblPrEx>
-          <w:tblW w:w="0" w:type="auto"/>
-          <w:jc w:val="center"/>
           <w:tblBorders>
-            <w:top w:val="nil"/>
-            <w:left w:val="nil"/>
-            <w:bottom w:val="nil"/>
-            <w:right w:val="nil"/>
-            <w:insideH w:val="nil"/>
-            <w:insideV w:val="nil"/>
+            <w:top w:val="none" w:color="auto" w:sz="0" w:space="0"/>
+            <w:left w:val="none" w:color="auto" w:sz="0" w:space="0"/>
+            <w:bottom w:val="none" w:color="auto" w:sz="0" w:space="0"/>
+            <w:right w:val="none" w:color="auto" w:sz="0" w:space="0"/>
+            <w:insideH w:val="none" w:color="auto" w:sz="0" w:space="0"/>
+            <w:insideV w:val="none" w:color="auto" w:sz="0" w:space="0"/>
           </w:tblBorders>
           <w:tblCellMar>
             <w:top w:w="0" w:type="dxa"/>
@@ -361,7 +359,7 @@
           </w:tblCellMar>
         </w:tblPrEx>
         <w:trPr>
-          <w:trHeight w:val="810"/>
+          <w:trHeight w:val="810" w:hRule="atLeast"/>
           <w:jc w:val="center"/>
         </w:trPr>
         <w:tc>
@@ -400,7 +398,7 @@
             </w:r>
             <w:r>
               <w:rPr>
-                <w:rFonts w:asciiTheme="minorAscii" w:eastAsiaTheme="minorEastAsia" w:hAnsiTheme="minorAscii" w:hint="default"/>
+                <w:rFonts w:hint="default" w:asciiTheme="minorAscii" w:hAnsiTheme="minorAscii" w:eastAsiaTheme="minorEastAsia"/>
                 <w:spacing w:val="227"/>
                 <w:sz w:val="21"/>
                 <w:vertAlign w:val="baseline"/>
@@ -455,7 +453,7 @@
             </w:r>
             <w:r>
               <w:rPr>
-                <w:rFonts w:asciiTheme="minorAscii" w:eastAsiaTheme="minorEastAsia" w:hAnsiTheme="minorAscii" w:hint="eastAsia"/>
+                <w:rFonts w:hint="eastAsia" w:asciiTheme="minorAscii" w:hAnsiTheme="minorAscii" w:eastAsiaTheme="minorEastAsia"/>
                 <w:spacing w:val="227"/>
                 <w:sz w:val="21"/>
                 <w:vertAlign w:val="baseline"/>
@@ -477,8 +475,14 @@
       </w:tr>
       <w:tr>
         <w:tblPrEx>
-          <w:tblW w:w="0" w:type="auto"/>
-          <w:jc w:val="center"/>
+          <w:tblBorders>
+            <w:top w:val="none" w:color="auto" w:sz="0" w:space="0"/>
+            <w:left w:val="none" w:color="auto" w:sz="0" w:space="0"/>
+            <w:bottom w:val="none" w:color="auto" w:sz="0" w:space="0"/>
+            <w:right w:val="none" w:color="auto" w:sz="0" w:space="0"/>
+            <w:insideH w:val="none" w:color="auto" w:sz="0" w:space="0"/>
+            <w:insideV w:val="none" w:color="auto" w:sz="0" w:space="0"/>
+          </w:tblBorders>
           <w:tblCellMar>
             <w:top w:w="0" w:type="dxa"/>
             <w:left w:w="108" w:type="dxa"/>
@@ -487,7 +491,7 @@
           </w:tblCellMar>
         </w:tblPrEx>
         <w:trPr>
-          <w:trHeight w:val="810"/>
+          <w:trHeight w:val="810" w:hRule="atLeast"/>
           <w:jc w:val="center"/>
         </w:trPr>
         <w:tc>
@@ -512,7 +516,7 @@
               <w:snapToGrid w:val="0"/>
               <w:textAlignment w:val="baseline"/>
               <w:rPr>
-                <w:rFonts w:ascii="Arial" w:eastAsia="Arial" w:hAnsi="Arial" w:cs="Arial" w:hint="default"/>
+                <w:rFonts w:hint="default" w:ascii="Arial" w:hAnsi="Arial" w:eastAsia="Arial" w:cs="Arial"/>
                 <w:snapToGrid w:val="0"/>
                 <w:color w:val="000000"/>
                 <w:kern w:val="0"/>
@@ -544,7 +548,7 @@
             </w:r>
             <w:r>
               <w:rPr>
-                <w:rFonts w:asciiTheme="minorAscii" w:eastAsiaTheme="minorEastAsia" w:hAnsiTheme="minorAscii" w:hint="default"/>
+                <w:rFonts w:hint="default" w:asciiTheme="minorAscii" w:hAnsiTheme="minorAscii" w:eastAsiaTheme="minorEastAsia"/>
                 <w:spacing w:val="227"/>
                 <w:sz w:val="21"/>
                 <w:vertAlign w:val="baseline"/>
@@ -598,7 +602,7 @@
               <w:snapToGrid w:val="0"/>
               <w:textAlignment w:val="baseline"/>
               <w:rPr>
-                <w:rFonts w:ascii="Arial" w:eastAsia="Arial" w:hAnsi="Arial" w:cs="Arial" w:hint="default"/>
+                <w:rFonts w:hint="default" w:ascii="Arial" w:hAnsi="Arial" w:eastAsia="Arial" w:cs="Arial"/>
                 <w:snapToGrid w:val="0"/>
                 <w:color w:val="000000"/>
                 <w:kern w:val="0"/>
@@ -618,7 +622,7 @@
             </w:r>
             <w:r>
               <w:rPr>
-                <w:rFonts w:asciiTheme="minorAscii" w:eastAsiaTheme="minorEastAsia" w:hAnsiTheme="minorAscii" w:hint="eastAsia"/>
+                <w:rFonts w:hint="eastAsia" w:asciiTheme="minorAscii" w:hAnsiTheme="minorAscii" w:eastAsiaTheme="minorEastAsia"/>
                 <w:spacing w:val="227"/>
                 <w:sz w:val="21"/>
                 <w:vertAlign w:val="baseline"/>
@@ -640,8 +644,14 @@
       </w:tr>
       <w:tr>
         <w:tblPrEx>
-          <w:tblW w:w="0" w:type="auto"/>
-          <w:jc w:val="center"/>
+          <w:tblBorders>
+            <w:top w:val="none" w:color="auto" w:sz="0" w:space="0"/>
+            <w:left w:val="none" w:color="auto" w:sz="0" w:space="0"/>
+            <w:bottom w:val="none" w:color="auto" w:sz="0" w:space="0"/>
+            <w:right w:val="none" w:color="auto" w:sz="0" w:space="0"/>
+            <w:insideH w:val="none" w:color="auto" w:sz="0" w:space="0"/>
+            <w:insideV w:val="none" w:color="auto" w:sz="0" w:space="0"/>
+          </w:tblBorders>
           <w:tblCellMar>
             <w:top w:w="0" w:type="dxa"/>
             <w:left w:w="108" w:type="dxa"/>
@@ -650,7 +660,7 @@
           </w:tblCellMar>
         </w:tblPrEx>
         <w:trPr>
-          <w:trHeight w:val="635"/>
+          <w:trHeight w:val="635" w:hRule="atLeast"/>
           <w:jc w:val="center"/>
         </w:trPr>
         <w:tc>
@@ -701,7 +711,7 @@
             </w:r>
             <w:r>
               <w:rPr>
-                <w:rFonts w:asciiTheme="minorAscii" w:eastAsiaTheme="minorEastAsia" w:hAnsiTheme="minorAscii" w:hint="eastAsia"/>
+                <w:rFonts w:hint="eastAsia" w:asciiTheme="minorAscii" w:hAnsiTheme="minorAscii" w:eastAsiaTheme="minorEastAsia"/>
                 <w:spacing w:val="227"/>
                 <w:sz w:val="21"/>
                 <w:vertAlign w:val="baseline"/>
@@ -755,7 +765,7 @@
             </w:r>
             <w:r>
               <w:rPr>
-                <w:rFonts w:asciiTheme="minorAscii" w:eastAsiaTheme="minorEastAsia" w:hAnsiTheme="minorAscii" w:hint="eastAsia"/>
+                <w:rFonts w:hint="eastAsia" w:asciiTheme="minorAscii" w:hAnsiTheme="minorAscii" w:eastAsiaTheme="minorEastAsia"/>
                 <w:spacing w:val="227"/>
                 <w:sz w:val="21"/>
                 <w:vertAlign w:val="baseline"/>
@@ -816,14 +826,14 @@
         <w:ind w:left="3634"/>
         <w:textAlignment w:val="baseline"/>
         <w:rPr>
-          <w:rFonts w:ascii="宋体" w:eastAsia="宋体" w:hAnsi="宋体" w:cs="宋体"/>
+          <w:rFonts w:ascii="宋体" w:hAnsi="宋体" w:eastAsia="宋体" w:cs="宋体"/>
           <w:sz w:val="31"/>
           <w:szCs w:val="31"/>
         </w:rPr>
       </w:pPr>
       <w:r>
         <w:rPr>
-          <w:rFonts w:ascii="宋体" w:eastAsia="宋体" w:hAnsi="宋体" w:cs="宋体"/>
+          <w:rFonts w:ascii="宋体" w:hAnsi="宋体" w:eastAsia="宋体" w:cs="宋体"/>
           <w:b/>
           <w:bCs/>
           <w:spacing w:val="4"/>
@@ -835,16 +845,16 @@
     </w:p>
     <w:tbl>
       <w:tblPr>
-        <w:tblStyle w:val="TableNormal0"/>
+        <w:tblStyle w:val="26"/>
         <w:tblW w:w="8214" w:type="dxa"/>
         <w:jc w:val="center"/>
         <w:tblBorders>
-          <w:top w:val="single" w:sz="2" w:space="0" w:color="000000"/>
-          <w:left w:val="single" w:sz="2" w:space="0" w:color="000000"/>
-          <w:bottom w:val="single" w:sz="2" w:space="0" w:color="000000"/>
-          <w:right w:val="single" w:sz="2" w:space="0" w:color="000000"/>
-          <w:insideH w:val="single" w:sz="2" w:space="0" w:color="000000"/>
-          <w:insideV w:val="single" w:sz="2" w:space="0" w:color="000000"/>
+          <w:top w:val="single" w:color="000000" w:sz="2" w:space="0"/>
+          <w:left w:val="single" w:color="000000" w:sz="2" w:space="0"/>
+          <w:bottom w:val="single" w:color="000000" w:sz="2" w:space="0"/>
+          <w:right w:val="single" w:color="000000" w:sz="2" w:space="0"/>
+          <w:insideH w:val="single" w:color="000000" w:sz="2" w:space="0"/>
+          <w:insideV w:val="single" w:color="000000" w:sz="2" w:space="0"/>
         </w:tblBorders>
         <w:tblLayout w:type="fixed"/>
         <w:tblCellMar>
@@ -864,17 +874,14 @@
       </w:tblGrid>
       <w:tr>
         <w:tblPrEx>
-          <w:tblW w:w="8214" w:type="dxa"/>
-          <w:jc w:val="center"/>
           <w:tblBorders>
-            <w:top w:val="single" w:sz="2" w:space="0" w:color="000000"/>
-            <w:left w:val="single" w:sz="2" w:space="0" w:color="000000"/>
-            <w:bottom w:val="single" w:sz="2" w:space="0" w:color="000000"/>
-            <w:right w:val="single" w:sz="2" w:space="0" w:color="000000"/>
-            <w:insideH w:val="single" w:sz="2" w:space="0" w:color="000000"/>
-            <w:insideV w:val="single" w:sz="2" w:space="0" w:color="000000"/>
+            <w:top w:val="single" w:color="000000" w:sz="2" w:space="0"/>
+            <w:left w:val="single" w:color="000000" w:sz="2" w:space="0"/>
+            <w:bottom w:val="single" w:color="000000" w:sz="2" w:space="0"/>
+            <w:right w:val="single" w:color="000000" w:sz="2" w:space="0"/>
+            <w:insideH w:val="single" w:color="000000" w:sz="2" w:space="0"/>
+            <w:insideV w:val="single" w:color="000000" w:sz="2" w:space="0"/>
           </w:tblBorders>
-          <w:tblLayout w:type="fixed"/>
           <w:tblCellMar>
             <w:top w:w="0" w:type="dxa"/>
             <w:left w:w="0" w:type="dxa"/>
@@ -883,7 +890,7 @@
           </w:tblCellMar>
         </w:tblPrEx>
         <w:trPr>
-          <w:trHeight w:val="593"/>
+          <w:trHeight w:val="593" w:hRule="atLeast"/>
           <w:jc w:val="center"/>
         </w:trPr>
         <w:tc>
@@ -906,18 +913,18 @@
               <w:adjustRightInd w:val="0"/>
               <w:snapToGrid w:val="0"/>
               <w:spacing w:before="176" w:line="228" w:lineRule="auto"/>
-              <w:ind w:left="0" w:right="0" w:firstLine="0" w:leftChars="0" w:rightChars="0" w:firstLineChars="0"/>
+              <w:ind w:left="0" w:leftChars="0" w:right="0" w:rightChars="0" w:firstLine="0" w:firstLineChars="0"/>
               <w:jc w:val="center"/>
               <w:textAlignment w:val="baseline"/>
               <w:rPr>
-                <w:rFonts w:ascii="宋体" w:eastAsia="宋体" w:hAnsi="宋体" w:cs="宋体"/>
+                <w:rFonts w:ascii="宋体" w:hAnsi="宋体" w:eastAsia="宋体" w:cs="宋体"/>
                 <w:sz w:val="20"/>
                 <w:szCs w:val="20"/>
               </w:rPr>
             </w:pPr>
             <w:r>
               <w:rPr>
-                <w:rFonts w:ascii="宋体" w:hAnsi="宋体" w:cs="宋体" w:hint="eastAsia"/>
+                <w:rFonts w:hint="eastAsia" w:ascii="宋体" w:hAnsi="宋体" w:cs="宋体"/>
                 <w:spacing w:val="-14"/>
                 <w:sz w:val="20"/>
                 <w:szCs w:val="20"/>
@@ -927,7 +934,7 @@
             </w:r>
             <w:r>
               <w:rPr>
-                <w:rFonts w:ascii="宋体" w:eastAsia="宋体" w:hAnsi="宋体" w:cs="宋体"/>
+                <w:rFonts w:ascii="宋体" w:hAnsi="宋体" w:eastAsia="宋体" w:cs="宋体"/>
                 <w:spacing w:val="-14"/>
                 <w:sz w:val="20"/>
                 <w:szCs w:val="20"/>
@@ -956,18 +963,18 @@
               <w:adjustRightInd w:val="0"/>
               <w:snapToGrid w:val="0"/>
               <w:spacing w:before="175" w:line="227" w:lineRule="auto"/>
-              <w:ind w:left="0" w:right="0" w:firstLine="0" w:leftChars="0" w:rightChars="0" w:firstLineChars="0"/>
+              <w:ind w:left="0" w:leftChars="0" w:right="0" w:rightChars="0" w:firstLine="0" w:firstLineChars="0"/>
               <w:jc w:val="center"/>
               <w:textAlignment w:val="baseline"/>
               <w:rPr>
-                <w:rFonts w:ascii="宋体" w:eastAsia="宋体" w:hAnsi="宋体" w:cs="宋体"/>
+                <w:rFonts w:ascii="宋体" w:hAnsi="宋体" w:eastAsia="宋体" w:cs="宋体"/>
                 <w:sz w:val="20"/>
                 <w:szCs w:val="20"/>
               </w:rPr>
             </w:pPr>
             <w:r>
               <w:rPr>
-                <w:rFonts w:ascii="宋体" w:eastAsia="宋体" w:hAnsi="宋体" w:cs="宋体"/>
+                <w:rFonts w:ascii="宋体" w:hAnsi="宋体" w:eastAsia="宋体" w:cs="宋体"/>
                 <w:spacing w:val="4"/>
                 <w:sz w:val="20"/>
                 <w:szCs w:val="20"/>
@@ -996,18 +1003,18 @@
               <w:adjustRightInd w:val="0"/>
               <w:snapToGrid w:val="0"/>
               <w:spacing w:before="175" w:line="228" w:lineRule="auto"/>
-              <w:ind w:left="0" w:right="0" w:firstLine="0" w:leftChars="0" w:rightChars="0" w:firstLineChars="0"/>
+              <w:ind w:left="0" w:leftChars="0" w:right="0" w:rightChars="0" w:firstLine="0" w:firstLineChars="0"/>
               <w:jc w:val="center"/>
               <w:textAlignment w:val="baseline"/>
               <w:rPr>
-                <w:rFonts w:ascii="宋体" w:eastAsia="宋体" w:hAnsi="宋体" w:cs="宋体"/>
+                <w:rFonts w:ascii="宋体" w:hAnsi="宋体" w:eastAsia="宋体" w:cs="宋体"/>
                 <w:sz w:val="20"/>
                 <w:szCs w:val="20"/>
               </w:rPr>
             </w:pPr>
             <w:r>
               <w:rPr>
-                <w:rFonts w:ascii="宋体" w:eastAsia="宋体" w:hAnsi="宋体" w:cs="宋体"/>
+                <w:rFonts w:ascii="宋体" w:hAnsi="宋体" w:eastAsia="宋体" w:cs="宋体"/>
                 <w:spacing w:val="7"/>
                 <w:sz w:val="20"/>
                 <w:szCs w:val="20"/>
@@ -1036,11 +1043,11 @@
               <w:adjustRightInd w:val="0"/>
               <w:snapToGrid w:val="0"/>
               <w:spacing w:before="175" w:line="228" w:lineRule="auto"/>
-              <w:ind w:left="0" w:right="0" w:firstLine="0" w:leftChars="0" w:rightChars="0" w:firstLineChars="0"/>
+              <w:ind w:left="0" w:leftChars="0" w:right="0" w:rightChars="0" w:firstLine="0" w:firstLineChars="0"/>
               <w:jc w:val="center"/>
               <w:textAlignment w:val="baseline"/>
               <w:rPr>
-                <w:rFonts w:ascii="宋体" w:eastAsia="宋体" w:hAnsi="宋体" w:cs="宋体" w:hint="eastAsia"/>
+                <w:rFonts w:hint="eastAsia" w:ascii="宋体" w:hAnsi="宋体" w:eastAsia="宋体" w:cs="宋体"/>
                 <w:spacing w:val="7"/>
                 <w:sz w:val="20"/>
                 <w:szCs w:val="20"/>
@@ -1049,7 +1056,7 @@
             </w:pPr>
             <w:r>
               <w:rPr>
-                <w:rFonts w:ascii="宋体" w:hAnsi="宋体" w:cs="宋体" w:hint="eastAsia"/>
+                <w:rFonts w:hint="eastAsia" w:ascii="宋体" w:hAnsi="宋体" w:cs="宋体"/>
                 <w:spacing w:val="7"/>
                 <w:sz w:val="20"/>
                 <w:szCs w:val="20"/>
@@ -1079,11 +1086,11 @@
               <w:adjustRightInd w:val="0"/>
               <w:snapToGrid w:val="0"/>
               <w:spacing w:before="175" w:line="228" w:lineRule="auto"/>
-              <w:ind w:left="0" w:right="0" w:firstLine="0" w:leftChars="0" w:rightChars="0" w:firstLineChars="0"/>
+              <w:ind w:left="0" w:leftChars="0" w:right="0" w:rightChars="0" w:firstLine="0" w:firstLineChars="0"/>
               <w:jc w:val="center"/>
               <w:textAlignment w:val="baseline"/>
               <w:rPr>
-                <w:rFonts w:ascii="宋体" w:hAnsi="宋体" w:cs="宋体" w:hint="default"/>
+                <w:rFonts w:hint="default" w:ascii="宋体" w:hAnsi="宋体" w:cs="宋体"/>
                 <w:spacing w:val="7"/>
                 <w:sz w:val="20"/>
                 <w:szCs w:val="20"/>
@@ -1092,7 +1099,7 @@
             </w:pPr>
             <w:r>
               <w:rPr>
-                <w:rFonts w:ascii="宋体" w:hAnsi="宋体" w:cs="宋体" w:hint="eastAsia"/>
+                <w:rFonts w:hint="eastAsia" w:ascii="宋体" w:hAnsi="宋体" w:cs="宋体"/>
                 <w:spacing w:val="7"/>
                 <w:sz w:val="20"/>
                 <w:szCs w:val="20"/>
@@ -1122,18 +1129,18 @@
               <w:adjustRightInd w:val="0"/>
               <w:snapToGrid w:val="0"/>
               <w:spacing w:before="176" w:line="229" w:lineRule="auto"/>
-              <w:ind w:left="0" w:right="0" w:firstLine="0" w:leftChars="0" w:rightChars="0" w:firstLineChars="0"/>
+              <w:ind w:left="0" w:leftChars="0" w:right="0" w:rightChars="0" w:firstLine="0" w:firstLineChars="0"/>
               <w:jc w:val="center"/>
               <w:textAlignment w:val="baseline"/>
               <w:rPr>
-                <w:rFonts w:ascii="宋体" w:eastAsia="宋体" w:hAnsi="宋体" w:cs="宋体"/>
+                <w:rFonts w:ascii="宋体" w:hAnsi="宋体" w:eastAsia="宋体" w:cs="宋体"/>
                 <w:sz w:val="20"/>
                 <w:szCs w:val="20"/>
               </w:rPr>
             </w:pPr>
             <w:r>
               <w:rPr>
-                <w:rFonts w:ascii="宋体" w:eastAsia="宋体" w:hAnsi="宋体" w:cs="宋体"/>
+                <w:rFonts w:ascii="宋体" w:hAnsi="宋体" w:eastAsia="宋体" w:cs="宋体"/>
                 <w:spacing w:val="7"/>
                 <w:sz w:val="20"/>
                 <w:szCs w:val="20"/>
@@ -1145,9 +1152,14 @@
       </w:tr>
       <w:tr>
         <w:tblPrEx>
-          <w:tblW w:w="8214" w:type="dxa"/>
-          <w:jc w:val="center"/>
-          <w:tblLayout w:type="fixed"/>
+          <w:tblBorders>
+            <w:top w:val="single" w:color="000000" w:sz="2" w:space="0"/>
+            <w:left w:val="single" w:color="000000" w:sz="2" w:space="0"/>
+            <w:bottom w:val="single" w:color="000000" w:sz="2" w:space="0"/>
+            <w:right w:val="single" w:color="000000" w:sz="2" w:space="0"/>
+            <w:insideH w:val="single" w:color="000000" w:sz="2" w:space="0"/>
+            <w:insideV w:val="single" w:color="000000" w:sz="2" w:space="0"/>
+          </w:tblBorders>
           <w:tblCellMar>
             <w:top w:w="0" w:type="dxa"/>
             <w:left w:w="0" w:type="dxa"/>
@@ -1156,7 +1168,7 @@
           </w:tblCellMar>
         </w:tblPrEx>
         <w:trPr>
-          <w:trHeight w:val="516"/>
+          <w:trHeight w:val="516" w:hRule="atLeast"/>
           <w:jc w:val="center"/>
         </w:trPr>
         <w:tc>
@@ -1179,11 +1191,11 @@
               <w:adjustRightInd w:val="0"/>
               <w:snapToGrid w:val="0"/>
               <w:spacing w:before="173" w:line="267" w:lineRule="exact"/>
-              <w:ind w:left="0" w:right="0" w:firstLine="0" w:leftChars="0" w:rightChars="0" w:firstLineChars="0"/>
+              <w:ind w:left="0" w:leftChars="0" w:right="0" w:rightChars="0" w:firstLine="0" w:firstLineChars="0"/>
               <w:jc w:val="center"/>
               <w:textAlignment w:val="baseline"/>
               <w:rPr>
-                <w:rFonts w:ascii="宋体" w:eastAsia="宋体" w:hAnsi="宋体" w:cs="宋体" w:hint="default"/>
+                <w:rFonts w:hint="default" w:ascii="宋体" w:hAnsi="宋体" w:eastAsia="宋体" w:cs="宋体"/>
                 <w:sz w:val="20"/>
                 <w:szCs w:val="20"/>
                 <w:lang w:val="en-US"/>
@@ -1191,7 +1203,7 @@
             </w:pPr>
             <w:r>
               <w:rPr>
-                <w:rFonts w:ascii="宋体" w:eastAsia="宋体" w:hAnsi="宋体" w:cs="宋体"/>
+                <w:rFonts w:ascii="宋体" w:hAnsi="宋体" w:eastAsia="宋体" w:cs="宋体"/>
                 <w:spacing w:val="3"/>
                 <w:position w:val="1"/>
                 <w:sz w:val="20"/>
@@ -1201,7 +1213,7 @@
             </w:r>
             <w:r>
               <w:rPr>
-                <w:rFonts w:ascii="宋体" w:hAnsi="宋体" w:cs="宋体" w:hint="eastAsia"/>
+                <w:rFonts w:hint="eastAsia" w:ascii="宋体" w:hAnsi="宋体" w:cs="宋体"/>
                 <w:spacing w:val="3"/>
                 <w:position w:val="1"/>
                 <w:sz w:val="20"/>
@@ -1232,18 +1244,18 @@
               <w:adjustRightInd w:val="0"/>
               <w:snapToGrid w:val="0"/>
               <w:spacing w:before="173" w:line="267" w:lineRule="exact"/>
-              <w:ind w:left="0" w:right="0" w:firstLine="0" w:leftChars="0" w:rightChars="0" w:firstLineChars="0"/>
+              <w:ind w:left="0" w:leftChars="0" w:right="0" w:rightChars="0" w:firstLine="0" w:firstLineChars="0"/>
               <w:jc w:val="center"/>
               <w:textAlignment w:val="baseline"/>
               <w:rPr>
-                <w:rFonts w:ascii="宋体" w:eastAsia="宋体" w:hAnsi="宋体" w:cs="宋体"/>
+                <w:rFonts w:ascii="宋体" w:hAnsi="宋体" w:eastAsia="宋体" w:cs="宋体"/>
                 <w:sz w:val="20"/>
                 <w:szCs w:val="20"/>
               </w:rPr>
             </w:pPr>
             <w:r>
               <w:rPr>
-                <w:rFonts w:ascii="宋体" w:eastAsia="宋体" w:hAnsi="宋体" w:cs="宋体"/>
+                <w:rFonts w:ascii="宋体" w:hAnsi="宋体" w:eastAsia="宋体" w:cs="宋体"/>
                 <w:spacing w:val="4"/>
                 <w:position w:val="1"/>
                 <w:sz w:val="20"/>
@@ -1273,18 +1285,18 @@
               <w:adjustRightInd w:val="0"/>
               <w:snapToGrid w:val="0"/>
               <w:spacing w:before="172" w:line="228" w:lineRule="auto"/>
-              <w:ind w:left="0" w:right="0" w:firstLine="0" w:leftChars="0" w:rightChars="0" w:firstLineChars="0"/>
+              <w:ind w:left="0" w:leftChars="0" w:right="0" w:rightChars="0" w:firstLine="0" w:firstLineChars="0"/>
               <w:jc w:val="center"/>
               <w:textAlignment w:val="baseline"/>
               <w:rPr>
-                <w:rFonts w:ascii="宋体" w:eastAsia="宋体" w:hAnsi="宋体" w:cs="宋体"/>
+                <w:rFonts w:ascii="宋体" w:hAnsi="宋体" w:eastAsia="宋体" w:cs="宋体"/>
                 <w:sz w:val="20"/>
                 <w:szCs w:val="20"/>
               </w:rPr>
             </w:pPr>
             <w:r>
               <w:rPr>
-                <w:rFonts w:ascii="宋体" w:eastAsia="宋体" w:hAnsi="宋体" w:cs="宋体"/>
+                <w:rFonts w:ascii="宋体" w:hAnsi="宋体" w:eastAsia="宋体" w:cs="宋体"/>
                 <w:spacing w:val="200"/>
                 <w:kern w:val="0"/>
                 <w:sz w:val="20"/>
@@ -1294,7 +1306,7 @@
             </w:r>
             <w:r>
               <w:rPr>
-                <w:rFonts w:ascii="宋体" w:eastAsia="宋体" w:hAnsi="宋体" w:cs="宋体"/>
+                <w:rFonts w:ascii="宋体" w:hAnsi="宋体" w:eastAsia="宋体" w:cs="宋体"/>
                 <w:spacing w:val="0"/>
                 <w:kern w:val="0"/>
                 <w:sz w:val="20"/>
@@ -1324,11 +1336,11 @@
               <w:adjustRightInd w:val="0"/>
               <w:snapToGrid w:val="0"/>
               <w:spacing w:before="173" w:line="229" w:lineRule="auto"/>
-              <w:ind w:left="0" w:right="0" w:firstLine="0" w:leftChars="0" w:rightChars="0" w:firstLineChars="0"/>
+              <w:ind w:left="0" w:leftChars="0" w:right="0" w:rightChars="0" w:firstLine="0" w:firstLineChars="0"/>
               <w:jc w:val="center"/>
               <w:textAlignment w:val="baseline"/>
               <w:rPr>
-                <w:rFonts w:ascii="宋体" w:eastAsia="宋体" w:hAnsi="宋体" w:cs="宋体"/>
+                <w:rFonts w:ascii="宋体" w:hAnsi="宋体" w:eastAsia="宋体" w:cs="宋体"/>
                 <w:spacing w:val="200"/>
                 <w:kern w:val="0"/>
                 <w:sz w:val="20"/>
@@ -1337,7 +1349,7 @@
             </w:pPr>
             <w:r>
               <w:rPr>
-                <w:rFonts w:asciiTheme="minorAscii" w:eastAsiaTheme="minorEastAsia" w:hAnsiTheme="minorAscii" w:hint="eastAsia"/>
+                <w:rFonts w:hint="eastAsia" w:asciiTheme="minorAscii" w:hAnsiTheme="minorAscii" w:eastAsiaTheme="minorEastAsia"/>
                 <w:spacing w:val="0"/>
                 <w:kern w:val="0"/>
                 <w:sz w:val="21"/>
@@ -1368,11 +1380,11 @@
               <w:adjustRightInd w:val="0"/>
               <w:snapToGrid w:val="0"/>
               <w:spacing w:before="172" w:line="228" w:lineRule="auto"/>
-              <w:ind w:left="0" w:right="0" w:firstLine="0" w:leftChars="0" w:rightChars="0" w:firstLineChars="0"/>
+              <w:ind w:left="0" w:leftChars="0" w:right="0" w:rightChars="0" w:firstLine="0" w:firstLineChars="0"/>
               <w:jc w:val="center"/>
               <w:textAlignment w:val="baseline"/>
               <w:rPr>
-                <w:rFonts w:ascii="宋体" w:eastAsia="宋体" w:hAnsi="宋体" w:cs="宋体"/>
+                <w:rFonts w:ascii="宋体" w:hAnsi="宋体" w:eastAsia="宋体" w:cs="宋体"/>
                 <w:spacing w:val="200"/>
                 <w:kern w:val="0"/>
                 <w:sz w:val="20"/>
@@ -1381,7 +1393,7 @@
             </w:pPr>
             <w:r>
               <w:rPr>
-                <w:rFonts w:ascii="宋体" w:eastAsia="宋体" w:hAnsi="宋体" w:cs="宋体" w:hint="eastAsia"/>
+                <w:rFonts w:hint="eastAsia" w:ascii="宋体" w:hAnsi="宋体" w:eastAsia="宋体" w:cs="宋体"/>
                 <w:spacing w:val="200"/>
                 <w:kern w:val="0"/>
                 <w:sz w:val="20"/>
@@ -1391,7 +1403,7 @@
             </w:r>
             <w:r>
               <w:rPr>
-                <w:rFonts w:asciiTheme="minorAscii" w:eastAsiaTheme="minorEastAsia" w:hAnsiTheme="minorAscii" w:hint="eastAsia"/>
+                <w:rFonts w:hint="eastAsia" w:asciiTheme="minorAscii" w:hAnsiTheme="minorAscii" w:eastAsiaTheme="minorEastAsia"/>
                 <w:spacing w:val="0"/>
                 <w:kern w:val="0"/>
                 <w:sz w:val="21"/>
@@ -1422,18 +1434,18 @@
               <w:adjustRightInd w:val="0"/>
               <w:snapToGrid w:val="0"/>
               <w:spacing w:before="173" w:line="229" w:lineRule="auto"/>
-              <w:ind w:left="0" w:right="0" w:firstLine="0" w:leftChars="0" w:rightChars="0" w:firstLineChars="0"/>
+              <w:ind w:left="0" w:leftChars="0" w:right="0" w:rightChars="0" w:firstLine="0" w:firstLineChars="0"/>
               <w:jc w:val="center"/>
               <w:textAlignment w:val="baseline"/>
               <w:rPr>
-                <w:rFonts w:ascii="宋体" w:eastAsia="宋体" w:hAnsi="宋体" w:cs="宋体"/>
+                <w:rFonts w:ascii="宋体" w:hAnsi="宋体" w:eastAsia="宋体" w:cs="宋体"/>
                 <w:sz w:val="20"/>
                 <w:szCs w:val="20"/>
               </w:rPr>
             </w:pPr>
             <w:r>
               <w:rPr>
-                <w:rFonts w:asciiTheme="minorAscii" w:eastAsiaTheme="minorEastAsia" w:hAnsiTheme="minorAscii" w:hint="eastAsia"/>
+                <w:rFonts w:hint="eastAsia" w:asciiTheme="minorAscii" w:hAnsiTheme="minorAscii" w:eastAsiaTheme="minorEastAsia"/>
                 <w:spacing w:val="0"/>
                 <w:kern w:val="0"/>
                 <w:sz w:val="21"/>
@@ -1447,9 +1459,14 @@
       </w:tr>
       <w:tr>
         <w:tblPrEx>
-          <w:tblW w:w="8214" w:type="dxa"/>
-          <w:jc w:val="center"/>
-          <w:tblLayout w:type="fixed"/>
+          <w:tblBorders>
+            <w:top w:val="single" w:color="000000" w:sz="2" w:space="0"/>
+            <w:left w:val="single" w:color="000000" w:sz="2" w:space="0"/>
+            <w:bottom w:val="single" w:color="000000" w:sz="2" w:space="0"/>
+            <w:right w:val="single" w:color="000000" w:sz="2" w:space="0"/>
+            <w:insideH w:val="single" w:color="000000" w:sz="2" w:space="0"/>
+            <w:insideV w:val="single" w:color="000000" w:sz="2" w:space="0"/>
+          </w:tblBorders>
           <w:tblCellMar>
             <w:top w:w="0" w:type="dxa"/>
             <w:left w:w="0" w:type="dxa"/>
@@ -1458,7 +1475,7 @@
           </w:tblCellMar>
         </w:tblPrEx>
         <w:trPr>
-          <w:trHeight w:val="556"/>
+          <w:trHeight w:val="556" w:hRule="atLeast"/>
           <w:jc w:val="center"/>
         </w:trPr>
         <w:tc>
@@ -1467,7 +1484,7 @@
           </w:tcPr>
           <w:p>
             <w:pPr>
-              <w:pStyle w:val="TableText"/>
+              <w:pStyle w:val="27"/>
               <w:keepNext w:val="0"/>
               <w:keepLines w:val="0"/>
               <w:pageBreakBefore w:val="0"/>
@@ -1481,7 +1498,7 @@
               <w:bidi w:val="0"/>
               <w:adjustRightInd w:val="0"/>
               <w:snapToGrid w:val="0"/>
-              <w:ind w:left="0" w:right="0" w:firstLine="0" w:leftChars="0" w:rightChars="0" w:firstLineChars="0"/>
+              <w:ind w:left="0" w:leftChars="0" w:right="0" w:rightChars="0" w:firstLine="0" w:firstLineChars="0"/>
               <w:jc w:val="center"/>
               <w:textAlignment w:val="baseline"/>
             </w:pPr>
@@ -1493,7 +1510,7 @@
           </w:tcPr>
           <w:p>
             <w:pPr>
-              <w:pStyle w:val="TableText"/>
+              <w:pStyle w:val="27"/>
               <w:keepNext w:val="0"/>
               <w:keepLines w:val="0"/>
               <w:pageBreakBefore w:val="0"/>
@@ -1507,7 +1524,7 @@
               <w:bidi w:val="0"/>
               <w:adjustRightInd w:val="0"/>
               <w:snapToGrid w:val="0"/>
-              <w:ind w:left="0" w:right="0" w:firstLine="0" w:leftChars="0" w:rightChars="0" w:firstLineChars="0"/>
+              <w:ind w:left="0" w:leftChars="0" w:right="0" w:rightChars="0" w:firstLine="0" w:firstLineChars="0"/>
               <w:jc w:val="center"/>
               <w:textAlignment w:val="baseline"/>
             </w:pPr>
@@ -1519,7 +1536,7 @@
           </w:tcPr>
           <w:p>
             <w:pPr>
-              <w:pStyle w:val="TableText"/>
+              <w:pStyle w:val="27"/>
               <w:keepNext w:val="0"/>
               <w:keepLines w:val="0"/>
               <w:pageBreakBefore w:val="0"/>
@@ -1533,7 +1550,7 @@
               <w:bidi w:val="0"/>
               <w:adjustRightInd w:val="0"/>
               <w:snapToGrid w:val="0"/>
-              <w:ind w:left="0" w:right="0" w:firstLine="0" w:leftChars="0" w:rightChars="0" w:firstLineChars="0"/>
+              <w:ind w:left="0" w:leftChars="0" w:right="0" w:rightChars="0" w:firstLine="0" w:firstLineChars="0"/>
               <w:jc w:val="center"/>
               <w:textAlignment w:val="baseline"/>
             </w:pPr>
@@ -1545,7 +1562,7 @@
           </w:tcPr>
           <w:p>
             <w:pPr>
-              <w:pStyle w:val="TableText"/>
+              <w:pStyle w:val="27"/>
               <w:keepNext w:val="0"/>
               <w:keepLines w:val="0"/>
               <w:pageBreakBefore w:val="0"/>
@@ -1559,7 +1576,7 @@
               <w:bidi w:val="0"/>
               <w:adjustRightInd w:val="0"/>
               <w:snapToGrid w:val="0"/>
-              <w:ind w:left="0" w:right="0" w:firstLine="0" w:leftChars="0" w:rightChars="0" w:firstLineChars="0"/>
+              <w:ind w:left="0" w:leftChars="0" w:right="0" w:rightChars="0" w:firstLine="0" w:firstLineChars="0"/>
               <w:jc w:val="center"/>
               <w:textAlignment w:val="baseline"/>
             </w:pPr>
@@ -1571,7 +1588,7 @@
           </w:tcPr>
           <w:p>
             <w:pPr>
-              <w:pStyle w:val="TableText"/>
+              <w:pStyle w:val="27"/>
               <w:keepNext w:val="0"/>
               <w:keepLines w:val="0"/>
               <w:pageBreakBefore w:val="0"/>
@@ -1585,7 +1602,7 @@
               <w:bidi w:val="0"/>
               <w:adjustRightInd w:val="0"/>
               <w:snapToGrid w:val="0"/>
-              <w:ind w:left="0" w:right="0" w:firstLine="0" w:leftChars="0" w:rightChars="0" w:firstLineChars="0"/>
+              <w:ind w:left="0" w:leftChars="0" w:right="0" w:rightChars="0" w:firstLine="0" w:firstLineChars="0"/>
               <w:jc w:val="center"/>
               <w:textAlignment w:val="baseline"/>
             </w:pPr>
@@ -1597,7 +1614,7 @@
           </w:tcPr>
           <w:p>
             <w:pPr>
-              <w:pStyle w:val="TableText"/>
+              <w:pStyle w:val="27"/>
               <w:keepNext w:val="0"/>
               <w:keepLines w:val="0"/>
               <w:pageBreakBefore w:val="0"/>
@@ -1611,7 +1628,7 @@
               <w:bidi w:val="0"/>
               <w:adjustRightInd w:val="0"/>
               <w:snapToGrid w:val="0"/>
-              <w:ind w:left="0" w:right="0" w:firstLine="0" w:leftChars="0" w:rightChars="0" w:firstLineChars="0"/>
+              <w:ind w:left="0" w:leftChars="0" w:right="0" w:rightChars="0" w:firstLine="0" w:firstLineChars="0"/>
               <w:jc w:val="center"/>
               <w:textAlignment w:val="baseline"/>
             </w:pPr>
@@ -1620,9 +1637,14 @@
       </w:tr>
       <w:tr>
         <w:tblPrEx>
-          <w:tblW w:w="8214" w:type="dxa"/>
-          <w:jc w:val="center"/>
-          <w:tblLayout w:type="fixed"/>
+          <w:tblBorders>
+            <w:top w:val="single" w:color="000000" w:sz="2" w:space="0"/>
+            <w:left w:val="single" w:color="000000" w:sz="2" w:space="0"/>
+            <w:bottom w:val="single" w:color="000000" w:sz="2" w:space="0"/>
+            <w:right w:val="single" w:color="000000" w:sz="2" w:space="0"/>
+            <w:insideH w:val="single" w:color="000000" w:sz="2" w:space="0"/>
+            <w:insideV w:val="single" w:color="000000" w:sz="2" w:space="0"/>
+          </w:tblBorders>
           <w:tblCellMar>
             <w:top w:w="0" w:type="dxa"/>
             <w:left w:w="0" w:type="dxa"/>
@@ -1631,7 +1653,7 @@
           </w:tblCellMar>
         </w:tblPrEx>
         <w:trPr>
-          <w:trHeight w:val="556"/>
+          <w:trHeight w:val="556" w:hRule="atLeast"/>
           <w:jc w:val="center"/>
         </w:trPr>
         <w:tc>
@@ -1640,7 +1662,7 @@
           </w:tcPr>
           <w:p>
             <w:pPr>
-              <w:pStyle w:val="TableText"/>
+              <w:pStyle w:val="27"/>
               <w:keepNext w:val="0"/>
               <w:keepLines w:val="0"/>
               <w:pageBreakBefore w:val="0"/>
@@ -1654,7 +1676,7 @@
               <w:bidi w:val="0"/>
               <w:adjustRightInd w:val="0"/>
               <w:snapToGrid w:val="0"/>
-              <w:ind w:left="0" w:right="0" w:firstLine="0" w:leftChars="0" w:rightChars="0" w:firstLineChars="0"/>
+              <w:ind w:left="0" w:leftChars="0" w:right="0" w:rightChars="0" w:firstLine="0" w:firstLineChars="0"/>
               <w:jc w:val="center"/>
               <w:textAlignment w:val="baseline"/>
             </w:pPr>
@@ -1666,7 +1688,7 @@
           </w:tcPr>
           <w:p>
             <w:pPr>
-              <w:pStyle w:val="TableText"/>
+              <w:pStyle w:val="27"/>
               <w:keepNext w:val="0"/>
               <w:keepLines w:val="0"/>
               <w:pageBreakBefore w:val="0"/>
@@ -1680,7 +1702,7 @@
               <w:bidi w:val="0"/>
               <w:adjustRightInd w:val="0"/>
               <w:snapToGrid w:val="0"/>
-              <w:ind w:left="0" w:right="0" w:firstLine="0" w:leftChars="0" w:rightChars="0" w:firstLineChars="0"/>
+              <w:ind w:left="0" w:leftChars="0" w:right="0" w:rightChars="0" w:firstLine="0" w:firstLineChars="0"/>
               <w:jc w:val="center"/>
               <w:textAlignment w:val="baseline"/>
             </w:pPr>
@@ -1692,7 +1714,7 @@
           </w:tcPr>
           <w:p>
             <w:pPr>
-              <w:pStyle w:val="TableText"/>
+              <w:pStyle w:val="27"/>
               <w:keepNext w:val="0"/>
               <w:keepLines w:val="0"/>
               <w:pageBreakBefore w:val="0"/>
@@ -1706,7 +1728,7 @@
               <w:bidi w:val="0"/>
               <w:adjustRightInd w:val="0"/>
               <w:snapToGrid w:val="0"/>
-              <w:ind w:left="0" w:right="0" w:firstLine="0" w:leftChars="0" w:rightChars="0" w:firstLineChars="0"/>
+              <w:ind w:left="0" w:leftChars="0" w:right="0" w:rightChars="0" w:firstLine="0" w:firstLineChars="0"/>
               <w:jc w:val="center"/>
               <w:textAlignment w:val="baseline"/>
             </w:pPr>
@@ -1718,7 +1740,7 @@
           </w:tcPr>
           <w:p>
             <w:pPr>
-              <w:pStyle w:val="TableText"/>
+              <w:pStyle w:val="27"/>
               <w:keepNext w:val="0"/>
               <w:keepLines w:val="0"/>
               <w:pageBreakBefore w:val="0"/>
@@ -1732,7 +1754,7 @@
               <w:bidi w:val="0"/>
               <w:adjustRightInd w:val="0"/>
               <w:snapToGrid w:val="0"/>
-              <w:ind w:left="0" w:right="0" w:firstLine="0" w:leftChars="0" w:rightChars="0" w:firstLineChars="0"/>
+              <w:ind w:left="0" w:leftChars="0" w:right="0" w:rightChars="0" w:firstLine="0" w:firstLineChars="0"/>
               <w:jc w:val="center"/>
               <w:textAlignment w:val="baseline"/>
             </w:pPr>
@@ -1744,7 +1766,7 @@
           </w:tcPr>
           <w:p>
             <w:pPr>
-              <w:pStyle w:val="TableText"/>
+              <w:pStyle w:val="27"/>
               <w:keepNext w:val="0"/>
               <w:keepLines w:val="0"/>
               <w:pageBreakBefore w:val="0"/>
@@ -1758,7 +1780,7 @@
               <w:bidi w:val="0"/>
               <w:adjustRightInd w:val="0"/>
               <w:snapToGrid w:val="0"/>
-              <w:ind w:left="0" w:right="0" w:firstLine="0" w:leftChars="0" w:rightChars="0" w:firstLineChars="0"/>
+              <w:ind w:left="0" w:leftChars="0" w:right="0" w:rightChars="0" w:firstLine="0" w:firstLineChars="0"/>
               <w:jc w:val="center"/>
               <w:textAlignment w:val="baseline"/>
             </w:pPr>
@@ -1770,7 +1792,7 @@
           </w:tcPr>
           <w:p>
             <w:pPr>
-              <w:pStyle w:val="TableText"/>
+              <w:pStyle w:val="27"/>
               <w:keepNext w:val="0"/>
               <w:keepLines w:val="0"/>
               <w:pageBreakBefore w:val="0"/>
@@ -1784,7 +1806,7 @@
               <w:bidi w:val="0"/>
               <w:adjustRightInd w:val="0"/>
               <w:snapToGrid w:val="0"/>
-              <w:ind w:left="0" w:right="0" w:firstLine="0" w:leftChars="0" w:rightChars="0" w:firstLineChars="0"/>
+              <w:ind w:left="0" w:leftChars="0" w:right="0" w:rightChars="0" w:firstLine="0" w:firstLineChars="0"/>
               <w:jc w:val="center"/>
               <w:textAlignment w:val="baseline"/>
             </w:pPr>
@@ -1793,9 +1815,14 @@
       </w:tr>
       <w:tr>
         <w:tblPrEx>
-          <w:tblW w:w="8214" w:type="dxa"/>
-          <w:jc w:val="center"/>
-          <w:tblLayout w:type="fixed"/>
+          <w:tblBorders>
+            <w:top w:val="single" w:color="000000" w:sz="2" w:space="0"/>
+            <w:left w:val="single" w:color="000000" w:sz="2" w:space="0"/>
+            <w:bottom w:val="single" w:color="000000" w:sz="2" w:space="0"/>
+            <w:right w:val="single" w:color="000000" w:sz="2" w:space="0"/>
+            <w:insideH w:val="single" w:color="000000" w:sz="2" w:space="0"/>
+            <w:insideV w:val="single" w:color="000000" w:sz="2" w:space="0"/>
+          </w:tblBorders>
           <w:tblCellMar>
             <w:top w:w="0" w:type="dxa"/>
             <w:left w:w="0" w:type="dxa"/>
@@ -1804,7 +1831,7 @@
           </w:tblCellMar>
         </w:tblPrEx>
         <w:trPr>
-          <w:trHeight w:val="557"/>
+          <w:trHeight w:val="557" w:hRule="atLeast"/>
           <w:jc w:val="center"/>
         </w:trPr>
         <w:tc>
@@ -1813,7 +1840,7 @@
           </w:tcPr>
           <w:p>
             <w:pPr>
-              <w:pStyle w:val="TableText"/>
+              <w:pStyle w:val="27"/>
               <w:keepNext w:val="0"/>
               <w:keepLines w:val="0"/>
               <w:pageBreakBefore w:val="0"/>
@@ -1827,7 +1854,7 @@
               <w:bidi w:val="0"/>
               <w:adjustRightInd w:val="0"/>
               <w:snapToGrid w:val="0"/>
-              <w:ind w:left="0" w:right="0" w:firstLine="0" w:leftChars="0" w:rightChars="0" w:firstLineChars="0"/>
+              <w:ind w:left="0" w:leftChars="0" w:right="0" w:rightChars="0" w:firstLine="0" w:firstLineChars="0"/>
               <w:jc w:val="center"/>
               <w:textAlignment w:val="baseline"/>
             </w:pPr>
@@ -1839,7 +1866,7 @@
           </w:tcPr>
           <w:p>
             <w:pPr>
-              <w:pStyle w:val="TableText"/>
+              <w:pStyle w:val="27"/>
               <w:keepNext w:val="0"/>
               <w:keepLines w:val="0"/>
               <w:pageBreakBefore w:val="0"/>
@@ -1853,7 +1880,7 @@
               <w:bidi w:val="0"/>
               <w:adjustRightInd w:val="0"/>
               <w:snapToGrid w:val="0"/>
-              <w:ind w:left="0" w:right="0" w:firstLine="0" w:leftChars="0" w:rightChars="0" w:firstLineChars="0"/>
+              <w:ind w:left="0" w:leftChars="0" w:right="0" w:rightChars="0" w:firstLine="0" w:firstLineChars="0"/>
               <w:jc w:val="center"/>
               <w:textAlignment w:val="baseline"/>
             </w:pPr>
@@ -1865,7 +1892,7 @@
           </w:tcPr>
           <w:p>
             <w:pPr>
-              <w:pStyle w:val="TableText"/>
+              <w:pStyle w:val="27"/>
               <w:keepNext w:val="0"/>
               <w:keepLines w:val="0"/>
               <w:pageBreakBefore w:val="0"/>
@@ -1879,7 +1906,7 @@
               <w:bidi w:val="0"/>
               <w:adjustRightInd w:val="0"/>
               <w:snapToGrid w:val="0"/>
-              <w:ind w:left="0" w:right="0" w:firstLine="0" w:leftChars="0" w:rightChars="0" w:firstLineChars="0"/>
+              <w:ind w:left="0" w:leftChars="0" w:right="0" w:rightChars="0" w:firstLine="0" w:firstLineChars="0"/>
               <w:jc w:val="center"/>
               <w:textAlignment w:val="baseline"/>
             </w:pPr>
@@ -1891,7 +1918,7 @@
           </w:tcPr>
           <w:p>
             <w:pPr>
-              <w:pStyle w:val="TableText"/>
+              <w:pStyle w:val="27"/>
               <w:keepNext w:val="0"/>
               <w:keepLines w:val="0"/>
               <w:pageBreakBefore w:val="0"/>
@@ -1905,7 +1932,7 @@
               <w:bidi w:val="0"/>
               <w:adjustRightInd w:val="0"/>
               <w:snapToGrid w:val="0"/>
-              <w:ind w:left="0" w:right="0" w:firstLine="0" w:leftChars="0" w:rightChars="0" w:firstLineChars="0"/>
+              <w:ind w:left="0" w:leftChars="0" w:right="0" w:rightChars="0" w:firstLine="0" w:firstLineChars="0"/>
               <w:jc w:val="center"/>
               <w:textAlignment w:val="baseline"/>
             </w:pPr>
@@ -1917,7 +1944,7 @@
           </w:tcPr>
           <w:p>
             <w:pPr>
-              <w:pStyle w:val="TableText"/>
+              <w:pStyle w:val="27"/>
               <w:keepNext w:val="0"/>
               <w:keepLines w:val="0"/>
               <w:pageBreakBefore w:val="0"/>
@@ -1931,7 +1958,7 @@
               <w:bidi w:val="0"/>
               <w:adjustRightInd w:val="0"/>
               <w:snapToGrid w:val="0"/>
-              <w:ind w:left="0" w:right="0" w:firstLine="0" w:leftChars="0" w:rightChars="0" w:firstLineChars="0"/>
+              <w:ind w:left="0" w:leftChars="0" w:right="0" w:rightChars="0" w:firstLine="0" w:firstLineChars="0"/>
               <w:jc w:val="center"/>
               <w:textAlignment w:val="baseline"/>
             </w:pPr>
@@ -1943,7 +1970,7 @@
           </w:tcPr>
           <w:p>
             <w:pPr>
-              <w:pStyle w:val="TableText"/>
+              <w:pStyle w:val="27"/>
               <w:keepNext w:val="0"/>
               <w:keepLines w:val="0"/>
               <w:pageBreakBefore w:val="0"/>
@@ -1957,7 +1984,7 @@
               <w:bidi w:val="0"/>
               <w:adjustRightInd w:val="0"/>
               <w:snapToGrid w:val="0"/>
-              <w:ind w:left="0" w:right="0" w:firstLine="0" w:leftChars="0" w:rightChars="0" w:firstLineChars="0"/>
+              <w:ind w:left="0" w:leftChars="0" w:right="0" w:rightChars="0" w:firstLine="0" w:firstLineChars="0"/>
               <w:jc w:val="center"/>
               <w:textAlignment w:val="baseline"/>
             </w:pPr>
@@ -1989,7 +2016,7 @@
     <w:sdt>
       <w:sdtPr>
         <w:rPr>
-          <w:rFonts w:ascii="宋体" w:eastAsia="宋体" w:hAnsi="宋体" w:cs="Arial"/>
+          <w:rFonts w:ascii="宋体" w:hAnsi="宋体" w:eastAsia="宋体" w:cs="Arial"/>
           <w:snapToGrid w:val="0"/>
           <w:color w:val="000000"/>
           <w:kern w:val="0"/>
@@ -2005,7 +2032,7 @@
       </w:sdtPr>
       <w:sdtEndPr>
         <w:rPr>
-          <w:rFonts w:ascii="宋体" w:eastAsia="宋体" w:hAnsi="宋体" w:cs="宋体" w:hint="eastAsia"/>
+          <w:rFonts w:hint="eastAsia" w:ascii="宋体" w:hAnsi="宋体" w:eastAsia="宋体" w:cs="宋体"/>
           <w:snapToGrid w:val="0"/>
           <w:color w:val="000000"/>
           <w:kern w:val="0"/>
@@ -2031,18 +2058,18 @@
             <w:adjustRightInd w:val="0"/>
             <w:snapToGrid w:val="0"/>
             <w:spacing w:before="0" w:beforeLines="0" w:after="0" w:afterLines="0" w:line="240" w:lineRule="auto"/>
-            <w:ind w:left="0" w:right="0" w:firstLine="0" w:leftChars="0" w:rightChars="0" w:firstLineChars="0"/>
+            <w:ind w:left="0" w:leftChars="0" w:right="0" w:rightChars="0" w:firstLine="0" w:firstLineChars="0"/>
             <w:jc w:val="center"/>
             <w:textAlignment w:val="baseline"/>
             <w:rPr>
-              <w:rFonts w:ascii="宋体" w:eastAsia="宋体" w:hAnsi="宋体" w:cs="宋体" w:hint="eastAsia"/>
+              <w:rFonts w:hint="eastAsia" w:ascii="宋体" w:hAnsi="宋体" w:eastAsia="宋体" w:cs="宋体"/>
               <w:sz w:val="24"/>
               <w:szCs w:val="24"/>
             </w:rPr>
           </w:pPr>
           <w:r>
             <w:rPr>
-              <w:rFonts w:ascii="宋体" w:eastAsia="宋体" w:hAnsi="宋体" w:cs="宋体" w:hint="eastAsia"/>
+              <w:rFonts w:hint="eastAsia" w:ascii="宋体" w:hAnsi="宋体" w:eastAsia="宋体" w:cs="宋体"/>
               <w:sz w:val="24"/>
               <w:szCs w:val="24"/>
             </w:rPr>
@@ -2051,28 +2078,14 @@
         </w:p>
         <w:p>
           <w:pPr>
-            <w:pStyle w:val="TOC1"/>
-            <w:keepNext w:val="0"/>
-            <w:keepLines w:val="0"/>
-            <w:pageBreakBefore w:val="0"/>
-            <w:widowControl w:val="0"/>
+            <w:pStyle w:val="16"/>
             <w:tabs>
               <w:tab w:val="right" w:leader="dot" w:pos="8306"/>
             </w:tabs>
-            <w:kinsoku w:val="0"/>
-            <w:wordWrap/>
-            <w:overflowPunct/>
-            <w:topLinePunct w:val="0"/>
-            <w:autoSpaceDE w:val="0"/>
-            <w:autoSpaceDN w:val="0"/>
-            <w:bidi w:val="0"/>
-            <w:adjustRightInd w:val="0"/>
-            <w:snapToGrid w:val="0"/>
-            <w:textAlignment w:val="baseline"/>
           </w:pPr>
           <w:r>
             <w:rPr>
-              <w:rFonts w:ascii="宋体" w:eastAsia="宋体" w:hAnsi="宋体" w:cs="宋体" w:hint="eastAsia"/>
+              <w:rFonts w:hint="eastAsia" w:ascii="宋体" w:hAnsi="宋体" w:eastAsia="宋体" w:cs="宋体"/>
               <w:sz w:val="24"/>
               <w:szCs w:val="24"/>
             </w:rPr>
@@ -2080,7 +2093,7 @@
           </w:r>
           <w:r>
             <w:rPr>
-              <w:rFonts w:ascii="宋体" w:eastAsia="宋体" w:hAnsi="宋体" w:cs="宋体" w:hint="eastAsia"/>
+              <w:rFonts w:hint="eastAsia" w:ascii="宋体" w:hAnsi="宋体" w:eastAsia="宋体" w:cs="宋体"/>
               <w:sz w:val="24"/>
               <w:szCs w:val="24"/>
             </w:rPr>
@@ -2088,7 +2101,7 @@
           </w:r>
           <w:r>
             <w:rPr>
-              <w:rFonts w:ascii="宋体" w:eastAsia="宋体" w:hAnsi="宋体" w:cs="宋体" w:hint="eastAsia"/>
+              <w:rFonts w:hint="eastAsia" w:ascii="宋体" w:hAnsi="宋体" w:eastAsia="宋体" w:cs="宋体"/>
               <w:sz w:val="24"/>
               <w:szCs w:val="24"/>
             </w:rPr>
@@ -2096,21 +2109,21 @@
           </w:r>
           <w:r>
             <w:rPr>
-              <w:rFonts w:ascii="宋体" w:eastAsia="宋体" w:hAnsi="宋体" w:cs="宋体" w:hint="eastAsia"/>
+              <w:rFonts w:hint="eastAsia" w:ascii="宋体" w:hAnsi="宋体" w:eastAsia="宋体" w:cs="宋体"/>
               <w:szCs w:val="24"/>
             </w:rPr>
             <w:fldChar w:fldCharType="begin"/>
           </w:r>
           <w:r>
             <w:rPr>
-              <w:rFonts w:ascii="宋体" w:eastAsia="宋体" w:hAnsi="宋体" w:cs="宋体" w:hint="eastAsia"/>
-              <w:szCs w:val="24"/>
-            </w:rPr>
-            <w:instrText xml:space="preserve"> HYPERLINK \l _Toc7190 </w:instrText>
-          </w:r>
-          <w:r>
-            <w:rPr>
-              <w:rFonts w:ascii="宋体" w:eastAsia="宋体" w:hAnsi="宋体" w:cs="宋体" w:hint="eastAsia"/>
+              <w:rFonts w:hint="eastAsia" w:ascii="宋体" w:hAnsi="宋体" w:eastAsia="宋体" w:cs="宋体"/>
+              <w:szCs w:val="24"/>
+            </w:rPr>
+            <w:instrText xml:space="preserve"> HYPERLINK \l _Toc20022 </w:instrText>
+          </w:r>
+          <w:r>
+            <w:rPr>
+              <w:rFonts w:hint="eastAsia" w:ascii="宋体" w:hAnsi="宋体" w:eastAsia="宋体" w:cs="宋体"/>
               <w:szCs w:val="24"/>
             </w:rPr>
             <w:fldChar w:fldCharType="separate"/>
@@ -2129,7 +2142,7 @@
             <w:fldChar w:fldCharType="begin"/>
           </w:r>
           <w:r>
-            <w:instrText xml:space="preserve"> PAGEREF _Toc7190 \h </w:instrText>
+            <w:instrText xml:space="preserve"> PAGEREF _Toc20022 \h </w:instrText>
           </w:r>
           <w:r>
             <w:fldChar w:fldCharType="separate"/>
@@ -2142,7 +2155,7 @@
           </w:r>
           <w:r>
             <w:rPr>
-              <w:rFonts w:ascii="宋体" w:eastAsia="宋体" w:hAnsi="宋体" w:cs="宋体" w:hint="eastAsia"/>
+              <w:rFonts w:hint="eastAsia" w:ascii="宋体" w:hAnsi="宋体" w:eastAsia="宋体" w:cs="宋体"/>
               <w:szCs w:val="24"/>
             </w:rPr>
             <w:fldChar w:fldCharType="end"/>
@@ -2150,42 +2163,28 @@
         </w:p>
         <w:p>
           <w:pPr>
-            <w:pStyle w:val="TOC1"/>
-            <w:keepNext w:val="0"/>
-            <w:keepLines w:val="0"/>
-            <w:pageBreakBefore w:val="0"/>
-            <w:widowControl w:val="0"/>
+            <w:pStyle w:val="16"/>
             <w:tabs>
               <w:tab w:val="right" w:leader="dot" w:pos="8306"/>
             </w:tabs>
-            <w:kinsoku w:val="0"/>
-            <w:wordWrap/>
-            <w:overflowPunct/>
-            <w:topLinePunct w:val="0"/>
-            <w:autoSpaceDE w:val="0"/>
-            <w:autoSpaceDN w:val="0"/>
-            <w:bidi w:val="0"/>
-            <w:adjustRightInd w:val="0"/>
-            <w:snapToGrid w:val="0"/>
-            <w:textAlignment w:val="baseline"/>
           </w:pPr>
           <w:r>
             <w:rPr>
-              <w:rFonts w:ascii="宋体" w:eastAsia="宋体" w:hAnsi="宋体" w:cs="宋体" w:hint="eastAsia"/>
+              <w:rFonts w:hint="eastAsia" w:ascii="宋体" w:hAnsi="宋体" w:eastAsia="宋体" w:cs="宋体"/>
               <w:szCs w:val="24"/>
             </w:rPr>
             <w:fldChar w:fldCharType="begin"/>
           </w:r>
           <w:r>
             <w:rPr>
-              <w:rFonts w:ascii="宋体" w:eastAsia="宋体" w:hAnsi="宋体" w:cs="宋体" w:hint="eastAsia"/>
-              <w:szCs w:val="24"/>
-            </w:rPr>
-            <w:instrText xml:space="preserve"> HYPERLINK \l _Toc4349 </w:instrText>
-          </w:r>
-          <w:r>
-            <w:rPr>
-              <w:rFonts w:ascii="宋体" w:eastAsia="宋体" w:hAnsi="宋体" w:cs="宋体" w:hint="eastAsia"/>
+              <w:rFonts w:hint="eastAsia" w:ascii="宋体" w:hAnsi="宋体" w:eastAsia="宋体" w:cs="宋体"/>
+              <w:szCs w:val="24"/>
+            </w:rPr>
+            <w:instrText xml:space="preserve"> HYPERLINK \l _Toc16661 </w:instrText>
+          </w:r>
+          <w:r>
+            <w:rPr>
+              <w:rFonts w:hint="eastAsia" w:ascii="宋体" w:hAnsi="宋体" w:eastAsia="宋体" w:cs="宋体"/>
               <w:szCs w:val="24"/>
             </w:rPr>
             <w:fldChar w:fldCharType="separate"/>
@@ -2204,7 +2203,7 @@
             <w:fldChar w:fldCharType="begin"/>
           </w:r>
           <w:r>
-            <w:instrText xml:space="preserve"> PAGEREF _Toc4349 \h </w:instrText>
+            <w:instrText xml:space="preserve"> PAGEREF _Toc16661 \h </w:instrText>
           </w:r>
           <w:r>
             <w:fldChar w:fldCharType="separate"/>
@@ -2217,7 +2216,7 @@
           </w:r>
           <w:r>
             <w:rPr>
-              <w:rFonts w:ascii="宋体" w:eastAsia="宋体" w:hAnsi="宋体" w:cs="宋体" w:hint="eastAsia"/>
+              <w:rFonts w:hint="eastAsia" w:ascii="宋体" w:hAnsi="宋体" w:eastAsia="宋体" w:cs="宋体"/>
               <w:szCs w:val="24"/>
             </w:rPr>
             <w:fldChar w:fldCharType="end"/>
@@ -2225,42 +2224,28 @@
         </w:p>
         <w:p>
           <w:pPr>
-            <w:pStyle w:val="TOC1"/>
-            <w:keepNext w:val="0"/>
-            <w:keepLines w:val="0"/>
-            <w:pageBreakBefore w:val="0"/>
-            <w:widowControl w:val="0"/>
+            <w:pStyle w:val="16"/>
             <w:tabs>
               <w:tab w:val="right" w:leader="dot" w:pos="8306"/>
             </w:tabs>
-            <w:kinsoku w:val="0"/>
-            <w:wordWrap/>
-            <w:overflowPunct/>
-            <w:topLinePunct w:val="0"/>
-            <w:autoSpaceDE w:val="0"/>
-            <w:autoSpaceDN w:val="0"/>
-            <w:bidi w:val="0"/>
-            <w:adjustRightInd w:val="0"/>
-            <w:snapToGrid w:val="0"/>
-            <w:textAlignment w:val="baseline"/>
           </w:pPr>
           <w:r>
             <w:rPr>
-              <w:rFonts w:ascii="宋体" w:eastAsia="宋体" w:hAnsi="宋体" w:cs="宋体" w:hint="eastAsia"/>
+              <w:rFonts w:hint="eastAsia" w:ascii="宋体" w:hAnsi="宋体" w:eastAsia="宋体" w:cs="宋体"/>
               <w:szCs w:val="24"/>
             </w:rPr>
             <w:fldChar w:fldCharType="begin"/>
           </w:r>
           <w:r>
             <w:rPr>
-              <w:rFonts w:ascii="宋体" w:eastAsia="宋体" w:hAnsi="宋体" w:cs="宋体" w:hint="eastAsia"/>
-              <w:szCs w:val="24"/>
-            </w:rPr>
-            <w:instrText xml:space="preserve"> HYPERLINK \l _Toc8616 </w:instrText>
-          </w:r>
-          <w:r>
-            <w:rPr>
-              <w:rFonts w:ascii="宋体" w:eastAsia="宋体" w:hAnsi="宋体" w:cs="宋体" w:hint="eastAsia"/>
+              <w:rFonts w:hint="eastAsia" w:ascii="宋体" w:hAnsi="宋体" w:eastAsia="宋体" w:cs="宋体"/>
+              <w:szCs w:val="24"/>
+            </w:rPr>
+            <w:instrText xml:space="preserve"> HYPERLINK \l _Toc22405 </w:instrText>
+          </w:r>
+          <w:r>
+            <w:rPr>
+              <w:rFonts w:hint="eastAsia" w:ascii="宋体" w:hAnsi="宋体" w:eastAsia="宋体" w:cs="宋体"/>
               <w:szCs w:val="24"/>
             </w:rPr>
             <w:fldChar w:fldCharType="separate"/>
@@ -2286,7 +2271,7 @@
             <w:fldChar w:fldCharType="begin"/>
           </w:r>
           <w:r>
-            <w:instrText xml:space="preserve"> PAGEREF _Toc8616 \h </w:instrText>
+            <w:instrText xml:space="preserve"> PAGEREF _Toc22405 \h </w:instrText>
           </w:r>
           <w:r>
             <w:fldChar w:fldCharType="separate"/>
@@ -2299,7 +2284,7 @@
           </w:r>
           <w:r>
             <w:rPr>
-              <w:rFonts w:ascii="宋体" w:eastAsia="宋体" w:hAnsi="宋体" w:cs="宋体" w:hint="eastAsia"/>
+              <w:rFonts w:hint="eastAsia" w:ascii="宋体" w:hAnsi="宋体" w:eastAsia="宋体" w:cs="宋体"/>
               <w:szCs w:val="24"/>
             </w:rPr>
             <w:fldChar w:fldCharType="end"/>
@@ -2307,42 +2292,28 @@
         </w:p>
         <w:p>
           <w:pPr>
-            <w:pStyle w:val="TOC1"/>
-            <w:keepNext w:val="0"/>
-            <w:keepLines w:val="0"/>
-            <w:pageBreakBefore w:val="0"/>
-            <w:widowControl w:val="0"/>
+            <w:pStyle w:val="16"/>
             <w:tabs>
               <w:tab w:val="right" w:leader="dot" w:pos="8306"/>
             </w:tabs>
-            <w:kinsoku w:val="0"/>
-            <w:wordWrap/>
-            <w:overflowPunct/>
-            <w:topLinePunct w:val="0"/>
-            <w:autoSpaceDE w:val="0"/>
-            <w:autoSpaceDN w:val="0"/>
-            <w:bidi w:val="0"/>
-            <w:adjustRightInd w:val="0"/>
-            <w:snapToGrid w:val="0"/>
-            <w:textAlignment w:val="baseline"/>
           </w:pPr>
           <w:r>
             <w:rPr>
-              <w:rFonts w:ascii="宋体" w:eastAsia="宋体" w:hAnsi="宋体" w:cs="宋体" w:hint="eastAsia"/>
+              <w:rFonts w:hint="eastAsia" w:ascii="宋体" w:hAnsi="宋体" w:eastAsia="宋体" w:cs="宋体"/>
               <w:szCs w:val="24"/>
             </w:rPr>
             <w:fldChar w:fldCharType="begin"/>
           </w:r>
           <w:r>
             <w:rPr>
-              <w:rFonts w:ascii="宋体" w:eastAsia="宋体" w:hAnsi="宋体" w:cs="宋体" w:hint="eastAsia"/>
-              <w:szCs w:val="24"/>
-            </w:rPr>
-            <w:instrText xml:space="preserve"> HYPERLINK \l _Toc13940 </w:instrText>
-          </w:r>
-          <w:r>
-            <w:rPr>
-              <w:rFonts w:ascii="宋体" w:eastAsia="宋体" w:hAnsi="宋体" w:cs="宋体" w:hint="eastAsia"/>
+              <w:rFonts w:hint="eastAsia" w:ascii="宋体" w:hAnsi="宋体" w:eastAsia="宋体" w:cs="宋体"/>
+              <w:szCs w:val="24"/>
+            </w:rPr>
+            <w:instrText xml:space="preserve"> HYPERLINK \l _Toc13761 </w:instrText>
+          </w:r>
+          <w:r>
+            <w:rPr>
+              <w:rFonts w:hint="eastAsia" w:ascii="宋体" w:hAnsi="宋体" w:eastAsia="宋体" w:cs="宋体"/>
               <w:szCs w:val="24"/>
             </w:rPr>
             <w:fldChar w:fldCharType="separate"/>
@@ -2368,7 +2339,7 @@
             <w:fldChar w:fldCharType="begin"/>
           </w:r>
           <w:r>
-            <w:instrText xml:space="preserve"> PAGEREF _Toc13940 \h </w:instrText>
+            <w:instrText xml:space="preserve"> PAGEREF _Toc13761 \h </w:instrText>
           </w:r>
           <w:r>
             <w:fldChar w:fldCharType="separate"/>
@@ -2381,7 +2352,7 @@
           </w:r>
           <w:r>
             <w:rPr>
-              <w:rFonts w:ascii="宋体" w:eastAsia="宋体" w:hAnsi="宋体" w:cs="宋体" w:hint="eastAsia"/>
+              <w:rFonts w:hint="eastAsia" w:ascii="宋体" w:hAnsi="宋体" w:eastAsia="宋体" w:cs="宋体"/>
               <w:szCs w:val="24"/>
             </w:rPr>
             <w:fldChar w:fldCharType="end"/>
@@ -2389,42 +2360,28 @@
         </w:p>
         <w:p>
           <w:pPr>
-            <w:pStyle w:val="TOC1"/>
-            <w:keepNext w:val="0"/>
-            <w:keepLines w:val="0"/>
-            <w:pageBreakBefore w:val="0"/>
-            <w:widowControl w:val="0"/>
+            <w:pStyle w:val="16"/>
             <w:tabs>
               <w:tab w:val="right" w:leader="dot" w:pos="8306"/>
             </w:tabs>
-            <w:kinsoku w:val="0"/>
-            <w:wordWrap/>
-            <w:overflowPunct/>
-            <w:topLinePunct w:val="0"/>
-            <w:autoSpaceDE w:val="0"/>
-            <w:autoSpaceDN w:val="0"/>
-            <w:bidi w:val="0"/>
-            <w:adjustRightInd w:val="0"/>
-            <w:snapToGrid w:val="0"/>
-            <w:textAlignment w:val="baseline"/>
           </w:pPr>
           <w:r>
             <w:rPr>
-              <w:rFonts w:ascii="宋体" w:eastAsia="宋体" w:hAnsi="宋体" w:cs="宋体" w:hint="eastAsia"/>
+              <w:rFonts w:hint="eastAsia" w:ascii="宋体" w:hAnsi="宋体" w:eastAsia="宋体" w:cs="宋体"/>
               <w:szCs w:val="24"/>
             </w:rPr>
             <w:fldChar w:fldCharType="begin"/>
           </w:r>
           <w:r>
             <w:rPr>
-              <w:rFonts w:ascii="宋体" w:eastAsia="宋体" w:hAnsi="宋体" w:cs="宋体" w:hint="eastAsia"/>
-              <w:szCs w:val="24"/>
-            </w:rPr>
-            <w:instrText xml:space="preserve"> HYPERLINK \l _Toc9428 </w:instrText>
-          </w:r>
-          <w:r>
-            <w:rPr>
-              <w:rFonts w:ascii="宋体" w:eastAsia="宋体" w:hAnsi="宋体" w:cs="宋体" w:hint="eastAsia"/>
+              <w:rFonts w:hint="eastAsia" w:ascii="宋体" w:hAnsi="宋体" w:eastAsia="宋体" w:cs="宋体"/>
+              <w:szCs w:val="24"/>
+            </w:rPr>
+            <w:instrText xml:space="preserve"> HYPERLINK \l _Toc10840 </w:instrText>
+          </w:r>
+          <w:r>
+            <w:rPr>
+              <w:rFonts w:hint="eastAsia" w:ascii="宋体" w:hAnsi="宋体" w:eastAsia="宋体" w:cs="宋体"/>
               <w:szCs w:val="24"/>
             </w:rPr>
             <w:fldChar w:fldCharType="separate"/>
@@ -2450,7 +2407,7 @@
             <w:fldChar w:fldCharType="begin"/>
           </w:r>
           <w:r>
-            <w:instrText xml:space="preserve"> PAGEREF _Toc9428 \h </w:instrText>
+            <w:instrText xml:space="preserve"> PAGEREF _Toc10840 \h </w:instrText>
           </w:r>
           <w:r>
             <w:fldChar w:fldCharType="separate"/>
@@ -2463,7 +2420,7 @@
           </w:r>
           <w:r>
             <w:rPr>
-              <w:rFonts w:ascii="宋体" w:eastAsia="宋体" w:hAnsi="宋体" w:cs="宋体" w:hint="eastAsia"/>
+              <w:rFonts w:hint="eastAsia" w:ascii="宋体" w:hAnsi="宋体" w:eastAsia="宋体" w:cs="宋体"/>
               <w:szCs w:val="24"/>
             </w:rPr>
             <w:fldChar w:fldCharType="end"/>
@@ -2471,42 +2428,28 @@
         </w:p>
         <w:p>
           <w:pPr>
-            <w:pStyle w:val="TOC2"/>
-            <w:keepNext w:val="0"/>
-            <w:keepLines w:val="0"/>
-            <w:pageBreakBefore w:val="0"/>
-            <w:widowControl w:val="0"/>
+            <w:pStyle w:val="17"/>
             <w:tabs>
               <w:tab w:val="right" w:leader="dot" w:pos="8306"/>
             </w:tabs>
-            <w:kinsoku w:val="0"/>
-            <w:wordWrap/>
-            <w:overflowPunct/>
-            <w:topLinePunct w:val="0"/>
-            <w:autoSpaceDE w:val="0"/>
-            <w:autoSpaceDN w:val="0"/>
-            <w:bidi w:val="0"/>
-            <w:adjustRightInd w:val="0"/>
-            <w:snapToGrid w:val="0"/>
-            <w:textAlignment w:val="baseline"/>
           </w:pPr>
           <w:r>
             <w:rPr>
-              <w:rFonts w:ascii="宋体" w:eastAsia="宋体" w:hAnsi="宋体" w:cs="宋体" w:hint="eastAsia"/>
+              <w:rFonts w:hint="eastAsia" w:ascii="宋体" w:hAnsi="宋体" w:eastAsia="宋体" w:cs="宋体"/>
               <w:szCs w:val="24"/>
             </w:rPr>
             <w:fldChar w:fldCharType="begin"/>
           </w:r>
           <w:r>
             <w:rPr>
-              <w:rFonts w:ascii="宋体" w:eastAsia="宋体" w:hAnsi="宋体" w:cs="宋体" w:hint="eastAsia"/>
-              <w:szCs w:val="24"/>
-            </w:rPr>
-            <w:instrText xml:space="preserve"> HYPERLINK \l _Toc4056 </w:instrText>
-          </w:r>
-          <w:r>
-            <w:rPr>
-              <w:rFonts w:ascii="宋体" w:eastAsia="宋体" w:hAnsi="宋体" w:cs="宋体" w:hint="eastAsia"/>
+              <w:rFonts w:hint="eastAsia" w:ascii="宋体" w:hAnsi="宋体" w:eastAsia="宋体" w:cs="宋体"/>
+              <w:szCs w:val="24"/>
+            </w:rPr>
+            <w:instrText xml:space="preserve"> HYPERLINK \l _Toc735 </w:instrText>
+          </w:r>
+          <w:r>
+            <w:rPr>
+              <w:rFonts w:hint="eastAsia" w:ascii="宋体" w:hAnsi="宋体" w:eastAsia="宋体" w:cs="宋体"/>
               <w:szCs w:val="24"/>
             </w:rPr>
             <w:fldChar w:fldCharType="separate"/>
@@ -2532,7 +2475,7 @@
             <w:fldChar w:fldCharType="begin"/>
           </w:r>
           <w:r>
-            <w:instrText xml:space="preserve"> PAGEREF _Toc4056 \h </w:instrText>
+            <w:instrText xml:space="preserve"> PAGEREF _Toc735 \h </w:instrText>
           </w:r>
           <w:r>
             <w:fldChar w:fldCharType="separate"/>
@@ -2545,7 +2488,7 @@
           </w:r>
           <w:r>
             <w:rPr>
-              <w:rFonts w:ascii="宋体" w:eastAsia="宋体" w:hAnsi="宋体" w:cs="宋体" w:hint="eastAsia"/>
+              <w:rFonts w:hint="eastAsia" w:ascii="宋体" w:hAnsi="宋体" w:eastAsia="宋体" w:cs="宋体"/>
               <w:szCs w:val="24"/>
             </w:rPr>
             <w:fldChar w:fldCharType="end"/>
@@ -2553,42 +2496,28 @@
         </w:p>
         <w:p>
           <w:pPr>
-            <w:pStyle w:val="TOC2"/>
-            <w:keepNext w:val="0"/>
-            <w:keepLines w:val="0"/>
-            <w:pageBreakBefore w:val="0"/>
-            <w:widowControl w:val="0"/>
+            <w:pStyle w:val="17"/>
             <w:tabs>
               <w:tab w:val="right" w:leader="dot" w:pos="8306"/>
             </w:tabs>
-            <w:kinsoku w:val="0"/>
-            <w:wordWrap/>
-            <w:overflowPunct/>
-            <w:topLinePunct w:val="0"/>
-            <w:autoSpaceDE w:val="0"/>
-            <w:autoSpaceDN w:val="0"/>
-            <w:bidi w:val="0"/>
-            <w:adjustRightInd w:val="0"/>
-            <w:snapToGrid w:val="0"/>
-            <w:textAlignment w:val="baseline"/>
           </w:pPr>
           <w:r>
             <w:rPr>
-              <w:rFonts w:ascii="宋体" w:eastAsia="宋体" w:hAnsi="宋体" w:cs="宋体" w:hint="eastAsia"/>
+              <w:rFonts w:hint="eastAsia" w:ascii="宋体" w:hAnsi="宋体" w:eastAsia="宋体" w:cs="宋体"/>
               <w:szCs w:val="24"/>
             </w:rPr>
             <w:fldChar w:fldCharType="begin"/>
           </w:r>
           <w:r>
             <w:rPr>
-              <w:rFonts w:ascii="宋体" w:eastAsia="宋体" w:hAnsi="宋体" w:cs="宋体" w:hint="eastAsia"/>
-              <w:szCs w:val="24"/>
-            </w:rPr>
-            <w:instrText xml:space="preserve"> HYPERLINK \l _Toc14098 </w:instrText>
-          </w:r>
-          <w:r>
-            <w:rPr>
-              <w:rFonts w:ascii="宋体" w:eastAsia="宋体" w:hAnsi="宋体" w:cs="宋体" w:hint="eastAsia"/>
+              <w:rFonts w:hint="eastAsia" w:ascii="宋体" w:hAnsi="宋体" w:eastAsia="宋体" w:cs="宋体"/>
+              <w:szCs w:val="24"/>
+            </w:rPr>
+            <w:instrText xml:space="preserve"> HYPERLINK \l _Toc27088 </w:instrText>
+          </w:r>
+          <w:r>
+            <w:rPr>
+              <w:rFonts w:hint="eastAsia" w:ascii="宋体" w:hAnsi="宋体" w:eastAsia="宋体" w:cs="宋体"/>
               <w:szCs w:val="24"/>
             </w:rPr>
             <w:fldChar w:fldCharType="separate"/>
@@ -2614,7 +2543,7 @@
             <w:fldChar w:fldCharType="begin"/>
           </w:r>
           <w:r>
-            <w:instrText xml:space="preserve"> PAGEREF _Toc14098 \h </w:instrText>
+            <w:instrText xml:space="preserve"> PAGEREF _Toc27088 \h </w:instrText>
           </w:r>
           <w:r>
             <w:fldChar w:fldCharType="separate"/>
@@ -2627,7 +2556,7 @@
           </w:r>
           <w:r>
             <w:rPr>
-              <w:rFonts w:ascii="宋体" w:eastAsia="宋体" w:hAnsi="宋体" w:cs="宋体" w:hint="eastAsia"/>
+              <w:rFonts w:hint="eastAsia" w:ascii="宋体" w:hAnsi="宋体" w:eastAsia="宋体" w:cs="宋体"/>
               <w:szCs w:val="24"/>
             </w:rPr>
             <w:fldChar w:fldCharType="end"/>
@@ -2635,42 +2564,28 @@
         </w:p>
         <w:p>
           <w:pPr>
-            <w:pStyle w:val="TOC2"/>
-            <w:keepNext w:val="0"/>
-            <w:keepLines w:val="0"/>
-            <w:pageBreakBefore w:val="0"/>
-            <w:widowControl w:val="0"/>
+            <w:pStyle w:val="17"/>
             <w:tabs>
               <w:tab w:val="right" w:leader="dot" w:pos="8306"/>
             </w:tabs>
-            <w:kinsoku w:val="0"/>
-            <w:wordWrap/>
-            <w:overflowPunct/>
-            <w:topLinePunct w:val="0"/>
-            <w:autoSpaceDE w:val="0"/>
-            <w:autoSpaceDN w:val="0"/>
-            <w:bidi w:val="0"/>
-            <w:adjustRightInd w:val="0"/>
-            <w:snapToGrid w:val="0"/>
-            <w:textAlignment w:val="baseline"/>
           </w:pPr>
           <w:r>
             <w:rPr>
-              <w:rFonts w:ascii="宋体" w:eastAsia="宋体" w:hAnsi="宋体" w:cs="宋体" w:hint="eastAsia"/>
+              <w:rFonts w:hint="eastAsia" w:ascii="宋体" w:hAnsi="宋体" w:eastAsia="宋体" w:cs="宋体"/>
               <w:szCs w:val="24"/>
             </w:rPr>
             <w:fldChar w:fldCharType="begin"/>
           </w:r>
           <w:r>
             <w:rPr>
-              <w:rFonts w:ascii="宋体" w:eastAsia="宋体" w:hAnsi="宋体" w:cs="宋体" w:hint="eastAsia"/>
-              <w:szCs w:val="24"/>
-            </w:rPr>
-            <w:instrText xml:space="preserve"> HYPERLINK \l _Toc10368 </w:instrText>
-          </w:r>
-          <w:r>
-            <w:rPr>
-              <w:rFonts w:ascii="宋体" w:eastAsia="宋体" w:hAnsi="宋体" w:cs="宋体" w:hint="eastAsia"/>
+              <w:rFonts w:hint="eastAsia" w:ascii="宋体" w:hAnsi="宋体" w:eastAsia="宋体" w:cs="宋体"/>
+              <w:szCs w:val="24"/>
+            </w:rPr>
+            <w:instrText xml:space="preserve"> HYPERLINK \l _Toc26910 </w:instrText>
+          </w:r>
+          <w:r>
+            <w:rPr>
+              <w:rFonts w:hint="eastAsia" w:ascii="宋体" w:hAnsi="宋体" w:eastAsia="宋体" w:cs="宋体"/>
               <w:szCs w:val="24"/>
             </w:rPr>
             <w:fldChar w:fldCharType="separate"/>
@@ -2696,7 +2611,7 @@
             <w:fldChar w:fldCharType="begin"/>
           </w:r>
           <w:r>
-            <w:instrText xml:space="preserve"> PAGEREF _Toc10368 \h </w:instrText>
+            <w:instrText xml:space="preserve"> PAGEREF _Toc26910 \h </w:instrText>
           </w:r>
           <w:r>
             <w:fldChar w:fldCharType="separate"/>
@@ -2709,7 +2624,7 @@
           </w:r>
           <w:r>
             <w:rPr>
-              <w:rFonts w:ascii="宋体" w:eastAsia="宋体" w:hAnsi="宋体" w:cs="宋体" w:hint="eastAsia"/>
+              <w:rFonts w:hint="eastAsia" w:ascii="宋体" w:hAnsi="宋体" w:eastAsia="宋体" w:cs="宋体"/>
               <w:szCs w:val="24"/>
             </w:rPr>
             <w:fldChar w:fldCharType="end"/>
@@ -2717,42 +2632,28 @@
         </w:p>
         <w:p>
           <w:pPr>
-            <w:pStyle w:val="TOC2"/>
-            <w:keepNext w:val="0"/>
-            <w:keepLines w:val="0"/>
-            <w:pageBreakBefore w:val="0"/>
-            <w:widowControl w:val="0"/>
+            <w:pStyle w:val="17"/>
             <w:tabs>
               <w:tab w:val="right" w:leader="dot" w:pos="8306"/>
             </w:tabs>
-            <w:kinsoku w:val="0"/>
-            <w:wordWrap/>
-            <w:overflowPunct/>
-            <w:topLinePunct w:val="0"/>
-            <w:autoSpaceDE w:val="0"/>
-            <w:autoSpaceDN w:val="0"/>
-            <w:bidi w:val="0"/>
-            <w:adjustRightInd w:val="0"/>
-            <w:snapToGrid w:val="0"/>
-            <w:textAlignment w:val="baseline"/>
           </w:pPr>
           <w:r>
             <w:rPr>
-              <w:rFonts w:ascii="宋体" w:eastAsia="宋体" w:hAnsi="宋体" w:cs="宋体" w:hint="eastAsia"/>
+              <w:rFonts w:hint="eastAsia" w:ascii="宋体" w:hAnsi="宋体" w:eastAsia="宋体" w:cs="宋体"/>
               <w:szCs w:val="24"/>
             </w:rPr>
             <w:fldChar w:fldCharType="begin"/>
           </w:r>
           <w:r>
             <w:rPr>
-              <w:rFonts w:ascii="宋体" w:eastAsia="宋体" w:hAnsi="宋体" w:cs="宋体" w:hint="eastAsia"/>
-              <w:szCs w:val="24"/>
-            </w:rPr>
-            <w:instrText xml:space="preserve"> HYPERLINK \l _Toc32536 </w:instrText>
-          </w:r>
-          <w:r>
-            <w:rPr>
-              <w:rFonts w:ascii="宋体" w:eastAsia="宋体" w:hAnsi="宋体" w:cs="宋体" w:hint="eastAsia"/>
+              <w:rFonts w:hint="eastAsia" w:ascii="宋体" w:hAnsi="宋体" w:eastAsia="宋体" w:cs="宋体"/>
+              <w:szCs w:val="24"/>
+            </w:rPr>
+            <w:instrText xml:space="preserve"> HYPERLINK \l _Toc32198 </w:instrText>
+          </w:r>
+          <w:r>
+            <w:rPr>
+              <w:rFonts w:hint="eastAsia" w:ascii="宋体" w:hAnsi="宋体" w:eastAsia="宋体" w:cs="宋体"/>
               <w:szCs w:val="24"/>
             </w:rPr>
             <w:fldChar w:fldCharType="separate"/>
@@ -2778,7 +2679,7 @@
             <w:fldChar w:fldCharType="begin"/>
           </w:r>
           <w:r>
-            <w:instrText xml:space="preserve"> PAGEREF _Toc32536 \h </w:instrText>
+            <w:instrText xml:space="preserve"> PAGEREF _Toc32198 \h </w:instrText>
           </w:r>
           <w:r>
             <w:fldChar w:fldCharType="separate"/>
@@ -2791,7 +2692,7 @@
           </w:r>
           <w:r>
             <w:rPr>
-              <w:rFonts w:ascii="宋体" w:eastAsia="宋体" w:hAnsi="宋体" w:cs="宋体" w:hint="eastAsia"/>
+              <w:rFonts w:hint="eastAsia" w:ascii="宋体" w:hAnsi="宋体" w:eastAsia="宋体" w:cs="宋体"/>
               <w:szCs w:val="24"/>
             </w:rPr>
             <w:fldChar w:fldCharType="end"/>
@@ -2799,42 +2700,28 @@
         </w:p>
         <w:p>
           <w:pPr>
-            <w:pStyle w:val="TOC1"/>
-            <w:keepNext w:val="0"/>
-            <w:keepLines w:val="0"/>
-            <w:pageBreakBefore w:val="0"/>
-            <w:widowControl w:val="0"/>
+            <w:pStyle w:val="16"/>
             <w:tabs>
               <w:tab w:val="right" w:leader="dot" w:pos="8306"/>
             </w:tabs>
-            <w:kinsoku w:val="0"/>
-            <w:wordWrap/>
-            <w:overflowPunct/>
-            <w:topLinePunct w:val="0"/>
-            <w:autoSpaceDE w:val="0"/>
-            <w:autoSpaceDN w:val="0"/>
-            <w:bidi w:val="0"/>
-            <w:adjustRightInd w:val="0"/>
-            <w:snapToGrid w:val="0"/>
-            <w:textAlignment w:val="baseline"/>
           </w:pPr>
           <w:r>
             <w:rPr>
-              <w:rFonts w:ascii="宋体" w:eastAsia="宋体" w:hAnsi="宋体" w:cs="宋体" w:hint="eastAsia"/>
+              <w:rFonts w:hint="eastAsia" w:ascii="宋体" w:hAnsi="宋体" w:eastAsia="宋体" w:cs="宋体"/>
               <w:szCs w:val="24"/>
             </w:rPr>
             <w:fldChar w:fldCharType="begin"/>
           </w:r>
           <w:r>
             <w:rPr>
-              <w:rFonts w:ascii="宋体" w:eastAsia="宋体" w:hAnsi="宋体" w:cs="宋体" w:hint="eastAsia"/>
-              <w:szCs w:val="24"/>
-            </w:rPr>
-            <w:instrText xml:space="preserve"> HYPERLINK \l _Toc6684 </w:instrText>
-          </w:r>
-          <w:r>
-            <w:rPr>
-              <w:rFonts w:ascii="宋体" w:eastAsia="宋体" w:hAnsi="宋体" w:cs="宋体" w:hint="eastAsia"/>
+              <w:rFonts w:hint="eastAsia" w:ascii="宋体" w:hAnsi="宋体" w:eastAsia="宋体" w:cs="宋体"/>
+              <w:szCs w:val="24"/>
+            </w:rPr>
+            <w:instrText xml:space="preserve"> HYPERLINK \l _Toc15174 </w:instrText>
+          </w:r>
+          <w:r>
+            <w:rPr>
+              <w:rFonts w:hint="eastAsia" w:ascii="宋体" w:hAnsi="宋体" w:eastAsia="宋体" w:cs="宋体"/>
               <w:szCs w:val="24"/>
             </w:rPr>
             <w:fldChar w:fldCharType="separate"/>
@@ -2860,20 +2747,20 @@
             <w:fldChar w:fldCharType="begin"/>
           </w:r>
           <w:r>
-            <w:instrText xml:space="preserve"> PAGEREF _Toc6684 \h </w:instrText>
+            <w:instrText xml:space="preserve"> PAGEREF _Toc15174 \h </w:instrText>
           </w:r>
           <w:r>
             <w:fldChar w:fldCharType="separate"/>
           </w:r>
           <w:r>
-            <w:t>5</w:t>
+            <w:t>4</w:t>
           </w:r>
           <w:r>
             <w:fldChar w:fldCharType="end"/>
           </w:r>
           <w:r>
             <w:rPr>
-              <w:rFonts w:ascii="宋体" w:eastAsia="宋体" w:hAnsi="宋体" w:cs="宋体" w:hint="eastAsia"/>
+              <w:rFonts w:hint="eastAsia" w:ascii="宋体" w:hAnsi="宋体" w:eastAsia="宋体" w:cs="宋体"/>
               <w:szCs w:val="24"/>
             </w:rPr>
             <w:fldChar w:fldCharType="end"/>
@@ -2881,42 +2768,28 @@
         </w:p>
         <w:p>
           <w:pPr>
-            <w:pStyle w:val="TOC2"/>
-            <w:keepNext w:val="0"/>
-            <w:keepLines w:val="0"/>
-            <w:pageBreakBefore w:val="0"/>
-            <w:widowControl w:val="0"/>
+            <w:pStyle w:val="17"/>
             <w:tabs>
               <w:tab w:val="right" w:leader="dot" w:pos="8306"/>
             </w:tabs>
-            <w:kinsoku w:val="0"/>
-            <w:wordWrap/>
-            <w:overflowPunct/>
-            <w:topLinePunct w:val="0"/>
-            <w:autoSpaceDE w:val="0"/>
-            <w:autoSpaceDN w:val="0"/>
-            <w:bidi w:val="0"/>
-            <w:adjustRightInd w:val="0"/>
-            <w:snapToGrid w:val="0"/>
-            <w:textAlignment w:val="baseline"/>
           </w:pPr>
           <w:r>
             <w:rPr>
-              <w:rFonts w:ascii="宋体" w:eastAsia="宋体" w:hAnsi="宋体" w:cs="宋体" w:hint="eastAsia"/>
+              <w:rFonts w:hint="eastAsia" w:ascii="宋体" w:hAnsi="宋体" w:eastAsia="宋体" w:cs="宋体"/>
               <w:szCs w:val="24"/>
             </w:rPr>
             <w:fldChar w:fldCharType="begin"/>
           </w:r>
           <w:r>
             <w:rPr>
-              <w:rFonts w:ascii="宋体" w:eastAsia="宋体" w:hAnsi="宋体" w:cs="宋体" w:hint="eastAsia"/>
-              <w:szCs w:val="24"/>
-            </w:rPr>
-            <w:instrText xml:space="preserve"> HYPERLINK \l _Toc20057 </w:instrText>
-          </w:r>
-          <w:r>
-            <w:rPr>
-              <w:rFonts w:ascii="宋体" w:eastAsia="宋体" w:hAnsi="宋体" w:cs="宋体" w:hint="eastAsia"/>
+              <w:rFonts w:hint="eastAsia" w:ascii="宋体" w:hAnsi="宋体" w:eastAsia="宋体" w:cs="宋体"/>
+              <w:szCs w:val="24"/>
+            </w:rPr>
+            <w:instrText xml:space="preserve"> HYPERLINK \l _Toc14031 </w:instrText>
+          </w:r>
+          <w:r>
+            <w:rPr>
+              <w:rFonts w:hint="eastAsia" w:ascii="宋体" w:hAnsi="宋体" w:eastAsia="宋体" w:cs="宋体"/>
               <w:szCs w:val="24"/>
             </w:rPr>
             <w:fldChar w:fldCharType="separate"/>
@@ -2942,7 +2815,7 @@
             <w:fldChar w:fldCharType="begin"/>
           </w:r>
           <w:r>
-            <w:instrText xml:space="preserve"> PAGEREF _Toc20057 \h </w:instrText>
+            <w:instrText xml:space="preserve"> PAGEREF _Toc14031 \h </w:instrText>
           </w:r>
           <w:r>
             <w:fldChar w:fldCharType="separate"/>
@@ -2955,7 +2828,7 @@
           </w:r>
           <w:r>
             <w:rPr>
-              <w:rFonts w:ascii="宋体" w:eastAsia="宋体" w:hAnsi="宋体" w:cs="宋体" w:hint="eastAsia"/>
+              <w:rFonts w:hint="eastAsia" w:ascii="宋体" w:hAnsi="宋体" w:eastAsia="宋体" w:cs="宋体"/>
               <w:szCs w:val="24"/>
             </w:rPr>
             <w:fldChar w:fldCharType="end"/>
@@ -2963,42 +2836,28 @@
         </w:p>
         <w:p>
           <w:pPr>
-            <w:pStyle w:val="TOC2"/>
-            <w:keepNext w:val="0"/>
-            <w:keepLines w:val="0"/>
-            <w:pageBreakBefore w:val="0"/>
-            <w:widowControl w:val="0"/>
+            <w:pStyle w:val="17"/>
             <w:tabs>
               <w:tab w:val="right" w:leader="dot" w:pos="8306"/>
             </w:tabs>
-            <w:kinsoku w:val="0"/>
-            <w:wordWrap/>
-            <w:overflowPunct/>
-            <w:topLinePunct w:val="0"/>
-            <w:autoSpaceDE w:val="0"/>
-            <w:autoSpaceDN w:val="0"/>
-            <w:bidi w:val="0"/>
-            <w:adjustRightInd w:val="0"/>
-            <w:snapToGrid w:val="0"/>
-            <w:textAlignment w:val="baseline"/>
           </w:pPr>
           <w:r>
             <w:rPr>
-              <w:rFonts w:ascii="宋体" w:eastAsia="宋体" w:hAnsi="宋体" w:cs="宋体" w:hint="eastAsia"/>
+              <w:rFonts w:hint="eastAsia" w:ascii="宋体" w:hAnsi="宋体" w:eastAsia="宋体" w:cs="宋体"/>
               <w:szCs w:val="24"/>
             </w:rPr>
             <w:fldChar w:fldCharType="begin"/>
           </w:r>
           <w:r>
             <w:rPr>
-              <w:rFonts w:ascii="宋体" w:eastAsia="宋体" w:hAnsi="宋体" w:cs="宋体" w:hint="eastAsia"/>
-              <w:szCs w:val="24"/>
-            </w:rPr>
-            <w:instrText xml:space="preserve"> HYPERLINK \l _Toc15541 </w:instrText>
-          </w:r>
-          <w:r>
-            <w:rPr>
-              <w:rFonts w:ascii="宋体" w:eastAsia="宋体" w:hAnsi="宋体" w:cs="宋体" w:hint="eastAsia"/>
+              <w:rFonts w:hint="eastAsia" w:ascii="宋体" w:hAnsi="宋体" w:eastAsia="宋体" w:cs="宋体"/>
+              <w:szCs w:val="24"/>
+            </w:rPr>
+            <w:instrText xml:space="preserve"> HYPERLINK \l _Toc29890 </w:instrText>
+          </w:r>
+          <w:r>
+            <w:rPr>
+              <w:rFonts w:hint="eastAsia" w:ascii="宋体" w:hAnsi="宋体" w:eastAsia="宋体" w:cs="宋体"/>
               <w:szCs w:val="24"/>
             </w:rPr>
             <w:fldChar w:fldCharType="separate"/>
@@ -3024,7 +2883,7 @@
             <w:fldChar w:fldCharType="begin"/>
           </w:r>
           <w:r>
-            <w:instrText xml:space="preserve"> PAGEREF _Toc15541 \h </w:instrText>
+            <w:instrText xml:space="preserve"> PAGEREF _Toc29890 \h </w:instrText>
           </w:r>
           <w:r>
             <w:fldChar w:fldCharType="separate"/>
@@ -3037,7 +2896,7 @@
           </w:r>
           <w:r>
             <w:rPr>
-              <w:rFonts w:ascii="宋体" w:eastAsia="宋体" w:hAnsi="宋体" w:cs="宋体" w:hint="eastAsia"/>
+              <w:rFonts w:hint="eastAsia" w:ascii="宋体" w:hAnsi="宋体" w:eastAsia="宋体" w:cs="宋体"/>
               <w:szCs w:val="24"/>
             </w:rPr>
             <w:fldChar w:fldCharType="end"/>
@@ -3045,42 +2904,28 @@
         </w:p>
         <w:p>
           <w:pPr>
-            <w:pStyle w:val="TOC2"/>
-            <w:keepNext w:val="0"/>
-            <w:keepLines w:val="0"/>
-            <w:pageBreakBefore w:val="0"/>
-            <w:widowControl w:val="0"/>
+            <w:pStyle w:val="17"/>
             <w:tabs>
               <w:tab w:val="right" w:leader="dot" w:pos="8306"/>
             </w:tabs>
-            <w:kinsoku w:val="0"/>
-            <w:wordWrap/>
-            <w:overflowPunct/>
-            <w:topLinePunct w:val="0"/>
-            <w:autoSpaceDE w:val="0"/>
-            <w:autoSpaceDN w:val="0"/>
-            <w:bidi w:val="0"/>
-            <w:adjustRightInd w:val="0"/>
-            <w:snapToGrid w:val="0"/>
-            <w:textAlignment w:val="baseline"/>
           </w:pPr>
           <w:r>
             <w:rPr>
-              <w:rFonts w:ascii="宋体" w:eastAsia="宋体" w:hAnsi="宋体" w:cs="宋体" w:hint="eastAsia"/>
+              <w:rFonts w:hint="eastAsia" w:ascii="宋体" w:hAnsi="宋体" w:eastAsia="宋体" w:cs="宋体"/>
               <w:szCs w:val="24"/>
             </w:rPr>
             <w:fldChar w:fldCharType="begin"/>
           </w:r>
           <w:r>
             <w:rPr>
-              <w:rFonts w:ascii="宋体" w:eastAsia="宋体" w:hAnsi="宋体" w:cs="宋体" w:hint="eastAsia"/>
-              <w:szCs w:val="24"/>
-            </w:rPr>
-            <w:instrText xml:space="preserve"> HYPERLINK \l _Toc16282 </w:instrText>
-          </w:r>
-          <w:r>
-            <w:rPr>
-              <w:rFonts w:ascii="宋体" w:eastAsia="宋体" w:hAnsi="宋体" w:cs="宋体" w:hint="eastAsia"/>
+              <w:rFonts w:hint="eastAsia" w:ascii="宋体" w:hAnsi="宋体" w:eastAsia="宋体" w:cs="宋体"/>
+              <w:szCs w:val="24"/>
+            </w:rPr>
+            <w:instrText xml:space="preserve"> HYPERLINK \l _Toc816 </w:instrText>
+          </w:r>
+          <w:r>
+            <w:rPr>
+              <w:rFonts w:hint="eastAsia" w:ascii="宋体" w:hAnsi="宋体" w:eastAsia="宋体" w:cs="宋体"/>
               <w:szCs w:val="24"/>
             </w:rPr>
             <w:fldChar w:fldCharType="separate"/>
@@ -3106,20 +2951,20 @@
             <w:fldChar w:fldCharType="begin"/>
           </w:r>
           <w:r>
-            <w:instrText xml:space="preserve"> PAGEREF _Toc16282 \h </w:instrText>
+            <w:instrText xml:space="preserve"> PAGEREF _Toc816 \h </w:instrText>
           </w:r>
           <w:r>
             <w:fldChar w:fldCharType="separate"/>
           </w:r>
           <w:r>
-            <w:t>6</w:t>
+            <w:t>5</w:t>
           </w:r>
           <w:r>
             <w:fldChar w:fldCharType="end"/>
           </w:r>
           <w:r>
             <w:rPr>
-              <w:rFonts w:ascii="宋体" w:eastAsia="宋体" w:hAnsi="宋体" w:cs="宋体" w:hint="eastAsia"/>
+              <w:rFonts w:hint="eastAsia" w:ascii="宋体" w:hAnsi="宋体" w:eastAsia="宋体" w:cs="宋体"/>
               <w:szCs w:val="24"/>
             </w:rPr>
             <w:fldChar w:fldCharType="end"/>
@@ -3127,42 +2972,28 @@
         </w:p>
         <w:p>
           <w:pPr>
-            <w:pStyle w:val="TOC2"/>
-            <w:keepNext w:val="0"/>
-            <w:keepLines w:val="0"/>
-            <w:pageBreakBefore w:val="0"/>
-            <w:widowControl w:val="0"/>
+            <w:pStyle w:val="17"/>
             <w:tabs>
               <w:tab w:val="right" w:leader="dot" w:pos="8306"/>
             </w:tabs>
-            <w:kinsoku w:val="0"/>
-            <w:wordWrap/>
-            <w:overflowPunct/>
-            <w:topLinePunct w:val="0"/>
-            <w:autoSpaceDE w:val="0"/>
-            <w:autoSpaceDN w:val="0"/>
-            <w:bidi w:val="0"/>
-            <w:adjustRightInd w:val="0"/>
-            <w:snapToGrid w:val="0"/>
-            <w:textAlignment w:val="baseline"/>
           </w:pPr>
           <w:r>
             <w:rPr>
-              <w:rFonts w:ascii="宋体" w:eastAsia="宋体" w:hAnsi="宋体" w:cs="宋体" w:hint="eastAsia"/>
+              <w:rFonts w:hint="eastAsia" w:ascii="宋体" w:hAnsi="宋体" w:eastAsia="宋体" w:cs="宋体"/>
               <w:szCs w:val="24"/>
             </w:rPr>
             <w:fldChar w:fldCharType="begin"/>
           </w:r>
           <w:r>
             <w:rPr>
-              <w:rFonts w:ascii="宋体" w:eastAsia="宋体" w:hAnsi="宋体" w:cs="宋体" w:hint="eastAsia"/>
-              <w:szCs w:val="24"/>
-            </w:rPr>
-            <w:instrText xml:space="preserve"> HYPERLINK \l _Toc16236 </w:instrText>
-          </w:r>
-          <w:r>
-            <w:rPr>
-              <w:rFonts w:ascii="宋体" w:eastAsia="宋体" w:hAnsi="宋体" w:cs="宋体" w:hint="eastAsia"/>
+              <w:rFonts w:hint="eastAsia" w:ascii="宋体" w:hAnsi="宋体" w:eastAsia="宋体" w:cs="宋体"/>
+              <w:szCs w:val="24"/>
+            </w:rPr>
+            <w:instrText xml:space="preserve"> HYPERLINK \l _Toc12610 </w:instrText>
+          </w:r>
+          <w:r>
+            <w:rPr>
+              <w:rFonts w:hint="eastAsia" w:ascii="宋体" w:hAnsi="宋体" w:eastAsia="宋体" w:cs="宋体"/>
               <w:szCs w:val="24"/>
             </w:rPr>
             <w:fldChar w:fldCharType="separate"/>
@@ -3188,7 +3019,7 @@
             <w:fldChar w:fldCharType="begin"/>
           </w:r>
           <w:r>
-            <w:instrText xml:space="preserve"> PAGEREF _Toc16236 \h </w:instrText>
+            <w:instrText xml:space="preserve"> PAGEREF _Toc12610 \h </w:instrText>
           </w:r>
           <w:r>
             <w:fldChar w:fldCharType="separate"/>
@@ -3201,7 +3032,7 @@
           </w:r>
           <w:r>
             <w:rPr>
-              <w:rFonts w:ascii="宋体" w:eastAsia="宋体" w:hAnsi="宋体" w:cs="宋体" w:hint="eastAsia"/>
+              <w:rFonts w:hint="eastAsia" w:ascii="宋体" w:hAnsi="宋体" w:eastAsia="宋体" w:cs="宋体"/>
               <w:szCs w:val="24"/>
             </w:rPr>
             <w:fldChar w:fldCharType="end"/>
@@ -3209,42 +3040,28 @@
         </w:p>
         <w:p>
           <w:pPr>
-            <w:pStyle w:val="TOC3"/>
-            <w:keepNext w:val="0"/>
-            <w:keepLines w:val="0"/>
-            <w:pageBreakBefore w:val="0"/>
-            <w:widowControl w:val="0"/>
+            <w:pStyle w:val="13"/>
             <w:tabs>
               <w:tab w:val="right" w:leader="dot" w:pos="8306"/>
             </w:tabs>
-            <w:kinsoku w:val="0"/>
-            <w:wordWrap/>
-            <w:overflowPunct/>
-            <w:topLinePunct w:val="0"/>
-            <w:autoSpaceDE w:val="0"/>
-            <w:autoSpaceDN w:val="0"/>
-            <w:bidi w:val="0"/>
-            <w:adjustRightInd w:val="0"/>
-            <w:snapToGrid w:val="0"/>
-            <w:textAlignment w:val="baseline"/>
           </w:pPr>
           <w:r>
             <w:rPr>
-              <w:rFonts w:ascii="宋体" w:eastAsia="宋体" w:hAnsi="宋体" w:cs="宋体" w:hint="eastAsia"/>
+              <w:rFonts w:hint="eastAsia" w:ascii="宋体" w:hAnsi="宋体" w:eastAsia="宋体" w:cs="宋体"/>
               <w:szCs w:val="24"/>
             </w:rPr>
             <w:fldChar w:fldCharType="begin"/>
           </w:r>
           <w:r>
             <w:rPr>
-              <w:rFonts w:ascii="宋体" w:eastAsia="宋体" w:hAnsi="宋体" w:cs="宋体" w:hint="eastAsia"/>
-              <w:szCs w:val="24"/>
-            </w:rPr>
-            <w:instrText xml:space="preserve"> HYPERLINK \l _Toc3871 </w:instrText>
-          </w:r>
-          <w:r>
-            <w:rPr>
-              <w:rFonts w:ascii="宋体" w:eastAsia="宋体" w:hAnsi="宋体" w:cs="宋体" w:hint="eastAsia"/>
+              <w:rFonts w:hint="eastAsia" w:ascii="宋体" w:hAnsi="宋体" w:eastAsia="宋体" w:cs="宋体"/>
+              <w:szCs w:val="24"/>
+            </w:rPr>
+            <w:instrText xml:space="preserve"> HYPERLINK \l _Toc17514 </w:instrText>
+          </w:r>
+          <w:r>
+            <w:rPr>
+              <w:rFonts w:hint="eastAsia" w:ascii="宋体" w:hAnsi="宋体" w:eastAsia="宋体" w:cs="宋体"/>
               <w:szCs w:val="24"/>
             </w:rPr>
             <w:fldChar w:fldCharType="separate"/>
@@ -3270,7 +3087,7 @@
             <w:fldChar w:fldCharType="begin"/>
           </w:r>
           <w:r>
-            <w:instrText xml:space="preserve"> PAGEREF _Toc3871 \h </w:instrText>
+            <w:instrText xml:space="preserve"> PAGEREF _Toc17514 \h </w:instrText>
           </w:r>
           <w:r>
             <w:fldChar w:fldCharType="separate"/>
@@ -3283,7 +3100,7 @@
           </w:r>
           <w:r>
             <w:rPr>
-              <w:rFonts w:ascii="宋体" w:eastAsia="宋体" w:hAnsi="宋体" w:cs="宋体" w:hint="eastAsia"/>
+              <w:rFonts w:hint="eastAsia" w:ascii="宋体" w:hAnsi="宋体" w:eastAsia="宋体" w:cs="宋体"/>
               <w:szCs w:val="24"/>
             </w:rPr>
             <w:fldChar w:fldCharType="end"/>
@@ -3291,42 +3108,28 @@
         </w:p>
         <w:p>
           <w:pPr>
-            <w:pStyle w:val="TOC3"/>
-            <w:keepNext w:val="0"/>
-            <w:keepLines w:val="0"/>
-            <w:pageBreakBefore w:val="0"/>
-            <w:widowControl w:val="0"/>
+            <w:pStyle w:val="13"/>
             <w:tabs>
               <w:tab w:val="right" w:leader="dot" w:pos="8306"/>
             </w:tabs>
-            <w:kinsoku w:val="0"/>
-            <w:wordWrap/>
-            <w:overflowPunct/>
-            <w:topLinePunct w:val="0"/>
-            <w:autoSpaceDE w:val="0"/>
-            <w:autoSpaceDN w:val="0"/>
-            <w:bidi w:val="0"/>
-            <w:adjustRightInd w:val="0"/>
-            <w:snapToGrid w:val="0"/>
-            <w:textAlignment w:val="baseline"/>
           </w:pPr>
           <w:r>
             <w:rPr>
-              <w:rFonts w:ascii="宋体" w:eastAsia="宋体" w:hAnsi="宋体" w:cs="宋体" w:hint="eastAsia"/>
+              <w:rFonts w:hint="eastAsia" w:ascii="宋体" w:hAnsi="宋体" w:eastAsia="宋体" w:cs="宋体"/>
               <w:szCs w:val="24"/>
             </w:rPr>
             <w:fldChar w:fldCharType="begin"/>
           </w:r>
           <w:r>
             <w:rPr>
-              <w:rFonts w:ascii="宋体" w:eastAsia="宋体" w:hAnsi="宋体" w:cs="宋体" w:hint="eastAsia"/>
-              <w:szCs w:val="24"/>
-            </w:rPr>
-            <w:instrText xml:space="preserve"> HYPERLINK \l _Toc14460 </w:instrText>
-          </w:r>
-          <w:r>
-            <w:rPr>
-              <w:rFonts w:ascii="宋体" w:eastAsia="宋体" w:hAnsi="宋体" w:cs="宋体" w:hint="eastAsia"/>
+              <w:rFonts w:hint="eastAsia" w:ascii="宋体" w:hAnsi="宋体" w:eastAsia="宋体" w:cs="宋体"/>
+              <w:szCs w:val="24"/>
+            </w:rPr>
+            <w:instrText xml:space="preserve"> HYPERLINK \l _Toc30345 </w:instrText>
+          </w:r>
+          <w:r>
+            <w:rPr>
+              <w:rFonts w:hint="eastAsia" w:ascii="宋体" w:hAnsi="宋体" w:eastAsia="宋体" w:cs="宋体"/>
               <w:szCs w:val="24"/>
             </w:rPr>
             <w:fldChar w:fldCharType="separate"/>
@@ -3352,7 +3155,7 @@
             <w:fldChar w:fldCharType="begin"/>
           </w:r>
           <w:r>
-            <w:instrText xml:space="preserve"> PAGEREF _Toc14460 \h </w:instrText>
+            <w:instrText xml:space="preserve"> PAGEREF _Toc30345 \h </w:instrText>
           </w:r>
           <w:r>
             <w:fldChar w:fldCharType="separate"/>
@@ -3365,7 +3168,7 @@
           </w:r>
           <w:r>
             <w:rPr>
-              <w:rFonts w:ascii="宋体" w:eastAsia="宋体" w:hAnsi="宋体" w:cs="宋体" w:hint="eastAsia"/>
+              <w:rFonts w:hint="eastAsia" w:ascii="宋体" w:hAnsi="宋体" w:eastAsia="宋体" w:cs="宋体"/>
               <w:szCs w:val="24"/>
             </w:rPr>
             <w:fldChar w:fldCharType="end"/>
@@ -3373,42 +3176,28 @@
         </w:p>
         <w:p>
           <w:pPr>
-            <w:pStyle w:val="TOC3"/>
-            <w:keepNext w:val="0"/>
-            <w:keepLines w:val="0"/>
-            <w:pageBreakBefore w:val="0"/>
-            <w:widowControl w:val="0"/>
+            <w:pStyle w:val="13"/>
             <w:tabs>
               <w:tab w:val="right" w:leader="dot" w:pos="8306"/>
             </w:tabs>
-            <w:kinsoku w:val="0"/>
-            <w:wordWrap/>
-            <w:overflowPunct/>
-            <w:topLinePunct w:val="0"/>
-            <w:autoSpaceDE w:val="0"/>
-            <w:autoSpaceDN w:val="0"/>
-            <w:bidi w:val="0"/>
-            <w:adjustRightInd w:val="0"/>
-            <w:snapToGrid w:val="0"/>
-            <w:textAlignment w:val="baseline"/>
           </w:pPr>
           <w:r>
             <w:rPr>
-              <w:rFonts w:ascii="宋体" w:eastAsia="宋体" w:hAnsi="宋体" w:cs="宋体" w:hint="eastAsia"/>
+              <w:rFonts w:hint="eastAsia" w:ascii="宋体" w:hAnsi="宋体" w:eastAsia="宋体" w:cs="宋体"/>
               <w:szCs w:val="24"/>
             </w:rPr>
             <w:fldChar w:fldCharType="begin"/>
           </w:r>
           <w:r>
             <w:rPr>
-              <w:rFonts w:ascii="宋体" w:eastAsia="宋体" w:hAnsi="宋体" w:cs="宋体" w:hint="eastAsia"/>
-              <w:szCs w:val="24"/>
-            </w:rPr>
-            <w:instrText xml:space="preserve"> HYPERLINK \l _Toc8501 </w:instrText>
-          </w:r>
-          <w:r>
-            <w:rPr>
-              <w:rFonts w:ascii="宋体" w:eastAsia="宋体" w:hAnsi="宋体" w:cs="宋体" w:hint="eastAsia"/>
+              <w:rFonts w:hint="eastAsia" w:ascii="宋体" w:hAnsi="宋体" w:eastAsia="宋体" w:cs="宋体"/>
+              <w:szCs w:val="24"/>
+            </w:rPr>
+            <w:instrText xml:space="preserve"> HYPERLINK \l _Toc4692 </w:instrText>
+          </w:r>
+          <w:r>
+            <w:rPr>
+              <w:rFonts w:hint="eastAsia" w:ascii="宋体" w:hAnsi="宋体" w:eastAsia="宋体" w:cs="宋体"/>
               <w:szCs w:val="24"/>
             </w:rPr>
             <w:fldChar w:fldCharType="separate"/>
@@ -3434,7 +3223,7 @@
             <w:fldChar w:fldCharType="begin"/>
           </w:r>
           <w:r>
-            <w:instrText xml:space="preserve"> PAGEREF _Toc8501 \h </w:instrText>
+            <w:instrText xml:space="preserve"> PAGEREF _Toc4692 \h </w:instrText>
           </w:r>
           <w:r>
             <w:fldChar w:fldCharType="separate"/>
@@ -3447,7 +3236,7 @@
           </w:r>
           <w:r>
             <w:rPr>
-              <w:rFonts w:ascii="宋体" w:eastAsia="宋体" w:hAnsi="宋体" w:cs="宋体" w:hint="eastAsia"/>
+              <w:rFonts w:hint="eastAsia" w:ascii="宋体" w:hAnsi="宋体" w:eastAsia="宋体" w:cs="宋体"/>
               <w:szCs w:val="24"/>
             </w:rPr>
             <w:fldChar w:fldCharType="end"/>
@@ -3455,42 +3244,28 @@
         </w:p>
         <w:p>
           <w:pPr>
-            <w:pStyle w:val="TOC2"/>
-            <w:keepNext w:val="0"/>
-            <w:keepLines w:val="0"/>
-            <w:pageBreakBefore w:val="0"/>
-            <w:widowControl w:val="0"/>
+            <w:pStyle w:val="17"/>
             <w:tabs>
               <w:tab w:val="right" w:leader="dot" w:pos="8306"/>
             </w:tabs>
-            <w:kinsoku w:val="0"/>
-            <w:wordWrap/>
-            <w:overflowPunct/>
-            <w:topLinePunct w:val="0"/>
-            <w:autoSpaceDE w:val="0"/>
-            <w:autoSpaceDN w:val="0"/>
-            <w:bidi w:val="0"/>
-            <w:adjustRightInd w:val="0"/>
-            <w:snapToGrid w:val="0"/>
-            <w:textAlignment w:val="baseline"/>
           </w:pPr>
           <w:r>
             <w:rPr>
-              <w:rFonts w:ascii="宋体" w:eastAsia="宋体" w:hAnsi="宋体" w:cs="宋体" w:hint="eastAsia"/>
+              <w:rFonts w:hint="eastAsia" w:ascii="宋体" w:hAnsi="宋体" w:eastAsia="宋体" w:cs="宋体"/>
               <w:szCs w:val="24"/>
             </w:rPr>
             <w:fldChar w:fldCharType="begin"/>
           </w:r>
           <w:r>
             <w:rPr>
-              <w:rFonts w:ascii="宋体" w:eastAsia="宋体" w:hAnsi="宋体" w:cs="宋体" w:hint="eastAsia"/>
-              <w:szCs w:val="24"/>
-            </w:rPr>
-            <w:instrText xml:space="preserve"> HYPERLINK \l _Toc28172 </w:instrText>
-          </w:r>
-          <w:r>
-            <w:rPr>
-              <w:rFonts w:ascii="宋体" w:eastAsia="宋体" w:hAnsi="宋体" w:cs="宋体" w:hint="eastAsia"/>
+              <w:rFonts w:hint="eastAsia" w:ascii="宋体" w:hAnsi="宋体" w:eastAsia="宋体" w:cs="宋体"/>
+              <w:szCs w:val="24"/>
+            </w:rPr>
+            <w:instrText xml:space="preserve"> HYPERLINK \l _Toc2478 </w:instrText>
+          </w:r>
+          <w:r>
+            <w:rPr>
+              <w:rFonts w:hint="eastAsia" w:ascii="宋体" w:hAnsi="宋体" w:eastAsia="宋体" w:cs="宋体"/>
               <w:szCs w:val="24"/>
             </w:rPr>
             <w:fldChar w:fldCharType="separate"/>
@@ -3516,20 +3291,20 @@
             <w:fldChar w:fldCharType="begin"/>
           </w:r>
           <w:r>
-            <w:instrText xml:space="preserve"> PAGEREF _Toc28172 \h </w:instrText>
+            <w:instrText xml:space="preserve"> PAGEREF _Toc2478 \h </w:instrText>
           </w:r>
           <w:r>
             <w:fldChar w:fldCharType="separate"/>
           </w:r>
           <w:r>
-            <w:t>7</w:t>
+            <w:t>6</w:t>
           </w:r>
           <w:r>
             <w:fldChar w:fldCharType="end"/>
           </w:r>
           <w:r>
             <w:rPr>
-              <w:rFonts w:ascii="宋体" w:eastAsia="宋体" w:hAnsi="宋体" w:cs="宋体" w:hint="eastAsia"/>
+              <w:rFonts w:hint="eastAsia" w:ascii="宋体" w:hAnsi="宋体" w:eastAsia="宋体" w:cs="宋体"/>
               <w:szCs w:val="24"/>
             </w:rPr>
             <w:fldChar w:fldCharType="end"/>
@@ -3537,42 +3312,28 @@
         </w:p>
         <w:p>
           <w:pPr>
-            <w:pStyle w:val="TOC1"/>
-            <w:keepNext w:val="0"/>
-            <w:keepLines w:val="0"/>
-            <w:pageBreakBefore w:val="0"/>
-            <w:widowControl w:val="0"/>
+            <w:pStyle w:val="16"/>
             <w:tabs>
               <w:tab w:val="right" w:leader="dot" w:pos="8306"/>
             </w:tabs>
-            <w:kinsoku w:val="0"/>
-            <w:wordWrap/>
-            <w:overflowPunct/>
-            <w:topLinePunct w:val="0"/>
-            <w:autoSpaceDE w:val="0"/>
-            <w:autoSpaceDN w:val="0"/>
-            <w:bidi w:val="0"/>
-            <w:adjustRightInd w:val="0"/>
-            <w:snapToGrid w:val="0"/>
-            <w:textAlignment w:val="baseline"/>
           </w:pPr>
           <w:r>
             <w:rPr>
-              <w:rFonts w:ascii="宋体" w:eastAsia="宋体" w:hAnsi="宋体" w:cs="宋体" w:hint="eastAsia"/>
+              <w:rFonts w:hint="eastAsia" w:ascii="宋体" w:hAnsi="宋体" w:eastAsia="宋体" w:cs="宋体"/>
               <w:szCs w:val="24"/>
             </w:rPr>
             <w:fldChar w:fldCharType="begin"/>
           </w:r>
           <w:r>
             <w:rPr>
-              <w:rFonts w:ascii="宋体" w:eastAsia="宋体" w:hAnsi="宋体" w:cs="宋体" w:hint="eastAsia"/>
-              <w:szCs w:val="24"/>
-            </w:rPr>
-            <w:instrText xml:space="preserve"> HYPERLINK \l _Toc4651 </w:instrText>
-          </w:r>
-          <w:r>
-            <w:rPr>
-              <w:rFonts w:ascii="宋体" w:eastAsia="宋体" w:hAnsi="宋体" w:cs="宋体" w:hint="eastAsia"/>
+              <w:rFonts w:hint="eastAsia" w:ascii="宋体" w:hAnsi="宋体" w:eastAsia="宋体" w:cs="宋体"/>
+              <w:szCs w:val="24"/>
+            </w:rPr>
+            <w:instrText xml:space="preserve"> HYPERLINK \l _Toc24539 </w:instrText>
+          </w:r>
+          <w:r>
+            <w:rPr>
+              <w:rFonts w:hint="eastAsia" w:ascii="宋体" w:hAnsi="宋体" w:eastAsia="宋体" w:cs="宋体"/>
               <w:szCs w:val="24"/>
             </w:rPr>
             <w:fldChar w:fldCharType="separate"/>
@@ -3598,20 +3359,20 @@
             <w:fldChar w:fldCharType="begin"/>
           </w:r>
           <w:r>
-            <w:instrText xml:space="preserve"> PAGEREF _Toc4651 \h </w:instrText>
+            <w:instrText xml:space="preserve"> PAGEREF _Toc24539 \h </w:instrText>
           </w:r>
           <w:r>
             <w:fldChar w:fldCharType="separate"/>
           </w:r>
           <w:r>
-            <w:t>7</w:t>
+            <w:t>6</w:t>
           </w:r>
           <w:r>
             <w:fldChar w:fldCharType="end"/>
           </w:r>
           <w:r>
             <w:rPr>
-              <w:rFonts w:ascii="宋体" w:eastAsia="宋体" w:hAnsi="宋体" w:cs="宋体" w:hint="eastAsia"/>
+              <w:rFonts w:hint="eastAsia" w:ascii="宋体" w:hAnsi="宋体" w:eastAsia="宋体" w:cs="宋体"/>
               <w:szCs w:val="24"/>
             </w:rPr>
             <w:fldChar w:fldCharType="end"/>
@@ -3634,7 +3395,7 @@
             <w:snapToGrid w:val="0"/>
             <w:textAlignment w:val="baseline"/>
             <w:rPr>
-              <w:rFonts w:ascii="宋体" w:eastAsia="宋体" w:hAnsi="宋体" w:cs="宋体" w:hint="eastAsia"/>
+              <w:rFonts w:hint="eastAsia" w:ascii="宋体" w:hAnsi="宋体" w:eastAsia="宋体" w:cs="宋体"/>
               <w:snapToGrid w:val="0"/>
               <w:color w:val="000000"/>
               <w:kern w:val="0"/>
@@ -3645,7 +3406,7 @@
           </w:pPr>
           <w:r>
             <w:rPr>
-              <w:rFonts w:ascii="宋体" w:eastAsia="宋体" w:hAnsi="宋体" w:cs="宋体" w:hint="eastAsia"/>
+              <w:rFonts w:hint="eastAsia" w:ascii="宋体" w:hAnsi="宋体" w:eastAsia="宋体" w:cs="宋体"/>
               <w:szCs w:val="24"/>
             </w:rPr>
             <w:fldChar w:fldCharType="end"/>
@@ -3670,7 +3431,7 @@
         <w:snapToGrid w:val="0"/>
         <w:textAlignment w:val="baseline"/>
         <w:rPr>
-          <w:rFonts w:ascii="Arial" w:eastAsia="Arial" w:hAnsi="Arial" w:cs="Arial"/>
+          <w:rFonts w:ascii="Arial" w:hAnsi="Arial" w:eastAsia="Arial" w:cs="Arial"/>
           <w:snapToGrid w:val="0"/>
           <w:color w:val="000000"/>
           <w:kern w:val="0"/>
@@ -3681,7 +3442,7 @@
       </w:pPr>
       <w:r>
         <w:rPr>
-          <w:rFonts w:ascii="Arial" w:eastAsia="Arial" w:hAnsi="Arial" w:cs="Arial"/>
+          <w:rFonts w:ascii="Arial" w:hAnsi="Arial" w:eastAsia="Arial" w:cs="Arial"/>
           <w:snapToGrid w:val="0"/>
           <w:color w:val="000000"/>
           <w:kern w:val="0"/>
@@ -3694,7 +3455,7 @@
     </w:p>
     <w:p>
       <w:pPr>
-        <w:pStyle w:val="1"/>
+        <w:pStyle w:val="28"/>
         <w:keepNext w:val="0"/>
         <w:keepLines w:val="0"/>
         <w:pageBreakBefore w:val="0"/>
@@ -3714,7 +3475,7 @@
           <w:lang w:val="en-US" w:eastAsia="zh-CN"/>
         </w:rPr>
       </w:pPr>
-      <w:bookmarkStart w:id="2" w:name="_Toc8616"/>
+      <w:bookmarkStart w:id="2" w:name="_Toc22405"/>
       <w:r>
         <w:rPr>
           <w:rFonts w:hint="eastAsia"/>
@@ -3726,7 +3487,7 @@
     </w:p>
     <w:p>
       <w:pPr>
-        <w:pStyle w:val="a1"/>
+        <w:pStyle w:val="29"/>
         <w:keepNext w:val="0"/>
         <w:keepLines w:val="0"/>
         <w:pageBreakBefore w:val="0"/>
@@ -3756,7 +3517,7 @@
     </w:p>
     <w:p>
       <w:pPr>
-        <w:pStyle w:val="1"/>
+        <w:pStyle w:val="28"/>
         <w:keepNext w:val="0"/>
         <w:keepLines w:val="0"/>
         <w:pageBreakBefore w:val="0"/>
@@ -3776,7 +3537,7 @@
           <w:lang w:val="en-US" w:eastAsia="zh-CN"/>
         </w:rPr>
       </w:pPr>
-      <w:bookmarkStart w:id="3" w:name="_Toc13940"/>
+      <w:bookmarkStart w:id="3" w:name="_Toc13761"/>
       <w:r>
         <w:rPr>
           <w:rFonts w:hint="eastAsia"/>
@@ -3788,7 +3549,7 @@
     </w:p>
     <w:p>
       <w:pPr>
-        <w:pStyle w:val="a1"/>
+        <w:pStyle w:val="29"/>
         <w:keepNext w:val="0"/>
         <w:keepLines w:val="0"/>
         <w:pageBreakBefore w:val="0"/>
@@ -3818,7 +3579,7 @@
     </w:p>
     <w:p>
       <w:pPr>
-        <w:pStyle w:val="1"/>
+        <w:pStyle w:val="28"/>
         <w:keepNext w:val="0"/>
         <w:keepLines w:val="0"/>
         <w:pageBreakBefore w:val="0"/>
@@ -3838,7 +3599,7 @@
           <w:lang w:val="en-US" w:eastAsia="zh-CN"/>
         </w:rPr>
       </w:pPr>
-      <w:bookmarkStart w:id="4" w:name="_Toc9428"/>
+      <w:bookmarkStart w:id="4" w:name="_Toc10840"/>
       <w:r>
         <w:rPr>
           <w:rFonts w:hint="eastAsia"/>
@@ -3850,7 +3611,7 @@
     </w:p>
     <w:p>
       <w:pPr>
-        <w:pStyle w:val="2"/>
+        <w:pStyle w:val="30"/>
         <w:keepNext w:val="0"/>
         <w:keepLines w:val="0"/>
         <w:pageBreakBefore w:val="0"/>
@@ -3870,7 +3631,7 @@
           <w:lang w:val="en-US" w:eastAsia="zh-CN"/>
         </w:rPr>
       </w:pPr>
-      <w:bookmarkStart w:id="5" w:name="_Toc4056"/>
+      <w:bookmarkStart w:id="5" w:name="_Toc735"/>
       <w:r>
         <w:rPr>
           <w:rFonts w:hint="eastAsia"/>
@@ -3882,7 +3643,7 @@
     </w:p>
     <w:p>
       <w:pPr>
-        <w:pStyle w:val="a1"/>
+        <w:pStyle w:val="29"/>
         <w:keepNext w:val="0"/>
         <w:keepLines w:val="0"/>
         <w:pageBreakBefore w:val="0"/>
@@ -3912,7 +3673,7 @@
     </w:p>
     <w:p>
       <w:pPr>
-        <w:pStyle w:val="2"/>
+        <w:pStyle w:val="30"/>
         <w:keepNext w:val="0"/>
         <w:keepLines w:val="0"/>
         <w:pageBreakBefore w:val="0"/>
@@ -3932,7 +3693,7 @@
           <w:lang w:val="en-US" w:eastAsia="zh-CN"/>
         </w:rPr>
       </w:pPr>
-      <w:bookmarkStart w:id="6" w:name="_Toc14098"/>
+      <w:bookmarkStart w:id="6" w:name="_Toc27088"/>
       <w:r>
         <w:rPr>
           <w:rFonts w:hint="eastAsia"/>
@@ -3944,7 +3705,7 @@
     </w:p>
     <w:p>
       <w:pPr>
-        <w:pStyle w:val="a1"/>
+        <w:pStyle w:val="29"/>
         <w:keepNext w:val="0"/>
         <w:keepLines w:val="0"/>
         <w:pageBreakBefore w:val="0"/>
@@ -3974,7 +3735,7 @@
     </w:p>
     <w:p>
       <w:pPr>
-        <w:pStyle w:val="2"/>
+        <w:pStyle w:val="30"/>
         <w:keepNext w:val="0"/>
         <w:keepLines w:val="0"/>
         <w:pageBreakBefore w:val="0"/>
@@ -3994,7 +3755,7 @@
           <w:lang w:val="en-US" w:eastAsia="zh-CN"/>
         </w:rPr>
       </w:pPr>
-      <w:bookmarkStart w:id="7" w:name="_Toc10368"/>
+      <w:bookmarkStart w:id="7" w:name="_Toc26910"/>
       <w:r>
         <w:rPr>
           <w:rFonts w:hint="eastAsia"/>
@@ -4006,7 +3767,7 @@
     </w:p>
     <w:p>
       <w:pPr>
-        <w:pStyle w:val="a1"/>
+        <w:pStyle w:val="29"/>
         <w:keepNext w:val="0"/>
         <w:keepLines w:val="0"/>
         <w:pageBreakBefore w:val="0"/>
@@ -4036,7 +3797,7 @@
     </w:p>
     <w:p>
       <w:pPr>
-        <w:pStyle w:val="2"/>
+        <w:pStyle w:val="30"/>
         <w:keepNext w:val="0"/>
         <w:keepLines w:val="0"/>
         <w:pageBreakBefore w:val="0"/>
@@ -4056,7 +3817,7 @@
           <w:lang w:val="en-US" w:eastAsia="zh-CN"/>
         </w:rPr>
       </w:pPr>
-      <w:bookmarkStart w:id="8" w:name="_Toc32536"/>
+      <w:bookmarkStart w:id="8" w:name="_Toc32198"/>
       <w:r>
         <w:rPr>
           <w:rFonts w:hint="eastAsia"/>
@@ -4068,7 +3829,7 @@
     </w:p>
     <w:p>
       <w:pPr>
-        <w:pStyle w:val="a1"/>
+        <w:pStyle w:val="29"/>
         <w:keepNext w:val="0"/>
         <w:keepLines w:val="0"/>
         <w:pageBreakBefore w:val="0"/>
@@ -4098,7 +3859,7 @@
     </w:p>
     <w:p>
       <w:pPr>
-        <w:pStyle w:val="1"/>
+        <w:pStyle w:val="28"/>
         <w:keepNext w:val="0"/>
         <w:keepLines w:val="0"/>
         <w:pageBreakBefore w:val="0"/>
@@ -4118,7 +3879,7 @@
           <w:lang w:val="en-US" w:eastAsia="zh-CN"/>
         </w:rPr>
       </w:pPr>
-      <w:bookmarkStart w:id="9" w:name="_Toc6684"/>
+      <w:bookmarkStart w:id="9" w:name="_Toc15174"/>
       <w:r>
         <w:rPr>
           <w:rFonts w:hint="eastAsia"/>
@@ -4130,7 +3891,7 @@
     </w:p>
     <w:p>
       <w:pPr>
-        <w:pStyle w:val="2"/>
+        <w:pStyle w:val="30"/>
         <w:keepNext w:val="0"/>
         <w:keepLines w:val="0"/>
         <w:pageBreakBefore w:val="0"/>
@@ -4150,7 +3911,7 @@
           <w:lang w:val="en-US" w:eastAsia="zh-CN"/>
         </w:rPr>
       </w:pPr>
-      <w:bookmarkStart w:id="10" w:name="_Toc20057"/>
+      <w:bookmarkStart w:id="10" w:name="_Toc14031"/>
       <w:r>
         <w:rPr>
           <w:rFonts w:hint="eastAsia"/>
@@ -4162,7 +3923,7 @@
     </w:p>
     <w:p>
       <w:pPr>
-        <w:pStyle w:val="a1"/>
+        <w:pStyle w:val="29"/>
         <w:keepNext w:val="0"/>
         <w:keepLines w:val="0"/>
         <w:pageBreakBefore w:val="0"/>
@@ -4192,7 +3953,7 @@
     </w:p>
     <w:p>
       <w:pPr>
-        <w:pStyle w:val="a1"/>
+        <w:pStyle w:val="29"/>
         <w:keepNext w:val="0"/>
         <w:keepLines w:val="0"/>
         <w:pageBreakBefore w:val="0"/>
@@ -4210,7 +3971,7 @@
         <w:bidi w:val="0"/>
         <w:adjustRightInd w:val="0"/>
         <w:snapToGrid w:val="0"/>
-        <w:ind w:left="425" w:hanging="425" w:leftChars="0" w:firstLineChars="0"/>
+        <w:ind w:left="425" w:leftChars="0" w:hanging="425" w:firstLineChars="0"/>
         <w:textAlignment w:val="baseline"/>
         <w:rPr>
           <w:rFonts w:hint="eastAsia"/>
@@ -4227,7 +3988,7 @@
     </w:p>
     <w:p>
       <w:pPr>
-        <w:pStyle w:val="a1"/>
+        <w:pStyle w:val="29"/>
         <w:keepNext w:val="0"/>
         <w:keepLines w:val="0"/>
         <w:pageBreakBefore w:val="0"/>
@@ -4245,7 +4006,7 @@
         <w:bidi w:val="0"/>
         <w:adjustRightInd w:val="0"/>
         <w:snapToGrid w:val="0"/>
-        <w:ind w:left="425" w:hanging="425" w:leftChars="0" w:firstLineChars="0"/>
+        <w:ind w:left="425" w:leftChars="0" w:hanging="425" w:firstLineChars="0"/>
         <w:textAlignment w:val="baseline"/>
         <w:rPr>
           <w:rFonts w:hint="eastAsia"/>
@@ -4262,7 +4023,7 @@
     </w:p>
     <w:p>
       <w:pPr>
-        <w:pStyle w:val="a1"/>
+        <w:pStyle w:val="29"/>
         <w:keepNext w:val="0"/>
         <w:keepLines w:val="0"/>
         <w:pageBreakBefore w:val="0"/>
@@ -4280,7 +4041,7 @@
         <w:bidi w:val="0"/>
         <w:adjustRightInd w:val="0"/>
         <w:snapToGrid w:val="0"/>
-        <w:ind w:left="425" w:hanging="425" w:leftChars="0" w:firstLineChars="0"/>
+        <w:ind w:left="425" w:leftChars="0" w:hanging="425" w:firstLineChars="0"/>
         <w:textAlignment w:val="baseline"/>
         <w:rPr>
           <w:rFonts w:hint="eastAsia"/>
@@ -4297,7 +4058,7 @@
     </w:p>
     <w:p>
       <w:pPr>
-        <w:pStyle w:val="a1"/>
+        <w:pStyle w:val="29"/>
         <w:keepNext w:val="0"/>
         <w:keepLines w:val="0"/>
         <w:pageBreakBefore w:val="0"/>
@@ -4315,7 +4076,7 @@
         <w:bidi w:val="0"/>
         <w:adjustRightInd w:val="0"/>
         <w:snapToGrid w:val="0"/>
-        <w:ind w:left="425" w:hanging="425" w:leftChars="0" w:firstLineChars="0"/>
+        <w:ind w:left="425" w:leftChars="0" w:hanging="425" w:firstLineChars="0"/>
         <w:textAlignment w:val="baseline"/>
         <w:rPr>
           <w:rFonts w:hint="eastAsia"/>
@@ -4332,7 +4093,7 @@
     </w:p>
     <w:p>
       <w:pPr>
-        <w:pStyle w:val="a1"/>
+        <w:pStyle w:val="29"/>
         <w:keepNext w:val="0"/>
         <w:keepLines w:val="0"/>
         <w:pageBreakBefore w:val="0"/>
@@ -4350,7 +4111,7 @@
         <w:bidi w:val="0"/>
         <w:adjustRightInd w:val="0"/>
         <w:snapToGrid w:val="0"/>
-        <w:ind w:left="425" w:hanging="425" w:leftChars="0" w:firstLineChars="0"/>
+        <w:ind w:left="425" w:leftChars="0" w:hanging="425" w:firstLineChars="0"/>
         <w:textAlignment w:val="baseline"/>
         <w:rPr>
           <w:rFonts w:hint="eastAsia"/>
@@ -4367,7 +4128,7 @@
     </w:p>
     <w:p>
       <w:pPr>
-        <w:pStyle w:val="a1"/>
+        <w:pStyle w:val="29"/>
         <w:keepNext w:val="0"/>
         <w:keepLines w:val="0"/>
         <w:pageBreakBefore w:val="0"/>
@@ -4385,7 +4146,7 @@
         <w:bidi w:val="0"/>
         <w:adjustRightInd w:val="0"/>
         <w:snapToGrid w:val="0"/>
-        <w:ind w:left="425" w:hanging="425" w:leftChars="0" w:firstLineChars="0"/>
+        <w:ind w:left="425" w:leftChars="0" w:hanging="425" w:firstLineChars="0"/>
         <w:textAlignment w:val="baseline"/>
         <w:rPr>
           <w:rFonts w:hint="eastAsia"/>
@@ -4402,7 +4163,7 @@
     </w:p>
     <w:p>
       <w:pPr>
-        <w:pStyle w:val="a1"/>
+        <w:pStyle w:val="29"/>
         <w:keepNext w:val="0"/>
         <w:keepLines w:val="0"/>
         <w:pageBreakBefore w:val="0"/>
@@ -4420,7 +4181,7 @@
         <w:bidi w:val="0"/>
         <w:adjustRightInd w:val="0"/>
         <w:snapToGrid w:val="0"/>
-        <w:ind w:left="425" w:hanging="425" w:leftChars="0" w:firstLineChars="0"/>
+        <w:ind w:left="425" w:leftChars="0" w:hanging="425" w:firstLineChars="0"/>
         <w:textAlignment w:val="baseline"/>
         <w:rPr>
           <w:rFonts w:hint="eastAsia"/>
@@ -4437,7 +4198,7 @@
     </w:p>
     <w:p>
       <w:pPr>
-        <w:pStyle w:val="a1"/>
+        <w:pStyle w:val="29"/>
         <w:keepNext w:val="0"/>
         <w:keepLines w:val="0"/>
         <w:pageBreakBefore w:val="0"/>
@@ -4457,8 +4218,6 @@
           <w:lang w:val="en-US" w:eastAsia="zh-CN"/>
         </w:rPr>
       </w:pPr>
-      <w:bookmarkStart w:id="11" w:name="_GoBack"/>
-      <w:bookmarkEnd w:id="11"/>
       <w:r>
         <w:rPr>
           <w:rFonts w:hint="eastAsia"/>
@@ -4469,401 +4228,7 @@
     </w:p>
     <w:p>
       <w:pPr>
-        <w:pStyle w:val="a1"/>
-        <w:keepNext w:val="0"/>
-        <w:keepLines w:val="0"/>
-        <w:pageBreakBefore w:val="0"/>
-        <w:widowControl w:val="0"/>
-        <w:kinsoku w:val="0"/>
-        <w:wordWrap/>
-        <w:overflowPunct/>
-        <w:topLinePunct w:val="0"/>
-        <w:autoSpaceDE w:val="0"/>
-        <w:autoSpaceDN w:val="0"/>
-        <w:bidi w:val="0"/>
-        <w:adjustRightInd w:val="0"/>
-        <w:snapToGrid w:val="0"/>
-        <w:textAlignment w:val="baseline"/>
-        <w:rPr>
-          <w:rFonts w:hint="eastAsia"/>
-          <w:lang w:val="en-US" w:eastAsia="zh-CN"/>
-        </w:rPr>
-      </w:pPr>
-      <w:r>
-        <w:rPr>
-          <w:rFonts w:hint="eastAsia"/>
-          <w:lang w:val="en-US" w:eastAsia="zh-CN"/>
-        </w:rPr>
-        <w:t>* 服务级别协议（SLA）的履行情况、服务报告。</w:t>
-      </w:r>
-    </w:p>
-    <w:p>
-      <w:pPr>
-        <w:pStyle w:val="a1"/>
-        <w:keepNext w:val="0"/>
-        <w:keepLines w:val="0"/>
-        <w:pageBreakBefore w:val="0"/>
-        <w:widowControl w:val="0"/>
-        <w:kinsoku w:val="0"/>
-        <w:wordWrap/>
-        <w:overflowPunct/>
-        <w:topLinePunct w:val="0"/>
-        <w:autoSpaceDE w:val="0"/>
-        <w:autoSpaceDN w:val="0"/>
-        <w:bidi w:val="0"/>
-        <w:adjustRightInd w:val="0"/>
-        <w:snapToGrid w:val="0"/>
-        <w:textAlignment w:val="baseline"/>
-        <w:rPr>
-          <w:rFonts w:hint="eastAsia"/>
-          <w:lang w:val="en-US" w:eastAsia="zh-CN"/>
-        </w:rPr>
-      </w:pPr>
-      <w:r>
-        <w:rPr>
-          <w:rFonts w:hint="eastAsia"/>
-          <w:lang w:val="en-US" w:eastAsia="zh-CN"/>
-        </w:rPr>
-        <w:t>* 服务变更（范围、时间、成本等）的提议、评审与批准。</w:t>
-      </w:r>
-    </w:p>
-    <w:p>
-      <w:pPr>
-        <w:pStyle w:val="a1"/>
-        <w:keepNext w:val="0"/>
-        <w:keepLines w:val="0"/>
-        <w:pageBreakBefore w:val="0"/>
-        <w:widowControl w:val="0"/>
-        <w:kinsoku w:val="0"/>
-        <w:wordWrap/>
-        <w:overflowPunct/>
-        <w:topLinePunct w:val="0"/>
-        <w:autoSpaceDE w:val="0"/>
-        <w:autoSpaceDN w:val="0"/>
-        <w:bidi w:val="0"/>
-        <w:adjustRightInd w:val="0"/>
-        <w:snapToGrid w:val="0"/>
-        <w:textAlignment w:val="baseline"/>
-        <w:rPr>
-          <w:rFonts w:hint="eastAsia"/>
-          <w:lang w:val="en-US" w:eastAsia="zh-CN"/>
-        </w:rPr>
-      </w:pPr>
-      <w:r>
-        <w:rPr>
-          <w:rFonts w:hint="eastAsia"/>
-          <w:lang w:val="en-US" w:eastAsia="zh-CN"/>
-        </w:rPr>
-        <w:t>* 事件（特别是重大事件）的状态、处理进展与根本原因分析。</w:t>
-      </w:r>
-    </w:p>
-    <w:p>
-      <w:pPr>
-        <w:pStyle w:val="a1"/>
-        <w:keepNext w:val="0"/>
-        <w:keepLines w:val="0"/>
-        <w:pageBreakBefore w:val="0"/>
-        <w:widowControl w:val="0"/>
-        <w:kinsoku w:val="0"/>
-        <w:wordWrap/>
-        <w:overflowPunct/>
-        <w:topLinePunct w:val="0"/>
-        <w:autoSpaceDE w:val="0"/>
-        <w:autoSpaceDN w:val="0"/>
-        <w:bidi w:val="0"/>
-        <w:adjustRightInd w:val="0"/>
-        <w:snapToGrid w:val="0"/>
-        <w:textAlignment w:val="baseline"/>
-        <w:rPr>
-          <w:rFonts w:hint="eastAsia"/>
-          <w:lang w:val="en-US" w:eastAsia="zh-CN"/>
-        </w:rPr>
-      </w:pPr>
-      <w:r>
-        <w:rPr>
-          <w:rFonts w:hint="eastAsia"/>
-          <w:lang w:val="en-US" w:eastAsia="zh-CN"/>
-        </w:rPr>
-        <w:t>* 需方提出的新需求、投诉、建议及表扬。</w:t>
-      </w:r>
-    </w:p>
-    <w:p>
-      <w:pPr>
-        <w:pStyle w:val="a1"/>
-        <w:keepNext w:val="0"/>
-        <w:keepLines w:val="0"/>
-        <w:pageBreakBefore w:val="0"/>
-        <w:widowControl w:val="0"/>
-        <w:kinsoku w:val="0"/>
-        <w:wordWrap/>
-        <w:overflowPunct/>
-        <w:topLinePunct w:val="0"/>
-        <w:autoSpaceDE w:val="0"/>
-        <w:autoSpaceDN w:val="0"/>
-        <w:bidi w:val="0"/>
-        <w:adjustRightInd w:val="0"/>
-        <w:snapToGrid w:val="0"/>
-        <w:textAlignment w:val="baseline"/>
-        <w:rPr>
-          <w:rFonts w:hint="eastAsia"/>
-          <w:lang w:val="en-US" w:eastAsia="zh-CN"/>
-        </w:rPr>
-      </w:pPr>
-      <w:r>
-        <w:rPr>
-          <w:rFonts w:hint="eastAsia"/>
-          <w:lang w:val="en-US" w:eastAsia="zh-CN"/>
-        </w:rPr>
-        <w:t>* 定期服务评审会议的议题与决议。</w:t>
-      </w:r>
-    </w:p>
-    <w:p>
-      <w:pPr>
-        <w:pStyle w:val="a1"/>
-        <w:keepNext w:val="0"/>
-        <w:keepLines w:val="0"/>
-        <w:pageBreakBefore w:val="0"/>
-        <w:widowControl w:val="0"/>
-        <w:kinsoku w:val="0"/>
-        <w:wordWrap/>
-        <w:overflowPunct/>
-        <w:topLinePunct w:val="0"/>
-        <w:autoSpaceDE w:val="0"/>
-        <w:autoSpaceDN w:val="0"/>
-        <w:bidi w:val="0"/>
-        <w:adjustRightInd w:val="0"/>
-        <w:snapToGrid w:val="0"/>
-        <w:textAlignment w:val="baseline"/>
-        <w:rPr>
-          <w:rFonts w:hint="eastAsia"/>
-          <w:lang w:val="en-US" w:eastAsia="zh-CN"/>
-        </w:rPr>
-      </w:pPr>
-      <w:r>
-        <w:rPr>
-          <w:rFonts w:hint="eastAsia"/>
-          <w:lang w:val="en-US" w:eastAsia="zh-CN"/>
-        </w:rPr>
-        <w:t>* 公司介绍、服务能力说明、相关政策调整等需知会需方的信息。</w:t>
-      </w:r>
-    </w:p>
-    <w:p>
-      <w:pPr>
-        <w:pStyle w:val="a1"/>
-        <w:keepNext w:val="0"/>
-        <w:keepLines w:val="0"/>
-        <w:pageBreakBefore w:val="0"/>
-        <w:widowControl w:val="0"/>
-        <w:kinsoku w:val="0"/>
-        <w:wordWrap/>
-        <w:overflowPunct/>
-        <w:topLinePunct w:val="0"/>
-        <w:autoSpaceDE w:val="0"/>
-        <w:autoSpaceDN w:val="0"/>
-        <w:bidi w:val="0"/>
-        <w:adjustRightInd w:val="0"/>
-        <w:snapToGrid w:val="0"/>
-        <w:textAlignment w:val="baseline"/>
-        <w:rPr>
-          <w:rFonts w:hint="eastAsia"/>
-          <w:lang w:val="en-US" w:eastAsia="zh-CN"/>
-        </w:rPr>
-      </w:pPr>
-      <w:r>
-        <w:rPr>
-          <w:rFonts w:hint="eastAsia"/>
-          <w:lang w:val="en-US" w:eastAsia="zh-CN"/>
-        </w:rPr>
-        <w:t>* 与服务质量相关的法律、法规及其他要求的变化。</w:t>
-      </w:r>
-    </w:p>
-    <w:p>
-      <w:pPr>
-        <w:pStyle w:val="2"/>
-        <w:keepNext w:val="0"/>
-        <w:keepLines w:val="0"/>
-        <w:pageBreakBefore w:val="0"/>
-        <w:widowControl w:val="0"/>
-        <w:kinsoku w:val="0"/>
-        <w:wordWrap/>
-        <w:overflowPunct/>
-        <w:topLinePunct w:val="0"/>
-        <w:autoSpaceDE w:val="0"/>
-        <w:autoSpaceDN w:val="0"/>
-        <w:bidi w:val="0"/>
-        <w:adjustRightInd w:val="0"/>
-        <w:snapToGrid w:val="0"/>
-        <w:textAlignment w:val="baseline"/>
-        <w:rPr>
-          <w:rFonts w:hint="eastAsia"/>
-          <w:lang w:val="en-US" w:eastAsia="zh-CN"/>
-        </w:rPr>
-      </w:pPr>
-      <w:bookmarkStart w:id="12" w:name="_Toc15541"/>
-      <w:r>
-        <w:rPr>
-          <w:rFonts w:hint="eastAsia"/>
-          <w:lang w:val="en-US" w:eastAsia="zh-CN"/>
-        </w:rPr>
-        <w:t>信息的收集、处理与利用</w:t>
-      </w:r>
-      <w:bookmarkEnd w:id="12"/>
-    </w:p>
-    <w:p>
-      <w:pPr>
-        <w:pStyle w:val="a1"/>
-        <w:keepNext w:val="0"/>
-        <w:keepLines w:val="0"/>
-        <w:pageBreakBefore w:val="0"/>
-        <w:widowControl w:val="0"/>
-        <w:kinsoku w:val="0"/>
-        <w:wordWrap/>
-        <w:overflowPunct/>
-        <w:topLinePunct w:val="0"/>
-        <w:autoSpaceDE w:val="0"/>
-        <w:autoSpaceDN w:val="0"/>
-        <w:bidi w:val="0"/>
-        <w:adjustRightInd w:val="0"/>
-        <w:snapToGrid w:val="0"/>
-        <w:textAlignment w:val="baseline"/>
-        <w:rPr>
-          <w:rFonts w:hint="eastAsia"/>
-          <w:lang w:val="en-US" w:eastAsia="zh-CN"/>
-        </w:rPr>
-      </w:pPr>
-      <w:r>
-        <w:rPr>
-          <w:rFonts w:hint="eastAsia"/>
-          <w:lang w:val="en-US" w:eastAsia="zh-CN"/>
-        </w:rPr>
-        <w:t>内部信息由产生部门负责记录、处理和传递。质量管理部定期主动收集各部门在服务过程中获得的需方反馈及改进建议，进行分析与分发。</w:t>
-      </w:r>
-    </w:p>
-    <w:p>
-      <w:pPr>
-        <w:pStyle w:val="a1"/>
-        <w:keepNext w:val="0"/>
-        <w:keepLines w:val="0"/>
-        <w:pageBreakBefore w:val="0"/>
-        <w:widowControl w:val="0"/>
-        <w:kinsoku w:val="0"/>
-        <w:wordWrap/>
-        <w:overflowPunct/>
-        <w:topLinePunct w:val="0"/>
-        <w:autoSpaceDE w:val="0"/>
-        <w:autoSpaceDN w:val="0"/>
-        <w:bidi w:val="0"/>
-        <w:adjustRightInd w:val="0"/>
-        <w:snapToGrid w:val="0"/>
-        <w:textAlignment w:val="baseline"/>
-        <w:rPr>
-          <w:rFonts w:hint="eastAsia"/>
-          <w:lang w:val="en-US" w:eastAsia="zh-CN"/>
-        </w:rPr>
-      </w:pPr>
-      <w:r>
-        <w:rPr>
-          <w:rFonts w:hint="eastAsia"/>
-          <w:lang w:val="en-US" w:eastAsia="zh-CN"/>
-        </w:rPr>
-        <w:t>外部信息（主要来自需方）由首次接触部门（如服务台、运维项目经理）负责接收、记录于《信息交流处理单》，并依据信息性质进行处理或上报。确保需方的任何意见、要求都能得到及时响应与闭环处理。</w:t>
-      </w:r>
-    </w:p>
-    <w:p>
-      <w:pPr>
-        <w:pStyle w:val="2"/>
-        <w:keepNext w:val="0"/>
-        <w:keepLines w:val="0"/>
-        <w:pageBreakBefore w:val="0"/>
-        <w:widowControl w:val="0"/>
-        <w:kinsoku w:val="0"/>
-        <w:wordWrap/>
-        <w:overflowPunct/>
-        <w:topLinePunct w:val="0"/>
-        <w:autoSpaceDE w:val="0"/>
-        <w:autoSpaceDN w:val="0"/>
-        <w:bidi w:val="0"/>
-        <w:adjustRightInd w:val="0"/>
-        <w:snapToGrid w:val="0"/>
-        <w:textAlignment w:val="baseline"/>
-        <w:rPr>
-          <w:rFonts w:hint="eastAsia"/>
-          <w:lang w:val="en-US" w:eastAsia="zh-CN"/>
-        </w:rPr>
-      </w:pPr>
-      <w:bookmarkStart w:id="13" w:name="_Toc16282"/>
-      <w:r>
-        <w:rPr>
-          <w:rFonts w:hint="eastAsia"/>
-          <w:lang w:val="en-US" w:eastAsia="zh-CN"/>
-        </w:rPr>
-        <w:t>协商与信息交流方式</w:t>
-      </w:r>
-      <w:bookmarkEnd w:id="13"/>
-    </w:p>
-    <w:p>
-      <w:pPr>
-        <w:pStyle w:val="a1"/>
-        <w:keepNext w:val="0"/>
-        <w:keepLines w:val="0"/>
-        <w:pageBreakBefore w:val="0"/>
-        <w:widowControl w:val="0"/>
-        <w:kinsoku w:val="0"/>
-        <w:wordWrap/>
-        <w:overflowPunct/>
-        <w:topLinePunct w:val="0"/>
-        <w:autoSpaceDE w:val="0"/>
-        <w:autoSpaceDN w:val="0"/>
-        <w:bidi w:val="0"/>
-        <w:adjustRightInd w:val="0"/>
-        <w:snapToGrid w:val="0"/>
-        <w:textAlignment w:val="baseline"/>
-        <w:rPr>
-          <w:rFonts w:hint="eastAsia"/>
-          <w:lang w:val="en-US" w:eastAsia="zh-CN"/>
-        </w:rPr>
-      </w:pPr>
-      <w:r>
-        <w:rPr>
-          <w:rFonts w:hint="eastAsia"/>
-          <w:lang w:val="en-US" w:eastAsia="zh-CN"/>
-        </w:rPr>
-        <w:t>内部沟通方式：包括但不限于公司文件/通知、例会（如部门周会）、专题会议、内部报告、内网公告、即时通讯工具、电子邮件等。</w:t>
-      </w:r>
-    </w:p>
-    <w:p>
-      <w:pPr>
-        <w:pStyle w:val="a1"/>
-        <w:keepNext w:val="0"/>
-        <w:keepLines w:val="0"/>
-        <w:pageBreakBefore w:val="0"/>
-        <w:widowControl w:val="0"/>
-        <w:kinsoku w:val="0"/>
-        <w:wordWrap/>
-        <w:overflowPunct/>
-        <w:topLinePunct w:val="0"/>
-        <w:autoSpaceDE w:val="0"/>
-        <w:autoSpaceDN w:val="0"/>
-        <w:bidi w:val="0"/>
-        <w:adjustRightInd w:val="0"/>
-        <w:snapToGrid w:val="0"/>
-        <w:textAlignment w:val="baseline"/>
-        <w:rPr>
-          <w:rFonts w:hint="eastAsia"/>
-          <w:lang w:val="en-US" w:eastAsia="zh-CN"/>
-        </w:rPr>
-      </w:pPr>
-      <w:r>
-        <w:rPr>
-          <w:rFonts w:hint="eastAsia"/>
-          <w:lang w:val="en-US" w:eastAsia="zh-CN"/>
-        </w:rPr>
-        <w:t>外部沟通方式：应根据沟通内容、紧急程度和需方偏好灵活选择，包括但不限于：</w:t>
-      </w:r>
-    </w:p>
-    <w:p>
-      <w:pPr>
-        <w:pStyle w:val="a1"/>
+        <w:pStyle w:val="29"/>
         <w:keepNext w:val="0"/>
         <w:keepLines w:val="0"/>
         <w:pageBreakBefore w:val="0"/>
@@ -4881,7 +4246,7 @@
         <w:bidi w:val="0"/>
         <w:adjustRightInd w:val="0"/>
         <w:snapToGrid w:val="0"/>
-        <w:ind w:left="425" w:hanging="425" w:leftChars="0" w:firstLineChars="0"/>
+        <w:ind w:left="425" w:leftChars="0" w:hanging="425" w:firstLineChars="0"/>
         <w:textAlignment w:val="baseline"/>
         <w:rPr>
           <w:rFonts w:hint="eastAsia"/>
@@ -4893,12 +4258,12 @@
           <w:rFonts w:hint="eastAsia"/>
           <w:lang w:val="en-US" w:eastAsia="zh-CN"/>
         </w:rPr>
-        <w:t>正式书面：服务报告、会议纪要、工作联络单、合同/协议变更文件。</w:t>
+        <w:t>服务级别协议（SLA）的履行情况、服务报告。</w:t>
       </w:r>
     </w:p>
     <w:p>
       <w:pPr>
-        <w:pStyle w:val="a1"/>
+        <w:pStyle w:val="29"/>
         <w:keepNext w:val="0"/>
         <w:keepLines w:val="0"/>
         <w:pageBreakBefore w:val="0"/>
@@ -4916,7 +4281,7 @@
         <w:bidi w:val="0"/>
         <w:adjustRightInd w:val="0"/>
         <w:snapToGrid w:val="0"/>
-        <w:ind w:left="425" w:hanging="425" w:leftChars="0" w:firstLineChars="0"/>
+        <w:ind w:left="425" w:leftChars="0" w:hanging="425" w:firstLineChars="0"/>
         <w:textAlignment w:val="baseline"/>
         <w:rPr>
           <w:rFonts w:hint="eastAsia"/>
@@ -4928,12 +4293,12 @@
           <w:rFonts w:hint="eastAsia"/>
           <w:lang w:val="en-US" w:eastAsia="zh-CN"/>
         </w:rPr>
-        <w:t>会议：定期服务评审会、项目例会、专题研讨会、电话/视频会议。</w:t>
+        <w:t>服务变更（范围、时间、成本等）的提议、评审与批准。</w:t>
       </w:r>
     </w:p>
     <w:p>
       <w:pPr>
-        <w:pStyle w:val="a1"/>
+        <w:pStyle w:val="29"/>
         <w:keepNext w:val="0"/>
         <w:keepLines w:val="0"/>
         <w:pageBreakBefore w:val="0"/>
@@ -4951,7 +4316,7 @@
         <w:bidi w:val="0"/>
         <w:adjustRightInd w:val="0"/>
         <w:snapToGrid w:val="0"/>
-        <w:ind w:left="425" w:hanging="425" w:leftChars="0" w:firstLineChars="0"/>
+        <w:ind w:left="425" w:leftChars="0" w:hanging="425" w:firstLineChars="0"/>
         <w:textAlignment w:val="baseline"/>
         <w:rPr>
           <w:rFonts w:hint="eastAsia"/>
@@ -4963,12 +4328,12 @@
           <w:rFonts w:hint="eastAsia"/>
           <w:lang w:val="en-US" w:eastAsia="zh-CN"/>
         </w:rPr>
-        <w:t>即时沟通：电话、企业微信/钉钉等即时通讯工具（用于日常事务沟通）。</w:t>
+        <w:t>事件（特别是重大事件）的状态、处理进展与根本原因分析。</w:t>
       </w:r>
     </w:p>
     <w:p>
       <w:pPr>
-        <w:pStyle w:val="a1"/>
+        <w:pStyle w:val="29"/>
         <w:keepNext w:val="0"/>
         <w:keepLines w:val="0"/>
         <w:pageBreakBefore w:val="0"/>
@@ -4986,7 +4351,7 @@
         <w:bidi w:val="0"/>
         <w:adjustRightInd w:val="0"/>
         <w:snapToGrid w:val="0"/>
-        <w:ind w:left="425" w:hanging="425" w:leftChars="0" w:firstLineChars="0"/>
+        <w:ind w:left="425" w:leftChars="0" w:hanging="425" w:firstLineChars="0"/>
         <w:textAlignment w:val="baseline"/>
         <w:rPr>
           <w:rFonts w:hint="eastAsia"/>
@@ -4998,12 +4363,12 @@
           <w:rFonts w:hint="eastAsia"/>
           <w:lang w:val="en-US" w:eastAsia="zh-CN"/>
         </w:rPr>
-        <w:t>面对面交流：定期/不定期走访、现场协调会。</w:t>
+        <w:t>需方提出的新需求、投诉、建议及表扬。</w:t>
       </w:r>
     </w:p>
     <w:p>
       <w:pPr>
-        <w:pStyle w:val="a1"/>
+        <w:pStyle w:val="29"/>
         <w:keepNext w:val="0"/>
         <w:keepLines w:val="0"/>
         <w:pageBreakBefore w:val="0"/>
@@ -5021,7 +4386,7 @@
         <w:bidi w:val="0"/>
         <w:adjustRightInd w:val="0"/>
         <w:snapToGrid w:val="0"/>
-        <w:ind w:left="425" w:hanging="425" w:leftChars="0" w:firstLineChars="0"/>
+        <w:ind w:left="425" w:leftChars="0" w:hanging="425" w:firstLineChars="0"/>
         <w:textAlignment w:val="baseline"/>
         <w:rPr>
           <w:rFonts w:hint="eastAsia"/>
@@ -5033,12 +4398,82 @@
           <w:rFonts w:hint="eastAsia"/>
           <w:lang w:val="en-US" w:eastAsia="zh-CN"/>
         </w:rPr>
-        <w:t>运维项目经理是外部沟通的核心协调人，负责确保沟通渠道畅通，信息准确传达。</w:t>
+        <w:t>定期服务评审会议的议题与决议。</w:t>
       </w:r>
     </w:p>
     <w:p>
       <w:pPr>
-        <w:pStyle w:val="2"/>
+        <w:pStyle w:val="29"/>
+        <w:keepNext w:val="0"/>
+        <w:keepLines w:val="0"/>
+        <w:pageBreakBefore w:val="0"/>
+        <w:widowControl w:val="0"/>
+        <w:numPr>
+          <w:ilvl w:val="0"/>
+          <w:numId w:val="3"/>
+        </w:numPr>
+        <w:kinsoku w:val="0"/>
+        <w:wordWrap/>
+        <w:overflowPunct/>
+        <w:topLinePunct w:val="0"/>
+        <w:autoSpaceDE w:val="0"/>
+        <w:autoSpaceDN w:val="0"/>
+        <w:bidi w:val="0"/>
+        <w:adjustRightInd w:val="0"/>
+        <w:snapToGrid w:val="0"/>
+        <w:ind w:left="425" w:leftChars="0" w:hanging="425" w:firstLineChars="0"/>
+        <w:textAlignment w:val="baseline"/>
+        <w:rPr>
+          <w:rFonts w:hint="eastAsia"/>
+          <w:lang w:val="en-US" w:eastAsia="zh-CN"/>
+        </w:rPr>
+      </w:pPr>
+      <w:r>
+        <w:rPr>
+          <w:rFonts w:hint="eastAsia"/>
+          <w:lang w:val="en-US" w:eastAsia="zh-CN"/>
+        </w:rPr>
+        <w:t>公司介绍、服务能力说明、相关政策调整等需知会需方的信息。</w:t>
+      </w:r>
+    </w:p>
+    <w:p>
+      <w:pPr>
+        <w:pStyle w:val="29"/>
+        <w:keepNext w:val="0"/>
+        <w:keepLines w:val="0"/>
+        <w:pageBreakBefore w:val="0"/>
+        <w:widowControl w:val="0"/>
+        <w:numPr>
+          <w:ilvl w:val="0"/>
+          <w:numId w:val="3"/>
+        </w:numPr>
+        <w:kinsoku w:val="0"/>
+        <w:wordWrap/>
+        <w:overflowPunct/>
+        <w:topLinePunct w:val="0"/>
+        <w:autoSpaceDE w:val="0"/>
+        <w:autoSpaceDN w:val="0"/>
+        <w:bidi w:val="0"/>
+        <w:adjustRightInd w:val="0"/>
+        <w:snapToGrid w:val="0"/>
+        <w:ind w:left="425" w:leftChars="0" w:hanging="425" w:firstLineChars="0"/>
+        <w:textAlignment w:val="baseline"/>
+        <w:rPr>
+          <w:rFonts w:hint="eastAsia"/>
+          <w:lang w:val="en-US" w:eastAsia="zh-CN"/>
+        </w:rPr>
+      </w:pPr>
+      <w:r>
+        <w:rPr>
+          <w:rFonts w:hint="eastAsia"/>
+          <w:lang w:val="en-US" w:eastAsia="zh-CN"/>
+        </w:rPr>
+        <w:t>与服务质量相关的法律、法规及其他要求的变化。</w:t>
+      </w:r>
+    </w:p>
+    <w:p>
+      <w:pPr>
+        <w:pStyle w:val="30"/>
         <w:keepNext w:val="0"/>
         <w:keepLines w:val="0"/>
         <w:pageBreakBefore w:val="0"/>
@@ -5058,19 +4493,19 @@
           <w:lang w:val="en-US" w:eastAsia="zh-CN"/>
         </w:rPr>
       </w:pPr>
-      <w:bookmarkStart w:id="14" w:name="_Toc16236"/>
-      <w:r>
-        <w:rPr>
-          <w:rFonts w:hint="eastAsia"/>
-          <w:lang w:val="en-US" w:eastAsia="zh-CN"/>
-        </w:rPr>
-        <w:t>沟通频次</w:t>
-      </w:r>
-      <w:bookmarkEnd w:id="14"/>
+      <w:bookmarkStart w:id="11" w:name="_Toc29890"/>
+      <w:r>
+        <w:rPr>
+          <w:rFonts w:hint="eastAsia"/>
+          <w:lang w:val="en-US" w:eastAsia="zh-CN"/>
+        </w:rPr>
+        <w:t>信息的收集、处理与利用</w:t>
+      </w:r>
+      <w:bookmarkEnd w:id="11"/>
     </w:p>
     <w:p>
       <w:pPr>
-        <w:pStyle w:val="3"/>
+        <w:pStyle w:val="29"/>
         <w:keepNext w:val="0"/>
         <w:keepLines w:val="0"/>
         <w:pageBreakBefore w:val="0"/>
@@ -5090,19 +4525,17 @@
           <w:lang w:val="en-US" w:eastAsia="zh-CN"/>
         </w:rPr>
       </w:pPr>
-      <w:bookmarkStart w:id="15" w:name="_Toc3871"/>
-      <w:r>
-        <w:rPr>
-          <w:rFonts w:hint="eastAsia"/>
-          <w:lang w:val="en-US" w:eastAsia="zh-CN"/>
-        </w:rPr>
-        <w:t>例行沟通</w:t>
-      </w:r>
-      <w:bookmarkEnd w:id="15"/>
+      <w:r>
+        <w:rPr>
+          <w:rFonts w:hint="eastAsia"/>
+          <w:lang w:val="en-US" w:eastAsia="zh-CN"/>
+        </w:rPr>
+        <w:t>内部信息由产生部门负责记录、处理和传递。质量管理部定期主动收集各部门在服务过程中获得的需方反馈及改进建议，进行分析与分发。</w:t>
+      </w:r>
     </w:p>
     <w:p>
       <w:pPr>
-        <w:pStyle w:val="a1"/>
+        <w:pStyle w:val="29"/>
         <w:keepNext w:val="0"/>
         <w:keepLines w:val="0"/>
         <w:pageBreakBefore w:val="0"/>
@@ -5127,12 +4560,12 @@
           <w:rFonts w:hint="eastAsia"/>
           <w:lang w:val="en-US" w:eastAsia="zh-CN"/>
         </w:rPr>
-        <w:t>* 服务报告：按SLA约定周期（通常为月度/季度）提交。</w:t>
+        <w:t>外部信息（主要来自需方）由首次接触部门（如服务台、运维项目经理）负责接收、记录于《信息交流处理单》，并依据信息性质进行处理或上报。确保需方的任何意见、要求都能得到及时响应与闭环处理。</w:t>
       </w:r>
     </w:p>
     <w:p>
       <w:pPr>
-        <w:pStyle w:val="a1"/>
+        <w:pStyle w:val="30"/>
         <w:keepNext w:val="0"/>
         <w:keepLines w:val="0"/>
         <w:pageBreakBefore w:val="0"/>
@@ -5152,17 +4585,19 @@
           <w:lang w:val="en-US" w:eastAsia="zh-CN"/>
         </w:rPr>
       </w:pPr>
-      <w:r>
-        <w:rPr>
-          <w:rFonts w:hint="eastAsia"/>
-          <w:lang w:val="en-US" w:eastAsia="zh-CN"/>
-        </w:rPr>
-        <w:t>* 服务评审会议：至少每季度一次，与需方回顾服务绩效，讨论改进措施。</w:t>
-      </w:r>
+      <w:bookmarkStart w:id="12" w:name="_Toc816"/>
+      <w:r>
+        <w:rPr>
+          <w:rFonts w:hint="eastAsia"/>
+          <w:lang w:val="en-US" w:eastAsia="zh-CN"/>
+        </w:rPr>
+        <w:t>协商与信息交流方式</w:t>
+      </w:r>
+      <w:bookmarkEnd w:id="12"/>
     </w:p>
     <w:p>
       <w:pPr>
-        <w:pStyle w:val="a1"/>
+        <w:pStyle w:val="29"/>
         <w:keepNext w:val="0"/>
         <w:keepLines w:val="0"/>
         <w:pageBreakBefore w:val="0"/>
@@ -5187,12 +4622,12 @@
           <w:rFonts w:hint="eastAsia"/>
           <w:lang w:val="en-US" w:eastAsia="zh-CN"/>
         </w:rPr>
-        <w:t>* 项目例会：根据项目需要定期召开（如双周会）。</w:t>
+        <w:t>内部沟通方式：包括但不限于公司文件/通知、例会、专题会议、内部报告、内网公告、即时通讯工具、电子邮件等。</w:t>
       </w:r>
     </w:p>
     <w:p>
       <w:pPr>
-        <w:pStyle w:val="3"/>
+        <w:pStyle w:val="29"/>
         <w:keepNext w:val="0"/>
         <w:keepLines w:val="0"/>
         <w:pageBreakBefore w:val="0"/>
@@ -5212,205 +4647,17 @@
           <w:lang w:val="en-US" w:eastAsia="zh-CN"/>
         </w:rPr>
       </w:pPr>
-      <w:bookmarkStart w:id="16" w:name="_Toc14460"/>
-      <w:r>
-        <w:rPr>
-          <w:rFonts w:hint="eastAsia"/>
-          <w:lang w:val="en-US" w:eastAsia="zh-CN"/>
-        </w:rPr>
-        <w:t>事件驱动沟通</w:t>
-      </w:r>
-      <w:bookmarkEnd w:id="16"/>
+      <w:r>
+        <w:rPr>
+          <w:rFonts w:hint="eastAsia"/>
+          <w:lang w:val="en-US" w:eastAsia="zh-CN"/>
+        </w:rPr>
+        <w:t>外部沟通方式：应根据沟通内容、紧急程度和需方偏好灵活选择，包括但不限于：</w:t>
+      </w:r>
     </w:p>
     <w:p>
       <w:pPr>
-        <w:pStyle w:val="a1"/>
-        <w:keepNext w:val="0"/>
-        <w:keepLines w:val="0"/>
-        <w:pageBreakBefore w:val="0"/>
-        <w:widowControl w:val="0"/>
-        <w:kinsoku w:val="0"/>
-        <w:wordWrap/>
-        <w:overflowPunct/>
-        <w:topLinePunct w:val="0"/>
-        <w:autoSpaceDE w:val="0"/>
-        <w:autoSpaceDN w:val="0"/>
-        <w:bidi w:val="0"/>
-        <w:adjustRightInd w:val="0"/>
-        <w:snapToGrid w:val="0"/>
-        <w:textAlignment w:val="baseline"/>
-        <w:rPr>
-          <w:rFonts w:hint="eastAsia"/>
-          <w:lang w:val="en-US" w:eastAsia="zh-CN"/>
-        </w:rPr>
-      </w:pPr>
-      <w:r>
-        <w:rPr>
-          <w:rFonts w:hint="eastAsia"/>
-          <w:lang w:val="en-US" w:eastAsia="zh-CN"/>
-        </w:rPr>
-        <w:t>对于服务请求、事件（尤其是重大事件）、变更等，严格按照相关流程定义的时限和要求进行沟通。</w:t>
-      </w:r>
-    </w:p>
-    <w:p>
-      <w:pPr>
-        <w:pStyle w:val="3"/>
-        <w:keepNext w:val="0"/>
-        <w:keepLines w:val="0"/>
-        <w:pageBreakBefore w:val="0"/>
-        <w:widowControl w:val="0"/>
-        <w:kinsoku w:val="0"/>
-        <w:wordWrap/>
-        <w:overflowPunct/>
-        <w:topLinePunct w:val="0"/>
-        <w:autoSpaceDE w:val="0"/>
-        <w:autoSpaceDN w:val="0"/>
-        <w:bidi w:val="0"/>
-        <w:adjustRightInd w:val="0"/>
-        <w:snapToGrid w:val="0"/>
-        <w:textAlignment w:val="baseline"/>
-        <w:rPr>
-          <w:rFonts w:hint="eastAsia"/>
-          <w:lang w:val="en-US" w:eastAsia="zh-CN"/>
-        </w:rPr>
-      </w:pPr>
-      <w:bookmarkStart w:id="17" w:name="_Toc8501"/>
-      <w:r>
-        <w:rPr>
-          <w:rFonts w:hint="eastAsia"/>
-          <w:lang w:val="en-US" w:eastAsia="zh-CN"/>
-        </w:rPr>
-        <w:t>专项沟通</w:t>
-      </w:r>
-      <w:bookmarkEnd w:id="17"/>
-    </w:p>
-    <w:p>
-      <w:pPr>
-        <w:pStyle w:val="a1"/>
-        <w:keepNext w:val="0"/>
-        <w:keepLines w:val="0"/>
-        <w:pageBreakBefore w:val="0"/>
-        <w:widowControl w:val="0"/>
-        <w:kinsoku w:val="0"/>
-        <w:wordWrap/>
-        <w:overflowPunct/>
-        <w:topLinePunct w:val="0"/>
-        <w:autoSpaceDE w:val="0"/>
-        <w:autoSpaceDN w:val="0"/>
-        <w:bidi w:val="0"/>
-        <w:adjustRightInd w:val="0"/>
-        <w:snapToGrid w:val="0"/>
-        <w:textAlignment w:val="baseline"/>
-        <w:rPr>
-          <w:rFonts w:hint="eastAsia"/>
-          <w:lang w:val="en-US" w:eastAsia="zh-CN"/>
-        </w:rPr>
-      </w:pPr>
-      <w:r>
-        <w:rPr>
-          <w:rFonts w:hint="eastAsia"/>
-          <w:lang w:val="en-US" w:eastAsia="zh-CN"/>
-        </w:rPr>
-        <w:t>如服务范围变更、合同续签、年度满意度调查等，按需安排。</w:t>
-      </w:r>
-    </w:p>
-    <w:p>
-      <w:pPr>
-        <w:pStyle w:val="2"/>
-        <w:keepNext w:val="0"/>
-        <w:keepLines w:val="0"/>
-        <w:pageBreakBefore w:val="0"/>
-        <w:widowControl w:val="0"/>
-        <w:kinsoku w:val="0"/>
-        <w:wordWrap/>
-        <w:overflowPunct/>
-        <w:topLinePunct w:val="0"/>
-        <w:autoSpaceDE w:val="0"/>
-        <w:autoSpaceDN w:val="0"/>
-        <w:bidi w:val="0"/>
-        <w:adjustRightInd w:val="0"/>
-        <w:snapToGrid w:val="0"/>
-        <w:textAlignment w:val="baseline"/>
-        <w:rPr>
-          <w:rFonts w:hint="eastAsia"/>
-          <w:lang w:val="en-US" w:eastAsia="zh-CN"/>
-        </w:rPr>
-      </w:pPr>
-      <w:bookmarkStart w:id="18" w:name="_Toc28172"/>
-      <w:r>
-        <w:rPr>
-          <w:rFonts w:hint="eastAsia"/>
-          <w:lang w:val="en-US" w:eastAsia="zh-CN"/>
-        </w:rPr>
-        <w:t>沟通记录管理</w:t>
-      </w:r>
-      <w:bookmarkEnd w:id="18"/>
-    </w:p>
-    <w:p>
-      <w:pPr>
-        <w:pStyle w:val="a1"/>
-        <w:keepNext w:val="0"/>
-        <w:keepLines w:val="0"/>
-        <w:pageBreakBefore w:val="0"/>
-        <w:widowControl w:val="0"/>
-        <w:kinsoku w:val="0"/>
-        <w:wordWrap/>
-        <w:overflowPunct/>
-        <w:topLinePunct w:val="0"/>
-        <w:autoSpaceDE w:val="0"/>
-        <w:autoSpaceDN w:val="0"/>
-        <w:bidi w:val="0"/>
-        <w:adjustRightInd w:val="0"/>
-        <w:snapToGrid w:val="0"/>
-        <w:textAlignment w:val="baseline"/>
-        <w:rPr>
-          <w:rFonts w:hint="eastAsia"/>
-          <w:lang w:val="en-US" w:eastAsia="zh-CN"/>
-        </w:rPr>
-      </w:pPr>
-      <w:r>
-        <w:rPr>
-          <w:rFonts w:hint="eastAsia"/>
-          <w:lang w:val="en-US" w:eastAsia="zh-CN"/>
-        </w:rPr>
-        <w:t>所有正式的、重要的内外部沟通，特别是与需方的会议、关键决策、需求确认、投诉处理等，均应保留可追溯的记录。记录形式包括会议纪要、邮件归档、《信息交流处理单》、签收单等。相关记录由责任部门妥善保存，并按要求归档。</w:t>
-      </w:r>
-    </w:p>
-    <w:p>
-      <w:pPr>
-        <w:pStyle w:val="1"/>
-        <w:keepNext w:val="0"/>
-        <w:keepLines w:val="0"/>
-        <w:pageBreakBefore w:val="0"/>
-        <w:widowControl w:val="0"/>
-        <w:kinsoku w:val="0"/>
-        <w:wordWrap/>
-        <w:overflowPunct/>
-        <w:topLinePunct w:val="0"/>
-        <w:autoSpaceDE w:val="0"/>
-        <w:autoSpaceDN w:val="0"/>
-        <w:bidi w:val="0"/>
-        <w:adjustRightInd w:val="0"/>
-        <w:snapToGrid w:val="0"/>
-        <w:textAlignment w:val="baseline"/>
-        <w:rPr>
-          <w:rFonts w:hint="eastAsia"/>
-          <w:lang w:val="en-US" w:eastAsia="zh-CN"/>
-        </w:rPr>
-      </w:pPr>
-      <w:bookmarkStart w:id="19" w:name="_Toc4651"/>
-      <w:r>
-        <w:rPr>
-          <w:rFonts w:hint="eastAsia"/>
-          <w:lang w:val="en-US" w:eastAsia="zh-CN"/>
-        </w:rPr>
-        <w:t>相关记录</w:t>
-      </w:r>
-      <w:bookmarkEnd w:id="19"/>
-    </w:p>
-    <w:p>
-      <w:pPr>
-        <w:pStyle w:val="a1"/>
+        <w:pStyle w:val="29"/>
         <w:keepNext w:val="0"/>
         <w:keepLines w:val="0"/>
         <w:pageBreakBefore w:val="0"/>
@@ -5428,7 +4675,7 @@
         <w:bidi w:val="0"/>
         <w:adjustRightInd w:val="0"/>
         <w:snapToGrid w:val="0"/>
-        <w:ind w:left="425" w:hanging="425" w:leftChars="0" w:firstLineChars="0"/>
+        <w:ind w:left="425" w:leftChars="0" w:hanging="425" w:firstLineChars="0"/>
         <w:textAlignment w:val="baseline"/>
         <w:rPr>
           <w:rFonts w:hint="eastAsia"/>
@@ -5440,12 +4687,12 @@
           <w:rFonts w:hint="eastAsia"/>
           <w:lang w:val="en-US" w:eastAsia="zh-CN"/>
         </w:rPr>
-        <w:t>《信息交流处理单》</w:t>
+        <w:t>正式书面：服务报告、会议纪要、工作联络单、合同/协议变更文件。</w:t>
       </w:r>
     </w:p>
     <w:p>
       <w:pPr>
-        <w:pStyle w:val="a1"/>
+        <w:pStyle w:val="29"/>
         <w:keepNext w:val="0"/>
         <w:keepLines w:val="0"/>
         <w:pageBreakBefore w:val="0"/>
@@ -5463,7 +4710,7 @@
         <w:bidi w:val="0"/>
         <w:adjustRightInd w:val="0"/>
         <w:snapToGrid w:val="0"/>
-        <w:ind w:left="425" w:hanging="425" w:leftChars="0" w:firstLineChars="0"/>
+        <w:ind w:left="425" w:leftChars="0" w:hanging="425" w:firstLineChars="0"/>
         <w:textAlignment w:val="baseline"/>
         <w:rPr>
           <w:rFonts w:hint="eastAsia"/>
@@ -5475,12 +4722,12 @@
           <w:rFonts w:hint="eastAsia"/>
           <w:lang w:val="en-US" w:eastAsia="zh-CN"/>
         </w:rPr>
-        <w:t>《服务评审会议纪要》</w:t>
+        <w:t>会议：定期服务评审会、项目例会、专题研讨会、电话/视频会议。</w:t>
       </w:r>
     </w:p>
     <w:p>
       <w:pPr>
-        <w:pStyle w:val="a1"/>
+        <w:pStyle w:val="29"/>
         <w:keepNext w:val="0"/>
         <w:keepLines w:val="0"/>
         <w:pageBreakBefore w:val="0"/>
@@ -5498,7 +4745,7 @@
         <w:bidi w:val="0"/>
         <w:adjustRightInd w:val="0"/>
         <w:snapToGrid w:val="0"/>
-        <w:ind w:left="425" w:hanging="425" w:leftChars="0" w:firstLineChars="0"/>
+        <w:ind w:left="425" w:leftChars="0" w:hanging="425" w:firstLineChars="0"/>
         <w:textAlignment w:val="baseline"/>
         <w:rPr>
           <w:rFonts w:hint="eastAsia"/>
@@ -5510,12 +4757,12 @@
           <w:rFonts w:hint="eastAsia"/>
           <w:lang w:val="en-US" w:eastAsia="zh-CN"/>
         </w:rPr>
-        <w:t>《客户沟通记录表》</w:t>
+        <w:t>即时沟通：电话、企业微信/钉钉等即时通讯工具（用于日常事务沟通）。</w:t>
       </w:r>
     </w:p>
     <w:p>
       <w:pPr>
-        <w:pStyle w:val="a1"/>
+        <w:pStyle w:val="29"/>
         <w:keepNext w:val="0"/>
         <w:keepLines w:val="0"/>
         <w:pageBreakBefore w:val="0"/>
@@ -5533,7 +4780,571 @@
         <w:bidi w:val="0"/>
         <w:adjustRightInd w:val="0"/>
         <w:snapToGrid w:val="0"/>
-        <w:ind w:left="425" w:hanging="425" w:leftChars="0" w:firstLineChars="0"/>
+        <w:ind w:left="425" w:leftChars="0" w:hanging="425" w:firstLineChars="0"/>
+        <w:textAlignment w:val="baseline"/>
+        <w:rPr>
+          <w:rFonts w:hint="eastAsia"/>
+          <w:lang w:val="en-US" w:eastAsia="zh-CN"/>
+        </w:rPr>
+      </w:pPr>
+      <w:r>
+        <w:rPr>
+          <w:rFonts w:hint="eastAsia"/>
+          <w:lang w:val="en-US" w:eastAsia="zh-CN"/>
+        </w:rPr>
+        <w:t>面对面交流：定期/不定期走访、现场协调会。</w:t>
+      </w:r>
+    </w:p>
+    <w:p>
+      <w:pPr>
+        <w:pStyle w:val="29"/>
+        <w:keepNext w:val="0"/>
+        <w:keepLines w:val="0"/>
+        <w:pageBreakBefore w:val="0"/>
+        <w:widowControl w:val="0"/>
+        <w:numPr>
+          <w:ilvl w:val="0"/>
+          <w:numId w:val="4"/>
+        </w:numPr>
+        <w:kinsoku w:val="0"/>
+        <w:wordWrap/>
+        <w:overflowPunct/>
+        <w:topLinePunct w:val="0"/>
+        <w:autoSpaceDE w:val="0"/>
+        <w:autoSpaceDN w:val="0"/>
+        <w:bidi w:val="0"/>
+        <w:adjustRightInd w:val="0"/>
+        <w:snapToGrid w:val="0"/>
+        <w:ind w:left="425" w:leftChars="0" w:hanging="425" w:firstLineChars="0"/>
+        <w:textAlignment w:val="baseline"/>
+        <w:rPr>
+          <w:rFonts w:hint="eastAsia"/>
+          <w:lang w:val="en-US" w:eastAsia="zh-CN"/>
+        </w:rPr>
+      </w:pPr>
+      <w:r>
+        <w:rPr>
+          <w:rFonts w:hint="eastAsia"/>
+          <w:lang w:val="en-US" w:eastAsia="zh-CN"/>
+        </w:rPr>
+        <w:t>运维项目经理是外部沟通的核心协调人，负责确保沟通渠道畅通，信息准确传达。</w:t>
+      </w:r>
+    </w:p>
+    <w:p>
+      <w:pPr>
+        <w:pStyle w:val="30"/>
+        <w:keepNext w:val="0"/>
+        <w:keepLines w:val="0"/>
+        <w:pageBreakBefore w:val="0"/>
+        <w:widowControl w:val="0"/>
+        <w:kinsoku w:val="0"/>
+        <w:wordWrap/>
+        <w:overflowPunct/>
+        <w:topLinePunct w:val="0"/>
+        <w:autoSpaceDE w:val="0"/>
+        <w:autoSpaceDN w:val="0"/>
+        <w:bidi w:val="0"/>
+        <w:adjustRightInd w:val="0"/>
+        <w:snapToGrid w:val="0"/>
+        <w:textAlignment w:val="baseline"/>
+        <w:rPr>
+          <w:rFonts w:hint="eastAsia"/>
+          <w:lang w:val="en-US" w:eastAsia="zh-CN"/>
+        </w:rPr>
+      </w:pPr>
+      <w:bookmarkStart w:id="13" w:name="_Toc12610"/>
+      <w:r>
+        <w:rPr>
+          <w:rFonts w:hint="eastAsia"/>
+          <w:lang w:val="en-US" w:eastAsia="zh-CN"/>
+        </w:rPr>
+        <w:t>沟通频次</w:t>
+      </w:r>
+      <w:bookmarkEnd w:id="13"/>
+    </w:p>
+    <w:p>
+      <w:pPr>
+        <w:pStyle w:val="31"/>
+        <w:keepNext w:val="0"/>
+        <w:keepLines w:val="0"/>
+        <w:pageBreakBefore w:val="0"/>
+        <w:widowControl w:val="0"/>
+        <w:kinsoku w:val="0"/>
+        <w:wordWrap/>
+        <w:overflowPunct/>
+        <w:topLinePunct w:val="0"/>
+        <w:autoSpaceDE w:val="0"/>
+        <w:autoSpaceDN w:val="0"/>
+        <w:bidi w:val="0"/>
+        <w:adjustRightInd w:val="0"/>
+        <w:snapToGrid w:val="0"/>
+        <w:textAlignment w:val="baseline"/>
+        <w:rPr>
+          <w:rFonts w:hint="eastAsia"/>
+          <w:lang w:val="en-US" w:eastAsia="zh-CN"/>
+        </w:rPr>
+      </w:pPr>
+      <w:bookmarkStart w:id="14" w:name="_Toc17514"/>
+      <w:r>
+        <w:rPr>
+          <w:rFonts w:hint="eastAsia"/>
+          <w:lang w:val="en-US" w:eastAsia="zh-CN"/>
+        </w:rPr>
+        <w:t>例行沟通</w:t>
+      </w:r>
+      <w:bookmarkEnd w:id="14"/>
+    </w:p>
+    <w:p>
+      <w:pPr>
+        <w:pStyle w:val="29"/>
+        <w:keepNext w:val="0"/>
+        <w:keepLines w:val="0"/>
+        <w:pageBreakBefore w:val="0"/>
+        <w:widowControl w:val="0"/>
+        <w:numPr>
+          <w:ilvl w:val="0"/>
+          <w:numId w:val="5"/>
+        </w:numPr>
+        <w:kinsoku w:val="0"/>
+        <w:wordWrap/>
+        <w:overflowPunct/>
+        <w:topLinePunct w:val="0"/>
+        <w:autoSpaceDE w:val="0"/>
+        <w:autoSpaceDN w:val="0"/>
+        <w:bidi w:val="0"/>
+        <w:adjustRightInd w:val="0"/>
+        <w:snapToGrid w:val="0"/>
+        <w:ind w:left="425" w:leftChars="0" w:hanging="425" w:firstLineChars="0"/>
+        <w:textAlignment w:val="baseline"/>
+        <w:rPr>
+          <w:rFonts w:hint="eastAsia"/>
+          <w:lang w:val="en-US" w:eastAsia="zh-CN"/>
+        </w:rPr>
+      </w:pPr>
+      <w:bookmarkStart w:id="19" w:name="_GoBack"/>
+      <w:bookmarkEnd w:id="19"/>
+      <w:r>
+        <w:rPr>
+          <w:rFonts w:hint="eastAsia"/>
+          <w:lang w:val="en-US" w:eastAsia="zh-CN"/>
+        </w:rPr>
+        <w:t>服务报告：按SLA约定周期（通常为月度/季度）提交。</w:t>
+      </w:r>
+    </w:p>
+    <w:p>
+      <w:pPr>
+        <w:pStyle w:val="29"/>
+        <w:keepNext w:val="0"/>
+        <w:keepLines w:val="0"/>
+        <w:pageBreakBefore w:val="0"/>
+        <w:widowControl w:val="0"/>
+        <w:numPr>
+          <w:ilvl w:val="0"/>
+          <w:numId w:val="5"/>
+        </w:numPr>
+        <w:kinsoku w:val="0"/>
+        <w:wordWrap/>
+        <w:overflowPunct/>
+        <w:topLinePunct w:val="0"/>
+        <w:autoSpaceDE w:val="0"/>
+        <w:autoSpaceDN w:val="0"/>
+        <w:bidi w:val="0"/>
+        <w:adjustRightInd w:val="0"/>
+        <w:snapToGrid w:val="0"/>
+        <w:ind w:left="425" w:leftChars="0" w:hanging="425" w:firstLineChars="0"/>
+        <w:textAlignment w:val="baseline"/>
+        <w:rPr>
+          <w:rFonts w:hint="eastAsia"/>
+          <w:lang w:val="en-US" w:eastAsia="zh-CN"/>
+        </w:rPr>
+      </w:pPr>
+      <w:r>
+        <w:rPr>
+          <w:rFonts w:hint="eastAsia"/>
+          <w:lang w:val="en-US" w:eastAsia="zh-CN"/>
+        </w:rPr>
+        <w:t>服务评审会议：至少每季度一次，与需方回顾服务绩效，讨论改进措施。</w:t>
+      </w:r>
+    </w:p>
+    <w:p>
+      <w:pPr>
+        <w:pStyle w:val="29"/>
+        <w:keepNext w:val="0"/>
+        <w:keepLines w:val="0"/>
+        <w:pageBreakBefore w:val="0"/>
+        <w:widowControl w:val="0"/>
+        <w:numPr>
+          <w:ilvl w:val="0"/>
+          <w:numId w:val="5"/>
+        </w:numPr>
+        <w:kinsoku w:val="0"/>
+        <w:wordWrap/>
+        <w:overflowPunct/>
+        <w:topLinePunct w:val="0"/>
+        <w:autoSpaceDE w:val="0"/>
+        <w:autoSpaceDN w:val="0"/>
+        <w:bidi w:val="0"/>
+        <w:adjustRightInd w:val="0"/>
+        <w:snapToGrid w:val="0"/>
+        <w:ind w:left="425" w:leftChars="0" w:hanging="425" w:firstLineChars="0"/>
+        <w:textAlignment w:val="baseline"/>
+        <w:rPr>
+          <w:rFonts w:hint="eastAsia"/>
+          <w:lang w:val="en-US" w:eastAsia="zh-CN"/>
+        </w:rPr>
+      </w:pPr>
+      <w:r>
+        <w:rPr>
+          <w:rFonts w:hint="eastAsia"/>
+          <w:lang w:val="en-US" w:eastAsia="zh-CN"/>
+        </w:rPr>
+        <w:t>项目例会：根据项目需要定期召开（如双周会）。</w:t>
+      </w:r>
+    </w:p>
+    <w:p>
+      <w:pPr>
+        <w:pStyle w:val="31"/>
+        <w:keepNext w:val="0"/>
+        <w:keepLines w:val="0"/>
+        <w:pageBreakBefore w:val="0"/>
+        <w:widowControl w:val="0"/>
+        <w:kinsoku w:val="0"/>
+        <w:wordWrap/>
+        <w:overflowPunct/>
+        <w:topLinePunct w:val="0"/>
+        <w:autoSpaceDE w:val="0"/>
+        <w:autoSpaceDN w:val="0"/>
+        <w:bidi w:val="0"/>
+        <w:adjustRightInd w:val="0"/>
+        <w:snapToGrid w:val="0"/>
+        <w:textAlignment w:val="baseline"/>
+        <w:rPr>
+          <w:rFonts w:hint="eastAsia"/>
+          <w:lang w:val="en-US" w:eastAsia="zh-CN"/>
+        </w:rPr>
+      </w:pPr>
+      <w:bookmarkStart w:id="15" w:name="_Toc30345"/>
+      <w:r>
+        <w:rPr>
+          <w:rFonts w:hint="eastAsia"/>
+          <w:lang w:val="en-US" w:eastAsia="zh-CN"/>
+        </w:rPr>
+        <w:t>事件驱动沟通</w:t>
+      </w:r>
+      <w:bookmarkEnd w:id="15"/>
+    </w:p>
+    <w:p>
+      <w:pPr>
+        <w:pStyle w:val="29"/>
+        <w:keepNext w:val="0"/>
+        <w:keepLines w:val="0"/>
+        <w:pageBreakBefore w:val="0"/>
+        <w:widowControl w:val="0"/>
+        <w:kinsoku w:val="0"/>
+        <w:wordWrap/>
+        <w:overflowPunct/>
+        <w:topLinePunct w:val="0"/>
+        <w:autoSpaceDE w:val="0"/>
+        <w:autoSpaceDN w:val="0"/>
+        <w:bidi w:val="0"/>
+        <w:adjustRightInd w:val="0"/>
+        <w:snapToGrid w:val="0"/>
+        <w:textAlignment w:val="baseline"/>
+        <w:rPr>
+          <w:rFonts w:hint="eastAsia"/>
+          <w:lang w:val="en-US" w:eastAsia="zh-CN"/>
+        </w:rPr>
+      </w:pPr>
+      <w:r>
+        <w:rPr>
+          <w:rFonts w:hint="eastAsia"/>
+          <w:lang w:val="en-US" w:eastAsia="zh-CN"/>
+        </w:rPr>
+        <w:t>对于服务请求、事件（尤其是重大事件）、变更等，严格按照相关流程定义的时限和要求进行沟通。</w:t>
+      </w:r>
+    </w:p>
+    <w:p>
+      <w:pPr>
+        <w:pStyle w:val="31"/>
+        <w:keepNext w:val="0"/>
+        <w:keepLines w:val="0"/>
+        <w:pageBreakBefore w:val="0"/>
+        <w:widowControl w:val="0"/>
+        <w:kinsoku w:val="0"/>
+        <w:wordWrap/>
+        <w:overflowPunct/>
+        <w:topLinePunct w:val="0"/>
+        <w:autoSpaceDE w:val="0"/>
+        <w:autoSpaceDN w:val="0"/>
+        <w:bidi w:val="0"/>
+        <w:adjustRightInd w:val="0"/>
+        <w:snapToGrid w:val="0"/>
+        <w:textAlignment w:val="baseline"/>
+        <w:rPr>
+          <w:rFonts w:hint="eastAsia"/>
+          <w:lang w:val="en-US" w:eastAsia="zh-CN"/>
+        </w:rPr>
+      </w:pPr>
+      <w:bookmarkStart w:id="16" w:name="_Toc4692"/>
+      <w:r>
+        <w:rPr>
+          <w:rFonts w:hint="eastAsia"/>
+          <w:lang w:val="en-US" w:eastAsia="zh-CN"/>
+        </w:rPr>
+        <w:t>专项沟通</w:t>
+      </w:r>
+      <w:bookmarkEnd w:id="16"/>
+    </w:p>
+    <w:p>
+      <w:pPr>
+        <w:pStyle w:val="29"/>
+        <w:keepNext w:val="0"/>
+        <w:keepLines w:val="0"/>
+        <w:pageBreakBefore w:val="0"/>
+        <w:widowControl w:val="0"/>
+        <w:kinsoku w:val="0"/>
+        <w:wordWrap/>
+        <w:overflowPunct/>
+        <w:topLinePunct w:val="0"/>
+        <w:autoSpaceDE w:val="0"/>
+        <w:autoSpaceDN w:val="0"/>
+        <w:bidi w:val="0"/>
+        <w:adjustRightInd w:val="0"/>
+        <w:snapToGrid w:val="0"/>
+        <w:textAlignment w:val="baseline"/>
+        <w:rPr>
+          <w:rFonts w:hint="eastAsia"/>
+          <w:lang w:val="en-US" w:eastAsia="zh-CN"/>
+        </w:rPr>
+      </w:pPr>
+      <w:r>
+        <w:rPr>
+          <w:rFonts w:hint="eastAsia"/>
+          <w:lang w:val="en-US" w:eastAsia="zh-CN"/>
+        </w:rPr>
+        <w:t>如服务范围变更、合同续签、年度满意度调查等，按需安排。</w:t>
+      </w:r>
+    </w:p>
+    <w:p>
+      <w:pPr>
+        <w:pStyle w:val="30"/>
+        <w:keepNext w:val="0"/>
+        <w:keepLines w:val="0"/>
+        <w:pageBreakBefore w:val="0"/>
+        <w:widowControl w:val="0"/>
+        <w:kinsoku w:val="0"/>
+        <w:wordWrap/>
+        <w:overflowPunct/>
+        <w:topLinePunct w:val="0"/>
+        <w:autoSpaceDE w:val="0"/>
+        <w:autoSpaceDN w:val="0"/>
+        <w:bidi w:val="0"/>
+        <w:adjustRightInd w:val="0"/>
+        <w:snapToGrid w:val="0"/>
+        <w:textAlignment w:val="baseline"/>
+        <w:rPr>
+          <w:rFonts w:hint="eastAsia"/>
+          <w:lang w:val="en-US" w:eastAsia="zh-CN"/>
+        </w:rPr>
+      </w:pPr>
+      <w:bookmarkStart w:id="17" w:name="_Toc2478"/>
+      <w:r>
+        <w:rPr>
+          <w:rFonts w:hint="eastAsia"/>
+          <w:lang w:val="en-US" w:eastAsia="zh-CN"/>
+        </w:rPr>
+        <w:t>沟通记录管理</w:t>
+      </w:r>
+      <w:bookmarkEnd w:id="17"/>
+    </w:p>
+    <w:p>
+      <w:pPr>
+        <w:pStyle w:val="29"/>
+        <w:keepNext w:val="0"/>
+        <w:keepLines w:val="0"/>
+        <w:pageBreakBefore w:val="0"/>
+        <w:widowControl w:val="0"/>
+        <w:kinsoku w:val="0"/>
+        <w:wordWrap/>
+        <w:overflowPunct/>
+        <w:topLinePunct w:val="0"/>
+        <w:autoSpaceDE w:val="0"/>
+        <w:autoSpaceDN w:val="0"/>
+        <w:bidi w:val="0"/>
+        <w:adjustRightInd w:val="0"/>
+        <w:snapToGrid w:val="0"/>
+        <w:textAlignment w:val="baseline"/>
+        <w:rPr>
+          <w:rFonts w:hint="eastAsia"/>
+          <w:lang w:val="en-US" w:eastAsia="zh-CN"/>
+        </w:rPr>
+      </w:pPr>
+      <w:r>
+        <w:rPr>
+          <w:rFonts w:hint="eastAsia"/>
+          <w:lang w:val="en-US" w:eastAsia="zh-CN"/>
+        </w:rPr>
+        <w:t>所有正式的、重要的内外部沟通，特别是与需方的会议、关键决策、需求确认、投诉处理等，均应保留可追溯的记录。记录形式包括会议纪要、邮件归档、《信息交流处理单》、签收单等。相关记录由责任部门妥善保存，并按要求归档。</w:t>
+      </w:r>
+    </w:p>
+    <w:p>
+      <w:pPr>
+        <w:pStyle w:val="28"/>
+        <w:keepNext w:val="0"/>
+        <w:keepLines w:val="0"/>
+        <w:pageBreakBefore w:val="0"/>
+        <w:widowControl w:val="0"/>
+        <w:kinsoku w:val="0"/>
+        <w:wordWrap/>
+        <w:overflowPunct/>
+        <w:topLinePunct w:val="0"/>
+        <w:autoSpaceDE w:val="0"/>
+        <w:autoSpaceDN w:val="0"/>
+        <w:bidi w:val="0"/>
+        <w:adjustRightInd w:val="0"/>
+        <w:snapToGrid w:val="0"/>
+        <w:textAlignment w:val="baseline"/>
+        <w:rPr>
+          <w:rFonts w:hint="eastAsia"/>
+          <w:lang w:val="en-US" w:eastAsia="zh-CN"/>
+        </w:rPr>
+      </w:pPr>
+      <w:bookmarkStart w:id="18" w:name="_Toc24539"/>
+      <w:r>
+        <w:rPr>
+          <w:rFonts w:hint="eastAsia"/>
+          <w:lang w:val="en-US" w:eastAsia="zh-CN"/>
+        </w:rPr>
+        <w:t>相关记录</w:t>
+      </w:r>
+      <w:bookmarkEnd w:id="18"/>
+    </w:p>
+    <w:p>
+      <w:pPr>
+        <w:pStyle w:val="29"/>
+        <w:keepNext w:val="0"/>
+        <w:keepLines w:val="0"/>
+        <w:pageBreakBefore w:val="0"/>
+        <w:widowControl w:val="0"/>
+        <w:numPr>
+          <w:ilvl w:val="0"/>
+          <w:numId w:val="6"/>
+        </w:numPr>
+        <w:kinsoku w:val="0"/>
+        <w:wordWrap/>
+        <w:overflowPunct/>
+        <w:topLinePunct w:val="0"/>
+        <w:autoSpaceDE w:val="0"/>
+        <w:autoSpaceDN w:val="0"/>
+        <w:bidi w:val="0"/>
+        <w:adjustRightInd w:val="0"/>
+        <w:snapToGrid w:val="0"/>
+        <w:ind w:left="425" w:leftChars="0" w:hanging="425" w:firstLineChars="0"/>
+        <w:textAlignment w:val="baseline"/>
+        <w:rPr>
+          <w:rFonts w:hint="eastAsia"/>
+          <w:lang w:val="en-US" w:eastAsia="zh-CN"/>
+        </w:rPr>
+      </w:pPr>
+      <w:r>
+        <w:rPr>
+          <w:rFonts w:hint="eastAsia"/>
+          <w:lang w:val="en-US" w:eastAsia="zh-CN"/>
+        </w:rPr>
+        <w:t>《信息交流处理单》</w:t>
+      </w:r>
+    </w:p>
+    <w:p>
+      <w:pPr>
+        <w:pStyle w:val="29"/>
+        <w:keepNext w:val="0"/>
+        <w:keepLines w:val="0"/>
+        <w:pageBreakBefore w:val="0"/>
+        <w:widowControl w:val="0"/>
+        <w:numPr>
+          <w:ilvl w:val="0"/>
+          <w:numId w:val="6"/>
+        </w:numPr>
+        <w:kinsoku w:val="0"/>
+        <w:wordWrap/>
+        <w:overflowPunct/>
+        <w:topLinePunct w:val="0"/>
+        <w:autoSpaceDE w:val="0"/>
+        <w:autoSpaceDN w:val="0"/>
+        <w:bidi w:val="0"/>
+        <w:adjustRightInd w:val="0"/>
+        <w:snapToGrid w:val="0"/>
+        <w:ind w:left="425" w:leftChars="0" w:hanging="425" w:firstLineChars="0"/>
+        <w:textAlignment w:val="baseline"/>
+        <w:rPr>
+          <w:rFonts w:hint="eastAsia"/>
+          <w:lang w:val="en-US" w:eastAsia="zh-CN"/>
+        </w:rPr>
+      </w:pPr>
+      <w:r>
+        <w:rPr>
+          <w:rFonts w:hint="eastAsia"/>
+          <w:lang w:val="en-US" w:eastAsia="zh-CN"/>
+        </w:rPr>
+        <w:t>《服务评审会议纪要》</w:t>
+      </w:r>
+    </w:p>
+    <w:p>
+      <w:pPr>
+        <w:pStyle w:val="29"/>
+        <w:keepNext w:val="0"/>
+        <w:keepLines w:val="0"/>
+        <w:pageBreakBefore w:val="0"/>
+        <w:widowControl w:val="0"/>
+        <w:numPr>
+          <w:ilvl w:val="0"/>
+          <w:numId w:val="6"/>
+        </w:numPr>
+        <w:kinsoku w:val="0"/>
+        <w:wordWrap/>
+        <w:overflowPunct/>
+        <w:topLinePunct w:val="0"/>
+        <w:autoSpaceDE w:val="0"/>
+        <w:autoSpaceDN w:val="0"/>
+        <w:bidi w:val="0"/>
+        <w:adjustRightInd w:val="0"/>
+        <w:snapToGrid w:val="0"/>
+        <w:ind w:left="425" w:leftChars="0" w:hanging="425" w:firstLineChars="0"/>
+        <w:textAlignment w:val="baseline"/>
+        <w:rPr>
+          <w:rFonts w:hint="eastAsia"/>
+          <w:lang w:val="en-US" w:eastAsia="zh-CN"/>
+        </w:rPr>
+      </w:pPr>
+      <w:r>
+        <w:rPr>
+          <w:rFonts w:hint="eastAsia"/>
+          <w:lang w:val="en-US" w:eastAsia="zh-CN"/>
+        </w:rPr>
+        <w:t>《客户沟通记录表》</w:t>
+      </w:r>
+    </w:p>
+    <w:p>
+      <w:pPr>
+        <w:pStyle w:val="29"/>
+        <w:keepNext w:val="0"/>
+        <w:keepLines w:val="0"/>
+        <w:pageBreakBefore w:val="0"/>
+        <w:widowControl w:val="0"/>
+        <w:numPr>
+          <w:ilvl w:val="0"/>
+          <w:numId w:val="6"/>
+        </w:numPr>
+        <w:kinsoku w:val="0"/>
+        <w:wordWrap/>
+        <w:overflowPunct/>
+        <w:topLinePunct w:val="0"/>
+        <w:autoSpaceDE w:val="0"/>
+        <w:autoSpaceDN w:val="0"/>
+        <w:bidi w:val="0"/>
+        <w:adjustRightInd w:val="0"/>
+        <w:snapToGrid w:val="0"/>
+        <w:ind w:left="425" w:leftChars="0" w:hanging="425" w:firstLineChars="0"/>
         <w:textAlignment w:val="baseline"/>
         <w:rPr>
           <w:rFonts w:hint="eastAsia"/>
@@ -5549,23 +5360,73 @@
       </w:r>
     </w:p>
     <w:sectPr>
-      <w:headerReference w:type="default" r:id="rId7"/>
+      <w:headerReference r:id="rId5" w:type="default"/>
       <w:pgSz w:w="11906" w:h="16838"/>
       <w:pgMar w:top="1417" w:right="1800" w:bottom="1440" w:left="1800" w:header="1140" w:footer="992" w:gutter="0"/>
-      <w:cols w:num="1" w:space="425"/>
+      <w:cols w:space="425" w:num="1"/>
       <w:docGrid w:type="lines" w:linePitch="312" w:charSpace="0"/>
     </w:sectPr>
   </w:body>
 </w:document>
 </file>
 
+<file path=word/endnotes.xml><?xml version="1.0" encoding="utf-8"?>
+<w:endnotes xmlns:wpc="http://schemas.microsoft.com/office/word/2010/wordprocessingCanvas" xmlns:mc="http://schemas.openxmlformats.org/markup-compatibility/2006" xmlns:o="urn:schemas-microsoft-com:office:office" xmlns:r="http://schemas.openxmlformats.org/officeDocument/2006/relationships" xmlns:m="http://schemas.openxmlformats.org/officeDocument/2006/math" xmlns:v="urn:schemas-microsoft-com:vml" xmlns:wp14="http://schemas.microsoft.com/office/word/2010/wordprocessingDrawing" xmlns:wp="http://schemas.openxmlformats.org/drawingml/2006/wordprocessingDrawing" xmlns:w="http://schemas.openxmlformats.org/wordprocessingml/2006/main" xmlns:w14="http://schemas.microsoft.com/office/word/2010/wordml" xmlns:w15="http://schemas.microsoft.com/office/word/2012/wordml" xmlns:w10="urn:schemas-microsoft-com:office:word" xmlns:wpg="http://schemas.microsoft.com/office/word/2010/wordprocessingGroup" xmlns:wpi="http://schemas.microsoft.com/office/word/2010/wordprocessingInk" xmlns:wne="http://schemas.microsoft.com/office/word/2006/wordml" xmlns:wps="http://schemas.microsoft.com/office/word/2010/wordprocessingShape" xmlns:wpsCustomData="http://www.wps.cn/officeDocument/2013/wpsCustomData" mc:Ignorable="w14 w15 wp14">
+  <w:endnote w:type="separator" w:id="0">
+    <w:p>
+      <w:pPr>
+        <w:spacing w:line="240" w:lineRule="auto"/>
+      </w:pPr>
+      <w:r>
+        <w:separator/>
+      </w:r>
+    </w:p>
+  </w:endnote>
+  <w:endnote w:type="continuationSeparator" w:id="1">
+    <w:p>
+      <w:pPr>
+        <w:spacing w:line="240" w:lineRule="auto"/>
+      </w:pPr>
+      <w:r>
+        <w:continuationSeparator/>
+      </w:r>
+    </w:p>
+  </w:endnote>
+</w:endnotes>
+</file>
+
+<file path=word/footnotes.xml><?xml version="1.0" encoding="utf-8"?>
+<w:footnotes xmlns:wpc="http://schemas.microsoft.com/office/word/2010/wordprocessingCanvas" xmlns:mc="http://schemas.openxmlformats.org/markup-compatibility/2006" xmlns:o="urn:schemas-microsoft-com:office:office" xmlns:r="http://schemas.openxmlformats.org/officeDocument/2006/relationships" xmlns:m="http://schemas.openxmlformats.org/officeDocument/2006/math" xmlns:v="urn:schemas-microsoft-com:vml" xmlns:wp14="http://schemas.microsoft.com/office/word/2010/wordprocessingDrawing" xmlns:wp="http://schemas.openxmlformats.org/drawingml/2006/wordprocessingDrawing" xmlns:w="http://schemas.openxmlformats.org/wordprocessingml/2006/main" xmlns:w14="http://schemas.microsoft.com/office/word/2010/wordml" xmlns:w15="http://schemas.microsoft.com/office/word/2012/wordml" xmlns:w10="urn:schemas-microsoft-com:office:word" xmlns:wpg="http://schemas.microsoft.com/office/word/2010/wordprocessingGroup" xmlns:wpi="http://schemas.microsoft.com/office/word/2010/wordprocessingInk" xmlns:wne="http://schemas.microsoft.com/office/word/2006/wordml" xmlns:wps="http://schemas.microsoft.com/office/word/2010/wordprocessingShape" xmlns:wpsCustomData="http://www.wps.cn/officeDocument/2013/wpsCustomData" mc:Ignorable="w14 w15 wp14">
+  <w:footnote w:type="separator" w:id="0">
+    <w:p>
+      <w:pPr>
+        <w:spacing w:line="360" w:lineRule="auto"/>
+      </w:pPr>
+      <w:r>
+        <w:separator/>
+      </w:r>
+    </w:p>
+  </w:footnote>
+  <w:footnote w:type="continuationSeparator" w:id="1">
+    <w:p>
+      <w:pPr>
+        <w:spacing w:line="360" w:lineRule="auto"/>
+      </w:pPr>
+      <w:r>
+        <w:continuationSeparator/>
+      </w:r>
+    </w:p>
+  </w:footnote>
+</w:footnotes>
+</file>
+
 <file path=word/header1.xml><?xml version="1.0" encoding="utf-8"?>
-<w:hdr xmlns:wpc="http://schemas.microsoft.com/office/word/2010/wordprocessingCanvas" xmlns:mc="http://schemas.openxmlformats.org/markup-compatibility/2006" xmlns:o="urn:schemas-microsoft-com:office:office" xmlns:r="http://schemas.openxmlformats.org/officeDocument/2006/relationships" xmlns:m="http://schemas.openxmlformats.org/officeDocument/2006/math" xmlns:v="urn:schemas-microsoft-com:vml" xmlns:wp14="http://schemas.microsoft.com/office/word/2010/wordprocessingDrawing" xmlns:wp="http://schemas.openxmlformats.org/drawingml/2006/wordprocessingDrawing" xmlns:w10="urn:schemas-microsoft-com:office:word" xmlns:w="http://schemas.openxmlformats.org/wordprocessingml/2006/main" xmlns:w14="http://schemas.microsoft.com/office/word/2010/wordml" xmlns:w15="http://schemas.microsoft.com/office/word/2012/wordml" xmlns:wne="http://schemas.microsoft.com/office/word/2006/wordml" xmlns:wpg="http://schemas.microsoft.com/office/word/2010/wordprocessingGroup" xmlns:wpi="http://schemas.microsoft.com/office/word/2010/wordprocessingInk" xmlns:wps="http://schemas.microsoft.com/office/word/2010/wordprocessingShape" mc:Ignorable="w14 w15 wp14">
+<w:hdr xmlns:wpc="http://schemas.microsoft.com/office/word/2010/wordprocessingCanvas" xmlns:mc="http://schemas.openxmlformats.org/markup-compatibility/2006" xmlns:o="urn:schemas-microsoft-com:office:office" xmlns:r="http://schemas.openxmlformats.org/officeDocument/2006/relationships" xmlns:m="http://schemas.openxmlformats.org/officeDocument/2006/math" xmlns:v="urn:schemas-microsoft-com:vml" xmlns:wp14="http://schemas.microsoft.com/office/word/2010/wordprocessingDrawing" xmlns:wp="http://schemas.openxmlformats.org/drawingml/2006/wordprocessingDrawing" xmlns:w10="urn:schemas-microsoft-com:office:word" xmlns:w="http://schemas.openxmlformats.org/wordprocessingml/2006/main" xmlns:w14="http://schemas.microsoft.com/office/word/2010/wordml" xmlns:w15="http://schemas.microsoft.com/office/word/2012/wordml" xmlns:wpg="http://schemas.microsoft.com/office/word/2010/wordprocessingGroup" xmlns:wpi="http://schemas.microsoft.com/office/word/2010/wordprocessingInk" xmlns:wne="http://schemas.microsoft.com/office/word/2006/wordml" xmlns:wps="http://schemas.microsoft.com/office/word/2010/wordprocessingShape" xmlns:wpsCustomData="http://www.wps.cn/officeDocument/2013/wpsCustomData" mc:Ignorable="w14 w15 wp14">
   <w:p>
     <w:pPr>
-      <w:pStyle w:val="Header"/>
+      <w:pStyle w:val="15"/>
       <w:pBdr>
-        <w:bottom w:val="single" w:sz="4" w:space="1" w:color="auto"/>
+        <w:bottom w:val="single" w:color="auto" w:sz="4" w:space="1"/>
       </w:pBdr>
       <w:tabs>
         <w:tab w:val="left" w:pos="335"/>
@@ -5573,27 +5434,27 @@
       </w:tabs>
       <w:jc w:val="right"/>
       <w:rPr>
-        <w:rFonts w:eastAsiaTheme="minorEastAsia" w:hint="eastAsia"/>
+        <w:rFonts w:hint="eastAsia" w:eastAsiaTheme="minorEastAsia"/>
         <w:lang w:eastAsia="zh-CN"/>
       </w:rPr>
     </w:pPr>
     <w:r>
       <w:rPr>
-        <w:rFonts w:eastAsiaTheme="minorEastAsia" w:hint="eastAsia"/>
+        <w:rFonts w:hint="eastAsia" w:eastAsiaTheme="minorEastAsia"/>
         <w:lang w:val="en-US" w:eastAsia="zh-CN"/>
       </w:rPr>
       <w:tab/>
     </w:r>
     <w:r>
       <w:rPr>
-        <w:rFonts w:eastAsiaTheme="minorEastAsia" w:hint="eastAsia"/>
+        <w:rFonts w:hint="eastAsia" w:eastAsiaTheme="minorEastAsia"/>
         <w:lang w:val="en-US" w:eastAsia="zh-CN"/>
       </w:rPr>
       <w:tab/>
     </w:r>
     <w:r>
       <w:rPr>
-        <w:rFonts w:eastAsiaTheme="minorEastAsia" w:hint="eastAsia"/>
+        <w:rFonts w:hint="eastAsia" w:eastAsiaTheme="minorEastAsia"/>
         <w:lang w:val="en-US" w:eastAsia="zh-CN"/>
       </w:rPr>
       <w:t>江西通信产业服务有限公司</w:t>
@@ -5603,15 +5464,15 @@
 </file>
 
 <file path=word/numbering.xml><?xml version="1.0" encoding="utf-8"?>
-<w:numbering xmlns:wpc="http://schemas.microsoft.com/office/word/2010/wordprocessingCanvas" xmlns:mc="http://schemas.openxmlformats.org/markup-compatibility/2006" xmlns:o="urn:schemas-microsoft-com:office:office" xmlns:r="http://schemas.openxmlformats.org/officeDocument/2006/relationships" xmlns:m="http://schemas.openxmlformats.org/officeDocument/2006/math" xmlns:v="urn:schemas-microsoft-com:vml" xmlns:wp14="http://schemas.microsoft.com/office/word/2010/wordprocessingDrawing" xmlns:wp="http://schemas.openxmlformats.org/drawingml/2006/wordprocessingDrawing" xmlns:w10="urn:schemas-microsoft-com:office:word" xmlns:w="http://schemas.openxmlformats.org/wordprocessingml/2006/main" xmlns:w14="http://schemas.microsoft.com/office/word/2010/wordml" xmlns:w15="http://schemas.microsoft.com/office/word/2012/wordml" xmlns:wne="http://schemas.microsoft.com/office/word/2006/wordml" xmlns:wpg="http://schemas.microsoft.com/office/word/2010/wordprocessingGroup" xmlns:wpi="http://schemas.microsoft.com/office/word/2010/wordprocessingInk" xmlns:wps="http://schemas.microsoft.com/office/word/2010/wordprocessingShape" mc:Ignorable="w14 w15 wp14">
+<w:numbering xmlns:wpc="http://schemas.microsoft.com/office/word/2010/wordprocessingCanvas" xmlns:mc="http://schemas.openxmlformats.org/markup-compatibility/2006" xmlns:o="urn:schemas-microsoft-com:office:office" xmlns:r="http://schemas.openxmlformats.org/officeDocument/2006/relationships" xmlns:m="http://schemas.openxmlformats.org/officeDocument/2006/math" xmlns:v="urn:schemas-microsoft-com:vml" xmlns:wp14="http://schemas.microsoft.com/office/word/2010/wordprocessingDrawing" xmlns:wp="http://schemas.openxmlformats.org/drawingml/2006/wordprocessingDrawing" xmlns:w10="urn:schemas-microsoft-com:office:word" xmlns:w="http://schemas.openxmlformats.org/wordprocessingml/2006/main" xmlns:w14="http://schemas.microsoft.com/office/word/2010/wordml" xmlns:wpg="http://schemas.microsoft.com/office/word/2010/wordprocessingGroup" xmlns:wpi="http://schemas.microsoft.com/office/word/2010/wordprocessingInk" xmlns:wne="http://schemas.microsoft.com/office/word/2006/wordml" xmlns:wps="http://schemas.microsoft.com/office/word/2010/wordprocessingShape" xmlns:wpsCustomData="http://www.wps.cn/officeDocument/2013/wpsCustomData" mc:Ignorable="w14 wp14">
   <w:abstractNum w:abstractNumId="0">
     <w:nsid w:val="8E964DCE"/>
     <w:multiLevelType w:val="multilevel"/>
     <w:tmpl w:val="8E964DCE"/>
-    <w:lvl w:ilvl="0">
+    <w:lvl w:ilvl="0" w:tentative="0">
       <w:start w:val="1"/>
       <w:numFmt w:val="decimal"/>
-      <w:pStyle w:val="Heading1"/>
+      <w:pStyle w:val="2"/>
       <w:lvlText w:val="%1."/>
       <w:lvlJc w:val="left"/>
       <w:pPr>
@@ -5621,10 +5482,10 @@
         <w:rFonts w:hint="default"/>
       </w:rPr>
     </w:lvl>
-    <w:lvl w:ilvl="1">
+    <w:lvl w:ilvl="1" w:tentative="0">
       <w:start w:val="1"/>
       <w:numFmt w:val="decimal"/>
-      <w:pStyle w:val="Heading2"/>
+      <w:pStyle w:val="3"/>
       <w:lvlText w:val="%1.%2."/>
       <w:lvlJc w:val="left"/>
       <w:pPr>
@@ -5634,10 +5495,10 @@
         <w:rFonts w:hint="default"/>
       </w:rPr>
     </w:lvl>
-    <w:lvl w:ilvl="2">
+    <w:lvl w:ilvl="2" w:tentative="0">
       <w:start w:val="1"/>
       <w:numFmt w:val="decimal"/>
-      <w:pStyle w:val="Heading3"/>
+      <w:pStyle w:val="4"/>
       <w:lvlText w:val="%1.%2.%3."/>
       <w:lvlJc w:val="left"/>
       <w:pPr>
@@ -5647,10 +5508,10 @@
         <w:rFonts w:hint="default"/>
       </w:rPr>
     </w:lvl>
-    <w:lvl w:ilvl="3">
+    <w:lvl w:ilvl="3" w:tentative="0">
       <w:start w:val="1"/>
       <w:numFmt w:val="decimal"/>
-      <w:pStyle w:val="Heading4"/>
+      <w:pStyle w:val="5"/>
       <w:lvlText w:val="%1.%2.%3.%4."/>
       <w:lvlJc w:val="left"/>
       <w:pPr>
@@ -5660,10 +5521,10 @@
         <w:rFonts w:hint="default"/>
       </w:rPr>
     </w:lvl>
-    <w:lvl w:ilvl="4">
+    <w:lvl w:ilvl="4" w:tentative="0">
       <w:start w:val="1"/>
       <w:numFmt w:val="decimal"/>
-      <w:pStyle w:val="Heading5"/>
+      <w:pStyle w:val="6"/>
       <w:lvlText w:val="%1.%2.%3.%4.%5."/>
       <w:lvlJc w:val="left"/>
       <w:pPr>
@@ -5673,10 +5534,10 @@
         <w:rFonts w:hint="default"/>
       </w:rPr>
     </w:lvl>
-    <w:lvl w:ilvl="5">
+    <w:lvl w:ilvl="5" w:tentative="0">
       <w:start w:val="1"/>
       <w:numFmt w:val="decimal"/>
-      <w:pStyle w:val="Heading6"/>
+      <w:pStyle w:val="7"/>
       <w:lvlText w:val="%1.%2.%3.%4.%5.%6."/>
       <w:lvlJc w:val="left"/>
       <w:pPr>
@@ -5686,10 +5547,10 @@
         <w:rFonts w:hint="default"/>
       </w:rPr>
     </w:lvl>
-    <w:lvl w:ilvl="6">
+    <w:lvl w:ilvl="6" w:tentative="0">
       <w:start w:val="1"/>
       <w:numFmt w:val="decimal"/>
-      <w:pStyle w:val="Heading7"/>
+      <w:pStyle w:val="8"/>
       <w:lvlText w:val="%1.%2.%3.%4.%5.%6.%7."/>
       <w:lvlJc w:val="left"/>
       <w:pPr>
@@ -5699,10 +5560,10 @@
         <w:rFonts w:hint="default"/>
       </w:rPr>
     </w:lvl>
-    <w:lvl w:ilvl="7">
+    <w:lvl w:ilvl="7" w:tentative="0">
       <w:start w:val="1"/>
       <w:numFmt w:val="decimal"/>
-      <w:pStyle w:val="Heading8"/>
+      <w:pStyle w:val="9"/>
       <w:lvlText w:val="%1.%2.%3.%4.%5.%6.%7.%8."/>
       <w:lvlJc w:val="left"/>
       <w:pPr>
@@ -5712,10 +5573,10 @@
         <w:rFonts w:hint="default"/>
       </w:rPr>
     </w:lvl>
-    <w:lvl w:ilvl="8">
+    <w:lvl w:ilvl="8" w:tentative="0">
       <w:start w:val="1"/>
       <w:numFmt w:val="decimal"/>
-      <w:pStyle w:val="Heading9"/>
+      <w:pStyle w:val="10"/>
       <w:lvlText w:val="%1.%2.%3.%4.%5.%6.%7.%8.%9."/>
       <w:lvlJc w:val="left"/>
       <w:pPr>
@@ -5730,7 +5591,7 @@
     <w:nsid w:val="11BE283B"/>
     <w:multiLevelType w:val="singleLevel"/>
     <w:tmpl w:val="11BE283B"/>
-    <w:lvl w:ilvl="0">
+    <w:lvl w:ilvl="0" w:tentative="0">
       <w:start w:val="1"/>
       <w:numFmt w:val="decimal"/>
       <w:lvlText w:val="%1."/>
@@ -5747,7 +5608,7 @@
     <w:nsid w:val="1CA59CB0"/>
     <w:multiLevelType w:val="singleLevel"/>
     <w:tmpl w:val="1CA59CB0"/>
-    <w:lvl w:ilvl="0">
+    <w:lvl w:ilvl="0" w:tentative="0">
       <w:start w:val="1"/>
       <w:numFmt w:val="decimal"/>
       <w:lvlText w:val="%1."/>
@@ -5764,7 +5625,41 @@
     <w:nsid w:val="275EF6BE"/>
     <w:multiLevelType w:val="singleLevel"/>
     <w:tmpl w:val="275EF6BE"/>
-    <w:lvl w:ilvl="0">
+    <w:lvl w:ilvl="0" w:tentative="0">
+      <w:start w:val="1"/>
+      <w:numFmt w:val="decimal"/>
+      <w:lvlText w:val="%1."/>
+      <w:lvlJc w:val="left"/>
+      <w:pPr>
+        <w:ind w:left="425" w:hanging="425"/>
+      </w:pPr>
+      <w:rPr>
+        <w:rFonts w:hint="default"/>
+      </w:rPr>
+    </w:lvl>
+  </w:abstractNum>
+  <w:abstractNum w:abstractNumId="4">
+    <w:nsid w:val="4D2D477C"/>
+    <w:multiLevelType w:val="singleLevel"/>
+    <w:tmpl w:val="4D2D477C"/>
+    <w:lvl w:ilvl="0" w:tentative="0">
+      <w:start w:val="1"/>
+      <w:numFmt w:val="decimal"/>
+      <w:lvlText w:val="%1."/>
+      <w:lvlJc w:val="left"/>
+      <w:pPr>
+        <w:ind w:left="425" w:hanging="425"/>
+      </w:pPr>
+      <w:rPr>
+        <w:rFonts w:hint="default"/>
+      </w:rPr>
+    </w:lvl>
+  </w:abstractNum>
+  <w:abstractNum w:abstractNumId="5">
+    <w:nsid w:val="6B6C74FE"/>
+    <w:multiLevelType w:val="singleLevel"/>
+    <w:tmpl w:val="6B6C74FE"/>
+    <w:lvl w:ilvl="0" w:tentative="0">
       <w:start w:val="1"/>
       <w:numFmt w:val="decimal"/>
       <w:lvlText w:val="%1."/>
@@ -5784,276 +5679,284 @@
     <w:abstractNumId w:val="2"/>
   </w:num>
   <w:num w:numId="3">
+    <w:abstractNumId w:val="4"/>
+  </w:num>
+  <w:num w:numId="4">
     <w:abstractNumId w:val="1"/>
   </w:num>
-  <w:num w:numId="4">
+  <w:num w:numId="5">
+    <w:abstractNumId w:val="5"/>
+  </w:num>
+  <w:num w:numId="6">
     <w:abstractNumId w:val="3"/>
   </w:num>
 </w:numbering>
 </file>
 
 <file path=word/styles.xml><?xml version="1.0" encoding="utf-8"?>
-<w:styles xmlns:mc="http://schemas.openxmlformats.org/markup-compatibility/2006" xmlns:r="http://schemas.openxmlformats.org/officeDocument/2006/relationships" xmlns:w="http://schemas.openxmlformats.org/wordprocessingml/2006/main" xmlns:w14="http://schemas.microsoft.com/office/word/2010/wordml" xmlns:w15="http://schemas.microsoft.com/office/word/2012/wordml" mc:Ignorable="w14 w15">
+<w:styles xmlns:mc="http://schemas.openxmlformats.org/markup-compatibility/2006" xmlns:o="urn:schemas-microsoft-com:office:office" xmlns:r="http://schemas.openxmlformats.org/officeDocument/2006/relationships" xmlns:m="http://schemas.openxmlformats.org/officeDocument/2006/math" xmlns:v="urn:schemas-microsoft-com:vml" xmlns:w="http://schemas.openxmlformats.org/wordprocessingml/2006/main" xmlns:w14="http://schemas.microsoft.com/office/word/2010/wordml" xmlns:w10="urn:schemas-microsoft-com:office:word" xmlns:sl="http://schemas.openxmlformats.org/schemaLibrary/2006/main" xmlns:wpsCustomData="http://www.wps.cn/officeDocument/2013/wpsCustomData" mc:Ignorable="w14">
   <w:docDefaults>
     <w:rPrDefault>
       <w:rPr>
-        <w:rFonts w:ascii="Times New Roman" w:eastAsia="宋体" w:hAnsi="Times New Roman" w:cs="Times New Roman"/>
+        <w:rFonts w:ascii="Times New Roman" w:hAnsi="Times New Roman" w:eastAsia="宋体" w:cs="Times New Roman"/>
       </w:rPr>
     </w:rPrDefault>
     <w:pPrDefault/>
   </w:docDefaults>
-  <w:latentStyles w:defLockedState="0" w:defUIPriority="99" w:defSemiHidden="1" w:defUnhideWhenUsed="1" w:defQFormat="0" w:count="260">
-    <w:lsdException w:name="Normal" w:semiHidden="0" w:uiPriority="0" w:unhideWhenUsed="0" w:qFormat="1"/>
-    <w:lsdException w:name="heading 1" w:semiHidden="0" w:uiPriority="0" w:unhideWhenUsed="0" w:qFormat="1"/>
-    <w:lsdException w:name="heading 2" w:semiHidden="0" w:uiPriority="0" w:qFormat="1"/>
-    <w:lsdException w:name="heading 3" w:uiPriority="0" w:qFormat="1"/>
-    <w:lsdException w:name="heading 4" w:semiHidden="0" w:uiPriority="0" w:qFormat="1"/>
-    <w:lsdException w:name="heading 5" w:uiPriority="0" w:qFormat="1"/>
-    <w:lsdException w:name="heading 6" w:uiPriority="0" w:qFormat="1"/>
-    <w:lsdException w:name="heading 7" w:uiPriority="0" w:qFormat="1"/>
-    <w:lsdException w:name="heading 8" w:uiPriority="0" w:qFormat="1"/>
-    <w:lsdException w:name="heading 9" w:uiPriority="0" w:qFormat="1"/>
-    <w:lsdException w:name="index 1" w:semiHidden="0" w:uiPriority="0" w:unhideWhenUsed="0"/>
-    <w:lsdException w:name="index 2" w:semiHidden="0" w:uiPriority="0" w:unhideWhenUsed="0"/>
-    <w:lsdException w:name="index 3" w:semiHidden="0" w:uiPriority="0" w:unhideWhenUsed="0"/>
-    <w:lsdException w:name="index 4" w:semiHidden="0" w:uiPriority="0" w:unhideWhenUsed="0"/>
-    <w:lsdException w:name="index 5" w:semiHidden="0" w:uiPriority="0" w:unhideWhenUsed="0"/>
-    <w:lsdException w:name="index 6" w:semiHidden="0" w:uiPriority="0" w:unhideWhenUsed="0"/>
-    <w:lsdException w:name="index 7" w:semiHidden="0" w:uiPriority="0" w:unhideWhenUsed="0"/>
-    <w:lsdException w:name="index 8" w:semiHidden="0" w:uiPriority="0" w:unhideWhenUsed="0"/>
-    <w:lsdException w:name="index 9" w:semiHidden="0" w:uiPriority="0" w:unhideWhenUsed="0"/>
-    <w:lsdException w:name="toc 1" w:semiHidden="0" w:uiPriority="0" w:unhideWhenUsed="0" w:qFormat="1"/>
-    <w:lsdException w:name="toc 2" w:semiHidden="0" w:uiPriority="0" w:unhideWhenUsed="0" w:qFormat="1"/>
-    <w:lsdException w:name="toc 3" w:semiHidden="0" w:uiPriority="0" w:unhideWhenUsed="0" w:qFormat="1"/>
-    <w:lsdException w:name="toc 4" w:semiHidden="0" w:uiPriority="0" w:unhideWhenUsed="0"/>
-    <w:lsdException w:name="toc 5" w:semiHidden="0" w:uiPriority="0" w:unhideWhenUsed="0"/>
-    <w:lsdException w:name="toc 6" w:semiHidden="0" w:uiPriority="0" w:unhideWhenUsed="0"/>
-    <w:lsdException w:name="toc 7" w:semiHidden="0" w:uiPriority="0" w:unhideWhenUsed="0"/>
-    <w:lsdException w:name="toc 8" w:semiHidden="0" w:uiPriority="0" w:unhideWhenUsed="0"/>
-    <w:lsdException w:name="toc 9" w:semiHidden="0" w:uiPriority="0" w:unhideWhenUsed="0"/>
-    <w:lsdException w:name="Normal Indent" w:semiHidden="0" w:uiPriority="0" w:unhideWhenUsed="0"/>
-    <w:lsdException w:name="footnote text" w:semiHidden="0" w:uiPriority="0" w:unhideWhenUsed="0"/>
-    <w:lsdException w:name="annotation text" w:semiHidden="0" w:uiPriority="0" w:unhideWhenUsed="0" w:qFormat="1"/>
-    <w:lsdException w:name="header" w:semiHidden="0" w:uiPriority="0" w:unhideWhenUsed="0" w:qFormat="1"/>
-    <w:lsdException w:name="footer" w:semiHidden="0" w:uiPriority="0" w:unhideWhenUsed="0" w:qFormat="1"/>
-    <w:lsdException w:name="index heading" w:semiHidden="0" w:uiPriority="0" w:unhideWhenUsed="0"/>
-    <w:lsdException w:name="caption" w:uiPriority="0" w:qFormat="1"/>
-    <w:lsdException w:name="table of figures" w:semiHidden="0" w:uiPriority="0" w:unhideWhenUsed="0"/>
-    <w:lsdException w:name="envelope address" w:semiHidden="0" w:uiPriority="0" w:unhideWhenUsed="0"/>
-    <w:lsdException w:name="envelope return" w:semiHidden="0" w:uiPriority="0" w:unhideWhenUsed="0"/>
-    <w:lsdException w:name="footnote reference" w:semiHidden="0" w:uiPriority="0" w:unhideWhenUsed="0"/>
-    <w:lsdException w:name="annotation reference" w:semiHidden="0" w:uiPriority="0" w:unhideWhenUsed="0"/>
-    <w:lsdException w:name="line number" w:semiHidden="0" w:uiPriority="0" w:unhideWhenUsed="0"/>
-    <w:lsdException w:name="page number" w:semiHidden="0" w:uiPriority="0" w:unhideWhenUsed="0"/>
-    <w:lsdException w:name="endnote reference" w:semiHidden="0" w:uiPriority="0" w:unhideWhenUsed="0"/>
-    <w:lsdException w:name="endnote text" w:semiHidden="0" w:uiPriority="0" w:unhideWhenUsed="0"/>
-    <w:lsdException w:name="table of authorities" w:semiHidden="0" w:uiPriority="0" w:unhideWhenUsed="0"/>
-    <w:lsdException w:name="macro" w:semiHidden="0" w:uiPriority="0" w:unhideWhenUsed="0"/>
-    <w:lsdException w:name="toa heading" w:semiHidden="0" w:uiPriority="0" w:unhideWhenUsed="0"/>
-    <w:lsdException w:name="List" w:semiHidden="0" w:uiPriority="0" w:unhideWhenUsed="0"/>
-    <w:lsdException w:name="List Bullet" w:semiHidden="0" w:uiPriority="0" w:unhideWhenUsed="0"/>
-    <w:lsdException w:name="List Number" w:semiHidden="0" w:uiPriority="0" w:unhideWhenUsed="0"/>
-    <w:lsdException w:name="List 2" w:semiHidden="0" w:uiPriority="0" w:unhideWhenUsed="0"/>
-    <w:lsdException w:name="List 3" w:semiHidden="0" w:uiPriority="0" w:unhideWhenUsed="0"/>
-    <w:lsdException w:name="List 4" w:semiHidden="0" w:uiPriority="0" w:unhideWhenUsed="0"/>
-    <w:lsdException w:name="List 5" w:semiHidden="0" w:uiPriority="0" w:unhideWhenUsed="0"/>
-    <w:lsdException w:name="List Bullet 2" w:semiHidden="0" w:uiPriority="0" w:unhideWhenUsed="0"/>
-    <w:lsdException w:name="List Bullet 3" w:semiHidden="0" w:uiPriority="0" w:unhideWhenUsed="0"/>
-    <w:lsdException w:name="List Bullet 4" w:semiHidden="0" w:uiPriority="0" w:unhideWhenUsed="0"/>
-    <w:lsdException w:name="List Bullet 5" w:semiHidden="0" w:uiPriority="0" w:unhideWhenUsed="0"/>
-    <w:lsdException w:name="List Number 2" w:semiHidden="0" w:uiPriority="0" w:unhideWhenUsed="0"/>
-    <w:lsdException w:name="List Number 3" w:semiHidden="0" w:uiPriority="0" w:unhideWhenUsed="0"/>
-    <w:lsdException w:name="List Number 4" w:semiHidden="0" w:uiPriority="0" w:unhideWhenUsed="0"/>
-    <w:lsdException w:name="List Number 5" w:semiHidden="0" w:uiPriority="0" w:unhideWhenUsed="0"/>
-    <w:lsdException w:name="Title" w:semiHidden="0" w:uiPriority="0" w:unhideWhenUsed="0" w:qFormat="1"/>
-    <w:lsdException w:name="Closing" w:semiHidden="0" w:uiPriority="0" w:unhideWhenUsed="0"/>
-    <w:lsdException w:name="Signature" w:semiHidden="0" w:uiPriority="0" w:unhideWhenUsed="0"/>
-    <w:lsdException w:name="Default Paragraph Font" w:uiPriority="0" w:unhideWhenUsed="0" w:qFormat="1"/>
-    <w:lsdException w:name="Body Text" w:uiPriority="0" w:unhideWhenUsed="0" w:qFormat="1"/>
-    <w:lsdException w:name="Body Text Indent" w:semiHidden="0" w:uiPriority="0" w:unhideWhenUsed="0"/>
-    <w:lsdException w:name="List Continue" w:semiHidden="0" w:uiPriority="0" w:unhideWhenUsed="0"/>
-    <w:lsdException w:name="List Continue 2" w:semiHidden="0" w:uiPriority="0" w:unhideWhenUsed="0"/>
-    <w:lsdException w:name="List Continue 3" w:semiHidden="0" w:uiPriority="0" w:unhideWhenUsed="0"/>
-    <w:lsdException w:name="List Continue 4" w:semiHidden="0" w:uiPriority="0" w:unhideWhenUsed="0"/>
-    <w:lsdException w:name="List Continue 5" w:semiHidden="0" w:uiPriority="0" w:unhideWhenUsed="0"/>
-    <w:lsdException w:name="Message Header" w:semiHidden="0" w:uiPriority="0" w:unhideWhenUsed="0"/>
-    <w:lsdException w:name="Subtitle" w:semiHidden="0" w:uiPriority="0" w:unhideWhenUsed="0" w:qFormat="1"/>
-    <w:lsdException w:name="Salutation" w:semiHidden="0" w:uiPriority="0" w:unhideWhenUsed="0"/>
-    <w:lsdException w:name="Date" w:semiHidden="0" w:uiPriority="0" w:unhideWhenUsed="0"/>
-    <w:lsdException w:name="Body Text First Indent" w:semiHidden="0" w:uiPriority="0" w:unhideWhenUsed="0"/>
-    <w:lsdException w:name="Body Text First Indent 2" w:semiHidden="0" w:uiPriority="0" w:unhideWhenUsed="0"/>
-    <w:lsdException w:name="Body Text 2" w:semiHidden="0" w:uiPriority="0" w:unhideWhenUsed="0"/>
-    <w:lsdException w:name="Body Text 3" w:semiHidden="0" w:uiPriority="0" w:unhideWhenUsed="0"/>
-    <w:lsdException w:name="Body Text Indent 2" w:semiHidden="0" w:uiPriority="0" w:unhideWhenUsed="0"/>
-    <w:lsdException w:name="Body Text Indent 3" w:semiHidden="0" w:uiPriority="0" w:unhideWhenUsed="0"/>
-    <w:lsdException w:name="Block Text" w:semiHidden="0" w:uiPriority="0" w:unhideWhenUsed="0"/>
-    <w:lsdException w:name="Hyperlink" w:semiHidden="0" w:uiPriority="0" w:unhideWhenUsed="0"/>
-    <w:lsdException w:name="FollowedHyperlink" w:semiHidden="0" w:uiPriority="0" w:unhideWhenUsed="0"/>
-    <w:lsdException w:name="Strong" w:semiHidden="0" w:uiPriority="0" w:unhideWhenUsed="0" w:qFormat="1"/>
-    <w:lsdException w:name="Emphasis" w:semiHidden="0" w:uiPriority="0" w:unhideWhenUsed="0" w:qFormat="1"/>
-    <w:lsdException w:name="Document Map" w:semiHidden="0" w:uiPriority="0" w:unhideWhenUsed="0"/>
-    <w:lsdException w:name="Plain Text" w:semiHidden="0" w:uiPriority="0" w:unhideWhenUsed="0"/>
-    <w:lsdException w:name="E-mail Signature" w:semiHidden="0" w:uiPriority="0" w:unhideWhenUsed="0"/>
-    <w:lsdException w:name="Normal (Web)" w:semiHidden="0" w:uiPriority="0" w:unhideWhenUsed="0" w:qFormat="1"/>
-    <w:lsdException w:name="HTML Acronym" w:semiHidden="0" w:uiPriority="0" w:unhideWhenUsed="0"/>
-    <w:lsdException w:name="HTML Address" w:semiHidden="0" w:uiPriority="0" w:unhideWhenUsed="0"/>
-    <w:lsdException w:name="HTML Cite" w:semiHidden="0" w:uiPriority="0" w:unhideWhenUsed="0"/>
-    <w:lsdException w:name="HTML Code" w:semiHidden="0" w:uiPriority="0" w:unhideWhenUsed="0"/>
-    <w:lsdException w:name="HTML Definition" w:semiHidden="0" w:uiPriority="0" w:unhideWhenUsed="0"/>
-    <w:lsdException w:name="HTML Keyboard" w:semiHidden="0" w:uiPriority="0" w:unhideWhenUsed="0"/>
-    <w:lsdException w:name="HTML Preformatted" w:semiHidden="0" w:uiPriority="0" w:unhideWhenUsed="0"/>
-    <w:lsdException w:name="HTML Sample" w:semiHidden="0" w:uiPriority="0" w:unhideWhenUsed="0"/>
-    <w:lsdException w:name="HTML Typewriter" w:semiHidden="0" w:uiPriority="0" w:unhideWhenUsed="0"/>
-    <w:lsdException w:name="HTML Variable" w:semiHidden="0" w:uiPriority="0" w:unhideWhenUsed="0"/>
-    <w:lsdException w:name="Normal Table" w:uiPriority="0" w:unhideWhenUsed="0" w:qFormat="1"/>
-    <w:lsdException w:name="annotation subject" w:semiHidden="0" w:uiPriority="0" w:unhideWhenUsed="0"/>
-    <w:lsdException w:name="Table Simple 1" w:semiHidden="0" w:uiPriority="0" w:unhideWhenUsed="0"/>
-    <w:lsdException w:name="Table Simple 2" w:semiHidden="0" w:uiPriority="0" w:unhideWhenUsed="0"/>
-    <w:lsdException w:name="Table Simple 3" w:semiHidden="0" w:uiPriority="0" w:unhideWhenUsed="0"/>
-    <w:lsdException w:name="Table Classic 1" w:semiHidden="0" w:uiPriority="0" w:unhideWhenUsed="0"/>
-    <w:lsdException w:name="Table Classic 2" w:semiHidden="0" w:uiPriority="0" w:unhideWhenUsed="0"/>
-    <w:lsdException w:name="Table Classic 3" w:semiHidden="0" w:uiPriority="0" w:unhideWhenUsed="0"/>
-    <w:lsdException w:name="Table Classic 4" w:semiHidden="0" w:uiPriority="0" w:unhideWhenUsed="0"/>
-    <w:lsdException w:name="Table Colorful 1" w:semiHidden="0" w:uiPriority="0" w:unhideWhenUsed="0"/>
-    <w:lsdException w:name="Table Colorful 2" w:semiHidden="0" w:uiPriority="0" w:unhideWhenUsed="0"/>
-    <w:lsdException w:name="Table Colorful 3" w:semiHidden="0" w:uiPriority="0" w:unhideWhenUsed="0"/>
-    <w:lsdException w:name="Table Columns 1" w:semiHidden="0" w:uiPriority="0" w:unhideWhenUsed="0"/>
-    <w:lsdException w:name="Table Columns 2" w:semiHidden="0" w:uiPriority="0" w:unhideWhenUsed="0"/>
-    <w:lsdException w:name="Table Columns 3" w:semiHidden="0" w:uiPriority="0" w:unhideWhenUsed="0"/>
-    <w:lsdException w:name="Table Columns 4" w:semiHidden="0" w:uiPriority="0" w:unhideWhenUsed="0"/>
-    <w:lsdException w:name="Table Columns 5" w:semiHidden="0" w:uiPriority="0" w:unhideWhenUsed="0"/>
-    <w:lsdException w:name="Table Grid 1" w:semiHidden="0" w:uiPriority="0" w:unhideWhenUsed="0"/>
-    <w:lsdException w:name="Table Grid 2" w:semiHidden="0" w:uiPriority="0" w:unhideWhenUsed="0"/>
-    <w:lsdException w:name="Table Grid 3" w:semiHidden="0" w:uiPriority="0" w:unhideWhenUsed="0"/>
-    <w:lsdException w:name="Table Grid 4" w:semiHidden="0" w:uiPriority="0" w:unhideWhenUsed="0"/>
-    <w:lsdException w:name="Table Grid 5" w:semiHidden="0" w:uiPriority="0" w:unhideWhenUsed="0"/>
-    <w:lsdException w:name="Table Grid 6" w:semiHidden="0" w:uiPriority="0" w:unhideWhenUsed="0"/>
-    <w:lsdException w:name="Table Grid 7" w:semiHidden="0" w:uiPriority="0" w:unhideWhenUsed="0"/>
-    <w:lsdException w:name="Table Grid 8" w:semiHidden="0" w:uiPriority="0" w:unhideWhenUsed="0"/>
-    <w:lsdException w:name="Table List 1" w:semiHidden="0" w:uiPriority="0" w:unhideWhenUsed="0"/>
-    <w:lsdException w:name="Table List 2" w:semiHidden="0" w:uiPriority="0" w:unhideWhenUsed="0"/>
-    <w:lsdException w:name="Table List 3" w:semiHidden="0" w:uiPriority="0" w:unhideWhenUsed="0"/>
-    <w:lsdException w:name="Table List 4" w:semiHidden="0" w:uiPriority="0" w:unhideWhenUsed="0"/>
-    <w:lsdException w:name="Table List 5" w:semiHidden="0" w:uiPriority="0" w:unhideWhenUsed="0"/>
-    <w:lsdException w:name="Table List 6" w:semiHidden="0" w:uiPriority="0" w:unhideWhenUsed="0"/>
-    <w:lsdException w:name="Table List 7" w:semiHidden="0" w:uiPriority="0" w:unhideWhenUsed="0"/>
-    <w:lsdException w:name="Table List 8" w:semiHidden="0" w:uiPriority="0" w:unhideWhenUsed="0"/>
-    <w:lsdException w:name="Table 3D effects 1" w:semiHidden="0" w:uiPriority="0" w:unhideWhenUsed="0"/>
-    <w:lsdException w:name="Table 3D effects 2" w:semiHidden="0" w:uiPriority="0" w:unhideWhenUsed="0"/>
-    <w:lsdException w:name="Table 3D effects 3" w:semiHidden="0" w:uiPriority="0" w:unhideWhenUsed="0"/>
-    <w:lsdException w:name="Table Contemporary" w:semiHidden="0" w:uiPriority="0" w:unhideWhenUsed="0"/>
-    <w:lsdException w:name="Table Elegant" w:semiHidden="0" w:uiPriority="0" w:unhideWhenUsed="0"/>
-    <w:lsdException w:name="Table Professional" w:semiHidden="0" w:uiPriority="0" w:unhideWhenUsed="0"/>
-    <w:lsdException w:name="Table Subtle 1" w:semiHidden="0" w:uiPriority="0" w:unhideWhenUsed="0"/>
-    <w:lsdException w:name="Table Subtle 2" w:semiHidden="0" w:uiPriority="0" w:unhideWhenUsed="0"/>
-    <w:lsdException w:name="Table Web 1" w:semiHidden="0" w:uiPriority="0" w:unhideWhenUsed="0"/>
-    <w:lsdException w:name="Table Web 2" w:semiHidden="0" w:uiPriority="0" w:unhideWhenUsed="0"/>
-    <w:lsdException w:name="Table Web 3" w:semiHidden="0" w:uiPriority="0" w:unhideWhenUsed="0"/>
-    <w:lsdException w:name="Balloon Text" w:semiHidden="0" w:uiPriority="0" w:unhideWhenUsed="0"/>
-    <w:lsdException w:name="Table Grid" w:semiHidden="0" w:uiPriority="0" w:unhideWhenUsed="0" w:qFormat="1"/>
-    <w:lsdException w:name="Table Theme" w:semiHidden="0" w:uiPriority="0" w:unhideWhenUsed="0"/>
-    <w:lsdException w:name="Light Shading" w:semiHidden="0" w:uiPriority="60" w:unhideWhenUsed="0"/>
-    <w:lsdException w:name="Light List" w:semiHidden="0" w:uiPriority="61" w:unhideWhenUsed="0"/>
-    <w:lsdException w:name="Light Grid" w:semiHidden="0" w:uiPriority="62" w:unhideWhenUsed="0"/>
-    <w:lsdException w:name="Medium Shading 1" w:semiHidden="0" w:uiPriority="63" w:unhideWhenUsed="0"/>
-    <w:lsdException w:name="Medium Shading 2" w:semiHidden="0" w:uiPriority="64" w:unhideWhenUsed="0"/>
-    <w:lsdException w:name="Medium List 1" w:semiHidden="0" w:uiPriority="65" w:unhideWhenUsed="0"/>
-    <w:lsdException w:name="Medium List 2" w:semiHidden="0" w:uiPriority="66" w:unhideWhenUsed="0"/>
-    <w:lsdException w:name="Medium Grid 1" w:semiHidden="0" w:uiPriority="67" w:unhideWhenUsed="0"/>
-    <w:lsdException w:name="Medium Grid 2" w:semiHidden="0" w:uiPriority="68" w:unhideWhenUsed="0"/>
-    <w:lsdException w:name="Medium Grid 3" w:semiHidden="0" w:uiPriority="69" w:unhideWhenUsed="0"/>
-    <w:lsdException w:name="Dark List" w:semiHidden="0" w:uiPriority="70" w:unhideWhenUsed="0"/>
-    <w:lsdException w:name="Colorful Shading" w:semiHidden="0" w:uiPriority="71" w:unhideWhenUsed="0"/>
-    <w:lsdException w:name="Colorful List" w:semiHidden="0" w:uiPriority="72" w:unhideWhenUsed="0"/>
-    <w:lsdException w:name="Colorful Grid" w:semiHidden="0" w:uiPriority="73" w:unhideWhenUsed="0"/>
-    <w:lsdException w:name="Light Shading Accent 1" w:semiHidden="0" w:uiPriority="60" w:unhideWhenUsed="0"/>
-    <w:lsdException w:name="Light List Accent 1" w:semiHidden="0" w:uiPriority="61" w:unhideWhenUsed="0"/>
-    <w:lsdException w:name="Light Grid Accent 1" w:semiHidden="0" w:uiPriority="62" w:unhideWhenUsed="0"/>
-    <w:lsdException w:name="Medium Shading 1 Accent 1" w:semiHidden="0" w:uiPriority="63" w:unhideWhenUsed="0"/>
-    <w:lsdException w:name="Medium Shading 2 Accent 1" w:semiHidden="0" w:uiPriority="64" w:unhideWhenUsed="0"/>
-    <w:lsdException w:name="Medium List 1 Accent 1" w:semiHidden="0" w:uiPriority="65" w:unhideWhenUsed="0"/>
-    <w:lsdException w:name="Medium List 2 Accent 1" w:semiHidden="0" w:uiPriority="66" w:unhideWhenUsed="0"/>
-    <w:lsdException w:name="Medium Grid 1 Accent 1" w:semiHidden="0" w:uiPriority="67" w:unhideWhenUsed="0"/>
-    <w:lsdException w:name="Medium Grid 2 Accent 1" w:semiHidden="0" w:uiPriority="68" w:unhideWhenUsed="0"/>
-    <w:lsdException w:name="Medium Grid 3 Accent 1" w:semiHidden="0" w:uiPriority="69" w:unhideWhenUsed="0"/>
-    <w:lsdException w:name="Dark List Accent 1" w:semiHidden="0" w:uiPriority="70" w:unhideWhenUsed="0"/>
-    <w:lsdException w:name="Colorful Shading Accent 1" w:semiHidden="0" w:uiPriority="71" w:unhideWhenUsed="0"/>
-    <w:lsdException w:name="Colorful List Accent 1" w:semiHidden="0" w:uiPriority="72" w:unhideWhenUsed="0"/>
-    <w:lsdException w:name="Colorful Grid Accent 1" w:semiHidden="0" w:uiPriority="73" w:unhideWhenUsed="0"/>
-    <w:lsdException w:name="Light Shading Accent 2" w:semiHidden="0" w:uiPriority="60" w:unhideWhenUsed="0"/>
-    <w:lsdException w:name="Light List Accent 2" w:semiHidden="0" w:uiPriority="61" w:unhideWhenUsed="0"/>
-    <w:lsdException w:name="Light Grid Accent 2" w:semiHidden="0" w:uiPriority="62" w:unhideWhenUsed="0"/>
-    <w:lsdException w:name="Medium Shading 1 Accent 2" w:semiHidden="0" w:uiPriority="63" w:unhideWhenUsed="0"/>
-    <w:lsdException w:name="Medium Shading 2 Accent 2" w:semiHidden="0" w:uiPriority="64" w:unhideWhenUsed="0"/>
-    <w:lsdException w:name="Medium List 1 Accent 2" w:semiHidden="0" w:uiPriority="65" w:unhideWhenUsed="0"/>
-    <w:lsdException w:name="Medium List 2 Accent 2" w:semiHidden="0" w:uiPriority="66" w:unhideWhenUsed="0"/>
-    <w:lsdException w:name="Medium Grid 1 Accent 2" w:semiHidden="0" w:uiPriority="67" w:unhideWhenUsed="0"/>
-    <w:lsdException w:name="Medium Grid 2 Accent 2" w:semiHidden="0" w:uiPriority="68" w:unhideWhenUsed="0"/>
-    <w:lsdException w:name="Medium Grid 3 Accent 2" w:semiHidden="0" w:uiPriority="69" w:unhideWhenUsed="0"/>
-    <w:lsdException w:name="Dark List Accent 2" w:semiHidden="0" w:uiPriority="70" w:unhideWhenUsed="0"/>
-    <w:lsdException w:name="Colorful Shading Accent 2" w:semiHidden="0" w:uiPriority="71" w:unhideWhenUsed="0"/>
-    <w:lsdException w:name="Colorful List Accent 2" w:semiHidden="0" w:uiPriority="72" w:unhideWhenUsed="0"/>
-    <w:lsdException w:name="Colorful Grid Accent 2" w:semiHidden="0" w:uiPriority="73" w:unhideWhenUsed="0"/>
-    <w:lsdException w:name="Light Shading Accent 3" w:semiHidden="0" w:uiPriority="60" w:unhideWhenUsed="0"/>
-    <w:lsdException w:name="Light List Accent 3" w:semiHidden="0" w:uiPriority="61" w:unhideWhenUsed="0"/>
-    <w:lsdException w:name="Light Grid Accent 3" w:semiHidden="0" w:uiPriority="62" w:unhideWhenUsed="0"/>
-    <w:lsdException w:name="Medium Shading 1 Accent 3" w:semiHidden="0" w:uiPriority="63" w:unhideWhenUsed="0"/>
-    <w:lsdException w:name="Medium Shading 2 Accent 3" w:semiHidden="0" w:uiPriority="64" w:unhideWhenUsed="0"/>
-    <w:lsdException w:name="Medium List 1 Accent 3" w:semiHidden="0" w:uiPriority="65" w:unhideWhenUsed="0"/>
-    <w:lsdException w:name="Medium List 2 Accent 3" w:semiHidden="0" w:uiPriority="66" w:unhideWhenUsed="0"/>
-    <w:lsdException w:name="Medium Grid 1 Accent 3" w:semiHidden="0" w:uiPriority="67" w:unhideWhenUsed="0"/>
-    <w:lsdException w:name="Medium Grid 2 Accent 3" w:semiHidden="0" w:uiPriority="68" w:unhideWhenUsed="0"/>
-    <w:lsdException w:name="Medium Grid 3 Accent 3" w:semiHidden="0" w:uiPriority="69" w:unhideWhenUsed="0"/>
-    <w:lsdException w:name="Dark List Accent 3" w:semiHidden="0" w:uiPriority="70" w:unhideWhenUsed="0"/>
-    <w:lsdException w:name="Colorful Shading Accent 3" w:semiHidden="0" w:uiPriority="71" w:unhideWhenUsed="0"/>
-    <w:lsdException w:name="Colorful List Accent 3" w:semiHidden="0" w:uiPriority="72" w:unhideWhenUsed="0"/>
-    <w:lsdException w:name="Colorful Grid Accent 3" w:semiHidden="0" w:uiPriority="73" w:unhideWhenUsed="0"/>
-    <w:lsdException w:name="Light Shading Accent 4" w:semiHidden="0" w:uiPriority="60" w:unhideWhenUsed="0"/>
-    <w:lsdException w:name="Light List Accent 4" w:semiHidden="0" w:uiPriority="61" w:unhideWhenUsed="0"/>
-    <w:lsdException w:name="Light Grid Accent 4" w:semiHidden="0" w:uiPriority="62" w:unhideWhenUsed="0"/>
-    <w:lsdException w:name="Medium Shading 1 Accent 4" w:semiHidden="0" w:uiPriority="63" w:unhideWhenUsed="0"/>
-    <w:lsdException w:name="Medium Shading 2 Accent 4" w:semiHidden="0" w:uiPriority="64" w:unhideWhenUsed="0"/>
-    <w:lsdException w:name="Medium List 1 Accent 4" w:semiHidden="0" w:uiPriority="65" w:unhideWhenUsed="0"/>
-    <w:lsdException w:name="Medium List 2 Accent 4" w:semiHidden="0" w:uiPriority="66" w:unhideWhenUsed="0"/>
-    <w:lsdException w:name="Medium Grid 1 Accent 4" w:semiHidden="0" w:uiPriority="67" w:unhideWhenUsed="0"/>
-    <w:lsdException w:name="Medium Grid 2 Accent 4" w:semiHidden="0" w:uiPriority="68" w:unhideWhenUsed="0"/>
-    <w:lsdException w:name="Medium Grid 3 Accent 4" w:semiHidden="0" w:uiPriority="69" w:unhideWhenUsed="0"/>
-    <w:lsdException w:name="Dark List Accent 4" w:semiHidden="0" w:uiPriority="70" w:unhideWhenUsed="0"/>
-    <w:lsdException w:name="Colorful Shading Accent 4" w:semiHidden="0" w:uiPriority="71" w:unhideWhenUsed="0"/>
-    <w:lsdException w:name="Colorful List Accent 4" w:semiHidden="0" w:uiPriority="72" w:unhideWhenUsed="0"/>
-    <w:lsdException w:name="Colorful Grid Accent 4" w:semiHidden="0" w:uiPriority="73" w:unhideWhenUsed="0"/>
-    <w:lsdException w:name="Light Shading Accent 5" w:semiHidden="0" w:uiPriority="60" w:unhideWhenUsed="0"/>
-    <w:lsdException w:name="Light List Accent 5" w:semiHidden="0" w:uiPriority="61" w:unhideWhenUsed="0"/>
-    <w:lsdException w:name="Light Grid Accent 5" w:semiHidden="0" w:uiPriority="62" w:unhideWhenUsed="0"/>
-    <w:lsdException w:name="Medium Shading 1 Accent 5" w:semiHidden="0" w:uiPriority="63" w:unhideWhenUsed="0"/>
-    <w:lsdException w:name="Medium Shading 2 Accent 5" w:semiHidden="0" w:uiPriority="64" w:unhideWhenUsed="0"/>
-    <w:lsdException w:name="Medium List 1 Accent 5" w:semiHidden="0" w:uiPriority="65" w:unhideWhenUsed="0"/>
-    <w:lsdException w:name="Medium List 2 Accent 5" w:semiHidden="0" w:uiPriority="66" w:unhideWhenUsed="0"/>
-    <w:lsdException w:name="Medium Grid 1 Accent 5" w:semiHidden="0" w:uiPriority="67" w:unhideWhenUsed="0"/>
-    <w:lsdException w:name="Medium Grid 2 Accent 5" w:semiHidden="0" w:uiPriority="68" w:unhideWhenUsed="0"/>
-    <w:lsdException w:name="Medium Grid 3 Accent 5" w:semiHidden="0" w:uiPriority="69" w:unhideWhenUsed="0"/>
-    <w:lsdException w:name="Dark List Accent 5" w:semiHidden="0" w:uiPriority="70" w:unhideWhenUsed="0"/>
-    <w:lsdException w:name="Colorful Shading Accent 5" w:semiHidden="0" w:uiPriority="71" w:unhideWhenUsed="0"/>
-    <w:lsdException w:name="Colorful List Accent 5" w:semiHidden="0" w:uiPriority="72" w:unhideWhenUsed="0"/>
-    <w:lsdException w:name="Colorful Grid Accent 5" w:semiHidden="0" w:uiPriority="73" w:unhideWhenUsed="0"/>
-    <w:lsdException w:name="Light Shading Accent 6" w:semiHidden="0" w:uiPriority="60" w:unhideWhenUsed="0"/>
-    <w:lsdException w:name="Light List Accent 6" w:semiHidden="0" w:uiPriority="61" w:unhideWhenUsed="0"/>
-    <w:lsdException w:name="Light Grid Accent 6" w:semiHidden="0" w:uiPriority="62" w:unhideWhenUsed="0"/>
-    <w:lsdException w:name="Medium Shading 1 Accent 6" w:semiHidden="0" w:uiPriority="63" w:unhideWhenUsed="0"/>
-    <w:lsdException w:name="Medium Shading 2 Accent 6" w:semiHidden="0" w:uiPriority="64" w:unhideWhenUsed="0"/>
-    <w:lsdException w:name="Medium List 1 Accent 6" w:semiHidden="0" w:uiPriority="65" w:unhideWhenUsed="0"/>
-    <w:lsdException w:name="Medium List 2 Accent 6" w:semiHidden="0" w:uiPriority="66" w:unhideWhenUsed="0"/>
-    <w:lsdException w:name="Medium Grid 1 Accent 6" w:semiHidden="0" w:uiPriority="67" w:unhideWhenUsed="0"/>
-    <w:lsdException w:name="Medium Grid 2 Accent 6" w:semiHidden="0" w:uiPriority="68" w:unhideWhenUsed="0"/>
-    <w:lsdException w:name="Medium Grid 3 Accent 6" w:semiHidden="0" w:uiPriority="69" w:unhideWhenUsed="0"/>
-    <w:lsdException w:name="Dark List Accent 6" w:semiHidden="0" w:uiPriority="70" w:unhideWhenUsed="0"/>
-    <w:lsdException w:name="Colorful Shading Accent 6" w:semiHidden="0" w:uiPriority="71" w:unhideWhenUsed="0"/>
-    <w:lsdException w:name="Colorful List Accent 6" w:semiHidden="0" w:uiPriority="72" w:unhideWhenUsed="0"/>
-    <w:lsdException w:name="Colorful Grid Accent 6" w:semiHidden="0" w:uiPriority="73" w:unhideWhenUsed="0"/>
+  <w:latentStyles w:count="260" w:defQFormat="0" w:defUnhideWhenUsed="1" w:defSemiHidden="1" w:defUIPriority="99" w:defLockedState="0">
+    <w:lsdException w:qFormat="1" w:unhideWhenUsed="0" w:uiPriority="0" w:semiHidden="0" w:name="Normal"/>
+    <w:lsdException w:qFormat="1" w:unhideWhenUsed="0" w:uiPriority="0" w:semiHidden="0" w:name="heading 1"/>
+    <w:lsdException w:qFormat="1" w:uiPriority="0" w:semiHidden="0" w:name="heading 2"/>
+    <w:lsdException w:qFormat="1" w:uiPriority="0" w:name="heading 3"/>
+    <w:lsdException w:qFormat="1" w:uiPriority="0" w:semiHidden="0" w:name="heading 4"/>
+    <w:lsdException w:qFormat="1" w:uiPriority="0" w:name="heading 5"/>
+    <w:lsdException w:qFormat="1" w:uiPriority="0" w:name="heading 6"/>
+    <w:lsdException w:qFormat="1" w:uiPriority="0" w:name="heading 7"/>
+    <w:lsdException w:qFormat="1" w:uiPriority="0" w:name="heading 8"/>
+    <w:lsdException w:qFormat="1" w:uiPriority="0" w:name="heading 9"/>
+    <w:lsdException w:unhideWhenUsed="0" w:uiPriority="0" w:semiHidden="0" w:name="index 1"/>
+    <w:lsdException w:unhideWhenUsed="0" w:uiPriority="0" w:semiHidden="0" w:name="index 2"/>
+    <w:lsdException w:unhideWhenUsed="0" w:uiPriority="0" w:semiHidden="0" w:name="index 3"/>
+    <w:lsdException w:unhideWhenUsed="0" w:uiPriority="0" w:semiHidden="0" w:name="index 4"/>
+    <w:lsdException w:unhideWhenUsed="0" w:uiPriority="0" w:semiHidden="0" w:name="index 5"/>
+    <w:lsdException w:unhideWhenUsed="0" w:uiPriority="0" w:semiHidden="0" w:name="index 6"/>
+    <w:lsdException w:unhideWhenUsed="0" w:uiPriority="0" w:semiHidden="0" w:name="index 7"/>
+    <w:lsdException w:unhideWhenUsed="0" w:uiPriority="0" w:semiHidden="0" w:name="index 8"/>
+    <w:lsdException w:unhideWhenUsed="0" w:uiPriority="0" w:semiHidden="0" w:name="index 9"/>
+    <w:lsdException w:qFormat="1" w:unhideWhenUsed="0" w:uiPriority="0" w:semiHidden="0" w:name="toc 1"/>
+    <w:lsdException w:qFormat="1" w:unhideWhenUsed="0" w:uiPriority="0" w:semiHidden="0" w:name="toc 2"/>
+    <w:lsdException w:qFormat="1" w:unhideWhenUsed="0" w:uiPriority="0" w:semiHidden="0" w:name="toc 3"/>
+    <w:lsdException w:unhideWhenUsed="0" w:uiPriority="0" w:semiHidden="0" w:name="toc 4"/>
+    <w:lsdException w:unhideWhenUsed="0" w:uiPriority="0" w:semiHidden="0" w:name="toc 5"/>
+    <w:lsdException w:unhideWhenUsed="0" w:uiPriority="0" w:semiHidden="0" w:name="toc 6"/>
+    <w:lsdException w:unhideWhenUsed="0" w:uiPriority="0" w:semiHidden="0" w:name="toc 7"/>
+    <w:lsdException w:unhideWhenUsed="0" w:uiPriority="0" w:semiHidden="0" w:name="toc 8"/>
+    <w:lsdException w:unhideWhenUsed="0" w:uiPriority="0" w:semiHidden="0" w:name="toc 9"/>
+    <w:lsdException w:unhideWhenUsed="0" w:uiPriority="0" w:semiHidden="0" w:name="Normal Indent"/>
+    <w:lsdException w:unhideWhenUsed="0" w:uiPriority="0" w:semiHidden="0" w:name="footnote text"/>
+    <w:lsdException w:qFormat="1" w:unhideWhenUsed="0" w:uiPriority="0" w:semiHidden="0" w:name="annotation text"/>
+    <w:lsdException w:qFormat="1" w:unhideWhenUsed="0" w:uiPriority="0" w:semiHidden="0" w:name="header"/>
+    <w:lsdException w:qFormat="1" w:unhideWhenUsed="0" w:uiPriority="0" w:semiHidden="0" w:name="footer"/>
+    <w:lsdException w:unhideWhenUsed="0" w:uiPriority="0" w:semiHidden="0" w:name="index heading"/>
+    <w:lsdException w:qFormat="1" w:uiPriority="0" w:name="caption"/>
+    <w:lsdException w:unhideWhenUsed="0" w:uiPriority="0" w:semiHidden="0" w:name="table of figures"/>
+    <w:lsdException w:unhideWhenUsed="0" w:uiPriority="0" w:semiHidden="0" w:name="envelope address"/>
+    <w:lsdException w:unhideWhenUsed="0" w:uiPriority="0" w:semiHidden="0" w:name="envelope return"/>
+    <w:lsdException w:unhideWhenUsed="0" w:uiPriority="0" w:semiHidden="0" w:name="footnote reference"/>
+    <w:lsdException w:unhideWhenUsed="0" w:uiPriority="0" w:semiHidden="0" w:name="annotation reference"/>
+    <w:lsdException w:unhideWhenUsed="0" w:uiPriority="0" w:semiHidden="0" w:name="line number"/>
+    <w:lsdException w:unhideWhenUsed="0" w:uiPriority="0" w:semiHidden="0" w:name="page number"/>
+    <w:lsdException w:unhideWhenUsed="0" w:uiPriority="0" w:semiHidden="0" w:name="endnote reference"/>
+    <w:lsdException w:unhideWhenUsed="0" w:uiPriority="0" w:semiHidden="0" w:name="endnote text"/>
+    <w:lsdException w:unhideWhenUsed="0" w:uiPriority="0" w:semiHidden="0" w:name="table of authorities"/>
+    <w:lsdException w:unhideWhenUsed="0" w:uiPriority="0" w:semiHidden="0" w:name="macro"/>
+    <w:lsdException w:unhideWhenUsed="0" w:uiPriority="0" w:semiHidden="0" w:name="toa heading"/>
+    <w:lsdException w:unhideWhenUsed="0" w:uiPriority="0" w:semiHidden="0" w:name="List"/>
+    <w:lsdException w:unhideWhenUsed="0" w:uiPriority="0" w:semiHidden="0" w:name="List Bullet"/>
+    <w:lsdException w:unhideWhenUsed="0" w:uiPriority="0" w:semiHidden="0" w:name="List Number"/>
+    <w:lsdException w:unhideWhenUsed="0" w:uiPriority="0" w:semiHidden="0" w:name="List 2"/>
+    <w:lsdException w:unhideWhenUsed="0" w:uiPriority="0" w:semiHidden="0" w:name="List 3"/>
+    <w:lsdException w:unhideWhenUsed="0" w:uiPriority="0" w:semiHidden="0" w:name="List 4"/>
+    <w:lsdException w:unhideWhenUsed="0" w:uiPriority="0" w:semiHidden="0" w:name="List 5"/>
+    <w:lsdException w:unhideWhenUsed="0" w:uiPriority="0" w:semiHidden="0" w:name="List Bullet 2"/>
+    <w:lsdException w:unhideWhenUsed="0" w:uiPriority="0" w:semiHidden="0" w:name="List Bullet 3"/>
+    <w:lsdException w:unhideWhenUsed="0" w:uiPriority="0" w:semiHidden="0" w:name="List Bullet 4"/>
+    <w:lsdException w:unhideWhenUsed="0" w:uiPriority="0" w:semiHidden="0" w:name="List Bullet 5"/>
+    <w:lsdException w:unhideWhenUsed="0" w:uiPriority="0" w:semiHidden="0" w:name="List Number 2"/>
+    <w:lsdException w:unhideWhenUsed="0" w:uiPriority="0" w:semiHidden="0" w:name="List Number 3"/>
+    <w:lsdException w:unhideWhenUsed="0" w:uiPriority="0" w:semiHidden="0" w:name="List Number 4"/>
+    <w:lsdException w:unhideWhenUsed="0" w:uiPriority="0" w:semiHidden="0" w:name="List Number 5"/>
+    <w:lsdException w:qFormat="1" w:unhideWhenUsed="0" w:uiPriority="0" w:semiHidden="0" w:name="Title"/>
+    <w:lsdException w:unhideWhenUsed="0" w:uiPriority="0" w:semiHidden="0" w:name="Closing"/>
+    <w:lsdException w:unhideWhenUsed="0" w:uiPriority="0" w:semiHidden="0" w:name="Signature"/>
+    <w:lsdException w:qFormat="1" w:unhideWhenUsed="0" w:uiPriority="0" w:name="Default Paragraph Font"/>
+    <w:lsdException w:qFormat="1" w:unhideWhenUsed="0" w:uiPriority="0" w:name="Body Text"/>
+    <w:lsdException w:unhideWhenUsed="0" w:uiPriority="0" w:semiHidden="0" w:name="Body Text Indent"/>
+    <w:lsdException w:unhideWhenUsed="0" w:uiPriority="0" w:semiHidden="0" w:name="List Continue"/>
+    <w:lsdException w:unhideWhenUsed="0" w:uiPriority="0" w:semiHidden="0" w:name="List Continue 2"/>
+    <w:lsdException w:unhideWhenUsed="0" w:uiPriority="0" w:semiHidden="0" w:name="List Continue 3"/>
+    <w:lsdException w:unhideWhenUsed="0" w:uiPriority="0" w:semiHidden="0" w:name="List Continue 4"/>
+    <w:lsdException w:unhideWhenUsed="0" w:uiPriority="0" w:semiHidden="0" w:name="List Continue 5"/>
+    <w:lsdException w:unhideWhenUsed="0" w:uiPriority="0" w:semiHidden="0" w:name="Message Header"/>
+    <w:lsdException w:qFormat="1" w:unhideWhenUsed="0" w:uiPriority="0" w:semiHidden="0" w:name="Subtitle"/>
+    <w:lsdException w:unhideWhenUsed="0" w:uiPriority="0" w:semiHidden="0" w:name="Salutation"/>
+    <w:lsdException w:unhideWhenUsed="0" w:uiPriority="0" w:semiHidden="0" w:name="Date"/>
+    <w:lsdException w:unhideWhenUsed="0" w:uiPriority="0" w:semiHidden="0" w:name="Body Text First Indent"/>
+    <w:lsdException w:unhideWhenUsed="0" w:uiPriority="0" w:semiHidden="0" w:name="Body Text First Indent 2"/>
+    <w:lsdException w:uiPriority="99" w:name="Note Heading"/>
+    <w:lsdException w:unhideWhenUsed="0" w:uiPriority="0" w:semiHidden="0" w:name="Body Text 2"/>
+    <w:lsdException w:unhideWhenUsed="0" w:uiPriority="0" w:semiHidden="0" w:name="Body Text 3"/>
+    <w:lsdException w:unhideWhenUsed="0" w:uiPriority="0" w:semiHidden="0" w:name="Body Text Indent 2"/>
+    <w:lsdException w:unhideWhenUsed="0" w:uiPriority="0" w:semiHidden="0" w:name="Body Text Indent 3"/>
+    <w:lsdException w:unhideWhenUsed="0" w:uiPriority="0" w:semiHidden="0" w:name="Block Text"/>
+    <w:lsdException w:unhideWhenUsed="0" w:uiPriority="0" w:semiHidden="0" w:name="Hyperlink"/>
+    <w:lsdException w:unhideWhenUsed="0" w:uiPriority="0" w:semiHidden="0" w:name="FollowedHyperlink"/>
+    <w:lsdException w:qFormat="1" w:unhideWhenUsed="0" w:uiPriority="0" w:semiHidden="0" w:name="Strong"/>
+    <w:lsdException w:qFormat="1" w:unhideWhenUsed="0" w:uiPriority="0" w:semiHidden="0" w:name="Emphasis"/>
+    <w:lsdException w:unhideWhenUsed="0" w:uiPriority="0" w:semiHidden="0" w:name="Document Map"/>
+    <w:lsdException w:unhideWhenUsed="0" w:uiPriority="0" w:semiHidden="0" w:name="Plain Text"/>
+    <w:lsdException w:unhideWhenUsed="0" w:uiPriority="0" w:semiHidden="0" w:name="E-mail Signature"/>
+    <w:lsdException w:qFormat="1" w:unhideWhenUsed="0" w:uiPriority="0" w:semiHidden="0" w:name="Normal (Web)"/>
+    <w:lsdException w:unhideWhenUsed="0" w:uiPriority="0" w:semiHidden="0" w:name="HTML Acronym"/>
+    <w:lsdException w:unhideWhenUsed="0" w:uiPriority="0" w:semiHidden="0" w:name="HTML Address"/>
+    <w:lsdException w:unhideWhenUsed="0" w:uiPriority="0" w:semiHidden="0" w:name="HTML Cite"/>
+    <w:lsdException w:unhideWhenUsed="0" w:uiPriority="0" w:semiHidden="0" w:name="HTML Code"/>
+    <w:lsdException w:unhideWhenUsed="0" w:uiPriority="0" w:semiHidden="0" w:name="HTML Definition"/>
+    <w:lsdException w:unhideWhenUsed="0" w:uiPriority="0" w:semiHidden="0" w:name="HTML Keyboard"/>
+    <w:lsdException w:unhideWhenUsed="0" w:uiPriority="0" w:semiHidden="0" w:name="HTML Preformatted"/>
+    <w:lsdException w:unhideWhenUsed="0" w:uiPriority="0" w:semiHidden="0" w:name="HTML Sample"/>
+    <w:lsdException w:unhideWhenUsed="0" w:uiPriority="0" w:semiHidden="0" w:name="HTML Typewriter"/>
+    <w:lsdException w:unhideWhenUsed="0" w:uiPriority="0" w:semiHidden="0" w:name="HTML Variable"/>
+    <w:lsdException w:qFormat="1" w:unhideWhenUsed="0" w:uiPriority="0" w:name="Normal Table"/>
+    <w:lsdException w:unhideWhenUsed="0" w:uiPriority="0" w:semiHidden="0" w:name="annotation subject"/>
+    <w:lsdException w:unhideWhenUsed="0" w:uiPriority="0" w:semiHidden="0" w:name="Table Simple 1"/>
+    <w:lsdException w:unhideWhenUsed="0" w:uiPriority="0" w:semiHidden="0" w:name="Table Simple 2"/>
+    <w:lsdException w:unhideWhenUsed="0" w:uiPriority="0" w:semiHidden="0" w:name="Table Simple 3"/>
+    <w:lsdException w:unhideWhenUsed="0" w:uiPriority="0" w:semiHidden="0" w:name="Table Classic 1"/>
+    <w:lsdException w:unhideWhenUsed="0" w:uiPriority="0" w:semiHidden="0" w:name="Table Classic 2"/>
+    <w:lsdException w:unhideWhenUsed="0" w:uiPriority="0" w:semiHidden="0" w:name="Table Classic 3"/>
+    <w:lsdException w:unhideWhenUsed="0" w:uiPriority="0" w:semiHidden="0" w:name="Table Classic 4"/>
+    <w:lsdException w:unhideWhenUsed="0" w:uiPriority="0" w:semiHidden="0" w:name="Table Colorful 1"/>
+    <w:lsdException w:unhideWhenUsed="0" w:uiPriority="0" w:semiHidden="0" w:name="Table Colorful 2"/>
+    <w:lsdException w:unhideWhenUsed="0" w:uiPriority="0" w:semiHidden="0" w:name="Table Colorful 3"/>
+    <w:lsdException w:unhideWhenUsed="0" w:uiPriority="0" w:semiHidden="0" w:name="Table Columns 1"/>
+    <w:lsdException w:unhideWhenUsed="0" w:uiPriority="0" w:semiHidden="0" w:name="Table Columns 2"/>
+    <w:lsdException w:unhideWhenUsed="0" w:uiPriority="0" w:semiHidden="0" w:name="Table Columns 3"/>
+    <w:lsdException w:unhideWhenUsed="0" w:uiPriority="0" w:semiHidden="0" w:name="Table Columns 4"/>
+    <w:lsdException w:unhideWhenUsed="0" w:uiPriority="0" w:semiHidden="0" w:name="Table Columns 5"/>
+    <w:lsdException w:unhideWhenUsed="0" w:uiPriority="0" w:semiHidden="0" w:name="Table Grid 1"/>
+    <w:lsdException w:unhideWhenUsed="0" w:uiPriority="0" w:semiHidden="0" w:name="Table Grid 2"/>
+    <w:lsdException w:unhideWhenUsed="0" w:uiPriority="0" w:semiHidden="0" w:name="Table Grid 3"/>
+    <w:lsdException w:unhideWhenUsed="0" w:uiPriority="0" w:semiHidden="0" w:name="Table Grid 4"/>
+    <w:lsdException w:unhideWhenUsed="0" w:uiPriority="0" w:semiHidden="0" w:name="Table Grid 5"/>
+    <w:lsdException w:unhideWhenUsed="0" w:uiPriority="0" w:semiHidden="0" w:name="Table Grid 6"/>
+    <w:lsdException w:unhideWhenUsed="0" w:uiPriority="0" w:semiHidden="0" w:name="Table Grid 7"/>
+    <w:lsdException w:unhideWhenUsed="0" w:uiPriority="0" w:semiHidden="0" w:name="Table Grid 8"/>
+    <w:lsdException w:unhideWhenUsed="0" w:uiPriority="0" w:semiHidden="0" w:name="Table List 1"/>
+    <w:lsdException w:unhideWhenUsed="0" w:uiPriority="0" w:semiHidden="0" w:name="Table List 2"/>
+    <w:lsdException w:unhideWhenUsed="0" w:uiPriority="0" w:semiHidden="0" w:name="Table List 3"/>
+    <w:lsdException w:unhideWhenUsed="0" w:uiPriority="0" w:semiHidden="0" w:name="Table List 4"/>
+    <w:lsdException w:unhideWhenUsed="0" w:uiPriority="0" w:semiHidden="0" w:name="Table List 5"/>
+    <w:lsdException w:unhideWhenUsed="0" w:uiPriority="0" w:semiHidden="0" w:name="Table List 6"/>
+    <w:lsdException w:unhideWhenUsed="0" w:uiPriority="0" w:semiHidden="0" w:name="Table List 7"/>
+    <w:lsdException w:unhideWhenUsed="0" w:uiPriority="0" w:semiHidden="0" w:name="Table List 8"/>
+    <w:lsdException w:unhideWhenUsed="0" w:uiPriority="0" w:semiHidden="0" w:name="Table 3D effects 1"/>
+    <w:lsdException w:unhideWhenUsed="0" w:uiPriority="0" w:semiHidden="0" w:name="Table 3D effects 2"/>
+    <w:lsdException w:unhideWhenUsed="0" w:uiPriority="0" w:semiHidden="0" w:name="Table 3D effects 3"/>
+    <w:lsdException w:unhideWhenUsed="0" w:uiPriority="0" w:semiHidden="0" w:name="Table Contemporary"/>
+    <w:lsdException w:unhideWhenUsed="0" w:uiPriority="0" w:semiHidden="0" w:name="Table Elegant"/>
+    <w:lsdException w:unhideWhenUsed="0" w:uiPriority="0" w:semiHidden="0" w:name="Table Professional"/>
+    <w:lsdException w:unhideWhenUsed="0" w:uiPriority="0" w:semiHidden="0" w:name="Table Subtle 1"/>
+    <w:lsdException w:unhideWhenUsed="0" w:uiPriority="0" w:semiHidden="0" w:name="Table Subtle 2"/>
+    <w:lsdException w:unhideWhenUsed="0" w:uiPriority="0" w:semiHidden="0" w:name="Table Web 1"/>
+    <w:lsdException w:unhideWhenUsed="0" w:uiPriority="0" w:semiHidden="0" w:name="Table Web 2"/>
+    <w:lsdException w:unhideWhenUsed="0" w:uiPriority="0" w:semiHidden="0" w:name="Table Web 3"/>
+    <w:lsdException w:unhideWhenUsed="0" w:uiPriority="0" w:semiHidden="0" w:name="Balloon Text"/>
+    <w:lsdException w:qFormat="1" w:unhideWhenUsed="0" w:uiPriority="0" w:semiHidden="0" w:name="Table Grid"/>
+    <w:lsdException w:unhideWhenUsed="0" w:uiPriority="0" w:semiHidden="0" w:name="Table Theme"/>
+    <w:lsdException w:unhideWhenUsed="0" w:uiPriority="60" w:semiHidden="0" w:name="Light Shading"/>
+    <w:lsdException w:unhideWhenUsed="0" w:uiPriority="61" w:semiHidden="0" w:name="Light List"/>
+    <w:lsdException w:unhideWhenUsed="0" w:uiPriority="62" w:semiHidden="0" w:name="Light Grid"/>
+    <w:lsdException w:unhideWhenUsed="0" w:uiPriority="63" w:semiHidden="0" w:name="Medium Shading 1"/>
+    <w:lsdException w:unhideWhenUsed="0" w:uiPriority="64" w:semiHidden="0" w:name="Medium Shading 2"/>
+    <w:lsdException w:unhideWhenUsed="0" w:uiPriority="65" w:semiHidden="0" w:name="Medium List 1"/>
+    <w:lsdException w:unhideWhenUsed="0" w:uiPriority="66" w:semiHidden="0" w:name="Medium List 2"/>
+    <w:lsdException w:unhideWhenUsed="0" w:uiPriority="67" w:semiHidden="0" w:name="Medium Grid 1"/>
+    <w:lsdException w:unhideWhenUsed="0" w:uiPriority="68" w:semiHidden="0" w:name="Medium Grid 2"/>
+    <w:lsdException w:unhideWhenUsed="0" w:uiPriority="69" w:semiHidden="0" w:name="Medium Grid 3"/>
+    <w:lsdException w:unhideWhenUsed="0" w:uiPriority="70" w:semiHidden="0" w:name="Dark List"/>
+    <w:lsdException w:unhideWhenUsed="0" w:uiPriority="71" w:semiHidden="0" w:name="Colorful Shading"/>
+    <w:lsdException w:unhideWhenUsed="0" w:uiPriority="72" w:semiHidden="0" w:name="Colorful List"/>
+    <w:lsdException w:unhideWhenUsed="0" w:uiPriority="73" w:semiHidden="0" w:name="Colorful Grid"/>
+    <w:lsdException w:unhideWhenUsed="0" w:uiPriority="60" w:semiHidden="0" w:name="Light Shading Accent 1"/>
+    <w:lsdException w:unhideWhenUsed="0" w:uiPriority="61" w:semiHidden="0" w:name="Light List Accent 1"/>
+    <w:lsdException w:unhideWhenUsed="0" w:uiPriority="62" w:semiHidden="0" w:name="Light Grid Accent 1"/>
+    <w:lsdException w:unhideWhenUsed="0" w:uiPriority="63" w:semiHidden="0" w:name="Medium Shading 1 Accent 1"/>
+    <w:lsdException w:unhideWhenUsed="0" w:uiPriority="64" w:semiHidden="0" w:name="Medium Shading 2 Accent 1"/>
+    <w:lsdException w:unhideWhenUsed="0" w:uiPriority="65" w:semiHidden="0" w:name="Medium List 1 Accent 1"/>
+    <w:lsdException w:unhideWhenUsed="0" w:uiPriority="66" w:semiHidden="0" w:name="Medium List 2 Accent 1"/>
+    <w:lsdException w:unhideWhenUsed="0" w:uiPriority="67" w:semiHidden="0" w:name="Medium Grid 1 Accent 1"/>
+    <w:lsdException w:unhideWhenUsed="0" w:uiPriority="68" w:semiHidden="0" w:name="Medium Grid 2 Accent 1"/>
+    <w:lsdException w:unhideWhenUsed="0" w:uiPriority="69" w:semiHidden="0" w:name="Medium Grid 3 Accent 1"/>
+    <w:lsdException w:unhideWhenUsed="0" w:uiPriority="70" w:semiHidden="0" w:name="Dark List Accent 1"/>
+    <w:lsdException w:unhideWhenUsed="0" w:uiPriority="71" w:semiHidden="0" w:name="Colorful Shading Accent 1"/>
+    <w:lsdException w:unhideWhenUsed="0" w:uiPriority="72" w:semiHidden="0" w:name="Colorful List Accent 1"/>
+    <w:lsdException w:unhideWhenUsed="0" w:uiPriority="73" w:semiHidden="0" w:name="Colorful Grid Accent 1"/>
+    <w:lsdException w:unhideWhenUsed="0" w:uiPriority="60" w:semiHidden="0" w:name="Light Shading Accent 2"/>
+    <w:lsdException w:unhideWhenUsed="0" w:uiPriority="61" w:semiHidden="0" w:name="Light List Accent 2"/>
+    <w:lsdException w:unhideWhenUsed="0" w:uiPriority="62" w:semiHidden="0" w:name="Light Grid Accent 2"/>
+    <w:lsdException w:unhideWhenUsed="0" w:uiPriority="63" w:semiHidden="0" w:name="Medium Shading 1 Accent 2"/>
+    <w:lsdException w:unhideWhenUsed="0" w:uiPriority="64" w:semiHidden="0" w:name="Medium Shading 2 Accent 2"/>
+    <w:lsdException w:unhideWhenUsed="0" w:uiPriority="65" w:semiHidden="0" w:name="Medium List 1 Accent 2"/>
+    <w:lsdException w:unhideWhenUsed="0" w:uiPriority="66" w:semiHidden="0" w:name="Medium List 2 Accent 2"/>
+    <w:lsdException w:unhideWhenUsed="0" w:uiPriority="67" w:semiHidden="0" w:name="Medium Grid 1 Accent 2"/>
+    <w:lsdException w:unhideWhenUsed="0" w:uiPriority="68" w:semiHidden="0" w:name="Medium Grid 2 Accent 2"/>
+    <w:lsdException w:unhideWhenUsed="0" w:uiPriority="69" w:semiHidden="0" w:name="Medium Grid 3 Accent 2"/>
+    <w:lsdException w:unhideWhenUsed="0" w:uiPriority="70" w:semiHidden="0" w:name="Dark List Accent 2"/>
+    <w:lsdException w:unhideWhenUsed="0" w:uiPriority="71" w:semiHidden="0" w:name="Colorful Shading Accent 2"/>
+    <w:lsdException w:unhideWhenUsed="0" w:uiPriority="72" w:semiHidden="0" w:name="Colorful List Accent 2"/>
+    <w:lsdException w:unhideWhenUsed="0" w:uiPriority="73" w:semiHidden="0" w:name="Colorful Grid Accent 2"/>
+    <w:lsdException w:unhideWhenUsed="0" w:uiPriority="60" w:semiHidden="0" w:name="Light Shading Accent 3"/>
+    <w:lsdException w:unhideWhenUsed="0" w:uiPriority="61" w:semiHidden="0" w:name="Light List Accent 3"/>
+    <w:lsdException w:unhideWhenUsed="0" w:uiPriority="62" w:semiHidden="0" w:name="Light Grid Accent 3"/>
+    <w:lsdException w:unhideWhenUsed="0" w:uiPriority="63" w:semiHidden="0" w:name="Medium Shading 1 Accent 3"/>
+    <w:lsdException w:unhideWhenUsed="0" w:uiPriority="64" w:semiHidden="0" w:name="Medium Shading 2 Accent 3"/>
+    <w:lsdException w:unhideWhenUsed="0" w:uiPriority="65" w:semiHidden="0" w:name="Medium List 1 Accent 3"/>
+    <w:lsdException w:unhideWhenUsed="0" w:uiPriority="66" w:semiHidden="0" w:name="Medium List 2 Accent 3"/>
+    <w:lsdException w:unhideWhenUsed="0" w:uiPriority="67" w:semiHidden="0" w:name="Medium Grid 1 Accent 3"/>
+    <w:lsdException w:unhideWhenUsed="0" w:uiPriority="68" w:semiHidden="0" w:name="Medium Grid 2 Accent 3"/>
+    <w:lsdException w:unhideWhenUsed="0" w:uiPriority="69" w:semiHidden="0" w:name="Medium Grid 3 Accent 3"/>
+    <w:lsdException w:unhideWhenUsed="0" w:uiPriority="70" w:semiHidden="0" w:name="Dark List Accent 3"/>
+    <w:lsdException w:unhideWhenUsed="0" w:uiPriority="71" w:semiHidden="0" w:name="Colorful Shading Accent 3"/>
+    <w:lsdException w:unhideWhenUsed="0" w:uiPriority="72" w:semiHidden="0" w:name="Colorful List Accent 3"/>
+    <w:lsdException w:unhideWhenUsed="0" w:uiPriority="73" w:semiHidden="0" w:name="Colorful Grid Accent 3"/>
+    <w:lsdException w:unhideWhenUsed="0" w:uiPriority="60" w:semiHidden="0" w:name="Light Shading Accent 4"/>
+    <w:lsdException w:unhideWhenUsed="0" w:uiPriority="61" w:semiHidden="0" w:name="Light List Accent 4"/>
+    <w:lsdException w:unhideWhenUsed="0" w:uiPriority="62" w:semiHidden="0" w:name="Light Grid Accent 4"/>
+    <w:lsdException w:unhideWhenUsed="0" w:uiPriority="63" w:semiHidden="0" w:name="Medium Shading 1 Accent 4"/>
+    <w:lsdException w:unhideWhenUsed="0" w:uiPriority="64" w:semiHidden="0" w:name="Medium Shading 2 Accent 4"/>
+    <w:lsdException w:unhideWhenUsed="0" w:uiPriority="65" w:semiHidden="0" w:name="Medium List 1 Accent 4"/>
+    <w:lsdException w:unhideWhenUsed="0" w:uiPriority="66" w:semiHidden="0" w:name="Medium List 2 Accent 4"/>
+    <w:lsdException w:unhideWhenUsed="0" w:uiPriority="67" w:semiHidden="0" w:name="Medium Grid 1 Accent 4"/>
+    <w:lsdException w:unhideWhenUsed="0" w:uiPriority="68" w:semiHidden="0" w:name="Medium Grid 2 Accent 4"/>
+    <w:lsdException w:unhideWhenUsed="0" w:uiPriority="69" w:semiHidden="0" w:name="Medium Grid 3 Accent 4"/>
+    <w:lsdException w:unhideWhenUsed="0" w:uiPriority="70" w:semiHidden="0" w:name="Dark List Accent 4"/>
+    <w:lsdException w:unhideWhenUsed="0" w:uiPriority="71" w:semiHidden="0" w:name="Colorful Shading Accent 4"/>
+    <w:lsdException w:unhideWhenUsed="0" w:uiPriority="72" w:semiHidden="0" w:name="Colorful List Accent 4"/>
+    <w:lsdException w:unhideWhenUsed="0" w:uiPriority="73" w:semiHidden="0" w:name="Colorful Grid Accent 4"/>
+    <w:lsdException w:unhideWhenUsed="0" w:uiPriority="60" w:semiHidden="0" w:name="Light Shading Accent 5"/>
+    <w:lsdException w:unhideWhenUsed="0" w:uiPriority="61" w:semiHidden="0" w:name="Light List Accent 5"/>
+    <w:lsdException w:unhideWhenUsed="0" w:uiPriority="62" w:semiHidden="0" w:name="Light Grid Accent 5"/>
+    <w:lsdException w:unhideWhenUsed="0" w:uiPriority="63" w:semiHidden="0" w:name="Medium Shading 1 Accent 5"/>
+    <w:lsdException w:unhideWhenUsed="0" w:uiPriority="64" w:semiHidden="0" w:name="Medium Shading 2 Accent 5"/>
+    <w:lsdException w:unhideWhenUsed="0" w:uiPriority="65" w:semiHidden="0" w:name="Medium List 1 Accent 5"/>
+    <w:lsdException w:unhideWhenUsed="0" w:uiPriority="66" w:semiHidden="0" w:name="Medium List 2 Accent 5"/>
+    <w:lsdException w:unhideWhenUsed="0" w:uiPriority="67" w:semiHidden="0" w:name="Medium Grid 1 Accent 5"/>
+    <w:lsdException w:unhideWhenUsed="0" w:uiPriority="68" w:semiHidden="0" w:name="Medium Grid 2 Accent 5"/>
+    <w:lsdException w:unhideWhenUsed="0" w:uiPriority="69" w:semiHidden="0" w:name="Medium Grid 3 Accent 5"/>
+    <w:lsdException w:unhideWhenUsed="0" w:uiPriority="70" w:semiHidden="0" w:name="Dark List Accent 5"/>
+    <w:lsdException w:unhideWhenUsed="0" w:uiPriority="71" w:semiHidden="0" w:name="Colorful Shading Accent 5"/>
+    <w:lsdException w:unhideWhenUsed="0" w:uiPriority="72" w:semiHidden="0" w:name="Colorful List Accent 5"/>
+    <w:lsdException w:unhideWhenUsed="0" w:uiPriority="73" w:semiHidden="0" w:name="Colorful Grid Accent 5"/>
+    <w:lsdException w:unhideWhenUsed="0" w:uiPriority="60" w:semiHidden="0" w:name="Light Shading Accent 6"/>
+    <w:lsdException w:unhideWhenUsed="0" w:uiPriority="61" w:semiHidden="0" w:name="Light List Accent 6"/>
+    <w:lsdException w:unhideWhenUsed="0" w:uiPriority="62" w:semiHidden="0" w:name="Light Grid Accent 6"/>
+    <w:lsdException w:unhideWhenUsed="0" w:uiPriority="63" w:semiHidden="0" w:name="Medium Shading 1 Accent 6"/>
+    <w:lsdException w:unhideWhenUsed="0" w:uiPriority="64" w:semiHidden="0" w:name="Medium Shading 2 Accent 6"/>
+    <w:lsdException w:unhideWhenUsed="0" w:uiPriority="65" w:semiHidden="0" w:name="Medium List 1 Accent 6"/>
+    <w:lsdException w:unhideWhenUsed="0" w:uiPriority="66" w:semiHidden="0" w:name="Medium List 2 Accent 6"/>
+    <w:lsdException w:unhideWhenUsed="0" w:uiPriority="67" w:semiHidden="0" w:name="Medium Grid 1 Accent 6"/>
+    <w:lsdException w:unhideWhenUsed="0" w:uiPriority="68" w:semiHidden="0" w:name="Medium Grid 2 Accent 6"/>
+    <w:lsdException w:unhideWhenUsed="0" w:uiPriority="69" w:semiHidden="0" w:name="Medium Grid 3 Accent 6"/>
+    <w:lsdException w:unhideWhenUsed="0" w:uiPriority="70" w:semiHidden="0" w:name="Dark List Accent 6"/>
+    <w:lsdException w:unhideWhenUsed="0" w:uiPriority="71" w:semiHidden="0" w:name="Colorful Shading Accent 6"/>
+    <w:lsdException w:unhideWhenUsed="0" w:uiPriority="72" w:semiHidden="0" w:name="Colorful List Accent 6"/>
+    <w:lsdException w:unhideWhenUsed="0" w:uiPriority="73" w:semiHidden="0" w:name="Colorful Grid Accent 6"/>
   </w:latentStyles>
-  <w:style w:type="paragraph" w:default="1" w:styleId="Normal">
+  <w:style w:type="paragraph" w:default="1" w:styleId="1">
     <w:name w:val="Normal"/>
     <w:qFormat/>
+    <w:uiPriority w:val="0"/>
     <w:pPr>
       <w:kinsoku w:val="0"/>
       <w:autoSpaceDE w:val="0"/>
@@ -6065,7 +5968,7 @@
       <w:textAlignment w:val="baseline"/>
     </w:pPr>
     <w:rPr>
-      <w:rFonts w:ascii="Arial" w:eastAsia="宋体" w:hAnsi="Arial" w:cs="Arial"/>
+      <w:rFonts w:ascii="Arial" w:hAnsi="Arial" w:eastAsia="宋体" w:cs="Arial"/>
       <w:snapToGrid w:val="0"/>
       <w:color w:val="000000"/>
       <w:kern w:val="0"/>
@@ -6074,11 +5977,12 @@
       <w:lang w:val="en-US" w:eastAsia="en-US" w:bidi="ar-SA"/>
     </w:rPr>
   </w:style>
-  <w:style w:type="paragraph" w:styleId="Heading1">
+  <w:style w:type="paragraph" w:styleId="2">
     <w:name w:val="heading 1"/>
-    <w:basedOn w:val="Normal"/>
-    <w:next w:val="Normal"/>
+    <w:basedOn w:val="1"/>
+    <w:next w:val="1"/>
     <w:qFormat/>
+    <w:uiPriority w:val="0"/>
     <w:pPr>
       <w:keepNext/>
       <w:keepLines/>
@@ -6096,12 +6000,13 @@
       <w:sz w:val="44"/>
     </w:rPr>
   </w:style>
-  <w:style w:type="paragraph" w:styleId="Heading2">
+  <w:style w:type="paragraph" w:styleId="3">
     <w:name w:val="heading 2"/>
-    <w:basedOn w:val="Normal"/>
-    <w:next w:val="Normal"/>
+    <w:basedOn w:val="1"/>
+    <w:next w:val="1"/>
     <w:unhideWhenUsed/>
     <w:qFormat/>
+    <w:uiPriority w:val="0"/>
     <w:pPr>
       <w:keepNext/>
       <w:keepLines/>
@@ -6114,18 +6019,19 @@
       <w:outlineLvl w:val="1"/>
     </w:pPr>
     <w:rPr>
-      <w:rFonts w:ascii="Arial" w:eastAsia="黑体" w:hAnsi="Arial"/>
+      <w:rFonts w:ascii="Arial" w:hAnsi="Arial" w:eastAsia="黑体"/>
       <w:b/>
       <w:sz w:val="32"/>
     </w:rPr>
   </w:style>
-  <w:style w:type="paragraph" w:styleId="Heading3">
+  <w:style w:type="paragraph" w:styleId="4">
     <w:name w:val="heading 3"/>
-    <w:basedOn w:val="Normal"/>
-    <w:next w:val="Normal"/>
+    <w:basedOn w:val="1"/>
+    <w:next w:val="1"/>
     <w:semiHidden/>
     <w:unhideWhenUsed/>
     <w:qFormat/>
+    <w:uiPriority w:val="0"/>
     <w:pPr>
       <w:keepNext/>
       <w:keepLines/>
@@ -6142,12 +6048,13 @@
       <w:sz w:val="32"/>
     </w:rPr>
   </w:style>
-  <w:style w:type="paragraph" w:styleId="Heading4">
+  <w:style w:type="paragraph" w:styleId="5">
     <w:name w:val="heading 4"/>
-    <w:basedOn w:val="Normal"/>
-    <w:next w:val="Normal"/>
+    <w:basedOn w:val="1"/>
+    <w:next w:val="1"/>
     <w:unhideWhenUsed/>
     <w:qFormat/>
+    <w:uiPriority w:val="0"/>
     <w:pPr>
       <w:keepNext/>
       <w:keepLines/>
@@ -6160,18 +6067,19 @@
       <w:outlineLvl w:val="3"/>
     </w:pPr>
     <w:rPr>
-      <w:rFonts w:ascii="Arial" w:eastAsia="黑体" w:hAnsi="Arial"/>
+      <w:rFonts w:ascii="Arial" w:hAnsi="Arial" w:eastAsia="黑体"/>
       <w:b/>
       <w:sz w:val="28"/>
     </w:rPr>
   </w:style>
-  <w:style w:type="paragraph" w:styleId="Heading5">
+  <w:style w:type="paragraph" w:styleId="6">
     <w:name w:val="heading 5"/>
-    <w:basedOn w:val="Normal"/>
-    <w:next w:val="Normal"/>
+    <w:basedOn w:val="1"/>
+    <w:next w:val="1"/>
     <w:semiHidden/>
     <w:unhideWhenUsed/>
     <w:qFormat/>
+    <w:uiPriority w:val="0"/>
     <w:pPr>
       <w:keepNext/>
       <w:keepLines/>
@@ -6188,13 +6096,14 @@
       <w:sz w:val="28"/>
     </w:rPr>
   </w:style>
-  <w:style w:type="paragraph" w:styleId="Heading6">
+  <w:style w:type="paragraph" w:styleId="7">
     <w:name w:val="heading 6"/>
-    <w:basedOn w:val="Normal"/>
-    <w:next w:val="Normal"/>
+    <w:basedOn w:val="1"/>
+    <w:next w:val="1"/>
     <w:semiHidden/>
     <w:unhideWhenUsed/>
     <w:qFormat/>
+    <w:uiPriority w:val="0"/>
     <w:pPr>
       <w:keepNext/>
       <w:keepLines/>
@@ -6207,18 +6116,19 @@
       <w:outlineLvl w:val="5"/>
     </w:pPr>
     <w:rPr>
-      <w:rFonts w:ascii="Arial" w:eastAsia="黑体" w:hAnsi="Arial"/>
+      <w:rFonts w:ascii="Arial" w:hAnsi="Arial" w:eastAsia="黑体"/>
       <w:b/>
       <w:sz w:val="24"/>
     </w:rPr>
   </w:style>
-  <w:style w:type="paragraph" w:styleId="Heading7">
+  <w:style w:type="paragraph" w:styleId="8">
     <w:name w:val="heading 7"/>
-    <w:basedOn w:val="Normal"/>
-    <w:next w:val="Normal"/>
+    <w:basedOn w:val="1"/>
+    <w:next w:val="1"/>
     <w:semiHidden/>
     <w:unhideWhenUsed/>
     <w:qFormat/>
+    <w:uiPriority w:val="0"/>
     <w:pPr>
       <w:keepNext/>
       <w:keepLines/>
@@ -6235,13 +6145,14 @@
       <w:sz w:val="24"/>
     </w:rPr>
   </w:style>
-  <w:style w:type="paragraph" w:styleId="Heading8">
+  <w:style w:type="paragraph" w:styleId="9">
     <w:name w:val="heading 8"/>
-    <w:basedOn w:val="Normal"/>
-    <w:next w:val="Normal"/>
+    <w:basedOn w:val="1"/>
+    <w:next w:val="1"/>
     <w:semiHidden/>
     <w:unhideWhenUsed/>
     <w:qFormat/>
+    <w:uiPriority w:val="0"/>
     <w:pPr>
       <w:keepNext/>
       <w:keepLines/>
@@ -6254,17 +6165,18 @@
       <w:outlineLvl w:val="7"/>
     </w:pPr>
     <w:rPr>
-      <w:rFonts w:ascii="Arial" w:eastAsia="黑体" w:hAnsi="Arial"/>
+      <w:rFonts w:ascii="Arial" w:hAnsi="Arial" w:eastAsia="黑体"/>
       <w:sz w:val="24"/>
     </w:rPr>
   </w:style>
-  <w:style w:type="paragraph" w:styleId="Heading9">
+  <w:style w:type="paragraph" w:styleId="10">
     <w:name w:val="heading 9"/>
-    <w:basedOn w:val="Normal"/>
-    <w:next w:val="Normal"/>
+    <w:basedOn w:val="1"/>
+    <w:next w:val="1"/>
     <w:semiHidden/>
     <w:unhideWhenUsed/>
     <w:qFormat/>
+    <w:uiPriority w:val="0"/>
     <w:pPr>
       <w:keepNext/>
       <w:keepLines/>
@@ -6277,19 +6189,21 @@
       <w:outlineLvl w:val="8"/>
     </w:pPr>
     <w:rPr>
-      <w:rFonts w:ascii="Arial" w:eastAsia="黑体" w:hAnsi="Arial"/>
+      <w:rFonts w:ascii="Arial" w:hAnsi="Arial" w:eastAsia="黑体"/>
       <w:sz w:val="21"/>
     </w:rPr>
   </w:style>
-  <w:style w:type="character" w:default="1" w:styleId="DefaultParagraphFont">
+  <w:style w:type="character" w:default="1" w:styleId="22">
     <w:name w:val="Default Paragraph Font"/>
     <w:semiHidden/>
     <w:qFormat/>
+    <w:uiPriority w:val="0"/>
   </w:style>
-  <w:style w:type="table" w:default="1" w:styleId="TableNormal">
+  <w:style w:type="table" w:default="1" w:styleId="20">
     <w:name w:val="Normal Table"/>
     <w:semiHidden/>
     <w:qFormat/>
+    <w:uiPriority w:val="0"/>
     <w:tblPr>
       <w:tblCellMar>
         <w:top w:w="0" w:type="dxa"/>
@@ -6299,39 +6213,43 @@
       </w:tblCellMar>
     </w:tblPr>
   </w:style>
-  <w:style w:type="paragraph" w:styleId="CommentText">
+  <w:style w:type="paragraph" w:styleId="11">
     <w:name w:val="annotation text"/>
-    <w:basedOn w:val="Normal"/>
+    <w:basedOn w:val="1"/>
     <w:qFormat/>
+    <w:uiPriority w:val="0"/>
     <w:pPr>
       <w:jc w:val="left"/>
     </w:pPr>
   </w:style>
-  <w:style w:type="paragraph" w:styleId="BodyText">
+  <w:style w:type="paragraph" w:styleId="12">
     <w:name w:val="Body Text"/>
-    <w:basedOn w:val="Normal"/>
+    <w:basedOn w:val="1"/>
     <w:semiHidden/>
     <w:qFormat/>
+    <w:uiPriority w:val="0"/>
     <w:rPr>
-      <w:rFonts w:ascii="Arial" w:eastAsia="Arial" w:hAnsi="Arial" w:cs="Arial"/>
+      <w:rFonts w:ascii="Arial" w:hAnsi="Arial" w:eastAsia="Arial" w:cs="Arial"/>
       <w:sz w:val="21"/>
       <w:szCs w:val="21"/>
       <w:lang w:val="en-US" w:eastAsia="en-US" w:bidi="ar-SA"/>
     </w:rPr>
   </w:style>
-  <w:style w:type="paragraph" w:styleId="TOC3">
+  <w:style w:type="paragraph" w:styleId="13">
     <w:name w:val="toc 3"/>
-    <w:basedOn w:val="Normal"/>
-    <w:next w:val="Normal"/>
+    <w:basedOn w:val="1"/>
+    <w:next w:val="1"/>
     <w:qFormat/>
+    <w:uiPriority w:val="0"/>
     <w:pPr>
       <w:ind w:left="840" w:leftChars="400"/>
     </w:pPr>
   </w:style>
-  <w:style w:type="paragraph" w:styleId="Footer">
+  <w:style w:type="paragraph" w:styleId="14">
     <w:name w:val="footer"/>
-    <w:basedOn w:val="Normal"/>
+    <w:basedOn w:val="1"/>
     <w:qFormat/>
+    <w:uiPriority w:val="0"/>
     <w:pPr>
       <w:tabs>
         <w:tab w:val="center" w:pos="4153"/>
@@ -6344,16 +6262,17 @@
       <w:sz w:val="18"/>
     </w:rPr>
   </w:style>
-  <w:style w:type="paragraph" w:styleId="Header">
+  <w:style w:type="paragraph" w:styleId="15">
     <w:name w:val="header"/>
-    <w:basedOn w:val="Normal"/>
+    <w:basedOn w:val="1"/>
     <w:qFormat/>
+    <w:uiPriority w:val="0"/>
     <w:pPr>
       <w:pBdr>
-        <w:top w:val="nil"/>
-        <w:left w:val="nil"/>
-        <w:bottom w:val="nil"/>
-        <w:right w:val="nil"/>
+        <w:top w:val="none" w:color="auto" w:sz="0" w:space="0"/>
+        <w:left w:val="none" w:color="auto" w:sz="0" w:space="0"/>
+        <w:bottom w:val="none" w:color="auto" w:sz="0" w:space="0"/>
+        <w:right w:val="none" w:color="auto" w:sz="0" w:space="0"/>
       </w:pBdr>
       <w:tabs>
         <w:tab w:val="center" w:pos="4153"/>
@@ -6368,37 +6287,41 @@
       <w:sz w:val="18"/>
     </w:rPr>
   </w:style>
-  <w:style w:type="paragraph" w:styleId="TOC1">
+  <w:style w:type="paragraph" w:styleId="16">
     <w:name w:val="toc 1"/>
-    <w:basedOn w:val="Normal"/>
-    <w:next w:val="Normal"/>
+    <w:basedOn w:val="1"/>
+    <w:next w:val="1"/>
     <w:qFormat/>
+    <w:uiPriority w:val="0"/>
     <w:rPr>
-      <w:rFonts w:ascii="Arial" w:eastAsia="Microsoft JhengHei" w:hAnsi="Arial"/>
+      <w:rFonts w:ascii="Arial" w:hAnsi="Arial" w:eastAsia="Microsoft JhengHei"/>
       <w:sz w:val="24"/>
     </w:rPr>
   </w:style>
-  <w:style w:type="paragraph" w:styleId="TOC2">
+  <w:style w:type="paragraph" w:styleId="17">
     <w:name w:val="toc 2"/>
-    <w:basedOn w:val="Normal"/>
-    <w:next w:val="Normal"/>
+    <w:basedOn w:val="1"/>
+    <w:next w:val="1"/>
     <w:qFormat/>
+    <w:uiPriority w:val="0"/>
     <w:pPr>
       <w:ind w:left="420" w:leftChars="200"/>
     </w:pPr>
   </w:style>
-  <w:style w:type="paragraph" w:styleId="NormalWeb">
+  <w:style w:type="paragraph" w:styleId="18">
     <w:name w:val="Normal (Web)"/>
-    <w:basedOn w:val="Normal"/>
+    <w:basedOn w:val="1"/>
     <w:qFormat/>
+    <w:uiPriority w:val="0"/>
     <w:rPr>
       <w:sz w:val="24"/>
     </w:rPr>
   </w:style>
-  <w:style w:type="paragraph" w:styleId="Title">
+  <w:style w:type="paragraph" w:styleId="19">
     <w:name w:val="Title"/>
-    <w:basedOn w:val="Normal"/>
+    <w:basedOn w:val="1"/>
     <w:qFormat/>
+    <w:uiPriority w:val="0"/>
     <w:pPr>
       <w:spacing w:before="240" w:beforeLines="0" w:beforeAutospacing="0" w:after="60" w:afterLines="0" w:afterAutospacing="0"/>
       <w:jc w:val="center"/>
@@ -6410,68 +6333,73 @@
       <w:sz w:val="32"/>
     </w:rPr>
   </w:style>
-  <w:style w:type="table" w:styleId="TableGrid">
+  <w:style w:type="table" w:styleId="21">
     <w:name w:val="Table Grid"/>
-    <w:basedOn w:val="TableNormal"/>
+    <w:basedOn w:val="20"/>
     <w:qFormat/>
+    <w:uiPriority w:val="0"/>
     <w:pPr>
       <w:widowControl w:val="0"/>
       <w:jc w:val="both"/>
     </w:pPr>
     <w:tblPr>
       <w:tblBorders>
-        <w:top w:val="single" w:sz="4" w:space="0" w:color="auto"/>
-        <w:left w:val="single" w:sz="4" w:space="0" w:color="auto"/>
-        <w:bottom w:val="single" w:sz="4" w:space="0" w:color="auto"/>
-        <w:right w:val="single" w:sz="4" w:space="0" w:color="auto"/>
-        <w:insideH w:val="single" w:sz="4" w:space="0" w:color="auto"/>
-        <w:insideV w:val="single" w:sz="4" w:space="0" w:color="auto"/>
+        <w:top w:val="single" w:color="auto" w:sz="4" w:space="0"/>
+        <w:left w:val="single" w:color="auto" w:sz="4" w:space="0"/>
+        <w:bottom w:val="single" w:color="auto" w:sz="4" w:space="0"/>
+        <w:right w:val="single" w:color="auto" w:sz="4" w:space="0"/>
+        <w:insideH w:val="single" w:color="auto" w:sz="4" w:space="0"/>
+        <w:insideV w:val="single" w:color="auto" w:sz="4" w:space="0"/>
       </w:tblBorders>
     </w:tblPr>
   </w:style>
-  <w:style w:type="character" w:styleId="Strong">
+  <w:style w:type="character" w:styleId="23">
     <w:name w:val="Strong"/>
-    <w:basedOn w:val="DefaultParagraphFont"/>
+    <w:basedOn w:val="22"/>
     <w:qFormat/>
+    <w:uiPriority w:val="0"/>
     <w:rPr>
       <w:b/>
     </w:rPr>
   </w:style>
-  <w:style w:type="paragraph" w:customStyle="1" w:styleId="a">
+  <w:style w:type="paragraph" w:customStyle="1" w:styleId="24">
     <w:name w:val="柴_公司名"/>
-    <w:basedOn w:val="Title"/>
+    <w:basedOn w:val="19"/>
     <w:qFormat/>
+    <w:uiPriority w:val="0"/>
     <w:pPr>
       <w:spacing w:after="600" w:afterLines="600"/>
     </w:pPr>
     <w:rPr>
-      <w:rFonts w:ascii="宋体" w:eastAsia="宋体" w:hAnsi="宋体" w:cs="宋体" w:hint="eastAsia"/>
+      <w:rFonts w:hint="eastAsia" w:ascii="宋体" w:hAnsi="宋体" w:eastAsia="宋体" w:cs="宋体"/>
       <w:bCs/>
       <w:spacing w:val="-6"/>
       <w:sz w:val="52"/>
       <w:szCs w:val="52"/>
     </w:rPr>
   </w:style>
-  <w:style w:type="paragraph" w:customStyle="1" w:styleId="a0">
+  <w:style w:type="paragraph" w:customStyle="1" w:styleId="25">
     <w:name w:val="柴_文档名"/>
-    <w:basedOn w:val="Title"/>
+    <w:basedOn w:val="19"/>
     <w:qFormat/>
+    <w:uiPriority w:val="0"/>
     <w:pPr>
       <w:spacing w:after="900" w:afterLines="900"/>
     </w:pPr>
     <w:rPr>
-      <w:rFonts w:ascii="黑体" w:eastAsia="黑体" w:hAnsi="黑体" w:cs="黑体"/>
+      <w:rFonts w:ascii="黑体" w:hAnsi="黑体" w:eastAsia="黑体" w:cs="黑体"/>
       <w:bCs/>
       <w:spacing w:val="-7"/>
       <w:sz w:val="52"/>
       <w:szCs w:val="52"/>
     </w:rPr>
   </w:style>
-  <w:style w:type="table" w:customStyle="1" w:styleId="TableNormal0">
+  <w:style w:type="table" w:customStyle="1" w:styleId="26">
     <w:name w:val="Table Normal_0"/>
     <w:semiHidden/>
     <w:unhideWhenUsed/>
     <w:qFormat/>
+    <w:uiPriority w:val="0"/>
     <w:tblPr>
       <w:tblCellMar>
         <w:top w:w="0" w:type="dxa"/>
@@ -6481,81 +6409,87 @@
       </w:tblCellMar>
     </w:tblPr>
   </w:style>
-  <w:style w:type="paragraph" w:customStyle="1" w:styleId="TableText">
+  <w:style w:type="paragraph" w:customStyle="1" w:styleId="27">
     <w:name w:val="Table Text"/>
-    <w:basedOn w:val="Normal"/>
+    <w:basedOn w:val="1"/>
     <w:semiHidden/>
     <w:qFormat/>
+    <w:uiPriority w:val="0"/>
     <w:rPr>
-      <w:rFonts w:ascii="宋体" w:eastAsia="宋体" w:hAnsi="宋体" w:cs="宋体"/>
+      <w:rFonts w:ascii="宋体" w:hAnsi="宋体" w:eastAsia="宋体" w:cs="宋体"/>
       <w:sz w:val="21"/>
       <w:szCs w:val="21"/>
       <w:lang w:val="en-US" w:eastAsia="en-US" w:bidi="ar-SA"/>
     </w:rPr>
   </w:style>
-  <w:style w:type="paragraph" w:customStyle="1" w:styleId="1">
+  <w:style w:type="paragraph" w:customStyle="1" w:styleId="28">
     <w:name w:val="柴_标题1"/>
-    <w:basedOn w:val="Heading1"/>
-    <w:next w:val="a1"/>
-    <w:link w:val="1Char"/>
+    <w:basedOn w:val="2"/>
+    <w:next w:val="29"/>
+    <w:link w:val="38"/>
     <w:qFormat/>
+    <w:uiPriority w:val="0"/>
     <w:pPr>
       <w:spacing w:before="100" w:after="90" w:line="360" w:lineRule="auto"/>
     </w:pPr>
     <w:rPr>
-      <w:rFonts w:ascii="Arial" w:eastAsia="宋体" w:hAnsi="Arial"/>
+      <w:rFonts w:ascii="Arial" w:hAnsi="Arial" w:eastAsia="宋体"/>
       <w:sz w:val="32"/>
     </w:rPr>
   </w:style>
-  <w:style w:type="paragraph" w:customStyle="1" w:styleId="a1">
+  <w:style w:type="paragraph" w:customStyle="1" w:styleId="29">
     <w:name w:val="柴_正文"/>
-    <w:basedOn w:val="BodyText"/>
-    <w:link w:val="Char"/>
+    <w:basedOn w:val="12"/>
+    <w:link w:val="42"/>
     <w:qFormat/>
+    <w:uiPriority w:val="0"/>
     <w:pPr>
       <w:spacing w:line="360" w:lineRule="auto"/>
       <w:ind w:firstLine="470" w:firstLineChars="200"/>
     </w:pPr>
     <w:rPr>
-      <w:rFonts w:ascii="Arial" w:eastAsia="宋体" w:hAnsi="Arial"/>
+      <w:rFonts w:ascii="Arial" w:hAnsi="Arial" w:eastAsia="宋体"/>
       <w:sz w:val="24"/>
       <w:lang w:eastAsia="zh-CN"/>
     </w:rPr>
   </w:style>
-  <w:style w:type="paragraph" w:customStyle="1" w:styleId="2">
+  <w:style w:type="paragraph" w:customStyle="1" w:styleId="30">
     <w:name w:val="柴_标题2"/>
-    <w:basedOn w:val="Heading2"/>
-    <w:next w:val="a1"/>
+    <w:basedOn w:val="3"/>
+    <w:next w:val="29"/>
     <w:qFormat/>
+    <w:uiPriority w:val="0"/>
     <w:pPr>
       <w:spacing w:line="360" w:lineRule="auto"/>
     </w:pPr>
     <w:rPr>
-      <w:rFonts w:ascii="Arial" w:eastAsia="宋体" w:hAnsi="Arial"/>
+      <w:rFonts w:ascii="Arial" w:hAnsi="Arial" w:eastAsia="宋体"/>
       <w:sz w:val="28"/>
     </w:rPr>
   </w:style>
-  <w:style w:type="paragraph" w:customStyle="1" w:styleId="3">
+  <w:style w:type="paragraph" w:customStyle="1" w:styleId="31">
     <w:name w:val="柴_标题3"/>
-    <w:basedOn w:val="Heading3"/>
-    <w:next w:val="a1"/>
+    <w:basedOn w:val="4"/>
+    <w:next w:val="29"/>
     <w:qFormat/>
+    <w:uiPriority w:val="0"/>
     <w:pPr>
       <w:spacing w:line="360" w:lineRule="auto"/>
       <w:ind w:left="0" w:firstLine="472" w:firstLineChars="200"/>
     </w:pPr>
     <w:rPr>
-      <w:rFonts w:ascii="宋体" w:eastAsia="宋体" w:hAnsi="宋体" w:cs="宋体"/>
+      <w:rFonts w:ascii="宋体" w:hAnsi="宋体" w:eastAsia="宋体" w:cs="宋体"/>
       <w:spacing w:val="-2"/>
       <w:sz w:val="24"/>
       <w:szCs w:val="24"/>
     </w:rPr>
   </w:style>
-  <w:style w:type="paragraph" w:customStyle="1" w:styleId="a2">
+  <w:style w:type="paragraph" w:customStyle="1" w:styleId="32">
     <w:name w:val="柴_目录"/>
-    <w:basedOn w:val="Normal"/>
-    <w:next w:val="BodyText"/>
+    <w:basedOn w:val="1"/>
+    <w:next w:val="12"/>
     <w:qFormat/>
+    <w:uiPriority w:val="0"/>
     <w:pPr>
       <w:tabs>
         <w:tab w:val="right" w:leader="dot" w:pos="8442"/>
@@ -6563,59 +6497,64 @@
       <w:ind w:left="0" w:leftChars="0"/>
     </w:pPr>
     <w:rPr>
-      <w:rFonts w:ascii="Arial" w:eastAsia="Microsoft JhengHei" w:hAnsi="Arial"/>
+      <w:rFonts w:ascii="Arial" w:hAnsi="Arial" w:eastAsia="Microsoft JhengHei"/>
       <w:sz w:val="24"/>
     </w:rPr>
   </w:style>
-  <w:style w:type="paragraph" w:customStyle="1" w:styleId="WPSOffice1">
+  <w:style w:type="paragraph" w:customStyle="1" w:styleId="33">
     <w:name w:val="WPSOffice手动目录 1"/>
     <w:qFormat/>
+    <w:uiPriority w:val="0"/>
     <w:pPr>
       <w:ind w:leftChars="0"/>
     </w:pPr>
     <w:rPr>
-      <w:rFonts w:ascii="Times New Roman" w:eastAsia="宋体" w:hAnsi="Times New Roman" w:cs="Times New Roman"/>
+      <w:rFonts w:ascii="Times New Roman" w:hAnsi="Times New Roman" w:eastAsia="宋体" w:cs="Times New Roman"/>
       <w:sz w:val="20"/>
       <w:szCs w:val="20"/>
     </w:rPr>
   </w:style>
-  <w:style w:type="paragraph" w:customStyle="1" w:styleId="WPSOffice2">
+  <w:style w:type="paragraph" w:customStyle="1" w:styleId="34">
     <w:name w:val="WPSOffice手动目录 2"/>
     <w:qFormat/>
+    <w:uiPriority w:val="0"/>
     <w:pPr>
       <w:ind w:leftChars="200"/>
     </w:pPr>
     <w:rPr>
-      <w:rFonts w:ascii="Times New Roman" w:eastAsia="宋体" w:hAnsi="Times New Roman" w:cs="Times New Roman"/>
+      <w:rFonts w:ascii="Times New Roman" w:hAnsi="Times New Roman" w:eastAsia="宋体" w:cs="Times New Roman"/>
       <w:sz w:val="20"/>
       <w:szCs w:val="20"/>
     </w:rPr>
   </w:style>
-  <w:style w:type="paragraph" w:customStyle="1" w:styleId="WPSOffice3">
+  <w:style w:type="paragraph" w:customStyle="1" w:styleId="35">
     <w:name w:val="WPSOffice手动目录 3"/>
     <w:qFormat/>
+    <w:uiPriority w:val="0"/>
     <w:pPr>
       <w:ind w:leftChars="400"/>
     </w:pPr>
     <w:rPr>
-      <w:rFonts w:ascii="Times New Roman" w:eastAsia="宋体" w:hAnsi="Times New Roman" w:cs="Times New Roman"/>
+      <w:rFonts w:ascii="Times New Roman" w:hAnsi="Times New Roman" w:eastAsia="宋体" w:cs="Times New Roman"/>
       <w:sz w:val="20"/>
       <w:szCs w:val="20"/>
     </w:rPr>
   </w:style>
-  <w:style w:type="paragraph" w:customStyle="1" w:styleId="Compact">
+  <w:style w:type="paragraph" w:customStyle="1" w:styleId="36">
     <w:name w:val="Compact"/>
-    <w:basedOn w:val="BodyText"/>
+    <w:basedOn w:val="12"/>
     <w:qFormat/>
+    <w:uiPriority w:val="0"/>
     <w:pPr>
       <w:spacing w:before="36" w:after="36"/>
     </w:pPr>
   </w:style>
-  <w:style w:type="table" w:customStyle="1" w:styleId="Table">
+  <w:style w:type="table" w:customStyle="1" w:styleId="37">
     <w:name w:val="Table"/>
     <w:semiHidden/>
     <w:unhideWhenUsed/>
     <w:qFormat/>
+    <w:uiPriority w:val="0"/>
     <w:tblPr>
       <w:tblCellMar>
         <w:top w:w="0" w:type="dxa"/>
@@ -6627,26 +6566,28 @@
     <w:tblStylePr w:type="firstRow">
       <w:tcPr>
         <w:tcBorders>
-          <w:bottom w:val="single" w:sz="0" w:space="0" w:color="auto"/>
+          <w:bottom w:val="single" w:color="auto" w:sz="0" w:space="0"/>
         </w:tcBorders>
         <w:vAlign w:val="bottom"/>
       </w:tcPr>
     </w:tblStylePr>
   </w:style>
-  <w:style w:type="character" w:customStyle="1" w:styleId="1Char">
+  <w:style w:type="character" w:customStyle="1" w:styleId="38">
     <w:name w:val="柴_标题1 Char"/>
-    <w:link w:val="1"/>
+    <w:link w:val="28"/>
     <w:qFormat/>
+    <w:uiPriority w:val="0"/>
     <w:rPr>
-      <w:rFonts w:ascii="Arial" w:eastAsia="宋体" w:hAnsi="Arial"/>
+      <w:rFonts w:ascii="Arial" w:hAnsi="Arial" w:eastAsia="宋体"/>
       <w:sz w:val="32"/>
     </w:rPr>
   </w:style>
-  <w:style w:type="table" w:customStyle="1" w:styleId="TableNormal1">
+  <w:style w:type="table" w:customStyle="1" w:styleId="39">
     <w:name w:val="Table Normal_1"/>
     <w:semiHidden/>
     <w:unhideWhenUsed/>
     <w:qFormat/>
+    <w:uiPriority w:val="0"/>
     <w:tblPr>
       <w:tblCellMar>
         <w:top w:w="0" w:type="dxa"/>
@@ -6656,10 +6597,11 @@
       </w:tblCellMar>
     </w:tblPr>
   </w:style>
-  <w:style w:type="paragraph" w:customStyle="1" w:styleId="a3">
+  <w:style w:type="paragraph" w:customStyle="1" w:styleId="40">
     <w:name w:val="柴_正文_无缩进"/>
-    <w:basedOn w:val="Normal"/>
+    <w:basedOn w:val="1"/>
     <w:qFormat/>
+    <w:uiPriority w:val="0"/>
     <w:pPr>
       <w:ind w:firstLine="0" w:firstLineChars="0"/>
     </w:pPr>
@@ -6669,29 +6611,31 @@
       <w:lang w:eastAsia="zh-CN"/>
     </w:rPr>
   </w:style>
-  <w:style w:type="paragraph" w:customStyle="1" w:styleId="4">
+  <w:style w:type="paragraph" w:customStyle="1" w:styleId="41">
     <w:name w:val="柴_标题4"/>
-    <w:basedOn w:val="Heading4"/>
-    <w:next w:val="Normal"/>
+    <w:basedOn w:val="5"/>
+    <w:next w:val="1"/>
     <w:qFormat/>
+    <w:uiPriority w:val="0"/>
     <w:pPr>
       <w:widowControl w:val="0"/>
       <w:spacing w:before="160" w:line="360" w:lineRule="auto"/>
-      <w:ind w:left="981" w:hanging="862" w:leftChars="300"/>
+      <w:ind w:left="981" w:leftChars="300" w:hanging="862"/>
     </w:pPr>
     <w:rPr>
-      <w:rFonts w:ascii="Calibri" w:eastAsia="宋体" w:hAnsi="Calibri" w:cs="宋体" w:hint="eastAsia"/>
+      <w:rFonts w:hint="eastAsia" w:ascii="Calibri" w:hAnsi="Calibri" w:eastAsia="宋体" w:cs="宋体"/>
       <w:sz w:val="24"/>
       <w:szCs w:val="24"/>
       <w:lang w:eastAsia="zh-CN" w:bidi="zh-CN"/>
     </w:rPr>
   </w:style>
-  <w:style w:type="character" w:customStyle="1" w:styleId="Char">
+  <w:style w:type="character" w:customStyle="1" w:styleId="42">
     <w:name w:val="柴_正文 Char"/>
-    <w:link w:val="a1"/>
+    <w:link w:val="29"/>
     <w:qFormat/>
+    <w:uiPriority w:val="0"/>
     <w:rPr>
-      <w:rFonts w:ascii="Arial" w:eastAsia="宋体" w:hAnsi="Arial"/>
+      <w:rFonts w:ascii="Arial" w:hAnsi="Arial" w:eastAsia="宋体"/>
       <w:sz w:val="24"/>
       <w:lang w:eastAsia="zh-CN"/>
     </w:rPr>
